--- a/Prac3.docx
+++ b/Prac3.docx
@@ -1511,6 +1511,201 @@
       </w:r>
       <w:r>
         <w:t xml:space="preserve">called by different collaborators, over different observer lists. </w:t>
+      </w:r>
+    </w:p>
+    <w:p>
+      <w:pPr>
+        <w:pStyle w:val="ListParagraph"/>
+      </w:pPr>
+    </w:p>
+    <w:p>
+      <w:pPr>
+        <w:pStyle w:val="ListParagraph"/>
+      </w:pPr>
+    </w:p>
+    <w:p>
+      <w:pPr>
+        <w:pStyle w:val="Heading1"/>
+        <w:rPr>
+          <w:b/>
+          <w:bCs/>
+          <w:u w:val="single"/>
+        </w:rPr>
+      </w:pPr>
+      <w:r>
+        <w:rPr>
+          <w:b/>
+          <w:bCs/>
+          <w:u w:val="single"/>
+        </w:rPr>
+        <w:t>Task 2:</w:t>
+      </w:r>
+    </w:p>
+    <w:p>
+      <w:r>
+        <w:t xml:space="preserve">2.4) </w:t>
+      </w:r>
+      <w:r>
+        <w:t xml:space="preserve">Calling delete </w:t>
+      </w:r>
+      <w:r>
+        <w:t>N</w:t>
+      </w:r>
+      <w:r>
+        <w:t>exusCon invokes EventGroup::~EventGroup(), which iterates its children vector and calls delete on each pointer. Because TournamentHall, ExpoFloor, and CommunityZone are themselves EventGroup-derived objects, deleting them triggers the same destructor recursively on their own children</w:t>
+      </w:r>
+      <w:r>
+        <w:t xml:space="preserve"> (C</w:t>
+      </w:r>
+      <w:r>
+        <w:t>aster</w:t>
+      </w:r>
+      <w:r>
+        <w:t>Booth</w:t>
+      </w:r>
+      <w:r>
+        <w:t>,</w:t>
+      </w:r>
+      <w:r>
+        <w:t xml:space="preserve"> P</w:t>
+      </w:r>
+      <w:r>
+        <w:t xml:space="preserve">ublisherRow, </w:t>
+      </w:r>
+      <w:r>
+        <w:t>I</w:t>
+      </w:r>
+      <w:r>
+        <w:t>ndieAlley, etc.), which continues down to the leaves (TournamentStage, Booth, DemoKiosk, and so on), where ~EventUnit() and each leaf's own destructor run.</w:t>
+      </w:r>
+    </w:p>
+    <w:p>
+      <w:r>
+        <w:t>Every object is deleted exactly once because every EventComponent* in the tree is stored in the children vector of exactly one parent — no object is ever add()ed to two different EventGroups simultaneously in this design. Since ownership is</w:t>
+      </w:r>
+      <w:r>
+        <w:t xml:space="preserve"> </w:t>
+      </w:r>
+      <w:r>
+        <w:t>non-shared, the recursi</w:t>
+      </w:r>
+      <w:r>
+        <w:t xml:space="preserve">on </w:t>
+      </w:r>
+      <w:r>
+        <w:t xml:space="preserve">visits each node exactly once as it </w:t>
+      </w:r>
+      <w:r>
+        <w:t>travels</w:t>
+      </w:r>
+      <w:r>
+        <w:t xml:space="preserve"> the tree depth-first, and there is no path by which the same pointer could be reached and deleted a second time.</w:t>
+      </w:r>
+    </w:p>
+    <w:p>
+      <w:r>
+        <w:t>This is also why Subject's destructor (on TournamentHall, etc.) is safe alongside this: it only clears its observers list, it never calls delete on the pointers it holds — because those same objects</w:t>
+      </w:r>
+      <w:r>
+        <w:t xml:space="preserve"> </w:t>
+      </w:r>
+      <w:r>
+        <w:t xml:space="preserve">are </w:t>
+      </w:r>
+      <w:r>
+        <w:t>also</w:t>
+      </w:r>
+      <w:r>
+        <w:t xml:space="preserve"> Composite-owned children elsewhere in the tree, and deleting them a second time via the observer list would cause a double-free. This is precisely why 1.4(d)'s ownership split (Composite owns, Subject does not) </w:t>
+      </w:r>
+      <w:r>
+        <w:t>is important.</w:t>
+      </w:r>
+    </w:p>
+    <w:p/>
+    <w:p/>
+    <w:p/>
+    <w:p/>
+    <w:p/>
+    <w:p>
+      <w:pPr>
+        <w:pStyle w:val="Heading1"/>
+        <w:rPr>
+          <w:b/>
+          <w:bCs/>
+          <w:u w:val="single"/>
+        </w:rPr>
+      </w:pPr>
+      <w:r>
+        <w:rPr>
+          <w:b/>
+          <w:bCs/>
+          <w:u w:val="single"/>
+        </w:rPr>
+        <w:lastRenderedPageBreak/>
+        <w:t>Task 5:</w:t>
+      </w:r>
+    </w:p>
+    <w:p>
+      <w:r>
+        <w:drawing>
+          <wp:anchor distT="0" distB="0" distL="114300" distR="114300" simplePos="0" relativeHeight="251658240" behindDoc="1" locked="0" layoutInCell="1" allowOverlap="1" wp14:anchorId="068472BA" wp14:editId="3084BB06">
+            <wp:simplePos x="0" y="0"/>
+            <wp:positionH relativeFrom="margin">
+              <wp:align>center</wp:align>
+            </wp:positionH>
+            <wp:positionV relativeFrom="paragraph">
+              <wp:posOffset>204643</wp:posOffset>
+            </wp:positionV>
+            <wp:extent cx="7398581" cy="2144683"/>
+            <wp:effectExtent l="0" t="0" r="0" b="8255"/>
+            <wp:wrapNone/>
+            <wp:docPr id="598388384" name="Picture 1"/>
+            <wp:cNvGraphicFramePr>
+              <a:graphicFrameLocks xmlns:a="http://schemas.openxmlformats.org/drawingml/2006/main" noChangeAspect="1"/>
+            </wp:cNvGraphicFramePr>
+            <a:graphic xmlns:a="http://schemas.openxmlformats.org/drawingml/2006/main">
+              <a:graphicData uri="http://schemas.openxmlformats.org/drawingml/2006/picture">
+                <pic:pic xmlns:pic="http://schemas.openxmlformats.org/drawingml/2006/picture">
+                  <pic:nvPicPr>
+                    <pic:cNvPr id="598388384" name=""/>
+                    <pic:cNvPicPr/>
+                  </pic:nvPicPr>
+                  <pic:blipFill>
+                    <a:blip r:embed="rId5">
+                      <a:extLst>
+                        <a:ext uri="{28A0092B-C50C-407E-A947-70E740481C1C}">
+                          <a14:useLocalDpi xmlns:a14="http://schemas.microsoft.com/office/drawing/2010/main" val="0"/>
+                        </a:ext>
+                      </a:extLst>
+                    </a:blip>
+                    <a:stretch>
+                      <a:fillRect/>
+                    </a:stretch>
+                  </pic:blipFill>
+                  <pic:spPr>
+                    <a:xfrm>
+                      <a:off x="0" y="0"/>
+                      <a:ext cx="7398581" cy="2144683"/>
+                    </a:xfrm>
+                    <a:prstGeom prst="rect">
+                      <a:avLst/>
+                    </a:prstGeom>
+                  </pic:spPr>
+                </pic:pic>
+              </a:graphicData>
+            </a:graphic>
+            <wp14:sizeRelH relativeFrom="page">
+              <wp14:pctWidth>0</wp14:pctWidth>
+            </wp14:sizeRelH>
+            <wp14:sizeRelV relativeFrom="page">
+              <wp14:pctHeight>0</wp14:pctHeight>
+            </wp14:sizeRelV>
+          </wp:anchor>
+        </w:drawing>
+      </w:r>
+      <w:r>
+        <w:t xml:space="preserve">5.1) </w:t>
       </w:r>
     </w:p>
     <w:p/>
@@ -1534,6 +1729,7 @@
     <w:p/>
     <w:p/>
     <w:p/>
+    <w:p/>
     <w:p>
       <w:pPr>
         <w:rPr>
@@ -1552,22 +1748,22 @@
           <w:szCs w:val="32"/>
           <w:u w:val="single"/>
         </w:rPr>
+        <w:t>Layout:</w:t>
+      </w:r>
+    </w:p>
+    <w:p>
+      <w:r>
+        <w:t xml:space="preserve">NexusCon (root) </w:t>
+      </w:r>
+    </w:p>
+    <w:p>
+      <w:r>
+        <w:t xml:space="preserve">| </w:t>
+      </w:r>
+    </w:p>
+    <w:p>
+      <w:r>
         <w:lastRenderedPageBreak/>
-        <w:t>Layout:</w:t>
-      </w:r>
-    </w:p>
-    <w:p>
-      <w:r>
-        <w:t xml:space="preserve">NexusCon (root) </w:t>
-      </w:r>
-    </w:p>
-    <w:p>
-      <w:r>
-        <w:t xml:space="preserve">| </w:t>
-      </w:r>
-    </w:p>
-    <w:p>
-      <w:r>
         <w:t xml:space="preserve">+-- Tournament Hall </w:t>
       </w:r>
     </w:p>
@@ -4050,6 +4246,7 @@
   <w:style w:type="character" w:default="1" w:styleId="DefaultParagraphFont">
     <w:name w:val="Default Paragraph Font"/>
     <w:uiPriority w:val="1"/>
+    <w:semiHidden/>
     <w:unhideWhenUsed/>
   </w:style>
   <w:style w:type="table" w:default="1" w:styleId="TableNormal">
@@ -4360,6 +4557,17 @@
       <w:smallCaps/>
       <w:color w:val="0F4761" w:themeColor="accent1" w:themeShade="BF"/>
       <w:spacing w:val="5"/>
+    </w:rPr>
+  </w:style>
+  <w:style w:type="paragraph" w:styleId="NormalWeb">
+    <w:name w:val="Normal (Web)"/>
+    <w:basedOn w:val="Normal"/>
+    <w:uiPriority w:val="99"/>
+    <w:semiHidden/>
+    <w:unhideWhenUsed/>
+    <w:rsid w:val="0057728C"/>
+    <w:rPr>
+      <w:rFonts w:ascii="Times New Roman" w:hAnsi="Times New Roman" w:cs="Times New Roman"/>
     </w:rPr>
   </w:style>
 </w:styles>

--- a/Prac3.docx
+++ b/Prac3.docx
@@ -1543,6 +1543,49 @@
     </w:p>
     <w:p>
       <w:r>
+        <w:t xml:space="preserve">2.3) </w:t>
+      </w:r>
+      <w:r>
+        <w:drawing>
+          <wp:inline distT="0" distB="0" distL="0" distR="0" wp14:anchorId="2018F182" wp14:editId="77F5C78A">
+            <wp:extent cx="5624482" cy="5549931"/>
+            <wp:effectExtent l="0" t="0" r="0" b="0"/>
+            <wp:docPr id="836304078" name="Picture 1"/>
+            <wp:cNvGraphicFramePr>
+              <a:graphicFrameLocks xmlns:a="http://schemas.openxmlformats.org/drawingml/2006/main" noChangeAspect="1"/>
+            </wp:cNvGraphicFramePr>
+            <a:graphic xmlns:a="http://schemas.openxmlformats.org/drawingml/2006/main">
+              <a:graphicData uri="http://schemas.openxmlformats.org/drawingml/2006/picture">
+                <pic:pic xmlns:pic="http://schemas.openxmlformats.org/drawingml/2006/picture">
+                  <pic:nvPicPr>
+                    <pic:cNvPr id="836304078" name=""/>
+                    <pic:cNvPicPr/>
+                  </pic:nvPicPr>
+                  <pic:blipFill>
+                    <a:blip r:embed="rId5"/>
+                    <a:stretch>
+                      <a:fillRect/>
+                    </a:stretch>
+                  </pic:blipFill>
+                  <pic:spPr>
+                    <a:xfrm>
+                      <a:off x="0" y="0"/>
+                      <a:ext cx="5624482" cy="5549931"/>
+                    </a:xfrm>
+                    <a:prstGeom prst="rect">
+                      <a:avLst/>
+                    </a:prstGeom>
+                  </pic:spPr>
+                </pic:pic>
+              </a:graphicData>
+            </a:graphic>
+          </wp:inline>
+        </w:drawing>
+      </w:r>
+    </w:p>
+    <w:p>
+      <w:r>
+        <w:lastRenderedPageBreak/>
         <w:t xml:space="preserve">2.4) </w:t>
       </w:r>
       <w:r>
@@ -1642,7 +1685,6 @@
           <w:bCs/>
           <w:u w:val="single"/>
         </w:rPr>
-        <w:lastRenderedPageBreak/>
         <w:t>Task 5:</w:t>
       </w:r>
     </w:p>
@@ -1672,7 +1714,7 @@
                     <pic:cNvPicPr/>
                   </pic:nvPicPr>
                   <pic:blipFill>
-                    <a:blip r:embed="rId5">
+                    <a:blip r:embed="rId6">
                       <a:extLst>
                         <a:ext uri="{28A0092B-C50C-407E-A947-70E740481C1C}">
                           <a14:useLocalDpi xmlns:a14="http://schemas.microsoft.com/office/drawing/2010/main" val="0"/>
@@ -1763,131 +1805,131 @@
     </w:p>
     <w:p>
       <w:r>
+        <w:t xml:space="preserve">+-- Tournament Hall </w:t>
+      </w:r>
+    </w:p>
+    <w:p>
+      <w:r>
+        <w:t>|</w:t>
+      </w:r>
+      <w:r>
+        <w:tab/>
+      </w:r>
+      <w:r>
+        <w:t xml:space="preserve">+-- Main Arena </w:t>
+      </w:r>
+    </w:p>
+    <w:p>
+      <w:r>
+        <w:t xml:space="preserve">| </w:t>
+      </w:r>
+      <w:r>
+        <w:tab/>
+      </w:r>
+      <w:r>
+        <w:t xml:space="preserve">| </w:t>
+      </w:r>
+      <w:r>
+        <w:tab/>
+      </w:r>
+      <w:r>
+        <w:t xml:space="preserve">+-- Tournament Stage </w:t>
+      </w:r>
+    </w:p>
+    <w:p>
+      <w:r>
+        <w:t xml:space="preserve">| </w:t>
+      </w:r>
+      <w:r>
+        <w:tab/>
+      </w:r>
+      <w:r>
+        <w:t xml:space="preserve">| </w:t>
+      </w:r>
+      <w:r>
+        <w:tab/>
+      </w:r>
+      <w:r>
+        <w:t xml:space="preserve">+-- Caster Booth </w:t>
+      </w:r>
+    </w:p>
+    <w:p>
+      <w:r>
+        <w:t xml:space="preserve">| </w:t>
+      </w:r>
+      <w:r>
+        <w:tab/>
+      </w:r>
+      <w:r>
+        <w:t xml:space="preserve">| </w:t>
+      </w:r>
+    </w:p>
+    <w:p>
+      <w:r>
+        <w:t xml:space="preserve">| </w:t>
+      </w:r>
+      <w:r>
+        <w:tab/>
+      </w:r>
+      <w:r>
+        <w:t xml:space="preserve">+-- Practice Zone </w:t>
+      </w:r>
+    </w:p>
+    <w:p>
+      <w:r>
+        <w:t xml:space="preserve">| </w:t>
+      </w:r>
+      <w:r>
+        <w:tab/>
+      </w:r>
+      <w:r>
+        <w:tab/>
+      </w:r>
+      <w:r>
+        <w:t xml:space="preserve">+-- Practice Booth </w:t>
+      </w:r>
+    </w:p>
+    <w:p>
+      <w:r>
+        <w:t xml:space="preserve">| </w:t>
+      </w:r>
+    </w:p>
+    <w:p>
+      <w:r>
+        <w:t xml:space="preserve">+-- Expo Floor </w:t>
+      </w:r>
+    </w:p>
+    <w:p>
+      <w:r>
+        <w:t xml:space="preserve">| </w:t>
+      </w:r>
+      <w:r>
+        <w:tab/>
+      </w:r>
+      <w:r>
+        <w:t xml:space="preserve">+-- Publisher Row </w:t>
+      </w:r>
+    </w:p>
+    <w:p>
+      <w:r>
+        <w:t xml:space="preserve">| </w:t>
+      </w:r>
+      <w:r>
+        <w:tab/>
+      </w:r>
+      <w:r>
+        <w:t xml:space="preserve">| </w:t>
+      </w:r>
+      <w:r>
+        <w:tab/>
+      </w:r>
+      <w:r>
+        <w:t xml:space="preserve">+-- Booth </w:t>
+      </w:r>
+    </w:p>
+    <w:p>
+      <w:r>
         <w:lastRenderedPageBreak/>
-        <w:t xml:space="preserve">+-- Tournament Hall </w:t>
-      </w:r>
-    </w:p>
-    <w:p>
-      <w:r>
-        <w:t>|</w:t>
-      </w:r>
-      <w:r>
-        <w:tab/>
-      </w:r>
-      <w:r>
-        <w:t xml:space="preserve">+-- Main Arena </w:t>
-      </w:r>
-    </w:p>
-    <w:p>
-      <w:r>
-        <w:t xml:space="preserve">| </w:t>
-      </w:r>
-      <w:r>
-        <w:tab/>
-      </w:r>
-      <w:r>
-        <w:t xml:space="preserve">| </w:t>
-      </w:r>
-      <w:r>
-        <w:tab/>
-      </w:r>
-      <w:r>
-        <w:t xml:space="preserve">+-- Tournament Stage </w:t>
-      </w:r>
-    </w:p>
-    <w:p>
-      <w:r>
-        <w:t xml:space="preserve">| </w:t>
-      </w:r>
-      <w:r>
-        <w:tab/>
-      </w:r>
-      <w:r>
-        <w:t xml:space="preserve">| </w:t>
-      </w:r>
-      <w:r>
-        <w:tab/>
-      </w:r>
-      <w:r>
-        <w:t xml:space="preserve">+-- Caster Booth </w:t>
-      </w:r>
-    </w:p>
-    <w:p>
-      <w:r>
-        <w:t xml:space="preserve">| </w:t>
-      </w:r>
-      <w:r>
-        <w:tab/>
-      </w:r>
-      <w:r>
-        <w:t xml:space="preserve">| </w:t>
-      </w:r>
-    </w:p>
-    <w:p>
-      <w:r>
-        <w:t xml:space="preserve">| </w:t>
-      </w:r>
-      <w:r>
-        <w:tab/>
-      </w:r>
-      <w:r>
-        <w:t xml:space="preserve">+-- Practice Zone </w:t>
-      </w:r>
-    </w:p>
-    <w:p>
-      <w:r>
-        <w:t xml:space="preserve">| </w:t>
-      </w:r>
-      <w:r>
-        <w:tab/>
-      </w:r>
-      <w:r>
-        <w:tab/>
-      </w:r>
-      <w:r>
-        <w:t xml:space="preserve">+-- Practice Booth </w:t>
-      </w:r>
-    </w:p>
-    <w:p>
-      <w:r>
-        <w:t xml:space="preserve">| </w:t>
-      </w:r>
-    </w:p>
-    <w:p>
-      <w:r>
-        <w:t xml:space="preserve">+-- Expo Floor </w:t>
-      </w:r>
-    </w:p>
-    <w:p>
-      <w:r>
-        <w:t xml:space="preserve">| </w:t>
-      </w:r>
-      <w:r>
-        <w:tab/>
-      </w:r>
-      <w:r>
-        <w:t xml:space="preserve">+-- Publisher Row </w:t>
-      </w:r>
-    </w:p>
-    <w:p>
-      <w:r>
-        <w:t xml:space="preserve">| </w:t>
-      </w:r>
-      <w:r>
-        <w:tab/>
-      </w:r>
-      <w:r>
-        <w:t xml:space="preserve">| </w:t>
-      </w:r>
-      <w:r>
-        <w:tab/>
-      </w:r>
-      <w:r>
-        <w:t xml:space="preserve">+-- Booth </w:t>
-      </w:r>
-    </w:p>
-    <w:p>
-      <w:r>
         <w:t xml:space="preserve">| </w:t>
       </w:r>
       <w:r>

--- a/Prac3.docx
+++ b/Prac3.docx
@@ -1,6 +1,6 @@
 
 <file path=word/document.xml><?xml version="1.0" encoding="utf-8"?>
-<w:document xmlns:wpc="http://schemas.microsoft.com/office/word/2010/wordprocessingCanvas" xmlns:cx="http://schemas.microsoft.com/office/drawing/2014/chartex" xmlns:cx1="http://schemas.microsoft.com/office/drawing/2015/9/8/chartex" xmlns:cx2="http://schemas.microsoft.com/office/drawing/2015/10/21/chartex" xmlns:cx3="http://schemas.microsoft.com/office/drawing/2016/5/9/chartex" xmlns:cx4="http://schemas.microsoft.com/office/drawing/2016/5/10/chartex" xmlns:cx5="http://schemas.microsoft.com/office/drawing/2016/5/11/chartex" xmlns:cx6="http://schemas.microsoft.com/office/drawing/2016/5/12/chartex" xmlns:cx7="http://schemas.microsoft.com/office/drawing/2016/5/13/chartex" xmlns:cx8="http://schemas.microsoft.com/office/drawing/2016/5/14/chartex" xmlns:mc="http://schemas.openxmlformats.org/markup-compatibility/2006" xmlns:aink="http://schemas.microsoft.com/office/drawing/2016/ink" xmlns:am3d="http://schemas.microsoft.com/office/drawing/2017/model3d" xmlns:o="urn:schemas-microsoft-com:office:office" xmlns:oel="http://schemas.microsoft.com/office/2019/extlst" xmlns:r="http://schemas.openxmlformats.org/officeDocument/2006/relationships" xmlns:m="http://schemas.openxmlformats.org/officeDocument/2006/math" xmlns:v="urn:schemas-microsoft-com:vml" xmlns:wp14="http://schemas.microsoft.com/office/word/2010/wordprocessingDrawing" xmlns:wp="http://schemas.openxmlformats.org/drawingml/2006/wordprocessingDrawing" xmlns:w10="urn:schemas-microsoft-com:office:word" xmlns:w="http://schemas.openxmlformats.org/wordprocessingml/2006/main" xmlns:w14="http://schemas.microsoft.com/office/word/2010/wordml" xmlns:w15="http://schemas.microsoft.com/office/word/2012/wordml" xmlns:w16cei="http://schemas.microsoft.com/office/word/2026/wordml/cei" xmlns:w16cex="http://schemas.microsoft.com/office/word/2018/wordml/cex" xmlns:w16cid="http://schemas.microsoft.com/office/word/2016/wordml/cid" xmlns:w16="http://schemas.microsoft.com/office/word/2018/wordml" xmlns:w16du="http://schemas.microsoft.com/office/word/2023/wordml/word16du" xmlns:w16sdtdh="http://schemas.microsoft.com/office/word/2020/wordml/sdtdatahash" xmlns:w16sdtfl="http://schemas.microsoft.com/office/word/2024/wordml/sdtformatlock" xmlns:w16se="http://schemas.microsoft.com/office/word/2015/wordml/symex" xmlns:wpg="http://schemas.microsoft.com/office/word/2010/wordprocessingGroup" xmlns:wpi="http://schemas.microsoft.com/office/word/2010/wordprocessingInk" xmlns:wne="http://schemas.microsoft.com/office/word/2006/wordml" xmlns:wps="http://schemas.microsoft.com/office/word/2010/wordprocessingShape" mc:Ignorable="w14 w15 w16se w16cid w16 w16cex w16sdtdh w16sdtfl w16du wp14">
+<w:document xmlns:wpc="http://schemas.microsoft.com/office/word/2010/wordprocessingCanvas" xmlns:cx="http://schemas.microsoft.com/office/drawing/2014/chartex" xmlns:cx1="http://schemas.microsoft.com/office/drawing/2015/9/8/chartex" xmlns:cx2="http://schemas.microsoft.com/office/drawing/2015/10/21/chartex" xmlns:cx3="http://schemas.microsoft.com/office/drawing/2016/5/9/chartex" xmlns:cx4="http://schemas.microsoft.com/office/drawing/2016/5/10/chartex" xmlns:cx5="http://schemas.microsoft.com/office/drawing/2016/5/11/chartex" xmlns:cx6="http://schemas.microsoft.com/office/drawing/2016/5/12/chartex" xmlns:cx7="http://schemas.microsoft.com/office/drawing/2016/5/13/chartex" xmlns:cx8="http://schemas.microsoft.com/office/drawing/2016/5/14/chartex" xmlns:mc="http://schemas.openxmlformats.org/markup-compatibility/2006" xmlns:aink="http://schemas.microsoft.com/office/drawing/2016/ink" xmlns:am3d="http://schemas.microsoft.com/office/drawing/2017/model3d" xmlns:o="urn:schemas-microsoft-com:office:office" xmlns:oel="http://schemas.microsoft.com/office/2019/extlst" xmlns:r="http://schemas.openxmlformats.org/officeDocument/2006/relationships" xmlns:m="http://schemas.openxmlformats.org/officeDocument/2006/math" xmlns:v="urn:schemas-microsoft-com:vml" xmlns:wp14="http://schemas.microsoft.com/office/word/2010/wordprocessingDrawing" xmlns:wp="http://schemas.openxmlformats.org/drawingml/2006/wordprocessingDrawing" xmlns:w10="urn:schemas-microsoft-com:office:word" xmlns:w="http://schemas.openxmlformats.org/wordprocessingml/2006/main" xmlns:w14="http://schemas.microsoft.com/office/word/2010/wordml" xmlns:w15="http://schemas.microsoft.com/office/word/2012/wordml" xmlns:w16cex="http://schemas.microsoft.com/office/word/2018/wordml/cex" xmlns:w16cid="http://schemas.microsoft.com/office/word/2016/wordml/cid" xmlns:w16="http://schemas.microsoft.com/office/word/2018/wordml" xmlns:w16du="http://schemas.microsoft.com/office/word/2023/wordml/word16du" xmlns:w16sdtdh="http://schemas.microsoft.com/office/word/2020/wordml/sdtdatahash" xmlns:w16sdtfl="http://schemas.microsoft.com/office/word/2024/wordml/sdtformatlock" xmlns:w16se="http://schemas.microsoft.com/office/word/2015/wordml/symex" xmlns:wpg="http://schemas.microsoft.com/office/word/2010/wordprocessingGroup" xmlns:wpi="http://schemas.microsoft.com/office/word/2010/wordprocessingInk" xmlns:wne="http://schemas.microsoft.com/office/word/2006/wordml" xmlns:wps="http://schemas.microsoft.com/office/word/2010/wordprocessingShape" mc:Ignorable="w14 w15 w16se w16cid w16 w16cex w16sdtdh w16sdtfl w16du wp14">
   <w:body>
     <w:p>
       <w:pPr>
@@ -134,71 +134,9 @@
           <w:b/>
           <w:bCs/>
         </w:rPr>
-        <w:t>Event name: NexusCon — a three-day gaming convention</w:t>
-      </w:r>
-    </w:p>
-    <w:p>
-      <w:pPr>
-        <w:pStyle w:val="ListParagraph"/>
-      </w:pPr>
-    </w:p>
-    <w:p>
-      <w:pPr>
-        <w:pStyle w:val="ListParagraph"/>
-      </w:pPr>
-      <w:r>
-        <w:t>NexusCon is a large-scale gaming convention</w:t>
-      </w:r>
-      <w:r>
-        <w:t xml:space="preserve">, which </w:t>
-      </w:r>
-      <w:r>
-        <w:t>includ</w:t>
-      </w:r>
-      <w:r>
-        <w:t>es</w:t>
-      </w:r>
-      <w:r>
-        <w:t xml:space="preserve"> competitive esports tournaments, a publisher/indie expo floor, and community-</w:t>
-      </w:r>
-      <w:r>
-        <w:t>based</w:t>
-      </w:r>
-      <w:r>
-        <w:t xml:space="preserve"> activities. The event runs across multiple halls and outdoor areas, with thousands of attendees moving between zones. Because tournaments run on live schedules, expo booths run demo hardware continuously, and the event must respond to real-time issues (technical </w:t>
-      </w:r>
-      <w:r>
-        <w:t>issues</w:t>
-      </w:r>
-      <w:r>
-        <w:t xml:space="preserve">, capacity overflows, safety alerts), the venue needs both a nested spatial structure (to organise and query areas) and a notification structure (so </w:t>
-      </w:r>
-      <w:r>
-        <w:t>necessary</w:t>
-      </w:r>
-      <w:r>
-        <w:t xml:space="preserve"> changes </w:t>
-      </w:r>
-      <w:r>
-        <w:t>spread</w:t>
-      </w:r>
-      <w:r>
-        <w:t xml:space="preserve"> quickly to only the</w:t>
-      </w:r>
-      <w:r>
-        <w:t>ir</w:t>
-      </w:r>
-      <w:r>
-        <w:t xml:space="preserve"> relevant areas).</w:t>
-      </w:r>
-    </w:p>
-    <w:p>
-      <w:pPr>
-        <w:pStyle w:val="ListParagraph"/>
-      </w:pPr>
-      <w:r>
-        <w:t xml:space="preserve">The event is organised as a tree of nested areas. At the top level, </w:t>
-      </w:r>
+        <w:t xml:space="preserve">Event name: </w:t>
+      </w:r>
+      <w:proofErr w:type="spellStart"/>
       <w:r>
         <w:rPr>
           <w:b/>
@@ -206,6 +144,91 @@
         </w:rPr>
         <w:t>NexusCon</w:t>
       </w:r>
+      <w:proofErr w:type="spellEnd"/>
+      <w:r>
+        <w:rPr>
+          <w:b/>
+          <w:bCs/>
+        </w:rPr>
+        <w:t xml:space="preserve"> — a three-day gaming convention</w:t>
+      </w:r>
+    </w:p>
+    <w:p>
+      <w:pPr>
+        <w:pStyle w:val="ListParagraph"/>
+      </w:pPr>
+    </w:p>
+    <w:p>
+      <w:pPr>
+        <w:pStyle w:val="ListParagraph"/>
+      </w:pPr>
+      <w:proofErr w:type="spellStart"/>
+      <w:r>
+        <w:t>NexusCon</w:t>
+      </w:r>
+      <w:proofErr w:type="spellEnd"/>
+      <w:r>
+        <w:t xml:space="preserve"> is a large-scale gaming convention</w:t>
+      </w:r>
+      <w:r>
+        <w:t xml:space="preserve">, which </w:t>
+      </w:r>
+      <w:r>
+        <w:t>includ</w:t>
+      </w:r>
+      <w:r>
+        <w:t>es</w:t>
+      </w:r>
+      <w:r>
+        <w:t xml:space="preserve"> competitive esports tournaments, a publisher/indie expo floor, and community-</w:t>
+      </w:r>
+      <w:r>
+        <w:t>based</w:t>
+      </w:r>
+      <w:r>
+        <w:t xml:space="preserve"> activities. The event runs across multiple halls and outdoor areas, with thousands of attendees moving between zones. Because tournaments run on live schedules, expo booths run demo hardware continuously, and the event must respond to real-time issues (technical </w:t>
+      </w:r>
+      <w:r>
+        <w:t>issues</w:t>
+      </w:r>
+      <w:r>
+        <w:t xml:space="preserve">, capacity overflows, safety alerts), the venue needs both a nested spatial structure (to organise and query areas) and a notification structure (so </w:t>
+      </w:r>
+      <w:r>
+        <w:t>necessary</w:t>
+      </w:r>
+      <w:r>
+        <w:t xml:space="preserve"> changes </w:t>
+      </w:r>
+      <w:r>
+        <w:t>spread</w:t>
+      </w:r>
+      <w:r>
+        <w:t xml:space="preserve"> quickly to only the</w:t>
+      </w:r>
+      <w:r>
+        <w:t>ir</w:t>
+      </w:r>
+      <w:r>
+        <w:t xml:space="preserve"> relevant areas).</w:t>
+      </w:r>
+    </w:p>
+    <w:p>
+      <w:pPr>
+        <w:pStyle w:val="ListParagraph"/>
+      </w:pPr>
+      <w:r>
+        <w:t xml:space="preserve">The event is organised as a tree of nested areas. At the top level, </w:t>
+      </w:r>
+      <w:proofErr w:type="spellStart"/>
+      <w:r>
+        <w:rPr>
+          <w:b/>
+          <w:bCs/>
+        </w:rPr>
+        <w:t>NexusCon</w:t>
+      </w:r>
+      <w:proofErr w:type="spellEnd"/>
       <w:r>
         <w:t xml:space="preserve"> contains three major zones: the </w:t>
       </w:r>
@@ -523,7 +546,15 @@
         <w:t>First Aid Point:</w:t>
       </w:r>
       <w:r>
-        <w:t xml:space="preserve"> Remains open at all times for potential medical emergencies</w:t>
+        <w:t xml:space="preserve"> Remains </w:t>
+      </w:r>
+      <w:proofErr w:type="gramStart"/>
+      <w:r>
+        <w:t>open at all times</w:t>
+      </w:r>
+      <w:proofErr w:type="gramEnd"/>
+      <w:r>
+        <w:t xml:space="preserve"> for potential medical emergencies</w:t>
       </w:r>
       <w:r>
         <w:t>.</w:t>
@@ -568,8 +599,13 @@
         <w:t>Component</w:t>
       </w:r>
       <w:r>
-        <w:t>: EventComponent</w:t>
-      </w:r>
+        <w:t xml:space="preserve">: </w:t>
+      </w:r>
+      <w:proofErr w:type="spellStart"/>
+      <w:r>
+        <w:t>EventComponent</w:t>
+      </w:r>
+      <w:proofErr w:type="spellEnd"/>
     </w:p>
     <w:p>
       <w:pPr>
@@ -596,11 +632,21 @@
         <w:t>Demo Kiosk, Charging Station, Queue Management Point, First Aid Point</w:t>
       </w:r>
       <w:r>
-        <w:t xml:space="preserve">, Indie Booth, CosplayMeetupPoint, </w:t>
-      </w:r>
+        <w:t xml:space="preserve">, Indie Booth, </w:t>
+      </w:r>
+      <w:proofErr w:type="spellStart"/>
+      <w:r>
+        <w:t>CosplayMeetupPoint</w:t>
+      </w:r>
+      <w:proofErr w:type="spellEnd"/>
+      <w:r>
+        <w:t xml:space="preserve">, </w:t>
+      </w:r>
+      <w:proofErr w:type="spellStart"/>
       <w:r>
         <w:t>InfoDesk</w:t>
       </w:r>
+      <w:proofErr w:type="spellEnd"/>
     </w:p>
     <w:p>
       <w:pPr>
@@ -620,9 +666,67 @@
       <w:r>
         <w:t xml:space="preserve">: </w:t>
       </w:r>
-      <w:r>
-        <w:t>NexusCon, TournamentHall, MainArea, PracticeZone, ExpoFloor, PublisherRow, IndieAlley, CommunityZone</w:t>
-      </w:r>
+      <w:proofErr w:type="spellStart"/>
+      <w:r>
+        <w:t>NexusCon</w:t>
+      </w:r>
+      <w:proofErr w:type="spellEnd"/>
+      <w:r>
+        <w:t xml:space="preserve">, </w:t>
+      </w:r>
+      <w:proofErr w:type="spellStart"/>
+      <w:r>
+        <w:t>TournamentHall</w:t>
+      </w:r>
+      <w:proofErr w:type="spellEnd"/>
+      <w:r>
+        <w:t xml:space="preserve">, </w:t>
+      </w:r>
+      <w:proofErr w:type="spellStart"/>
+      <w:r>
+        <w:t>MainArea</w:t>
+      </w:r>
+      <w:proofErr w:type="spellEnd"/>
+      <w:r>
+        <w:t xml:space="preserve">, </w:t>
+      </w:r>
+      <w:proofErr w:type="spellStart"/>
+      <w:r>
+        <w:t>PracticeZone</w:t>
+      </w:r>
+      <w:proofErr w:type="spellEnd"/>
+      <w:r>
+        <w:t xml:space="preserve">, </w:t>
+      </w:r>
+      <w:proofErr w:type="spellStart"/>
+      <w:r>
+        <w:t>ExpoFloor</w:t>
+      </w:r>
+      <w:proofErr w:type="spellEnd"/>
+      <w:r>
+        <w:t xml:space="preserve">, </w:t>
+      </w:r>
+      <w:proofErr w:type="spellStart"/>
+      <w:r>
+        <w:t>PublisherRow</w:t>
+      </w:r>
+      <w:proofErr w:type="spellEnd"/>
+      <w:r>
+        <w:t xml:space="preserve">, </w:t>
+      </w:r>
+      <w:proofErr w:type="spellStart"/>
+      <w:r>
+        <w:t>IndieAlley</w:t>
+      </w:r>
+      <w:proofErr w:type="spellEnd"/>
+      <w:r>
+        <w:t xml:space="preserve">, </w:t>
+      </w:r>
+      <w:proofErr w:type="spellStart"/>
+      <w:r>
+        <w:t>CommunityZone</w:t>
+      </w:r>
+      <w:proofErr w:type="spellEnd"/>
     </w:p>
     <w:p>
       <w:pPr>
@@ -716,19 +820,97 @@
           <w:numId w:val="7"/>
         </w:numPr>
       </w:pPr>
+      <w:proofErr w:type="spellStart"/>
       <w:r>
         <w:rPr>
           <w:b/>
           <w:bCs/>
         </w:rPr>
-        <w:t>ConcreteSubject:</w:t>
-      </w:r>
-      <w:r>
-        <w:t xml:space="preserve"> EventControl, and each </w:t>
-      </w:r>
-      <w:r>
-        <w:t>of Nexuscon, TournamentHall, MainArea, PracticeZone, ExpoFloor, PublisherRow, IndieAlley, CommunityZone</w:t>
-      </w:r>
+        <w:t>ConcreteSubject</w:t>
+      </w:r>
+      <w:proofErr w:type="spellEnd"/>
+      <w:r>
+        <w:rPr>
+          <w:b/>
+          <w:bCs/>
+        </w:rPr>
+        <w:t>:</w:t>
+      </w:r>
+      <w:r>
+        <w:t xml:space="preserve"> </w:t>
+      </w:r>
+      <w:proofErr w:type="spellStart"/>
+      <w:r>
+        <w:t>EventControl</w:t>
+      </w:r>
+      <w:proofErr w:type="spellEnd"/>
+      <w:r>
+        <w:t xml:space="preserve">, and each </w:t>
+      </w:r>
+      <w:r>
+        <w:t xml:space="preserve">of </w:t>
+      </w:r>
+      <w:proofErr w:type="spellStart"/>
+      <w:r>
+        <w:t>Nexuscon</w:t>
+      </w:r>
+      <w:proofErr w:type="spellEnd"/>
+      <w:r>
+        <w:t xml:space="preserve">, </w:t>
+      </w:r>
+      <w:proofErr w:type="spellStart"/>
+      <w:r>
+        <w:t>TournamentHall</w:t>
+      </w:r>
+      <w:proofErr w:type="spellEnd"/>
+      <w:r>
+        <w:t xml:space="preserve">, </w:t>
+      </w:r>
+      <w:proofErr w:type="spellStart"/>
+      <w:r>
+        <w:t>MainArea</w:t>
+      </w:r>
+      <w:proofErr w:type="spellEnd"/>
+      <w:r>
+        <w:t xml:space="preserve">, </w:t>
+      </w:r>
+      <w:proofErr w:type="spellStart"/>
+      <w:r>
+        <w:t>PracticeZone</w:t>
+      </w:r>
+      <w:proofErr w:type="spellEnd"/>
+      <w:r>
+        <w:t xml:space="preserve">, </w:t>
+      </w:r>
+      <w:proofErr w:type="spellStart"/>
+      <w:r>
+        <w:t>ExpoFloor</w:t>
+      </w:r>
+      <w:proofErr w:type="spellEnd"/>
+      <w:r>
+        <w:t xml:space="preserve">, </w:t>
+      </w:r>
+      <w:proofErr w:type="spellStart"/>
+      <w:r>
+        <w:t>PublisherRow</w:t>
+      </w:r>
+      <w:proofErr w:type="spellEnd"/>
+      <w:r>
+        <w:t xml:space="preserve">, </w:t>
+      </w:r>
+      <w:proofErr w:type="spellStart"/>
+      <w:r>
+        <w:t>IndieAlley</w:t>
+      </w:r>
+      <w:proofErr w:type="spellEnd"/>
+      <w:r>
+        <w:t xml:space="preserve">, </w:t>
+      </w:r>
+      <w:proofErr w:type="spellStart"/>
+      <w:r>
+        <w:t>CommunityZone</w:t>
+      </w:r>
+      <w:proofErr w:type="spellEnd"/>
     </w:p>
     <w:p>
       <w:pPr>
@@ -738,25 +920,148 @@
           <w:numId w:val="7"/>
         </w:numPr>
       </w:pPr>
+      <w:proofErr w:type="spellStart"/>
       <w:r>
         <w:rPr>
           <w:b/>
           <w:bCs/>
         </w:rPr>
-        <w:t>ConcreteObject:</w:t>
+        <w:t>ConcreteObject</w:t>
+      </w:r>
+      <w:proofErr w:type="spellEnd"/>
+      <w:r>
+        <w:rPr>
+          <w:b/>
+          <w:bCs/>
+        </w:rPr>
+        <w:t>:</w:t>
       </w:r>
       <w:r>
         <w:t xml:space="preserve"> </w:t>
       </w:r>
-      <w:r>
-        <w:t>TournamentStage, CasterBooth,</w:t>
+      <w:proofErr w:type="spellStart"/>
+      <w:r>
+        <w:t>TournamentStage</w:t>
+      </w:r>
+      <w:proofErr w:type="spellEnd"/>
+      <w:r>
+        <w:t xml:space="preserve">, </w:t>
+      </w:r>
+      <w:proofErr w:type="spellStart"/>
+      <w:r>
+        <w:t>CasterBooth</w:t>
+      </w:r>
+      <w:proofErr w:type="spellEnd"/>
+      <w:r>
+        <w:t>,</w:t>
       </w:r>
       <w:r>
         <w:t xml:space="preserve"> Booth,</w:t>
       </w:r>
       <w:r>
-        <w:t xml:space="preserve"> DemoKiosk, IndieBooth, CosplayMeetupPoint, ChargingStation, FirstAidPoint, QueueManagementPoint, and each of TournamentHall, MainArena, PracticeZone, ExpoFloor, PublisherRow, IndieAlley, CommunityZone</w:t>
-      </w:r>
+        <w:t xml:space="preserve"> </w:t>
+      </w:r>
+      <w:proofErr w:type="spellStart"/>
+      <w:r>
+        <w:t>DemoKiosk</w:t>
+      </w:r>
+      <w:proofErr w:type="spellEnd"/>
+      <w:r>
+        <w:t xml:space="preserve">, </w:t>
+      </w:r>
+      <w:proofErr w:type="spellStart"/>
+      <w:r>
+        <w:t>IndieBooth</w:t>
+      </w:r>
+      <w:proofErr w:type="spellEnd"/>
+      <w:r>
+        <w:t xml:space="preserve">, </w:t>
+      </w:r>
+      <w:proofErr w:type="spellStart"/>
+      <w:r>
+        <w:t>CosplayMeetupPoint</w:t>
+      </w:r>
+      <w:proofErr w:type="spellEnd"/>
+      <w:r>
+        <w:t xml:space="preserve">, </w:t>
+      </w:r>
+      <w:proofErr w:type="spellStart"/>
+      <w:r>
+        <w:t>ChargingStation</w:t>
+      </w:r>
+      <w:proofErr w:type="spellEnd"/>
+      <w:r>
+        <w:t xml:space="preserve">, </w:t>
+      </w:r>
+      <w:proofErr w:type="spellStart"/>
+      <w:r>
+        <w:t>FirstAidPoint</w:t>
+      </w:r>
+      <w:proofErr w:type="spellEnd"/>
+      <w:r>
+        <w:t xml:space="preserve">, </w:t>
+      </w:r>
+      <w:proofErr w:type="spellStart"/>
+      <w:r>
+        <w:t>QueueManagementPoint</w:t>
+      </w:r>
+      <w:proofErr w:type="spellEnd"/>
+      <w:r>
+        <w:t xml:space="preserve">, and each of </w:t>
+      </w:r>
+      <w:proofErr w:type="spellStart"/>
+      <w:r>
+        <w:t>TournamentHall</w:t>
+      </w:r>
+      <w:proofErr w:type="spellEnd"/>
+      <w:r>
+        <w:t xml:space="preserve">, </w:t>
+      </w:r>
+      <w:proofErr w:type="spellStart"/>
+      <w:r>
+        <w:t>MainArena</w:t>
+      </w:r>
+      <w:proofErr w:type="spellEnd"/>
+      <w:r>
+        <w:t xml:space="preserve">, </w:t>
+      </w:r>
+      <w:proofErr w:type="spellStart"/>
+      <w:r>
+        <w:t>PracticeZone</w:t>
+      </w:r>
+      <w:proofErr w:type="spellEnd"/>
+      <w:r>
+        <w:t xml:space="preserve">, </w:t>
+      </w:r>
+      <w:proofErr w:type="spellStart"/>
+      <w:r>
+        <w:t>ExpoFloor</w:t>
+      </w:r>
+      <w:proofErr w:type="spellEnd"/>
+      <w:r>
+        <w:t xml:space="preserve">, </w:t>
+      </w:r>
+      <w:proofErr w:type="spellStart"/>
+      <w:r>
+        <w:t>PublisherRow</w:t>
+      </w:r>
+      <w:proofErr w:type="spellEnd"/>
+      <w:r>
+        <w:t xml:space="preserve">, </w:t>
+      </w:r>
+      <w:proofErr w:type="spellStart"/>
+      <w:r>
+        <w:t>IndieAlley</w:t>
+      </w:r>
+      <w:proofErr w:type="spellEnd"/>
+      <w:r>
+        <w:t xml:space="preserve">, </w:t>
+      </w:r>
+      <w:proofErr w:type="spellStart"/>
+      <w:r>
+        <w:t>CommunityZone</w:t>
+      </w:r>
+      <w:proofErr w:type="spellEnd"/>
     </w:p>
     <w:p/>
     <w:p>
@@ -785,8 +1090,13 @@
           <w:numId w:val="10"/>
         </w:numPr>
       </w:pPr>
-      <w:r>
-        <w:t>NexusCon:</w:t>
+      <w:proofErr w:type="spellStart"/>
+      <w:r>
+        <w:t>NexusCon</w:t>
+      </w:r>
+      <w:proofErr w:type="spellEnd"/>
+      <w:r>
+        <w:t>:</w:t>
       </w:r>
     </w:p>
     <w:p>
@@ -801,7 +1111,31 @@
         <w:t xml:space="preserve">Composite: </w:t>
       </w:r>
       <w:r>
-        <w:t>aggregates TournamentHall, ExpoFloor, CommunityZone as children</w:t>
+        <w:t xml:space="preserve">aggregates </w:t>
+      </w:r>
+      <w:proofErr w:type="spellStart"/>
+      <w:r>
+        <w:t>TournamentHall</w:t>
+      </w:r>
+      <w:proofErr w:type="spellEnd"/>
+      <w:r>
+        <w:t xml:space="preserve">, </w:t>
+      </w:r>
+      <w:proofErr w:type="spellStart"/>
+      <w:r>
+        <w:t>ExpoFloor</w:t>
+      </w:r>
+      <w:proofErr w:type="spellEnd"/>
+      <w:r>
+        <w:t xml:space="preserve">, </w:t>
+      </w:r>
+      <w:proofErr w:type="spellStart"/>
+      <w:r>
+        <w:t>CommunityZone</w:t>
+      </w:r>
+      <w:proofErr w:type="spellEnd"/>
+      <w:r>
+        <w:t xml:space="preserve"> as children</w:t>
       </w:r>
     </w:p>
     <w:p>
@@ -812,13 +1146,47 @@
           <w:numId w:val="11"/>
         </w:numPr>
       </w:pPr>
+      <w:proofErr w:type="spellStart"/>
       <w:r>
         <w:lastRenderedPageBreak/>
-        <w:t xml:space="preserve">ConcreteSubject: </w:t>
-      </w:r>
-      <w:r>
-        <w:t>When receiving alert, it calls notify() on TournamentHall, ExpoFloor, CommunityZone</w:t>
-      </w:r>
+        <w:t>ConcreteSubject</w:t>
+      </w:r>
+      <w:proofErr w:type="spellEnd"/>
+      <w:r>
+        <w:t xml:space="preserve">: </w:t>
+      </w:r>
+      <w:r>
+        <w:t xml:space="preserve">When receiving alert, it calls </w:t>
+      </w:r>
+      <w:proofErr w:type="gramStart"/>
+      <w:r>
+        <w:t>notify(</w:t>
+      </w:r>
+      <w:proofErr w:type="gramEnd"/>
+      <w:r>
+        <w:t xml:space="preserve">) on </w:t>
+      </w:r>
+      <w:proofErr w:type="spellStart"/>
+      <w:r>
+        <w:t>TournamentHall</w:t>
+      </w:r>
+      <w:proofErr w:type="spellEnd"/>
+      <w:r>
+        <w:t xml:space="preserve">, </w:t>
+      </w:r>
+      <w:proofErr w:type="spellStart"/>
+      <w:r>
+        <w:t>ExpoFloor</w:t>
+      </w:r>
+      <w:proofErr w:type="spellEnd"/>
+      <w:r>
+        <w:t xml:space="preserve">, </w:t>
+      </w:r>
+      <w:proofErr w:type="spellStart"/>
+      <w:r>
+        <w:t>CommunityZone</w:t>
+      </w:r>
+      <w:proofErr w:type="spellEnd"/>
     </w:p>
     <w:p>
       <w:pPr>
@@ -828,8 +1196,13 @@
           <w:numId w:val="10"/>
         </w:numPr>
       </w:pPr>
-      <w:r>
-        <w:t>TournamentHall:</w:t>
+      <w:proofErr w:type="spellStart"/>
+      <w:r>
+        <w:t>TournamentHall</w:t>
+      </w:r>
+      <w:proofErr w:type="spellEnd"/>
+      <w:r>
+        <w:t>:</w:t>
       </w:r>
     </w:p>
     <w:p>
@@ -841,7 +1214,23 @@
         </w:numPr>
       </w:pPr>
       <w:r>
-        <w:t>Composite: aggregates MainArea and PracticeZone as children</w:t>
+        <w:t xml:space="preserve">Composite: aggregates </w:t>
+      </w:r>
+      <w:proofErr w:type="spellStart"/>
+      <w:r>
+        <w:t>MainArea</w:t>
+      </w:r>
+      <w:proofErr w:type="spellEnd"/>
+      <w:r>
+        <w:t xml:space="preserve"> and </w:t>
+      </w:r>
+      <w:proofErr w:type="spellStart"/>
+      <w:r>
+        <w:t>PracticeZone</w:t>
+      </w:r>
+      <w:proofErr w:type="spellEnd"/>
+      <w:r>
+        <w:t xml:space="preserve"> as children</w:t>
       </w:r>
     </w:p>
     <w:p>
@@ -852,12 +1241,30 @@
           <w:numId w:val="14"/>
         </w:numPr>
       </w:pPr>
-      <w:r>
-        <w:t xml:space="preserve">ConcreteObserver: </w:t>
-      </w:r>
-      <w:r>
-        <w:t>reacts in its own update() when notified by Nexuscon</w:t>
-      </w:r>
+      <w:proofErr w:type="spellStart"/>
+      <w:r>
+        <w:t>ConcreteObserver</w:t>
+      </w:r>
+      <w:proofErr w:type="spellEnd"/>
+      <w:r>
+        <w:t xml:space="preserve">: </w:t>
+      </w:r>
+      <w:r>
+        <w:t xml:space="preserve">reacts in its own </w:t>
+      </w:r>
+      <w:proofErr w:type="gramStart"/>
+      <w:r>
+        <w:t>update(</w:t>
+      </w:r>
+      <w:proofErr w:type="gramEnd"/>
+      <w:r>
+        <w:t xml:space="preserve">) when notified by </w:t>
+      </w:r>
+      <w:proofErr w:type="spellStart"/>
+      <w:r>
+        <w:t>Nexuscon</w:t>
+      </w:r>
+      <w:proofErr w:type="spellEnd"/>
     </w:p>
     <w:p>
       <w:pPr>
@@ -867,11 +1274,53 @@
           <w:numId w:val="14"/>
         </w:numPr>
       </w:pPr>
-      <w:r>
-        <w:t xml:space="preserve">ConcreteSubject: </w:t>
-      </w:r>
-      <w:r>
-        <w:t>calls notify() on MainArea  and PracticeZone after handling its own update()</w:t>
+      <w:proofErr w:type="spellStart"/>
+      <w:r>
+        <w:t>ConcreteSubject</w:t>
+      </w:r>
+      <w:proofErr w:type="spellEnd"/>
+      <w:r>
+        <w:t xml:space="preserve">: </w:t>
+      </w:r>
+      <w:r>
+        <w:t xml:space="preserve">calls </w:t>
+      </w:r>
+      <w:proofErr w:type="gramStart"/>
+      <w:r>
+        <w:t>notify(</w:t>
+      </w:r>
+      <w:proofErr w:type="gramEnd"/>
+      <w:r>
+        <w:t xml:space="preserve">) on </w:t>
+      </w:r>
+      <w:proofErr w:type="spellStart"/>
+      <w:proofErr w:type="gramStart"/>
+      <w:r>
+        <w:t>MainArea</w:t>
+      </w:r>
+      <w:proofErr w:type="spellEnd"/>
+      <w:r>
+        <w:t xml:space="preserve">  and</w:t>
+      </w:r>
+      <w:proofErr w:type="gramEnd"/>
+      <w:r>
+        <w:t xml:space="preserve"> </w:t>
+      </w:r>
+      <w:proofErr w:type="spellStart"/>
+      <w:r>
+        <w:t>PracticeZone</w:t>
+      </w:r>
+      <w:proofErr w:type="spellEnd"/>
+      <w:r>
+        <w:t xml:space="preserve"> after handling its own </w:t>
+      </w:r>
+      <w:proofErr w:type="gramStart"/>
+      <w:r>
+        <w:t>update(</w:t>
+      </w:r>
+      <w:proofErr w:type="gramEnd"/>
+      <w:r>
+        <w:t>)</w:t>
       </w:r>
     </w:p>
     <w:p/>
@@ -883,8 +1332,13 @@
           <w:numId w:val="10"/>
         </w:numPr>
       </w:pPr>
-      <w:r>
-        <w:t>MainArea:</w:t>
+      <w:proofErr w:type="spellStart"/>
+      <w:r>
+        <w:t>MainArea</w:t>
+      </w:r>
+      <w:proofErr w:type="spellEnd"/>
+      <w:r>
+        <w:t>:</w:t>
       </w:r>
     </w:p>
     <w:p>
@@ -896,8 +1350,21 @@
         </w:numPr>
       </w:pPr>
       <w:r>
-        <w:t>Composite: aggregates TournamentStage and CasterBooth</w:t>
-      </w:r>
+        <w:t xml:space="preserve">Composite: aggregates </w:t>
+      </w:r>
+      <w:proofErr w:type="spellStart"/>
+      <w:r>
+        <w:t>TournamentStage</w:t>
+      </w:r>
+      <w:proofErr w:type="spellEnd"/>
+      <w:r>
+        <w:t xml:space="preserve"> and </w:t>
+      </w:r>
+      <w:proofErr w:type="spellStart"/>
+      <w:r>
+        <w:t>CasterBooth</w:t>
+      </w:r>
+      <w:proofErr w:type="spellEnd"/>
     </w:p>
     <w:p>
       <w:pPr>
@@ -907,12 +1374,22 @@
           <w:numId w:val="14"/>
         </w:numPr>
       </w:pPr>
-      <w:r>
-        <w:t>ConcreteObserver: re</w:t>
-      </w:r>
-      <w:r>
-        <w:t>gistered with TournamentHall</w:t>
-      </w:r>
+      <w:proofErr w:type="spellStart"/>
+      <w:r>
+        <w:t>ConcreteObserver</w:t>
+      </w:r>
+      <w:proofErr w:type="spellEnd"/>
+      <w:r>
+        <w:t>: re</w:t>
+      </w:r>
+      <w:r>
+        <w:t xml:space="preserve">gistered with </w:t>
+      </w:r>
+      <w:proofErr w:type="spellStart"/>
+      <w:r>
+        <w:t>TournamentHall</w:t>
+      </w:r>
+      <w:proofErr w:type="spellEnd"/>
     </w:p>
     <w:p>
       <w:pPr>
@@ -922,18 +1399,40 @@
           <w:numId w:val="14"/>
         </w:numPr>
       </w:pPr>
-      <w:r>
-        <w:t xml:space="preserve">ConcreteSubject: calls notify() on </w:t>
-      </w:r>
+      <w:proofErr w:type="spellStart"/>
+      <w:r>
+        <w:t>ConcreteSubject</w:t>
+      </w:r>
+      <w:proofErr w:type="spellEnd"/>
+      <w:r>
+        <w:t xml:space="preserve">: calls </w:t>
+      </w:r>
+      <w:proofErr w:type="gramStart"/>
+      <w:r>
+        <w:t>notify(</w:t>
+      </w:r>
+      <w:proofErr w:type="gramEnd"/>
+      <w:r>
+        <w:t xml:space="preserve">) on </w:t>
+      </w:r>
+      <w:proofErr w:type="spellStart"/>
+      <w:proofErr w:type="gramStart"/>
       <w:r>
         <w:t>TournamentStage</w:t>
       </w:r>
-      <w:r>
-        <w:t xml:space="preserve">  and </w:t>
-      </w:r>
+      <w:proofErr w:type="spellEnd"/>
+      <w:r>
+        <w:t xml:space="preserve">  and</w:t>
+      </w:r>
+      <w:proofErr w:type="gramEnd"/>
+      <w:r>
+        <w:t xml:space="preserve"> </w:t>
+      </w:r>
+      <w:proofErr w:type="spellStart"/>
       <w:r>
         <w:t>CasterBooth</w:t>
       </w:r>
+      <w:proofErr w:type="spellEnd"/>
       <w:r>
         <w:t xml:space="preserve"> </w:t>
       </w:r>
@@ -951,9 +1450,11 @@
           <w:numId w:val="10"/>
         </w:numPr>
       </w:pPr>
+      <w:proofErr w:type="spellStart"/>
       <w:r>
         <w:t>PracticeZone</w:t>
       </w:r>
+      <w:proofErr w:type="spellEnd"/>
       <w:r>
         <w:t>:</w:t>
       </w:r>
@@ -969,9 +1470,11 @@
       <w:r>
         <w:t xml:space="preserve">Composite: aggregates </w:t>
       </w:r>
+      <w:proofErr w:type="spellStart"/>
       <w:r>
         <w:t>PracticeBooth</w:t>
       </w:r>
+      <w:proofErr w:type="spellEnd"/>
     </w:p>
     <w:p>
       <w:pPr>
@@ -981,15 +1484,25 @@
           <w:numId w:val="14"/>
         </w:numPr>
       </w:pPr>
-      <w:r>
-        <w:t>ConcreteObserver: re</w:t>
+      <w:proofErr w:type="spellStart"/>
+      <w:r>
+        <w:t>ConcreteObserver</w:t>
+      </w:r>
+      <w:proofErr w:type="spellEnd"/>
+      <w:r>
+        <w:t>: re</w:t>
       </w:r>
       <w:r>
         <w:t xml:space="preserve">gistered </w:t>
       </w:r>
       <w:r>
-        <w:t>with TournamentHall</w:t>
-      </w:r>
+        <w:t xml:space="preserve">with </w:t>
+      </w:r>
+      <w:proofErr w:type="spellStart"/>
+      <w:r>
+        <w:t>TournamentHall</w:t>
+      </w:r>
+      <w:proofErr w:type="spellEnd"/>
     </w:p>
     <w:p>
       <w:pPr>
@@ -999,12 +1512,27 @@
           <w:numId w:val="14"/>
         </w:numPr>
       </w:pPr>
-      <w:r>
-        <w:t xml:space="preserve">ConcreteSubject: calls notify() on </w:t>
-      </w:r>
+      <w:proofErr w:type="spellStart"/>
+      <w:r>
+        <w:t>ConcreteSubject</w:t>
+      </w:r>
+      <w:proofErr w:type="spellEnd"/>
+      <w:r>
+        <w:t xml:space="preserve">: calls </w:t>
+      </w:r>
+      <w:proofErr w:type="gramStart"/>
+      <w:r>
+        <w:t>notify(</w:t>
+      </w:r>
+      <w:proofErr w:type="gramEnd"/>
+      <w:r>
+        <w:t xml:space="preserve">) on </w:t>
+      </w:r>
+      <w:proofErr w:type="spellStart"/>
       <w:r>
         <w:t>PracticeBooth</w:t>
       </w:r>
+      <w:proofErr w:type="spellEnd"/>
     </w:p>
     <w:p>
       <w:pPr>
@@ -1019,9 +1547,11 @@
           <w:numId w:val="10"/>
         </w:numPr>
       </w:pPr>
+      <w:proofErr w:type="spellStart"/>
       <w:r>
         <w:t>ExpoFloor</w:t>
       </w:r>
+      <w:proofErr w:type="spellEnd"/>
       <w:r>
         <w:t>:</w:t>
       </w:r>
@@ -1037,9 +1567,19 @@
       <w:r>
         <w:t xml:space="preserve">Composite: aggregates </w:t>
       </w:r>
-      <w:r>
-        <w:t>PublisherRow and IndieAlley</w:t>
-      </w:r>
+      <w:proofErr w:type="spellStart"/>
+      <w:r>
+        <w:t>PublisherRow</w:t>
+      </w:r>
+      <w:proofErr w:type="spellEnd"/>
+      <w:r>
+        <w:t xml:space="preserve"> and </w:t>
+      </w:r>
+      <w:proofErr w:type="spellStart"/>
+      <w:r>
+        <w:t>IndieAlley</w:t>
+      </w:r>
+      <w:proofErr w:type="spellEnd"/>
     </w:p>
     <w:p>
       <w:pPr>
@@ -1049,12 +1589,19 @@
           <w:numId w:val="14"/>
         </w:numPr>
       </w:pPr>
-      <w:r>
-        <w:t xml:space="preserve">ConcreteObserver: registered with </w:t>
-      </w:r>
+      <w:proofErr w:type="spellStart"/>
+      <w:r>
+        <w:t>ConcreteObserver</w:t>
+      </w:r>
+      <w:proofErr w:type="spellEnd"/>
+      <w:r>
+        <w:t xml:space="preserve">: registered with </w:t>
+      </w:r>
+      <w:proofErr w:type="spellStart"/>
       <w:r>
         <w:t>NexusCon</w:t>
       </w:r>
+      <w:proofErr w:type="spellEnd"/>
     </w:p>
     <w:p>
       <w:pPr>
@@ -1064,12 +1611,35 @@
           <w:numId w:val="14"/>
         </w:numPr>
       </w:pPr>
-      <w:r>
-        <w:t xml:space="preserve">ConcreteSubject: calls notify() on </w:t>
-      </w:r>
-      <w:r>
-        <w:t>PublisherRow and IndieAlley</w:t>
-      </w:r>
+      <w:proofErr w:type="spellStart"/>
+      <w:r>
+        <w:t>ConcreteSubject</w:t>
+      </w:r>
+      <w:proofErr w:type="spellEnd"/>
+      <w:r>
+        <w:t xml:space="preserve">: calls </w:t>
+      </w:r>
+      <w:proofErr w:type="gramStart"/>
+      <w:r>
+        <w:t>notify(</w:t>
+      </w:r>
+      <w:proofErr w:type="gramEnd"/>
+      <w:r>
+        <w:t xml:space="preserve">) on </w:t>
+      </w:r>
+      <w:proofErr w:type="spellStart"/>
+      <w:r>
+        <w:t>PublisherRow</w:t>
+      </w:r>
+      <w:proofErr w:type="spellEnd"/>
+      <w:r>
+        <w:t xml:space="preserve"> and </w:t>
+      </w:r>
+      <w:proofErr w:type="spellStart"/>
+      <w:r>
+        <w:t>IndieAlley</w:t>
+      </w:r>
+      <w:proofErr w:type="spellEnd"/>
     </w:p>
     <w:p>
       <w:pPr>
@@ -1084,9 +1654,11 @@
           <w:numId w:val="10"/>
         </w:numPr>
       </w:pPr>
+      <w:proofErr w:type="spellStart"/>
       <w:r>
         <w:t>PublisherRow</w:t>
       </w:r>
+      <w:proofErr w:type="spellEnd"/>
       <w:r>
         <w:t>:</w:t>
       </w:r>
@@ -1108,9 +1680,11 @@
       <w:r>
         <w:t xml:space="preserve"> </w:t>
       </w:r>
+      <w:proofErr w:type="spellStart"/>
       <w:r>
         <w:t>DemoKiosk</w:t>
       </w:r>
+      <w:proofErr w:type="spellEnd"/>
     </w:p>
     <w:p>
       <w:pPr>
@@ -1120,12 +1694,19 @@
           <w:numId w:val="14"/>
         </w:numPr>
       </w:pPr>
-      <w:r>
-        <w:t xml:space="preserve">ConcreteObserver: registered with </w:t>
-      </w:r>
+      <w:proofErr w:type="spellStart"/>
+      <w:r>
+        <w:t>ConcreteObserver</w:t>
+      </w:r>
+      <w:proofErr w:type="spellEnd"/>
+      <w:r>
+        <w:t xml:space="preserve">: registered with </w:t>
+      </w:r>
+      <w:proofErr w:type="spellStart"/>
       <w:r>
         <w:t>ExpoFloor</w:t>
       </w:r>
+      <w:proofErr w:type="spellEnd"/>
     </w:p>
     <w:p>
       <w:pPr>
@@ -1135,8 +1716,21 @@
           <w:numId w:val="14"/>
         </w:numPr>
       </w:pPr>
-      <w:r>
-        <w:t>ConcreteSubject: calls notify() on</w:t>
+      <w:proofErr w:type="spellStart"/>
+      <w:r>
+        <w:t>ConcreteSubject</w:t>
+      </w:r>
+      <w:proofErr w:type="spellEnd"/>
+      <w:r>
+        <w:t xml:space="preserve">: calls </w:t>
+      </w:r>
+      <w:proofErr w:type="gramStart"/>
+      <w:r>
+        <w:t>notify(</w:t>
+      </w:r>
+      <w:proofErr w:type="gramEnd"/>
+      <w:r>
+        <w:t>) on</w:t>
       </w:r>
       <w:r>
         <w:t xml:space="preserve"> Booth and</w:t>
@@ -1144,9 +1738,11 @@
       <w:r>
         <w:t xml:space="preserve"> </w:t>
       </w:r>
+      <w:proofErr w:type="spellStart"/>
       <w:r>
         <w:t>DemoKiosk</w:t>
       </w:r>
+      <w:proofErr w:type="spellEnd"/>
     </w:p>
     <w:p>
       <w:pPr>
@@ -1161,9 +1757,11 @@
           <w:numId w:val="10"/>
         </w:numPr>
       </w:pPr>
+      <w:proofErr w:type="spellStart"/>
       <w:r>
         <w:t>IndieAlley</w:t>
       </w:r>
+      <w:proofErr w:type="spellEnd"/>
       <w:r>
         <w:t>:</w:t>
       </w:r>
@@ -1179,9 +1777,11 @@
       <w:r>
         <w:t xml:space="preserve">Composite: aggregates </w:t>
       </w:r>
+      <w:proofErr w:type="spellStart"/>
       <w:r>
         <w:t>IndieBooth</w:t>
       </w:r>
+      <w:proofErr w:type="spellEnd"/>
     </w:p>
     <w:p>
       <w:pPr>
@@ -1191,12 +1791,19 @@
           <w:numId w:val="14"/>
         </w:numPr>
       </w:pPr>
-      <w:r>
-        <w:t xml:space="preserve">ConcreteObserver: registered with </w:t>
-      </w:r>
+      <w:proofErr w:type="spellStart"/>
+      <w:r>
+        <w:t>ConcreteObserver</w:t>
+      </w:r>
+      <w:proofErr w:type="spellEnd"/>
+      <w:r>
+        <w:t xml:space="preserve">: registered with </w:t>
+      </w:r>
+      <w:proofErr w:type="spellStart"/>
       <w:r>
         <w:t>ExpoFloor</w:t>
       </w:r>
+      <w:proofErr w:type="spellEnd"/>
     </w:p>
     <w:p>
       <w:pPr>
@@ -1206,12 +1813,27 @@
           <w:numId w:val="14"/>
         </w:numPr>
       </w:pPr>
-      <w:r>
-        <w:t xml:space="preserve">ConcreteSubject: calls notify() on </w:t>
-      </w:r>
+      <w:proofErr w:type="spellStart"/>
+      <w:r>
+        <w:t>ConcreteSubject</w:t>
+      </w:r>
+      <w:proofErr w:type="spellEnd"/>
+      <w:r>
+        <w:t xml:space="preserve">: calls </w:t>
+      </w:r>
+      <w:proofErr w:type="gramStart"/>
+      <w:r>
+        <w:t>notify(</w:t>
+      </w:r>
+      <w:proofErr w:type="gramEnd"/>
+      <w:r>
+        <w:t xml:space="preserve">) on </w:t>
+      </w:r>
+      <w:proofErr w:type="spellStart"/>
       <w:r>
         <w:t>IndieBooth</w:t>
       </w:r>
+      <w:proofErr w:type="spellEnd"/>
     </w:p>
     <w:p>
       <w:pPr>
@@ -1231,8 +1853,13 @@
           <w:numId w:val="10"/>
         </w:numPr>
       </w:pPr>
-      <w:r>
-        <w:t>CommunityZone:</w:t>
+      <w:proofErr w:type="spellStart"/>
+      <w:r>
+        <w:t>CommunityZone</w:t>
+      </w:r>
+      <w:proofErr w:type="spellEnd"/>
+      <w:r>
+        <w:t>:</w:t>
       </w:r>
     </w:p>
     <w:p>
@@ -1244,11 +1871,45 @@
         </w:numPr>
       </w:pPr>
       <w:r>
-        <w:t xml:space="preserve">Composite: aggregates CosplayMeetupPoint, </w:t>
-      </w:r>
-      <w:r>
-        <w:t>ChargingStation, InfoDesk, FirstAidPoint, QueueManagementPoint</w:t>
-      </w:r>
+        <w:t xml:space="preserve">Composite: aggregates </w:t>
+      </w:r>
+      <w:proofErr w:type="spellStart"/>
+      <w:r>
+        <w:t>CosplayMeetupPoint</w:t>
+      </w:r>
+      <w:proofErr w:type="spellEnd"/>
+      <w:r>
+        <w:t xml:space="preserve">, </w:t>
+      </w:r>
+      <w:proofErr w:type="spellStart"/>
+      <w:r>
+        <w:t>ChargingStation</w:t>
+      </w:r>
+      <w:proofErr w:type="spellEnd"/>
+      <w:r>
+        <w:t xml:space="preserve">, </w:t>
+      </w:r>
+      <w:proofErr w:type="spellStart"/>
+      <w:r>
+        <w:t>InfoDesk</w:t>
+      </w:r>
+      <w:proofErr w:type="spellEnd"/>
+      <w:r>
+        <w:t xml:space="preserve">, </w:t>
+      </w:r>
+      <w:proofErr w:type="spellStart"/>
+      <w:r>
+        <w:t>FirstAidPoint</w:t>
+      </w:r>
+      <w:proofErr w:type="spellEnd"/>
+      <w:r>
+        <w:t xml:space="preserve">, </w:t>
+      </w:r>
+      <w:proofErr w:type="spellStart"/>
+      <w:r>
+        <w:t>QueueManagementPoint</w:t>
+      </w:r>
+      <w:proofErr w:type="spellEnd"/>
     </w:p>
     <w:p>
       <w:pPr>
@@ -1258,12 +1919,19 @@
           <w:numId w:val="14"/>
         </w:numPr>
       </w:pPr>
-      <w:r>
-        <w:t xml:space="preserve">ConcreteObserver: registered with </w:t>
-      </w:r>
+      <w:proofErr w:type="spellStart"/>
+      <w:r>
+        <w:t>ConcreteObserver</w:t>
+      </w:r>
+      <w:proofErr w:type="spellEnd"/>
+      <w:r>
+        <w:t xml:space="preserve">: registered with </w:t>
+      </w:r>
+      <w:proofErr w:type="spellStart"/>
       <w:r>
         <w:t>NexusCon</w:t>
       </w:r>
+      <w:proofErr w:type="spellEnd"/>
     </w:p>
     <w:p>
       <w:pPr>
@@ -1273,8 +1941,21 @@
           <w:numId w:val="14"/>
         </w:numPr>
       </w:pPr>
-      <w:r>
-        <w:t xml:space="preserve">ConcreteSubject: calls notify() on </w:t>
+      <w:proofErr w:type="spellStart"/>
+      <w:r>
+        <w:t>ConcreteSubject</w:t>
+      </w:r>
+      <w:proofErr w:type="spellEnd"/>
+      <w:r>
+        <w:t xml:space="preserve">: calls </w:t>
+      </w:r>
+      <w:proofErr w:type="gramStart"/>
+      <w:r>
+        <w:t>notify(</w:t>
+      </w:r>
+      <w:proofErr w:type="gramEnd"/>
+      <w:r>
+        <w:t xml:space="preserve">) on </w:t>
       </w:r>
       <w:r>
         <w:t>its 5 children (stated above)</w:t>
@@ -1293,13 +1974,29 @@
         <w:t xml:space="preserve">a) </w:t>
       </w:r>
       <w:r>
-        <w:t>An EventGroup (e</w:t>
+        <w:t xml:space="preserve">An </w:t>
+      </w:r>
+      <w:proofErr w:type="spellStart"/>
+      <w:r>
+        <w:t>EventGroup</w:t>
+      </w:r>
+      <w:proofErr w:type="spellEnd"/>
+      <w:r>
+        <w:t xml:space="preserve"> (e</w:t>
       </w:r>
       <w:r>
         <w:t>.g.</w:t>
       </w:r>
       <w:r>
-        <w:t xml:space="preserve"> PublisherRow) does</w:t>
+        <w:t xml:space="preserve"> </w:t>
+      </w:r>
+      <w:proofErr w:type="spellStart"/>
+      <w:r>
+        <w:t>PublisherRow</w:t>
+      </w:r>
+      <w:proofErr w:type="spellEnd"/>
+      <w:r>
+        <w:t>) does</w:t>
       </w:r>
       <w:r>
         <w:t>n’t</w:t>
@@ -1311,13 +2008,39 @@
         <w:t>simpl</w:t>
       </w:r>
       <w:r>
-        <w:t xml:space="preserve">y reference its children — it cannot exist independently of the structure once built. Deleting PublisherRow should delete its Booth and Demo Kiosk instances (they have no independent lifetime outside their parent). Calling </w:t>
+        <w:t xml:space="preserve">y reference its children — it cannot exist independently of the structure once built. Deleting </w:t>
+      </w:r>
+      <w:proofErr w:type="spellStart"/>
+      <w:r>
+        <w:t>PublisherRow</w:t>
+      </w:r>
+      <w:proofErr w:type="spellEnd"/>
+      <w:r>
+        <w:t xml:space="preserve"> should delete its Booth and Demo Kiosk instances (they have no independent lifetime outside their parent). Calling </w:t>
       </w:r>
       <w:r>
         <w:t xml:space="preserve">a function like </w:t>
       </w:r>
-      <w:r>
-        <w:t xml:space="preserve">getCapacity() on PublisherRow produces a value </w:t>
+      <w:proofErr w:type="spellStart"/>
+      <w:proofErr w:type="gramStart"/>
+      <w:r>
+        <w:t>getCapacity</w:t>
+      </w:r>
+      <w:proofErr w:type="spellEnd"/>
+      <w:r>
+        <w:t>(</w:t>
+      </w:r>
+      <w:proofErr w:type="gramEnd"/>
+      <w:r>
+        <w:t xml:space="preserve">) on </w:t>
+      </w:r>
+      <w:proofErr w:type="spellStart"/>
+      <w:r>
+        <w:t>PublisherRow</w:t>
+      </w:r>
+      <w:proofErr w:type="spellEnd"/>
+      <w:r>
+        <w:t xml:space="preserve"> produces a value </w:t>
       </w:r>
       <w:r>
         <w:t>produced</w:t>
@@ -1357,14 +2080,64 @@
       <w:r>
         <w:t xml:space="preserve">b) </w:t>
       </w:r>
-      <w:r>
-        <w:t>EventControl (or any EventGroup) does not know in advance which leaves or sub-</w:t>
+      <w:proofErr w:type="spellStart"/>
+      <w:r>
+        <w:t>EventControl</w:t>
+      </w:r>
+      <w:proofErr w:type="spellEnd"/>
+      <w:r>
+        <w:t xml:space="preserve"> (or any </w:t>
+      </w:r>
+      <w:proofErr w:type="spellStart"/>
+      <w:r>
+        <w:t>EventGroup</w:t>
+      </w:r>
+      <w:proofErr w:type="spellEnd"/>
+      <w:r>
+        <w:t xml:space="preserve">) does not know in advance which </w:t>
+      </w:r>
+      <w:proofErr w:type="gramStart"/>
+      <w:r>
+        <w:t>leaves</w:t>
+      </w:r>
+      <w:proofErr w:type="gramEnd"/>
+      <w:r>
+        <w:t xml:space="preserve"> or sub-</w:t>
       </w:r>
       <w:r>
         <w:t>areas</w:t>
       </w:r>
       <w:r>
-        <w:t xml:space="preserve"> exist, how many there are, or which of them care about which alert type — that set changes at runtime (units close for the night and reopen, new booths can register). If EventControl hard-coded calls to TournamentStage::update(), Booth::update(), etc., it would need to know every concrete class, making the design impossible to extend without </w:t>
+        <w:t xml:space="preserve"> exist, how many there are, or which of them care about which alert type — that set changes at runtime (units close for the night and reopen, new booths can register). If </w:t>
+      </w:r>
+      <w:proofErr w:type="spellStart"/>
+      <w:r>
+        <w:t>EventControl</w:t>
+      </w:r>
+      <w:proofErr w:type="spellEnd"/>
+      <w:r>
+        <w:t xml:space="preserve"> hard-coded calls to </w:t>
+      </w:r>
+      <w:proofErr w:type="spellStart"/>
+      <w:proofErr w:type="gramStart"/>
+      <w:r>
+        <w:t>TournamentStage</w:t>
+      </w:r>
+      <w:proofErr w:type="spellEnd"/>
+      <w:r>
+        <w:t>::update(</w:t>
+      </w:r>
+      <w:proofErr w:type="gramEnd"/>
+      <w:r>
+        <w:t xml:space="preserve">), </w:t>
+      </w:r>
+      <w:proofErr w:type="gramStart"/>
+      <w:r>
+        <w:t>Booth::update(</w:t>
+      </w:r>
+      <w:proofErr w:type="gramEnd"/>
+      <w:r>
+        <w:t xml:space="preserve">), etc., it would need to know every concrete class, making the design impossible to extend without </w:t>
       </w:r>
       <w:r>
         <w:t>changing</w:t>
@@ -1376,7 +2149,15 @@
         <w:t>-</w:t>
       </w:r>
       <w:r>
-        <w:t>ordinator. Observer decouples the alert source from the alert recipients: the Subject only needs to know it holds a list of Observer*, and any new leaf type can participate simply by implementing Observer and calling attach() — no existing code changes.</w:t>
+        <w:t xml:space="preserve">ordinator. Observer decouples the alert source from the alert recipients: the Subject only needs to know it holds a list of Observer*, and any new leaf type can participate simply by implementing Observer and calling </w:t>
+      </w:r>
+      <w:proofErr w:type="gramStart"/>
+      <w:r>
+        <w:t>attach(</w:t>
+      </w:r>
+      <w:proofErr w:type="gramEnd"/>
+      <w:r>
+        <w:t>) — no existing code changes.</w:t>
       </w:r>
     </w:p>
     <w:p>
@@ -1391,14 +2172,27 @@
       <w:r>
         <w:t xml:space="preserve">c) </w:t>
       </w:r>
-      <w:r>
-        <w:t xml:space="preserve">EventGroup owns its children </w:t>
+      <w:proofErr w:type="spellStart"/>
+      <w:r>
+        <w:t>EventGroup</w:t>
+      </w:r>
+      <w:proofErr w:type="spellEnd"/>
+      <w:r>
+        <w:t xml:space="preserve"> owns its children </w:t>
       </w:r>
       <w:r>
         <w:t>using</w:t>
       </w:r>
       <w:r>
-        <w:t xml:space="preserve"> composition — it stores raw pointers to EventComponent and deletes them in its own destructor. </w:t>
+        <w:t xml:space="preserve"> composition — it stores raw pointers to </w:t>
+      </w:r>
+      <w:proofErr w:type="spellStart"/>
+      <w:r>
+        <w:t>EventComponent</w:t>
+      </w:r>
+      <w:proofErr w:type="spellEnd"/>
+      <w:r>
+        <w:t xml:space="preserve"> and deletes them in its own destructor. </w:t>
       </w:r>
     </w:p>
     <w:p>
@@ -1414,7 +2208,15 @@
         <w:t xml:space="preserve">d) </w:t>
       </w:r>
       <w:r>
-        <w:t xml:space="preserve">Subject does not own its observers. It holds Observer pointers purely to know who to notify, but the actual object lifetime is managed by the Composite ownership described above (an EventGroup node is often both a Composite-owned child </w:t>
+        <w:t xml:space="preserve">Subject does not own its observers. It holds Observer pointers purely to know who to notify, but the actual object lifetime is managed by the Composite ownership described above (an </w:t>
+      </w:r>
+      <w:proofErr w:type="spellStart"/>
+      <w:r>
+        <w:t>EventGroup</w:t>
+      </w:r>
+      <w:proofErr w:type="spellEnd"/>
+      <w:r>
+        <w:t xml:space="preserve"> node is often both a Composite-owned child </w:t>
       </w:r>
       <w:r>
         <w:t>and</w:t>
@@ -1449,7 +2251,15 @@
         <w:t>role</w:t>
       </w:r>
       <w:r>
-        <w:t xml:space="preserve"> with a distinct interface and a distinct set of collaborators. When TournamentHall acts as an </w:t>
+        <w:t xml:space="preserve"> with a distinct interface and a distinct set of collaborators. When </w:t>
+      </w:r>
+      <w:proofErr w:type="spellStart"/>
+      <w:r>
+        <w:t>TournamentHall</w:t>
+      </w:r>
+      <w:proofErr w:type="spellEnd"/>
+      <w:r>
+        <w:t xml:space="preserve"> acts as an </w:t>
       </w:r>
       <w:r>
         <w:t>Observer</w:t>
@@ -1461,7 +2271,23 @@
         <w:t>parent</w:t>
       </w:r>
       <w:r>
-        <w:t xml:space="preserve"> (NexusCon/EventControl)</w:t>
+        <w:t xml:space="preserve"> (</w:t>
+      </w:r>
+      <w:proofErr w:type="spellStart"/>
+      <w:r>
+        <w:t>NexusCon</w:t>
+      </w:r>
+      <w:proofErr w:type="spellEnd"/>
+      <w:r>
+        <w:t>/</w:t>
+      </w:r>
+      <w:proofErr w:type="spellStart"/>
+      <w:r>
+        <w:t>EventControl</w:t>
+      </w:r>
+      <w:proofErr w:type="spellEnd"/>
+      <w:r>
+        <w:t>)</w:t>
       </w:r>
       <w:r>
         <w:t>.</w:t>
@@ -1498,7 +2324,23 @@
         <w:t>other</w:t>
       </w:r>
       <w:r>
-        <w:t xml:space="preserve"> recipients. The patterns are not merged into one: update() and notify() </w:t>
+        <w:t xml:space="preserve"> recipients. The patterns are not merged into one: </w:t>
+      </w:r>
+      <w:proofErr w:type="gramStart"/>
+      <w:r>
+        <w:t>update(</w:t>
+      </w:r>
+      <w:proofErr w:type="gramEnd"/>
+      <w:r>
+        <w:t xml:space="preserve">) and </w:t>
+      </w:r>
+      <w:proofErr w:type="gramStart"/>
+      <w:r>
+        <w:t>notify(</w:t>
+      </w:r>
+      <w:proofErr w:type="gramEnd"/>
+      <w:r>
+        <w:t xml:space="preserve">) </w:t>
       </w:r>
       <w:r>
         <w:t>are</w:t>
@@ -1546,6 +2388,9 @@
         <w:t xml:space="preserve">2.3) </w:t>
       </w:r>
       <w:r>
+        <w:rPr>
+          <w:noProof/>
+        </w:rPr>
         <w:drawing>
           <wp:inline distT="0" distB="0" distL="0" distR="0" wp14:anchorId="2018F182" wp14:editId="77F5C78A">
             <wp:extent cx="5624482" cy="5549931"/>
@@ -1591,14 +2436,81 @@
       <w:r>
         <w:t xml:space="preserve">Calling delete </w:t>
       </w:r>
+      <w:proofErr w:type="spellStart"/>
       <w:r>
         <w:t>N</w:t>
       </w:r>
       <w:r>
-        <w:t>exusCon invokes EventGroup::~EventGroup(), which iterates its children vector and calls delete on each pointer. Because TournamentHall, ExpoFloor, and CommunityZone are themselves EventGroup-derived objects, deleting them triggers the same destructor recursively on their own children</w:t>
-      </w:r>
-      <w:r>
-        <w:t xml:space="preserve"> (C</w:t>
+        <w:t>exusCon</w:t>
+      </w:r>
+      <w:proofErr w:type="spellEnd"/>
+      <w:r>
+        <w:t xml:space="preserve"> invokes </w:t>
+      </w:r>
+      <w:proofErr w:type="spellStart"/>
+      <w:proofErr w:type="gramStart"/>
+      <w:r>
+        <w:t>EventGroup</w:t>
+      </w:r>
+      <w:proofErr w:type="spellEnd"/>
+      <w:r>
+        <w:t>::</w:t>
+      </w:r>
+      <w:proofErr w:type="gramEnd"/>
+      <w:r>
+        <w:t>~</w:t>
+      </w:r>
+      <w:proofErr w:type="spellStart"/>
+      <w:proofErr w:type="gramStart"/>
+      <w:r>
+        <w:t>EventGroup</w:t>
+      </w:r>
+      <w:proofErr w:type="spellEnd"/>
+      <w:r>
+        <w:t>(</w:t>
+      </w:r>
+      <w:proofErr w:type="gramEnd"/>
+      <w:r>
+        <w:t xml:space="preserve">), which iterates its children vector and calls delete on each pointer. Because </w:t>
+      </w:r>
+      <w:proofErr w:type="spellStart"/>
+      <w:r>
+        <w:t>TournamentHall</w:t>
+      </w:r>
+      <w:proofErr w:type="spellEnd"/>
+      <w:r>
+        <w:t xml:space="preserve">, </w:t>
+      </w:r>
+      <w:proofErr w:type="spellStart"/>
+      <w:r>
+        <w:t>ExpoFloor</w:t>
+      </w:r>
+      <w:proofErr w:type="spellEnd"/>
+      <w:r>
+        <w:t xml:space="preserve">, and </w:t>
+      </w:r>
+      <w:proofErr w:type="spellStart"/>
+      <w:r>
+        <w:t>CommunityZone</w:t>
+      </w:r>
+      <w:proofErr w:type="spellEnd"/>
+      <w:r>
+        <w:t xml:space="preserve"> are themselves </w:t>
+      </w:r>
+      <w:proofErr w:type="spellStart"/>
+      <w:r>
+        <w:t>EventGroup</w:t>
+      </w:r>
+      <w:proofErr w:type="spellEnd"/>
+      <w:r>
+        <w:t>-derived objects, deleting them triggers the same destructor recursively on their own children</w:t>
+      </w:r>
+      <w:r>
+        <w:t xml:space="preserve"> (</w:t>
+      </w:r>
+      <w:proofErr w:type="spellStart"/>
+      <w:r>
+        <w:t>C</w:t>
       </w:r>
       <w:r>
         <w:t>aster</w:t>
@@ -1606,25 +2518,92 @@
       <w:r>
         <w:t>Booth</w:t>
       </w:r>
+      <w:proofErr w:type="spellEnd"/>
       <w:r>
         <w:t>,</w:t>
       </w:r>
       <w:r>
-        <w:t xml:space="preserve"> P</w:t>
-      </w:r>
-      <w:r>
-        <w:t xml:space="preserve">ublisherRow, </w:t>
-      </w:r>
+        <w:t xml:space="preserve"> </w:t>
+      </w:r>
+      <w:proofErr w:type="spellStart"/>
+      <w:r>
+        <w:t>P</w:t>
+      </w:r>
+      <w:r>
+        <w:t>ublisherRow</w:t>
+      </w:r>
+      <w:proofErr w:type="spellEnd"/>
+      <w:r>
+        <w:t xml:space="preserve">, </w:t>
+      </w:r>
+      <w:proofErr w:type="spellStart"/>
       <w:r>
         <w:t>I</w:t>
       </w:r>
       <w:r>
-        <w:t>ndieAlley, etc.), which continues down to the leaves (TournamentStage, Booth, DemoKiosk, and so on), where ~EventUnit() and each leaf's own destructor run.</w:t>
-      </w:r>
-    </w:p>
-    <w:p>
-      <w:r>
-        <w:t>Every object is deleted exactly once because every EventComponent* in the tree is stored in the children vector of exactly one parent — no object is ever add()ed to two different EventGroups simultaneously in this design. Since ownership is</w:t>
+        <w:t>ndieAlley</w:t>
+      </w:r>
+      <w:proofErr w:type="spellEnd"/>
+      <w:r>
+        <w:t>, etc.), which continues down to the leaves (</w:t>
+      </w:r>
+      <w:proofErr w:type="spellStart"/>
+      <w:r>
+        <w:t>TournamentStage</w:t>
+      </w:r>
+      <w:proofErr w:type="spellEnd"/>
+      <w:r>
+        <w:t xml:space="preserve">, Booth, </w:t>
+      </w:r>
+      <w:proofErr w:type="spellStart"/>
+      <w:r>
+        <w:t>DemoKiosk</w:t>
+      </w:r>
+      <w:proofErr w:type="spellEnd"/>
+      <w:r>
+        <w:t>, and so on), where ~</w:t>
+      </w:r>
+      <w:proofErr w:type="spellStart"/>
+      <w:proofErr w:type="gramStart"/>
+      <w:r>
+        <w:t>EventUnit</w:t>
+      </w:r>
+      <w:proofErr w:type="spellEnd"/>
+      <w:r>
+        <w:t>(</w:t>
+      </w:r>
+      <w:proofErr w:type="gramEnd"/>
+      <w:r>
+        <w:t>) and each leaf's own destructor run.</w:t>
+      </w:r>
+    </w:p>
+    <w:p>
+      <w:r>
+        <w:t xml:space="preserve">Every object is deleted exactly once because every </w:t>
+      </w:r>
+      <w:proofErr w:type="spellStart"/>
+      <w:r>
+        <w:t>EventComponent</w:t>
+      </w:r>
+      <w:proofErr w:type="spellEnd"/>
+      <w:r>
+        <w:t xml:space="preserve">* in the tree is stored in the children vector of exactly one parent — no object is ever </w:t>
+      </w:r>
+      <w:proofErr w:type="gramStart"/>
+      <w:r>
+        <w:t>add(</w:t>
+      </w:r>
+      <w:proofErr w:type="gramEnd"/>
+      <w:r>
+        <w:t xml:space="preserve">)ed to two different </w:t>
+      </w:r>
+      <w:proofErr w:type="spellStart"/>
+      <w:r>
+        <w:t>EventGroups</w:t>
+      </w:r>
+      <w:proofErr w:type="spellEnd"/>
+      <w:r>
+        <w:t xml:space="preserve"> simultaneously in this design. Since ownership is</w:t>
       </w:r>
       <w:r>
         <w:t xml:space="preserve"> </w:t>
@@ -1647,7 +2626,15 @@
     </w:p>
     <w:p>
       <w:r>
-        <w:t>This is also why Subject's destructor (on TournamentHall, etc.) is safe alongside this: it only clears its observers list, it never calls delete on the pointers it holds — because those same objects</w:t>
+        <w:t xml:space="preserve">This is also why Subject's destructor (on </w:t>
+      </w:r>
+      <w:proofErr w:type="spellStart"/>
+      <w:r>
+        <w:t>TournamentHall</w:t>
+      </w:r>
+      <w:proofErr w:type="spellEnd"/>
+      <w:r>
+        <w:t>, etc.) is safe alongside this: it only clears its observers list, it never calls delete on the pointers it holds — because those same objects</w:t>
       </w:r>
       <w:r>
         <w:t xml:space="preserve"> </w:t>
@@ -1659,17 +2646,20 @@
         <w:t>also</w:t>
       </w:r>
       <w:r>
-        <w:t xml:space="preserve"> Composite-owned children elsewhere in the tree, and deleting them a second time via the observer list would cause a double-free. This is precisely why 1.4(d)'s ownership split (Composite owns, Subject does not) </w:t>
+        <w:t xml:space="preserve"> Composite-owned children elsewhere in the </w:t>
+      </w:r>
+      <w:proofErr w:type="gramStart"/>
+      <w:r>
+        <w:t>tree, and</w:t>
+      </w:r>
+      <w:proofErr w:type="gramEnd"/>
+      <w:r>
+        <w:t xml:space="preserve"> deleting them a second time via the observer list would cause a double-free. This is precisely why 1.4(d)'s ownership split (Composite owns, Subject does not) </w:t>
       </w:r>
       <w:r>
         <w:t>is important.</w:t>
       </w:r>
     </w:p>
-    <w:p/>
-    <w:p/>
-    <w:p/>
-    <w:p/>
-    <w:p/>
     <w:p>
       <w:pPr>
         <w:pStyle w:val="Heading1"/>
@@ -1685,13 +2675,938 @@
           <w:bCs/>
           <w:u w:val="single"/>
         </w:rPr>
+        <w:t>Task 3:</w:t>
+      </w:r>
+    </w:p>
+    <w:p>
+      <w:r>
+        <w:t>3.1</w:t>
+      </w:r>
+    </w:p>
+    <w:p>
+      <w:r>
+        <w:t>The abstract Subject class provides core lifecycle management for registered observers using an internal container (</w:t>
+      </w:r>
+      <w:proofErr w:type="gramStart"/>
+      <w:r>
+        <w:t>std::</w:t>
+      </w:r>
+      <w:proofErr w:type="gramEnd"/>
+      <w:r>
+        <w:t>vector&lt;Observer*&gt; observers).</w:t>
+      </w:r>
+    </w:p>
+    <w:p>
+      <w:r>
+        <w:t xml:space="preserve">-Registration Policy (attach): To prevent duplicate registrations, </w:t>
+      </w:r>
+      <w:proofErr w:type="gramStart"/>
+      <w:r>
+        <w:t>Subject::</w:t>
+      </w:r>
+      <w:proofErr w:type="gramEnd"/>
+      <w:r>
+        <w:t xml:space="preserve">attach executes a search check using </w:t>
+      </w:r>
+      <w:proofErr w:type="gramStart"/>
+      <w:r>
+        <w:t>std::</w:t>
+      </w:r>
+      <w:proofErr w:type="gramEnd"/>
+      <w:r>
+        <w:t>find prior to Insertion. If the observer pointer is already present in the collection, the registration attempt is ignored.</w:t>
+      </w:r>
+    </w:p>
+    <w:p>
+      <w:r>
+        <w:t xml:space="preserve">-Deregistration Policy (detach): If a call to detach passes an observer pointer that is not registered, the system performs a lookup via </w:t>
+      </w:r>
+      <w:proofErr w:type="gramStart"/>
+      <w:r>
+        <w:t>std::</w:t>
+      </w:r>
+      <w:proofErr w:type="gramEnd"/>
+      <w:r>
+        <w:t>find. If the pointer is missing, detach completes without raising an exception.</w:t>
+      </w:r>
+    </w:p>
+    <w:p/>
+    <w:p>
+      <w:r>
+        <w:t>3.2</w:t>
+      </w:r>
+    </w:p>
+    <w:p>
+      <w:r>
+        <w:t>The Observer abstraction defines a pure virtual interface (update) to enforce polymorphic handling across concrete observers.</w:t>
+      </w:r>
+    </w:p>
+    <w:p>
+      <w:r>
+        <w:t xml:space="preserve">Policy: To prevent dangling references when objects are destroyed, the architecture uses </w:t>
+      </w:r>
+      <w:proofErr w:type="spellStart"/>
+      <w:r>
+        <w:t>Compisite</w:t>
+      </w:r>
+      <w:proofErr w:type="spellEnd"/>
+      <w:r>
+        <w:t>-Managed Lifetime Scoping:</w:t>
+      </w:r>
+    </w:p>
+    <w:p>
+      <w:pPr>
+        <w:pStyle w:val="ListParagraph"/>
+        <w:numPr>
+          <w:ilvl w:val="0"/>
+          <w:numId w:val="16"/>
+        </w:numPr>
+      </w:pPr>
+      <w:r>
+        <w:t>Intermediate composite nodes (</w:t>
+      </w:r>
+      <w:proofErr w:type="spellStart"/>
+      <w:r>
+        <w:t>EventGroup</w:t>
+      </w:r>
+      <w:proofErr w:type="spellEnd"/>
+      <w:r>
+        <w:t>) manage child lifelines.</w:t>
+      </w:r>
+    </w:p>
+    <w:p>
+      <w:pPr>
+        <w:pStyle w:val="ListParagraph"/>
+        <w:numPr>
+          <w:ilvl w:val="0"/>
+          <w:numId w:val="16"/>
+        </w:numPr>
+      </w:pPr>
+      <w:r>
+        <w:lastRenderedPageBreak/>
+        <w:t xml:space="preserve">When an </w:t>
+      </w:r>
+      <w:proofErr w:type="spellStart"/>
+      <w:r>
+        <w:t>EventGroup</w:t>
+      </w:r>
+      <w:proofErr w:type="spellEnd"/>
+      <w:r>
+        <w:t xml:space="preserve"> composite is destroyed, its destructor recursively frees child components.</w:t>
+      </w:r>
+    </w:p>
+    <w:p>
+      <w:pPr>
+        <w:pStyle w:val="ListParagraph"/>
+        <w:numPr>
+          <w:ilvl w:val="0"/>
+          <w:numId w:val="16"/>
+        </w:numPr>
+      </w:pPr>
+      <w:r>
+        <w:t xml:space="preserve">Prior to deletion, observers are explicitly detached from their parent Subject using </w:t>
+      </w:r>
+      <w:proofErr w:type="gramStart"/>
+      <w:r>
+        <w:t>Subject::detach(</w:t>
+      </w:r>
+      <w:proofErr w:type="gramEnd"/>
+      <w:r>
+        <w:t>).</w:t>
+      </w:r>
+    </w:p>
+    <w:p>
+      <w:pPr>
+        <w:pStyle w:val="ListParagraph"/>
+        <w:numPr>
+          <w:ilvl w:val="0"/>
+          <w:numId w:val="16"/>
+        </w:numPr>
+      </w:pPr>
+      <w:r>
+        <w:t xml:space="preserve">The base Subject destructor executes </w:t>
+      </w:r>
+      <w:proofErr w:type="spellStart"/>
+      <w:proofErr w:type="gramStart"/>
+      <w:r>
+        <w:t>observers.clear</w:t>
+      </w:r>
+      <w:proofErr w:type="spellEnd"/>
+      <w:proofErr w:type="gramEnd"/>
+      <w:r>
+        <w:t>() to invalidate any remaining tracking references, ensuring no dangling pointers.</w:t>
+      </w:r>
+    </w:p>
+    <w:p>
+      <w:r>
+        <w:t>3.5</w:t>
+      </w:r>
+    </w:p>
+    <w:p>
+      <w:r>
+        <w:t xml:space="preserve">The system uses a Push Model, passing a reference directly into </w:t>
+      </w:r>
+      <w:proofErr w:type="gramStart"/>
+      <w:r>
+        <w:t>Observer::</w:t>
+      </w:r>
+      <w:proofErr w:type="gramEnd"/>
+      <w:r>
+        <w:t>update(..)</w:t>
+      </w:r>
+    </w:p>
+    <w:p>
+      <w:r>
+        <w:t>Pros: Observers do not need accessors or back-references to inspect concrete Subject internals. (</w:t>
+      </w:r>
+      <w:proofErr w:type="gramStart"/>
+      <w:r>
+        <w:t>Loose</w:t>
+      </w:r>
+      <w:proofErr w:type="gramEnd"/>
+      <w:r>
+        <w:t xml:space="preserve"> Coupling)</w:t>
+      </w:r>
+    </w:p>
+    <w:p>
+      <w:r>
+        <w:t>Cons: Observers receive the uniform notice payload regardless of whether all state details are required by that specific component.</w:t>
+      </w:r>
+    </w:p>
+    <w:p>
+      <w:r>
+        <w:t>Transferred state:</w:t>
+      </w:r>
+      <w:r>
+        <w:t xml:space="preserve"> </w:t>
+      </w:r>
+      <w:proofErr w:type="spellStart"/>
+      <w:proofErr w:type="gramStart"/>
+      <w:r>
+        <w:t>notice.getMessage</w:t>
+      </w:r>
+      <w:proofErr w:type="spellEnd"/>
+      <w:proofErr w:type="gramEnd"/>
+      <w:r>
+        <w:t>() (</w:t>
+      </w:r>
+      <w:proofErr w:type="gramStart"/>
+      <w:r>
+        <w:t>std::</w:t>
+      </w:r>
+      <w:proofErr w:type="gramEnd"/>
+      <w:r>
+        <w:t>string)</w:t>
+      </w:r>
+      <w:r>
+        <w:br/>
+      </w:r>
+      <w:r>
+        <w:t xml:space="preserve">                                      </w:t>
+      </w:r>
+      <w:proofErr w:type="spellStart"/>
+      <w:proofErr w:type="gramStart"/>
+      <w:r>
+        <w:t>notice.getSeverity</w:t>
+      </w:r>
+      <w:proofErr w:type="spellEnd"/>
+      <w:proofErr w:type="gramEnd"/>
+      <w:r>
+        <w:t>() (int)</w:t>
+      </w:r>
+    </w:p>
+    <w:p>
+      <w:pPr>
+        <w:pStyle w:val="Heading1"/>
+        <w:rPr>
+          <w:b/>
+          <w:bCs/>
+          <w:u w:val="single"/>
+        </w:rPr>
+      </w:pPr>
+      <w:r>
+        <w:rPr>
+          <w:b/>
+          <w:bCs/>
+          <w:u w:val="single"/>
+        </w:rPr>
+        <w:t>Task 4:</w:t>
+      </w:r>
+    </w:p>
+    <w:p>
+      <w:r>
+        <w:t>4.1</w:t>
+      </w:r>
+    </w:p>
+    <w:tbl>
+      <w:tblPr>
+        <w:tblStyle w:val="TableGrid"/>
+        <w:tblW w:w="9165" w:type="dxa"/>
+        <w:tblLook w:val="04A0" w:firstRow="1" w:lastRow="0" w:firstColumn="1" w:lastColumn="0" w:noHBand="0" w:noVBand="1"/>
+      </w:tblPr>
+      <w:tblGrid>
+        <w:gridCol w:w="1724"/>
+        <w:gridCol w:w="2882"/>
+        <w:gridCol w:w="4559"/>
+      </w:tblGrid>
+      <w:tr>
+        <w:trPr>
+          <w:trHeight w:val="321"/>
+        </w:trPr>
+        <w:tc>
+          <w:tcPr>
+            <w:tcW w:w="1724" w:type="dxa"/>
+          </w:tcPr>
+          <w:p>
+            <w:pPr>
+              <w:rPr>
+                <w:b/>
+                <w:bCs/>
+                <w:sz w:val="28"/>
+                <w:szCs w:val="28"/>
+              </w:rPr>
+            </w:pPr>
+            <w:r>
+              <w:rPr>
+                <w:b/>
+                <w:bCs/>
+                <w:sz w:val="28"/>
+                <w:szCs w:val="28"/>
+              </w:rPr>
+              <w:t>Event Rule</w:t>
+            </w:r>
+          </w:p>
+        </w:tc>
+        <w:tc>
+          <w:tcPr>
+            <w:tcW w:w="2882" w:type="dxa"/>
+          </w:tcPr>
+          <w:p>
+            <w:pPr>
+              <w:rPr>
+                <w:b/>
+                <w:bCs/>
+                <w:sz w:val="28"/>
+                <w:szCs w:val="28"/>
+              </w:rPr>
+            </w:pPr>
+            <w:r>
+              <w:rPr>
+                <w:b/>
+                <w:bCs/>
+                <w:sz w:val="28"/>
+                <w:szCs w:val="28"/>
+              </w:rPr>
+              <w:t>Target Concrete Unit</w:t>
+            </w:r>
+          </w:p>
+        </w:tc>
+        <w:tc>
+          <w:tcPr>
+            <w:tcW w:w="4559" w:type="dxa"/>
+          </w:tcPr>
+          <w:p>
+            <w:pPr>
+              <w:rPr>
+                <w:b/>
+                <w:bCs/>
+                <w:sz w:val="28"/>
+                <w:szCs w:val="28"/>
+              </w:rPr>
+            </w:pPr>
+            <w:r>
+              <w:rPr>
+                <w:b/>
+                <w:bCs/>
+                <w:sz w:val="28"/>
+                <w:szCs w:val="28"/>
+              </w:rPr>
+              <w:t>Polymorphic Reaction</w:t>
+            </w:r>
+          </w:p>
+        </w:tc>
+      </w:tr>
+      <w:tr>
+        <w:trPr>
+          <w:trHeight w:val="2575"/>
+        </w:trPr>
+        <w:tc>
+          <w:tcPr>
+            <w:tcW w:w="1724" w:type="dxa"/>
+          </w:tcPr>
+          <w:p>
+            <w:r>
+              <w:t xml:space="preserve">Rule 1: Evacuation Notice </w:t>
+            </w:r>
+          </w:p>
+        </w:tc>
+        <w:tc>
+          <w:tcPr>
+            <w:tcW w:w="2882" w:type="dxa"/>
+          </w:tcPr>
+          <w:p>
+            <w:proofErr w:type="spellStart"/>
+            <w:r>
+              <w:t>TournamentStage</w:t>
+            </w:r>
+            <w:proofErr w:type="spellEnd"/>
+          </w:p>
+          <w:p/>
+          <w:p/>
+          <w:p/>
+          <w:p>
+            <w:proofErr w:type="spellStart"/>
+            <w:r>
+              <w:t>FirstAidPoint</w:t>
+            </w:r>
+            <w:proofErr w:type="spellEnd"/>
+          </w:p>
+          <w:p/>
+          <w:p/>
+          <w:p/>
+          <w:p>
+            <w:proofErr w:type="spellStart"/>
+            <w:r>
+              <w:t>DemoKiosk</w:t>
+            </w:r>
+            <w:proofErr w:type="spellEnd"/>
+          </w:p>
+        </w:tc>
+        <w:tc>
+          <w:tcPr>
+            <w:tcW w:w="4559" w:type="dxa"/>
+          </w:tcPr>
+          <w:p>
+            <w:r>
+              <w:t>Immediately halts live matches (</w:t>
+            </w:r>
+            <w:proofErr w:type="spellStart"/>
+            <w:r>
+              <w:t>matchInProgress</w:t>
+            </w:r>
+            <w:proofErr w:type="spellEnd"/>
+            <w:r>
+              <w:t xml:space="preserve"> = false), and invokes </w:t>
+            </w:r>
+            <w:proofErr w:type="gramStart"/>
+            <w:r>
+              <w:t>close(</w:t>
+            </w:r>
+            <w:proofErr w:type="gramEnd"/>
+            <w:r>
+              <w:t>)</w:t>
+            </w:r>
+          </w:p>
+          <w:p/>
+          <w:p>
+            <w:r>
+              <w:t>Ignores general closure instructions; transitions to emergency mode (</w:t>
+            </w:r>
+            <w:proofErr w:type="spellStart"/>
+            <w:r>
+              <w:t>isEmergencyMode</w:t>
+            </w:r>
+            <w:proofErr w:type="spellEnd"/>
+            <w:r>
+              <w:t xml:space="preserve"> = true) </w:t>
+            </w:r>
+          </w:p>
+          <w:p/>
+          <w:p>
+            <w:r>
+              <w:t>Locks inventory counters (</w:t>
+            </w:r>
+            <w:proofErr w:type="spellStart"/>
+            <w:r>
+              <w:t>isOpen</w:t>
+            </w:r>
+            <w:proofErr w:type="spellEnd"/>
+            <w:r>
+              <w:t xml:space="preserve"> = false)</w:t>
+            </w:r>
+          </w:p>
+        </w:tc>
+      </w:tr>
+      <w:tr>
+        <w:trPr>
+          <w:trHeight w:val="1990"/>
+        </w:trPr>
+        <w:tc>
+          <w:tcPr>
+            <w:tcW w:w="1724" w:type="dxa"/>
+          </w:tcPr>
+          <w:p>
+            <w:r>
+              <w:t xml:space="preserve">Rule 2: Technical Outage </w:t>
+            </w:r>
+          </w:p>
+        </w:tc>
+        <w:tc>
+          <w:tcPr>
+            <w:tcW w:w="2882" w:type="dxa"/>
+          </w:tcPr>
+          <w:p>
+            <w:proofErr w:type="spellStart"/>
+            <w:r>
+              <w:t>CasterBooth</w:t>
+            </w:r>
+            <w:proofErr w:type="spellEnd"/>
+          </w:p>
+          <w:p/>
+          <w:p/>
+          <w:p/>
+          <w:p>
+            <w:proofErr w:type="spellStart"/>
+            <w:r>
+              <w:t>ChargingStation</w:t>
+            </w:r>
+            <w:proofErr w:type="spellEnd"/>
+          </w:p>
+        </w:tc>
+        <w:tc>
+          <w:tcPr>
+            <w:tcW w:w="4559" w:type="dxa"/>
+          </w:tcPr>
+          <w:p>
+            <w:r>
+              <w:t>Suspends live stream broadcasting (</w:t>
+            </w:r>
+            <w:proofErr w:type="spellStart"/>
+            <w:r>
+              <w:t>isLive</w:t>
+            </w:r>
+            <w:proofErr w:type="spellEnd"/>
+            <w:r>
+              <w:t xml:space="preserve"> = false), switches output feed to emergency stream backup.</w:t>
+            </w:r>
+          </w:p>
+          <w:p/>
+          <w:p>
+            <w:r>
+              <w:t>Cuts auxiliary power ports (</w:t>
+            </w:r>
+            <w:proofErr w:type="spellStart"/>
+            <w:r>
+              <w:t>activePorts</w:t>
+            </w:r>
+            <w:proofErr w:type="spellEnd"/>
+            <w:r>
+              <w:t xml:space="preserve"> = 0), reserving internal battery power exclusively for safety systems.</w:t>
+            </w:r>
+          </w:p>
+        </w:tc>
+      </w:tr>
+      <w:tr>
+        <w:trPr>
+          <w:trHeight w:val="848"/>
+        </w:trPr>
+        <w:tc>
+          <w:tcPr>
+            <w:tcW w:w="1724" w:type="dxa"/>
+          </w:tcPr>
+          <w:p>
+            <w:r>
+              <w:t xml:space="preserve">Rule 3: Capacity Warning </w:t>
+            </w:r>
+          </w:p>
+        </w:tc>
+        <w:tc>
+          <w:tcPr>
+            <w:tcW w:w="2882" w:type="dxa"/>
+          </w:tcPr>
+          <w:p>
+            <w:proofErr w:type="spellStart"/>
+            <w:r>
+              <w:t>QueueManagementPoint</w:t>
+            </w:r>
+            <w:proofErr w:type="spellEnd"/>
+          </w:p>
+          <w:p/>
+          <w:p/>
+          <w:p/>
+          <w:p>
+            <w:proofErr w:type="spellStart"/>
+            <w:r>
+              <w:t>CosplayMeetup</w:t>
+            </w:r>
+            <w:proofErr w:type="spellEnd"/>
+          </w:p>
+        </w:tc>
+        <w:tc>
+          <w:tcPr>
+            <w:tcW w:w="4559" w:type="dxa"/>
+          </w:tcPr>
+          <w:p>
+            <w:r>
+              <w:t>Restricts new entry queues (</w:t>
+            </w:r>
+            <w:proofErr w:type="spellStart"/>
+            <w:r>
+              <w:t>queueLength</w:t>
+            </w:r>
+            <w:proofErr w:type="spellEnd"/>
+            <w:r>
+              <w:t xml:space="preserve"> capped), activates temporary overflow stations.</w:t>
+            </w:r>
+          </w:p>
+          <w:p/>
+          <w:p>
+            <w:r>
+              <w:lastRenderedPageBreak/>
+              <w:t>Suspends scheduled group photo shoots, broadcasts crowd-redistribution announcements.</w:t>
+            </w:r>
+          </w:p>
+        </w:tc>
+      </w:tr>
+      <w:tr>
+        <w:trPr>
+          <w:trHeight w:val="140"/>
+        </w:trPr>
+        <w:tc>
+          <w:tcPr>
+            <w:tcW w:w="1724" w:type="dxa"/>
+          </w:tcPr>
+          <w:p>
+            <w:r>
+              <w:lastRenderedPageBreak/>
+              <w:t xml:space="preserve">Rule 4: Resumption Notice </w:t>
+            </w:r>
+          </w:p>
+        </w:tc>
+        <w:tc>
+          <w:tcPr>
+            <w:tcW w:w="2882" w:type="dxa"/>
+          </w:tcPr>
+          <w:p>
+            <w:proofErr w:type="spellStart"/>
+            <w:r>
+              <w:t>TournamentStage</w:t>
+            </w:r>
+            <w:proofErr w:type="spellEnd"/>
+          </w:p>
+          <w:p/>
+          <w:p/>
+          <w:p>
+            <w:proofErr w:type="spellStart"/>
+            <w:r>
+              <w:t>DemoKiosk</w:t>
+            </w:r>
+            <w:proofErr w:type="spellEnd"/>
+          </w:p>
+        </w:tc>
+        <w:tc>
+          <w:tcPr>
+            <w:tcW w:w="4559" w:type="dxa"/>
+          </w:tcPr>
+          <w:p>
+            <w:r>
+              <w:t>Restores match routines (</w:t>
+            </w:r>
+            <w:proofErr w:type="spellStart"/>
+            <w:r>
+              <w:t>matchInProgress</w:t>
+            </w:r>
+            <w:proofErr w:type="spellEnd"/>
+            <w:r>
+              <w:t xml:space="preserve"> = true).</w:t>
+            </w:r>
+          </w:p>
+          <w:p/>
+          <w:p>
+            <w:r>
+              <w:t xml:space="preserve">Sets </w:t>
+            </w:r>
+            <w:proofErr w:type="spellStart"/>
+            <w:r>
+              <w:t>poweredUnits</w:t>
+            </w:r>
+            <w:proofErr w:type="spellEnd"/>
+            <w:r>
+              <w:t xml:space="preserve"> to </w:t>
+            </w:r>
+            <w:proofErr w:type="spellStart"/>
+            <w:r>
+              <w:t>TotalUnits</w:t>
+            </w:r>
+            <w:proofErr w:type="spellEnd"/>
+            <w:r>
+              <w:t>.</w:t>
+            </w:r>
+          </w:p>
+        </w:tc>
+      </w:tr>
+      <w:tr>
+        <w:trPr>
+          <w:trHeight w:val="140"/>
+        </w:trPr>
+        <w:tc>
+          <w:tcPr>
+            <w:tcW w:w="1724" w:type="dxa"/>
+          </w:tcPr>
+          <w:p>
+            <w:r>
+              <w:t xml:space="preserve">Rule 5: Queue Overflow Alert </w:t>
+            </w:r>
+          </w:p>
+        </w:tc>
+        <w:tc>
+          <w:tcPr>
+            <w:tcW w:w="2882" w:type="dxa"/>
+          </w:tcPr>
+          <w:p>
+            <w:proofErr w:type="spellStart"/>
+            <w:r>
+              <w:t>CosplayMeetupPoint</w:t>
+            </w:r>
+            <w:proofErr w:type="spellEnd"/>
+          </w:p>
+        </w:tc>
+        <w:tc>
+          <w:tcPr>
+            <w:tcW w:w="4559" w:type="dxa"/>
+          </w:tcPr>
+          <w:p>
+            <w:r>
+              <w:t>Redirects excess attendees to secondary photo areas.</w:t>
+            </w:r>
+          </w:p>
+        </w:tc>
+      </w:tr>
+      <w:tr>
+        <w:trPr>
+          <w:trHeight w:val="848"/>
+        </w:trPr>
+        <w:tc>
+          <w:tcPr>
+            <w:tcW w:w="1724" w:type="dxa"/>
+          </w:tcPr>
+          <w:p>
+            <w:r>
+              <w:t xml:space="preserve">Rule 6: Open Notice </w:t>
+            </w:r>
+          </w:p>
+        </w:tc>
+        <w:tc>
+          <w:tcPr>
+            <w:tcW w:w="2882" w:type="dxa"/>
+          </w:tcPr>
+          <w:p>
+            <w:r>
+              <w:t xml:space="preserve">Booth / </w:t>
+            </w:r>
+            <w:proofErr w:type="spellStart"/>
+            <w:r>
+              <w:t>DemoKiosk</w:t>
+            </w:r>
+            <w:proofErr w:type="spellEnd"/>
+          </w:p>
+          <w:p/>
+          <w:p/>
+        </w:tc>
+        <w:tc>
+          <w:tcPr>
+            <w:tcW w:w="4559" w:type="dxa"/>
+          </w:tcPr>
+          <w:p>
+            <w:r>
+              <w:t>Unlocks display stands, initializes interactive software, and sets status to active (</w:t>
+            </w:r>
+            <w:proofErr w:type="spellStart"/>
+            <w:r>
+              <w:t>isOpen</w:t>
+            </w:r>
+            <w:proofErr w:type="spellEnd"/>
+            <w:r>
+              <w:t xml:space="preserve"> = true)</w:t>
+            </w:r>
+          </w:p>
+        </w:tc>
+      </w:tr>
+    </w:tbl>
+    <w:p>
+      <w:r>
+        <w:t>4.4</w:t>
+      </w:r>
+    </w:p>
+    <w:p>
+      <w:r>
+        <w:t xml:space="preserve">1. Dynamic Power Grid </w:t>
+      </w:r>
+      <w:proofErr w:type="gramStart"/>
+      <w:r>
+        <w:t>Throttling(</w:t>
+      </w:r>
+      <w:proofErr w:type="spellStart"/>
+      <w:proofErr w:type="gramEnd"/>
+      <w:r>
+        <w:t>DemoKiosk</w:t>
+      </w:r>
+      <w:proofErr w:type="spellEnd"/>
+      <w:r>
+        <w:t>):</w:t>
+      </w:r>
+      <w:r>
+        <w:br/>
+      </w:r>
+      <w:r>
+        <w:tab/>
+        <w:t>Operates hardware units at 50% (</w:t>
+      </w:r>
+      <w:proofErr w:type="spellStart"/>
+      <w:r>
+        <w:t>poweredUnits</w:t>
+      </w:r>
+      <w:proofErr w:type="spellEnd"/>
+      <w:r>
+        <w:t xml:space="preserve"> = </w:t>
+      </w:r>
+      <w:proofErr w:type="spellStart"/>
+      <w:r>
+        <w:t>totalUnits</w:t>
+      </w:r>
+      <w:proofErr w:type="spellEnd"/>
+      <w:r>
+        <w:t>/2) upon receiving</w:t>
+      </w:r>
+      <w:r>
+        <w:br/>
+      </w:r>
+      <w:r>
+        <w:tab/>
+        <w:t>a technical outage</w:t>
+      </w:r>
+      <w:r>
+        <w:br/>
+      </w:r>
+      <w:r>
+        <w:tab/>
+        <w:t xml:space="preserve">No-God: Calculations are scoped locally inside </w:t>
+      </w:r>
+      <w:proofErr w:type="spellStart"/>
+      <w:r>
+        <w:t>DemoKiosk</w:t>
+      </w:r>
+      <w:proofErr w:type="spellEnd"/>
+      <w:r>
+        <w:t xml:space="preserve"> using its internal</w:t>
+      </w:r>
+      <w:r>
+        <w:br/>
+      </w:r>
+      <w:r>
+        <w:tab/>
+        <w:t>state attributes.</w:t>
+      </w:r>
+    </w:p>
+    <w:p>
+      <w:r>
+        <w:t>2. Stream Sync Protocol:</w:t>
+      </w:r>
+    </w:p>
+    <w:p>
+      <w:pPr>
+        <w:ind w:left="720"/>
+      </w:pPr>
+      <w:r>
+        <w:t>Pauses match clocks and dispatch stream standby overlays upon Technical</w:t>
+      </w:r>
+      <w:r>
+        <w:br/>
+        <w:t>outage.</w:t>
+      </w:r>
+      <w:r>
+        <w:br/>
+        <w:t xml:space="preserve">No-God: Logic is fully self-contained inside </w:t>
+      </w:r>
+      <w:proofErr w:type="spellStart"/>
+      <w:proofErr w:type="gramStart"/>
+      <w:r>
+        <w:t>TournamentStage</w:t>
+      </w:r>
+      <w:proofErr w:type="spellEnd"/>
+      <w:r>
+        <w:t>::update(</w:t>
+      </w:r>
+      <w:proofErr w:type="gramEnd"/>
+      <w:r>
+        <w:t>).</w:t>
+      </w:r>
+    </w:p>
+    <w:p>
+      <w:r>
+        <w:t>3.Cosplay Safety Priority Beacon (</w:t>
+      </w:r>
+      <w:proofErr w:type="spellStart"/>
+      <w:r>
+        <w:t>CosplayMeetupPoint</w:t>
+      </w:r>
+      <w:proofErr w:type="spellEnd"/>
+      <w:r>
+        <w:t>):</w:t>
+      </w:r>
+    </w:p>
+    <w:p>
+      <w:r>
+        <w:tab/>
+        <w:t xml:space="preserve">Triggers high-visibility safety beacons during </w:t>
+      </w:r>
+      <w:proofErr w:type="spellStart"/>
+      <w:r>
+        <w:t>QueueOverflowAlert</w:t>
+      </w:r>
+      <w:proofErr w:type="spellEnd"/>
+      <w:r>
+        <w:t xml:space="preserve"> to guide </w:t>
+      </w:r>
+      <w:r>
+        <w:br/>
+      </w:r>
+      <w:r>
+        <w:tab/>
+        <w:t>attendees.</w:t>
+      </w:r>
+      <w:r>
+        <w:br/>
+      </w:r>
+      <w:r>
+        <w:tab/>
+        <w:t xml:space="preserve">No-God: Logic inside </w:t>
+      </w:r>
+      <w:proofErr w:type="spellStart"/>
+      <w:r>
+        <w:t>CosplayMeetupPoint</w:t>
+      </w:r>
+      <w:proofErr w:type="spellEnd"/>
+      <w:r>
+        <w:t>.</w:t>
+      </w:r>
+    </w:p>
+    <w:p>
+      <w:pPr>
+        <w:pStyle w:val="Heading1"/>
+        <w:rPr>
+          <w:b/>
+          <w:bCs/>
+          <w:u w:val="single"/>
+        </w:rPr>
+      </w:pPr>
+      <w:r>
+        <w:rPr>
+          <w:b/>
+          <w:bCs/>
+          <w:u w:val="single"/>
+        </w:rPr>
+        <w:lastRenderedPageBreak/>
         <w:t>Task 5:</w:t>
       </w:r>
     </w:p>
     <w:p>
       <w:r>
+        <w:rPr>
+          <w:noProof/>
+        </w:rPr>
         <w:drawing>
-          <wp:anchor distT="0" distB="0" distL="114300" distR="114300" simplePos="0" relativeHeight="251658240" behindDoc="1" locked="0" layoutInCell="1" allowOverlap="1" wp14:anchorId="068472BA" wp14:editId="3084BB06">
+          <wp:anchor distT="0" distB="0" distL="114300" distR="114300" simplePos="0" relativeHeight="251658240" behindDoc="1" locked="0" layoutInCell="1" allowOverlap="1" wp14:anchorId="068472BA" wp14:editId="1CD38ACA">
             <wp:simplePos x="0" y="0"/>
             <wp:positionH relativeFrom="margin">
               <wp:align>center</wp:align>
@@ -1699,9 +3614,9 @@
             <wp:positionV relativeFrom="paragraph">
               <wp:posOffset>204643</wp:posOffset>
             </wp:positionV>
-            <wp:extent cx="7398581" cy="2144683"/>
-            <wp:effectExtent l="0" t="0" r="0" b="8255"/>
-            <wp:wrapNone/>
+            <wp:extent cx="7397587" cy="2721935"/>
+            <wp:effectExtent l="0" t="0" r="0" b="2540"/>
+            <wp:wrapSquare wrapText="bothSides"/>
             <wp:docPr id="598388384" name="Picture 1"/>
             <wp:cNvGraphicFramePr>
               <a:graphicFrameLocks xmlns:a="http://schemas.openxmlformats.org/drawingml/2006/main" noChangeAspect="1"/>
@@ -1728,7 +3643,7 @@
                   <pic:spPr>
                     <a:xfrm>
                       <a:off x="0" y="0"/>
-                      <a:ext cx="7398581" cy="2144683"/>
+                      <a:ext cx="7415918" cy="2728680"/>
                     </a:xfrm>
                     <a:prstGeom prst="rect">
                       <a:avLst/>
@@ -1748,6 +3663,121 @@
       </w:r>
       <w:r>
         <w:t xml:space="preserve">5.1) </w:t>
+      </w:r>
+    </w:p>
+    <w:p/>
+    <w:p/>
+    <w:p/>
+    <w:p/>
+    <w:p>
+      <w:r>
+        <w:t>5.2)</w:t>
+      </w:r>
+      <w:r>
+        <w:rPr>
+          <w:noProof/>
+        </w:rPr>
+        <w:t xml:space="preserve"> </w:t>
+      </w:r>
+    </w:p>
+    <w:p>
+      <w:r>
+        <w:rPr>
+          <w:noProof/>
+        </w:rPr>
+        <w:drawing>
+          <wp:inline distT="0" distB="0" distL="0" distR="0" wp14:anchorId="66490C3D" wp14:editId="25802CB1">
+            <wp:extent cx="5731510" cy="2182495"/>
+            <wp:effectExtent l="0" t="0" r="2540" b="8255"/>
+            <wp:docPr id="2141434555" name="Picture 1"/>
+            <wp:cNvGraphicFramePr>
+              <a:graphicFrameLocks xmlns:a="http://schemas.openxmlformats.org/drawingml/2006/main" noChangeAspect="1"/>
+            </wp:cNvGraphicFramePr>
+            <a:graphic xmlns:a="http://schemas.openxmlformats.org/drawingml/2006/main">
+              <a:graphicData uri="http://schemas.openxmlformats.org/drawingml/2006/picture">
+                <pic:pic xmlns:pic="http://schemas.openxmlformats.org/drawingml/2006/picture">
+                  <pic:nvPicPr>
+                    <pic:cNvPr id="2141434555" name="Picture 2141434555"/>
+                    <pic:cNvPicPr/>
+                  </pic:nvPicPr>
+                  <pic:blipFill>
+                    <a:blip r:embed="rId7">
+                      <a:extLst>
+                        <a:ext uri="{28A0092B-C50C-407E-A947-70E740481C1C}">
+                          <a14:useLocalDpi xmlns:a14="http://schemas.microsoft.com/office/drawing/2010/main" val="0"/>
+                        </a:ext>
+                      </a:extLst>
+                    </a:blip>
+                    <a:stretch>
+                      <a:fillRect/>
+                    </a:stretch>
+                  </pic:blipFill>
+                  <pic:spPr>
+                    <a:xfrm>
+                      <a:off x="0" y="0"/>
+                      <a:ext cx="5731510" cy="2182495"/>
+                    </a:xfrm>
+                    <a:prstGeom prst="rect">
+                      <a:avLst/>
+                    </a:prstGeom>
+                  </pic:spPr>
+                </pic:pic>
+              </a:graphicData>
+            </a:graphic>
+          </wp:inline>
+        </w:drawing>
+      </w:r>
+    </w:p>
+    <w:p>
+      <w:r>
+        <w:lastRenderedPageBreak/>
+        <w:t>5.3</w:t>
+      </w:r>
+      <w:r>
+        <w:rPr>
+          <w:noProof/>
+        </w:rPr>
+        <w:drawing>
+          <wp:inline distT="0" distB="0" distL="0" distR="0" wp14:anchorId="64E8FB50" wp14:editId="68F0CC8F">
+            <wp:extent cx="5731510" cy="5949315"/>
+            <wp:effectExtent l="0" t="0" r="2540" b="0"/>
+            <wp:docPr id="202045952" name="Picture 2"/>
+            <wp:cNvGraphicFramePr>
+              <a:graphicFrameLocks xmlns:a="http://schemas.openxmlformats.org/drawingml/2006/main" noChangeAspect="1"/>
+            </wp:cNvGraphicFramePr>
+            <a:graphic xmlns:a="http://schemas.openxmlformats.org/drawingml/2006/main">
+              <a:graphicData uri="http://schemas.openxmlformats.org/drawingml/2006/picture">
+                <pic:pic xmlns:pic="http://schemas.openxmlformats.org/drawingml/2006/picture">
+                  <pic:nvPicPr>
+                    <pic:cNvPr id="202045952" name="Picture 202045952"/>
+                    <pic:cNvPicPr/>
+                  </pic:nvPicPr>
+                  <pic:blipFill>
+                    <a:blip r:embed="rId8">
+                      <a:extLst>
+                        <a:ext uri="{28A0092B-C50C-407E-A947-70E740481C1C}">
+                          <a14:useLocalDpi xmlns:a14="http://schemas.microsoft.com/office/drawing/2010/main" val="0"/>
+                        </a:ext>
+                      </a:extLst>
+                    </a:blip>
+                    <a:stretch>
+                      <a:fillRect/>
+                    </a:stretch>
+                  </pic:blipFill>
+                  <pic:spPr>
+                    <a:xfrm>
+                      <a:off x="0" y="0"/>
+                      <a:ext cx="5731510" cy="5949315"/>
+                    </a:xfrm>
+                    <a:prstGeom prst="rect">
+                      <a:avLst/>
+                    </a:prstGeom>
+                  </pic:spPr>
+                </pic:pic>
+              </a:graphicData>
+            </a:graphic>
+          </wp:inline>
+        </w:drawing>
       </w:r>
     </w:p>
     <w:p/>
@@ -1768,10 +3798,6 @@
     <w:p/>
     <w:p/>
     <w:p/>
-    <w:p/>
-    <w:p/>
-    <w:p/>
-    <w:p/>
     <w:p>
       <w:pPr>
         <w:rPr>
@@ -1794,8 +3820,13 @@
       </w:r>
     </w:p>
     <w:p>
-      <w:r>
-        <w:t xml:space="preserve">NexusCon (root) </w:t>
+      <w:proofErr w:type="spellStart"/>
+      <w:r>
+        <w:t>NexusCon</w:t>
+      </w:r>
+      <w:proofErr w:type="spellEnd"/>
+      <w:r>
+        <w:t xml:space="preserve"> (root) </w:t>
       </w:r>
     </w:p>
     <w:p>
@@ -1929,60 +3960,60 @@
     </w:p>
     <w:p>
       <w:r>
+        <w:t xml:space="preserve">| </w:t>
+      </w:r>
+      <w:r>
+        <w:tab/>
+      </w:r>
+      <w:r>
+        <w:t xml:space="preserve">| </w:t>
+      </w:r>
+      <w:r>
+        <w:tab/>
+      </w:r>
+      <w:r>
+        <w:t xml:space="preserve">+-- Demo Kiosk </w:t>
+      </w:r>
+    </w:p>
+    <w:p>
+      <w:r>
+        <w:t xml:space="preserve">| </w:t>
+      </w:r>
+      <w:r>
+        <w:tab/>
+      </w:r>
+      <w:r>
+        <w:t xml:space="preserve">| </w:t>
+      </w:r>
+    </w:p>
+    <w:p>
+      <w:r>
+        <w:t xml:space="preserve">| </w:t>
+      </w:r>
+      <w:r>
+        <w:tab/>
+      </w:r>
+      <w:r>
+        <w:t xml:space="preserve">+-- Indie Alley </w:t>
+      </w:r>
+    </w:p>
+    <w:p>
+      <w:r>
+        <w:t xml:space="preserve">| </w:t>
+      </w:r>
+      <w:r>
+        <w:tab/>
+      </w:r>
+      <w:r>
+        <w:tab/>
+      </w:r>
+      <w:r>
+        <w:t xml:space="preserve">+-- Indie Booth </w:t>
+      </w:r>
+    </w:p>
+    <w:p>
+      <w:r>
         <w:lastRenderedPageBreak/>
-        <w:t xml:space="preserve">| </w:t>
-      </w:r>
-      <w:r>
-        <w:tab/>
-      </w:r>
-      <w:r>
-        <w:t xml:space="preserve">| </w:t>
-      </w:r>
-      <w:r>
-        <w:tab/>
-      </w:r>
-      <w:r>
-        <w:t xml:space="preserve">+-- Demo Kiosk </w:t>
-      </w:r>
-    </w:p>
-    <w:p>
-      <w:r>
-        <w:t xml:space="preserve">| </w:t>
-      </w:r>
-      <w:r>
-        <w:tab/>
-      </w:r>
-      <w:r>
-        <w:t xml:space="preserve">| </w:t>
-      </w:r>
-    </w:p>
-    <w:p>
-      <w:r>
-        <w:t xml:space="preserve">| </w:t>
-      </w:r>
-      <w:r>
-        <w:tab/>
-      </w:r>
-      <w:r>
-        <w:t xml:space="preserve">+-- Indie Alley </w:t>
-      </w:r>
-    </w:p>
-    <w:p>
-      <w:r>
-        <w:t xml:space="preserve">| </w:t>
-      </w:r>
-      <w:r>
-        <w:tab/>
-      </w:r>
-      <w:r>
-        <w:tab/>
-      </w:r>
-      <w:r>
-        <w:t xml:space="preserve">+-- Indie Booth </w:t>
-      </w:r>
-    </w:p>
-    <w:p>
-      <w:r>
         <w:t xml:space="preserve">| </w:t>
       </w:r>
     </w:p>
@@ -2042,7 +4073,7 @@
 </file>
 
 <file path=word/numbering.xml><?xml version="1.0" encoding="utf-8"?>
-<w:numbering xmlns:wpc="http://schemas.microsoft.com/office/word/2010/wordprocessingCanvas" xmlns:cx="http://schemas.microsoft.com/office/drawing/2014/chartex" xmlns:cx1="http://schemas.microsoft.com/office/drawing/2015/9/8/chartex" xmlns:cx2="http://schemas.microsoft.com/office/drawing/2015/10/21/chartex" xmlns:cx3="http://schemas.microsoft.com/office/drawing/2016/5/9/chartex" xmlns:cx4="http://schemas.microsoft.com/office/drawing/2016/5/10/chartex" xmlns:cx5="http://schemas.microsoft.com/office/drawing/2016/5/11/chartex" xmlns:cx6="http://schemas.microsoft.com/office/drawing/2016/5/12/chartex" xmlns:cx7="http://schemas.microsoft.com/office/drawing/2016/5/13/chartex" xmlns:cx8="http://schemas.microsoft.com/office/drawing/2016/5/14/chartex" xmlns:mc="http://schemas.openxmlformats.org/markup-compatibility/2006" xmlns:aink="http://schemas.microsoft.com/office/drawing/2016/ink" xmlns:am3d="http://schemas.microsoft.com/office/drawing/2017/model3d" xmlns:o="urn:schemas-microsoft-com:office:office" xmlns:oel="http://schemas.microsoft.com/office/2019/extlst" xmlns:r="http://schemas.openxmlformats.org/officeDocument/2006/relationships" xmlns:m="http://schemas.openxmlformats.org/officeDocument/2006/math" xmlns:v="urn:schemas-microsoft-com:vml" xmlns:wp14="http://schemas.microsoft.com/office/word/2010/wordprocessingDrawing" xmlns:wp="http://schemas.openxmlformats.org/drawingml/2006/wordprocessingDrawing" xmlns:w10="urn:schemas-microsoft-com:office:word" xmlns:w="http://schemas.openxmlformats.org/wordprocessingml/2006/main" xmlns:w14="http://schemas.microsoft.com/office/word/2010/wordml" xmlns:w15="http://schemas.microsoft.com/office/word/2012/wordml" xmlns:w16cei="http://schemas.microsoft.com/office/word/2026/wordml/cei" xmlns:w16cex="http://schemas.microsoft.com/office/word/2018/wordml/cex" xmlns:w16cid="http://schemas.microsoft.com/office/word/2016/wordml/cid" xmlns:w16="http://schemas.microsoft.com/office/word/2018/wordml" xmlns:w16du="http://schemas.microsoft.com/office/word/2023/wordml/word16du" xmlns:w16sdtdh="http://schemas.microsoft.com/office/word/2020/wordml/sdtdatahash" xmlns:w16sdtfl="http://schemas.microsoft.com/office/word/2024/wordml/sdtformatlock" xmlns:w16se="http://schemas.microsoft.com/office/word/2015/wordml/symex" xmlns:wpg="http://schemas.microsoft.com/office/word/2010/wordprocessingGroup" xmlns:wpi="http://schemas.microsoft.com/office/word/2010/wordprocessingInk" xmlns:wne="http://schemas.microsoft.com/office/word/2006/wordml" xmlns:wps="http://schemas.microsoft.com/office/word/2010/wordprocessingShape" mc:Ignorable="w14 w15 w16se w16cid w16 w16cex w16sdtdh w16sdtfl w16du wp14">
+<w:numbering xmlns:wpc="http://schemas.microsoft.com/office/word/2010/wordprocessingCanvas" xmlns:cx="http://schemas.microsoft.com/office/drawing/2014/chartex" xmlns:cx1="http://schemas.microsoft.com/office/drawing/2015/9/8/chartex" xmlns:cx2="http://schemas.microsoft.com/office/drawing/2015/10/21/chartex" xmlns:cx3="http://schemas.microsoft.com/office/drawing/2016/5/9/chartex" xmlns:cx4="http://schemas.microsoft.com/office/drawing/2016/5/10/chartex" xmlns:cx5="http://schemas.microsoft.com/office/drawing/2016/5/11/chartex" xmlns:cx6="http://schemas.microsoft.com/office/drawing/2016/5/12/chartex" xmlns:cx7="http://schemas.microsoft.com/office/drawing/2016/5/13/chartex" xmlns:cx8="http://schemas.microsoft.com/office/drawing/2016/5/14/chartex" xmlns:mc="http://schemas.openxmlformats.org/markup-compatibility/2006" xmlns:aink="http://schemas.microsoft.com/office/drawing/2016/ink" xmlns:am3d="http://schemas.microsoft.com/office/drawing/2017/model3d" xmlns:o="urn:schemas-microsoft-com:office:office" xmlns:oel="http://schemas.microsoft.com/office/2019/extlst" xmlns:r="http://schemas.openxmlformats.org/officeDocument/2006/relationships" xmlns:m="http://schemas.openxmlformats.org/officeDocument/2006/math" xmlns:v="urn:schemas-microsoft-com:vml" xmlns:wp14="http://schemas.microsoft.com/office/word/2010/wordprocessingDrawing" xmlns:wp="http://schemas.openxmlformats.org/drawingml/2006/wordprocessingDrawing" xmlns:w10="urn:schemas-microsoft-com:office:word" xmlns:w="http://schemas.openxmlformats.org/wordprocessingml/2006/main" xmlns:w14="http://schemas.microsoft.com/office/word/2010/wordml" xmlns:w15="http://schemas.microsoft.com/office/word/2012/wordml" xmlns:w16cex="http://schemas.microsoft.com/office/word/2018/wordml/cex" xmlns:w16cid="http://schemas.microsoft.com/office/word/2016/wordml/cid" xmlns:w16="http://schemas.microsoft.com/office/word/2018/wordml" xmlns:w16du="http://schemas.microsoft.com/office/word/2023/wordml/word16du" xmlns:w16sdtdh="http://schemas.microsoft.com/office/word/2020/wordml/sdtdatahash" xmlns:w16sdtfl="http://schemas.microsoft.com/office/word/2024/wordml/sdtformatlock" xmlns:w16se="http://schemas.microsoft.com/office/word/2015/wordml/symex" xmlns:wpg="http://schemas.microsoft.com/office/word/2010/wordprocessingGroup" xmlns:wpi="http://schemas.microsoft.com/office/word/2010/wordprocessingInk" xmlns:wne="http://schemas.microsoft.com/office/word/2006/wordml" xmlns:wps="http://schemas.microsoft.com/office/word/2010/wordprocessingShape" mc:Ignorable="w14 w15 w16se w16cid w16 w16cex w16sdtdh w16sdtfl w16du wp14">
   <w:abstractNum w:abstractNumId="0" w15:restartNumberingAfterBreak="0">
     <w:nsid w:val="00D104A3"/>
     <w:multiLevelType w:val="multilevel"/>
@@ -2471,6 +4502,95 @@
     </w:lvl>
   </w:abstractNum>
   <w:abstractNum w:abstractNumId="4" w15:restartNumberingAfterBreak="0">
+    <w:nsid w:val="1BC7524E"/>
+    <w:multiLevelType w:val="hybridMultilevel"/>
+    <w:tmpl w:val="ED16F3E2"/>
+    <w:lvl w:ilvl="0" w:tplc="1C09000F">
+      <w:start w:val="1"/>
+      <w:numFmt w:val="decimal"/>
+      <w:lvlText w:val="%1."/>
+      <w:lvlJc w:val="left"/>
+      <w:pPr>
+        <w:ind w:left="720" w:hanging="360"/>
+      </w:pPr>
+      <w:rPr>
+        <w:rFonts w:hint="default"/>
+      </w:rPr>
+    </w:lvl>
+    <w:lvl w:ilvl="1" w:tplc="1C090019" w:tentative="1">
+      <w:start w:val="1"/>
+      <w:numFmt w:val="lowerLetter"/>
+      <w:lvlText w:val="%2."/>
+      <w:lvlJc w:val="left"/>
+      <w:pPr>
+        <w:ind w:left="1440" w:hanging="360"/>
+      </w:pPr>
+    </w:lvl>
+    <w:lvl w:ilvl="2" w:tplc="1C09001B" w:tentative="1">
+      <w:start w:val="1"/>
+      <w:numFmt w:val="lowerRoman"/>
+      <w:lvlText w:val="%3."/>
+      <w:lvlJc w:val="right"/>
+      <w:pPr>
+        <w:ind w:left="2160" w:hanging="180"/>
+      </w:pPr>
+    </w:lvl>
+    <w:lvl w:ilvl="3" w:tplc="1C09000F" w:tentative="1">
+      <w:start w:val="1"/>
+      <w:numFmt w:val="decimal"/>
+      <w:lvlText w:val="%4."/>
+      <w:lvlJc w:val="left"/>
+      <w:pPr>
+        <w:ind w:left="2880" w:hanging="360"/>
+      </w:pPr>
+    </w:lvl>
+    <w:lvl w:ilvl="4" w:tplc="1C090019" w:tentative="1">
+      <w:start w:val="1"/>
+      <w:numFmt w:val="lowerLetter"/>
+      <w:lvlText w:val="%5."/>
+      <w:lvlJc w:val="left"/>
+      <w:pPr>
+        <w:ind w:left="3600" w:hanging="360"/>
+      </w:pPr>
+    </w:lvl>
+    <w:lvl w:ilvl="5" w:tplc="1C09001B" w:tentative="1">
+      <w:start w:val="1"/>
+      <w:numFmt w:val="lowerRoman"/>
+      <w:lvlText w:val="%6."/>
+      <w:lvlJc w:val="right"/>
+      <w:pPr>
+        <w:ind w:left="4320" w:hanging="180"/>
+      </w:pPr>
+    </w:lvl>
+    <w:lvl w:ilvl="6" w:tplc="1C09000F" w:tentative="1">
+      <w:start w:val="1"/>
+      <w:numFmt w:val="decimal"/>
+      <w:lvlText w:val="%7."/>
+      <w:lvlJc w:val="left"/>
+      <w:pPr>
+        <w:ind w:left="5040" w:hanging="360"/>
+      </w:pPr>
+    </w:lvl>
+    <w:lvl w:ilvl="7" w:tplc="1C090019" w:tentative="1">
+      <w:start w:val="1"/>
+      <w:numFmt w:val="lowerLetter"/>
+      <w:lvlText w:val="%8."/>
+      <w:lvlJc w:val="left"/>
+      <w:pPr>
+        <w:ind w:left="5760" w:hanging="360"/>
+      </w:pPr>
+    </w:lvl>
+    <w:lvl w:ilvl="8" w:tplc="1C09001B" w:tentative="1">
+      <w:start w:val="1"/>
+      <w:numFmt w:val="lowerRoman"/>
+      <w:lvlText w:val="%9."/>
+      <w:lvlJc w:val="right"/>
+      <w:pPr>
+        <w:ind w:left="6480" w:hanging="180"/>
+      </w:pPr>
+    </w:lvl>
+  </w:abstractNum>
+  <w:abstractNum w:abstractNumId="5" w15:restartNumberingAfterBreak="0">
     <w:nsid w:val="1DDC47B0"/>
     <w:multiLevelType w:val="hybridMultilevel"/>
     <w:tmpl w:val="A4606F58"/>
@@ -2562,7 +4682,7 @@
       </w:pPr>
     </w:lvl>
   </w:abstractNum>
-  <w:abstractNum w:abstractNumId="5" w15:restartNumberingAfterBreak="0">
+  <w:abstractNum w:abstractNumId="6" w15:restartNumberingAfterBreak="0">
     <w:nsid w:val="1E350882"/>
     <w:multiLevelType w:val="hybridMultilevel"/>
     <w:tmpl w:val="1FD0E608"/>
@@ -2675,7 +4795,7 @@
       </w:rPr>
     </w:lvl>
   </w:abstractNum>
-  <w:abstractNum w:abstractNumId="6" w15:restartNumberingAfterBreak="0">
+  <w:abstractNum w:abstractNumId="7" w15:restartNumberingAfterBreak="0">
     <w:nsid w:val="36410B79"/>
     <w:multiLevelType w:val="hybridMultilevel"/>
     <w:tmpl w:val="92FE9D62"/>
@@ -2788,7 +4908,7 @@
       </w:rPr>
     </w:lvl>
   </w:abstractNum>
-  <w:abstractNum w:abstractNumId="7" w15:restartNumberingAfterBreak="0">
+  <w:abstractNum w:abstractNumId="8" w15:restartNumberingAfterBreak="0">
     <w:nsid w:val="3C4B557E"/>
     <w:multiLevelType w:val="hybridMultilevel"/>
     <w:tmpl w:val="0C9AB7D2"/>
@@ -2901,7 +5021,7 @@
       </w:rPr>
     </w:lvl>
   </w:abstractNum>
-  <w:abstractNum w:abstractNumId="8" w15:restartNumberingAfterBreak="0">
+  <w:abstractNum w:abstractNumId="9" w15:restartNumberingAfterBreak="0">
     <w:nsid w:val="3F381945"/>
     <w:multiLevelType w:val="hybridMultilevel"/>
     <w:tmpl w:val="390856FE"/>
@@ -3014,7 +5134,7 @@
       </w:rPr>
     </w:lvl>
   </w:abstractNum>
-  <w:abstractNum w:abstractNumId="9" w15:restartNumberingAfterBreak="0">
+  <w:abstractNum w:abstractNumId="10" w15:restartNumberingAfterBreak="0">
     <w:nsid w:val="432765C9"/>
     <w:multiLevelType w:val="hybridMultilevel"/>
     <w:tmpl w:val="329C1B96"/>
@@ -3100,7 +5220,7 @@
       </w:pPr>
     </w:lvl>
   </w:abstractNum>
-  <w:abstractNum w:abstractNumId="10" w15:restartNumberingAfterBreak="0">
+  <w:abstractNum w:abstractNumId="11" w15:restartNumberingAfterBreak="0">
     <w:nsid w:val="50563DB2"/>
     <w:multiLevelType w:val="hybridMultilevel"/>
     <w:tmpl w:val="1458E4B2"/>
@@ -3213,7 +5333,7 @@
       </w:rPr>
     </w:lvl>
   </w:abstractNum>
-  <w:abstractNum w:abstractNumId="11" w15:restartNumberingAfterBreak="0">
+  <w:abstractNum w:abstractNumId="12" w15:restartNumberingAfterBreak="0">
     <w:nsid w:val="55612865"/>
     <w:multiLevelType w:val="hybridMultilevel"/>
     <w:tmpl w:val="BB50A020"/>
@@ -3326,7 +5446,7 @@
       </w:rPr>
     </w:lvl>
   </w:abstractNum>
-  <w:abstractNum w:abstractNumId="12" w15:restartNumberingAfterBreak="0">
+  <w:abstractNum w:abstractNumId="13" w15:restartNumberingAfterBreak="0">
     <w:nsid w:val="639802ED"/>
     <w:multiLevelType w:val="hybridMultilevel"/>
     <w:tmpl w:val="C8166BF6"/>
@@ -3412,7 +5532,7 @@
       </w:pPr>
     </w:lvl>
   </w:abstractNum>
-  <w:abstractNum w:abstractNumId="13" w15:restartNumberingAfterBreak="0">
+  <w:abstractNum w:abstractNumId="14" w15:restartNumberingAfterBreak="0">
     <w:nsid w:val="6910501A"/>
     <w:multiLevelType w:val="hybridMultilevel"/>
     <w:tmpl w:val="66CE77B4"/>
@@ -3525,7 +5645,7 @@
       </w:rPr>
     </w:lvl>
   </w:abstractNum>
-  <w:abstractNum w:abstractNumId="14" w15:restartNumberingAfterBreak="0">
+  <w:abstractNum w:abstractNumId="15" w15:restartNumberingAfterBreak="0">
     <w:nsid w:val="6A686686"/>
     <w:multiLevelType w:val="hybridMultilevel"/>
     <w:tmpl w:val="EC3C616E"/>
@@ -3642,46 +5762,49 @@
     <w:abstractNumId w:val="0"/>
   </w:num>
   <w:num w:numId="2" w16cid:durableId="2022319321">
-    <w:abstractNumId w:val="11"/>
+    <w:abstractNumId w:val="12"/>
   </w:num>
   <w:num w:numId="3" w16cid:durableId="1911693314">
     <w:abstractNumId w:val="3"/>
   </w:num>
   <w:num w:numId="4" w16cid:durableId="1259489053">
-    <w:abstractNumId w:val="12"/>
+    <w:abstractNumId w:val="13"/>
   </w:num>
   <w:num w:numId="5" w16cid:durableId="325283702">
-    <w:abstractNumId w:val="9"/>
+    <w:abstractNumId w:val="10"/>
   </w:num>
   <w:num w:numId="6" w16cid:durableId="819729018">
     <w:abstractNumId w:val="2"/>
   </w:num>
   <w:num w:numId="7" w16cid:durableId="207106592">
+    <w:abstractNumId w:val="7"/>
+  </w:num>
+  <w:num w:numId="8" w16cid:durableId="492915017">
+    <w:abstractNumId w:val="9"/>
+  </w:num>
+  <w:num w:numId="9" w16cid:durableId="1776747260">
     <w:abstractNumId w:val="6"/>
   </w:num>
-  <w:num w:numId="8" w16cid:durableId="492915017">
+  <w:num w:numId="10" w16cid:durableId="875123364">
+    <w:abstractNumId w:val="5"/>
+  </w:num>
+  <w:num w:numId="11" w16cid:durableId="1404597577">
+    <w:abstractNumId w:val="11"/>
+  </w:num>
+  <w:num w:numId="12" w16cid:durableId="66732681">
     <w:abstractNumId w:val="8"/>
   </w:num>
-  <w:num w:numId="9" w16cid:durableId="1776747260">
-    <w:abstractNumId w:val="5"/>
-  </w:num>
-  <w:num w:numId="10" w16cid:durableId="875123364">
-    <w:abstractNumId w:val="4"/>
-  </w:num>
-  <w:num w:numId="11" w16cid:durableId="1404597577">
-    <w:abstractNumId w:val="10"/>
-  </w:num>
-  <w:num w:numId="12" w16cid:durableId="66732681">
-    <w:abstractNumId w:val="7"/>
-  </w:num>
   <w:num w:numId="13" w16cid:durableId="797378599">
-    <w:abstractNumId w:val="13"/>
+    <w:abstractNumId w:val="14"/>
   </w:num>
   <w:num w:numId="14" w16cid:durableId="851065111">
-    <w:abstractNumId w:val="14"/>
+    <w:abstractNumId w:val="15"/>
   </w:num>
   <w:num w:numId="15" w16cid:durableId="1932931518">
     <w:abstractNumId w:val="1"/>
+  </w:num>
+  <w:num w:numId="16" w16cid:durableId="2126537330">
+    <w:abstractNumId w:val="4"/>
   </w:num>
 </w:numbering>
 </file>
@@ -4612,6 +6735,25 @@
       <w:rFonts w:ascii="Times New Roman" w:hAnsi="Times New Roman" w:cs="Times New Roman"/>
     </w:rPr>
   </w:style>
+  <w:style w:type="table" w:styleId="TableGrid">
+    <w:name w:val="Table Grid"/>
+    <w:basedOn w:val="TableNormal"/>
+    <w:uiPriority w:val="39"/>
+    <w:rsid w:val="00DC1EC3"/>
+    <w:pPr>
+      <w:spacing w:after="0" w:line="240" w:lineRule="auto"/>
+    </w:pPr>
+    <w:tblPr>
+      <w:tblBorders>
+        <w:top w:val="single" w:sz="4" w:space="0" w:color="auto"/>
+        <w:left w:val="single" w:sz="4" w:space="0" w:color="auto"/>
+        <w:bottom w:val="single" w:sz="4" w:space="0" w:color="auto"/>
+        <w:right w:val="single" w:sz="4" w:space="0" w:color="auto"/>
+        <w:insideH w:val="single" w:sz="4" w:space="0" w:color="auto"/>
+        <w:insideV w:val="single" w:sz="4" w:space="0" w:color="auto"/>
+      </w:tblBorders>
+    </w:tblPr>
+  </w:style>
 </w:styles>
 </file>
 

--- a/Prac3.docx
+++ b/Prac3.docx
@@ -18,12 +18,12 @@
           <w:bCs/>
           <w:u w:val="single"/>
         </w:rPr>
-        <w:t>COS124 Practical 3</w:t>
-      </w:r>
-    </w:p>
-    <w:p/>
-    <w:p>
-      <w:pPr>
+        <w:t>NexusCon</w:t>
+      </w:r>
+    </w:p>
+    <w:p>
+      <w:pPr>
+        <w:jc w:val="center"/>
         <w:rPr>
           <w:sz w:val="28"/>
           <w:szCs w:val="28"/>
@@ -34,66 +34,166 @@
           <w:sz w:val="28"/>
           <w:szCs w:val="28"/>
         </w:rPr>
-        <w:t>Sergio Ferreira 25247418</w:t>
-      </w:r>
-    </w:p>
-    <w:p>
-      <w:pPr>
+        <w:t>Three-day</w:t>
+      </w:r>
+      <w:r>
         <w:rPr>
           <w:sz w:val="28"/>
           <w:szCs w:val="28"/>
         </w:rPr>
-      </w:pPr>
-      <w:r>
+        <w:t xml:space="preserve"> gaming convention.</w:t>
+      </w:r>
+    </w:p>
+    <w:p/>
+    <w:p>
+      <w:pPr>
         <w:rPr>
           <w:sz w:val="28"/>
           <w:szCs w:val="28"/>
         </w:rPr>
-        <w:t>Rafael de Gouveia</w:t>
-      </w:r>
+      </w:pPr>
       <w:r>
         <w:rPr>
           <w:sz w:val="28"/>
           <w:szCs w:val="28"/>
         </w:rPr>
-        <w:t xml:space="preserve"> </w:t>
-      </w:r>
-      <w:r>
+        <w:t>Sergio Ferreira 25247418</w:t>
+      </w:r>
+    </w:p>
+    <w:p>
+      <w:pPr>
         <w:rPr>
           <w:sz w:val="28"/>
           <w:szCs w:val="28"/>
         </w:rPr>
-        <w:t>25054903</w:t>
-      </w:r>
-    </w:p>
-    <w:p>
-      <w:pPr>
+      </w:pPr>
+      <w:r>
         <w:rPr>
           <w:sz w:val="28"/>
           <w:szCs w:val="28"/>
         </w:rPr>
-      </w:pPr>
+        <w:t>Rafael de Gouveia</w:t>
+      </w:r>
       <w:r>
         <w:rPr>
           <w:sz w:val="28"/>
           <w:szCs w:val="28"/>
         </w:rPr>
-        <w:t>Johannes van Rensburg</w:t>
+        <w:t xml:space="preserve"> </w:t>
       </w:r>
       <w:r>
         <w:rPr>
           <w:sz w:val="28"/>
           <w:szCs w:val="28"/>
         </w:rPr>
-        <w:t xml:space="preserve"> 254077</w:t>
-      </w:r>
-      <w:r>
+        <w:t>25054903</w:t>
+      </w:r>
+    </w:p>
+    <w:p>
+      <w:pPr>
         <w:rPr>
           <w:sz w:val="28"/>
           <w:szCs w:val="28"/>
         </w:rPr>
+      </w:pPr>
+      <w:r>
+        <w:rPr>
+          <w:sz w:val="28"/>
+          <w:szCs w:val="28"/>
+        </w:rPr>
+        <w:t>Johannes van Rensburg</w:t>
+      </w:r>
+      <w:r>
+        <w:rPr>
+          <w:sz w:val="28"/>
+          <w:szCs w:val="28"/>
+        </w:rPr>
+        <w:t xml:space="preserve"> 254077</w:t>
+      </w:r>
+      <w:r>
+        <w:rPr>
+          <w:sz w:val="28"/>
+          <w:szCs w:val="28"/>
+        </w:rPr>
         <w:t>25</w:t>
       </w:r>
+    </w:p>
+    <w:p>
+      <w:pPr>
+        <w:rPr>
+          <w:sz w:val="28"/>
+          <w:szCs w:val="28"/>
+        </w:rPr>
+      </w:pPr>
+      <w:r>
+        <w:rPr>
+          <w:sz w:val="28"/>
+          <w:szCs w:val="28"/>
+        </w:rPr>
+        <w:drawing>
+          <wp:anchor distT="0" distB="0" distL="114300" distR="114300" simplePos="0" relativeHeight="251659264" behindDoc="1" locked="0" layoutInCell="1" allowOverlap="1" wp14:anchorId="295712CE" wp14:editId="4AD4FE2A">
+            <wp:simplePos x="0" y="0"/>
+            <wp:positionH relativeFrom="margin">
+              <wp:align>center</wp:align>
+            </wp:positionH>
+            <wp:positionV relativeFrom="paragraph">
+              <wp:posOffset>395720</wp:posOffset>
+            </wp:positionV>
+            <wp:extent cx="7329613" cy="4031673"/>
+            <wp:effectExtent l="0" t="0" r="5080" b="6985"/>
+            <wp:wrapNone/>
+            <wp:docPr id="2016403963" name="Picture 1"/>
+            <wp:cNvGraphicFramePr>
+              <a:graphicFrameLocks xmlns:a="http://schemas.openxmlformats.org/drawingml/2006/main" noChangeAspect="1"/>
+            </wp:cNvGraphicFramePr>
+            <a:graphic xmlns:a="http://schemas.openxmlformats.org/drawingml/2006/main">
+              <a:graphicData uri="http://schemas.openxmlformats.org/drawingml/2006/picture">
+                <pic:pic xmlns:pic="http://schemas.openxmlformats.org/drawingml/2006/picture">
+                  <pic:nvPicPr>
+                    <pic:cNvPr id="2016403963" name=""/>
+                    <pic:cNvPicPr/>
+                  </pic:nvPicPr>
+                  <pic:blipFill>
+                    <a:blip r:embed="rId5">
+                      <a:extLst>
+                        <a:ext uri="{28A0092B-C50C-407E-A947-70E740481C1C}">
+                          <a14:useLocalDpi xmlns:a14="http://schemas.microsoft.com/office/drawing/2010/main" val="0"/>
+                        </a:ext>
+                      </a:extLst>
+                    </a:blip>
+                    <a:stretch>
+                      <a:fillRect/>
+                    </a:stretch>
+                  </pic:blipFill>
+                  <pic:spPr>
+                    <a:xfrm>
+                      <a:off x="0" y="0"/>
+                      <a:ext cx="7329613" cy="4031673"/>
+                    </a:xfrm>
+                    <a:prstGeom prst="rect">
+                      <a:avLst/>
+                    </a:prstGeom>
+                  </pic:spPr>
+                </pic:pic>
+              </a:graphicData>
+            </a:graphic>
+            <wp14:sizeRelH relativeFrom="page">
+              <wp14:pctWidth>0</wp14:pctWidth>
+            </wp14:sizeRelH>
+            <wp14:sizeRelV relativeFrom="page">
+              <wp14:pctHeight>0</wp14:pctHeight>
+            </wp14:sizeRelV>
+          </wp:anchor>
+        </w:drawing>
+      </w:r>
+    </w:p>
+    <w:p>
+      <w:pPr>
+        <w:rPr>
+          <w:sz w:val="28"/>
+          <w:szCs w:val="28"/>
+        </w:rPr>
+      </w:pPr>
     </w:p>
     <w:p>
       <w:pPr>
@@ -112,1432 +212,1500 @@
           <w:u w:val="single"/>
         </w:rPr>
       </w:pPr>
-      <w:r>
+    </w:p>
+    <w:p>
+      <w:pPr>
+        <w:pStyle w:val="Heading1"/>
         <w:rPr>
           <w:b/>
           <w:bCs/>
           <w:u w:val="single"/>
         </w:rPr>
-        <w:t>Task 1:</w:t>
-      </w:r>
-    </w:p>
-    <w:p>
-      <w:pPr>
-        <w:pStyle w:val="ListParagraph"/>
-        <w:numPr>
-          <w:ilvl w:val="1"/>
-          <w:numId w:val="1"/>
-        </w:numPr>
-      </w:pPr>
-      <w:r>
-        <w:rPr>
-          <w:b/>
-          <w:bCs/>
-        </w:rPr>
-        <w:t>Event name: NexusCon — a three-day gaming convention</w:t>
-      </w:r>
-    </w:p>
-    <w:p>
-      <w:pPr>
-        <w:pStyle w:val="ListParagraph"/>
-      </w:pPr>
-    </w:p>
-    <w:p>
-      <w:pPr>
-        <w:pStyle w:val="ListParagraph"/>
-      </w:pPr>
-      <w:r>
-        <w:t>NexusCon is a large-scale gaming convention</w:t>
-      </w:r>
-      <w:r>
-        <w:t xml:space="preserve">, which </w:t>
-      </w:r>
-      <w:r>
-        <w:t>includ</w:t>
-      </w:r>
-      <w:r>
-        <w:t>es</w:t>
-      </w:r>
-      <w:r>
-        <w:t xml:space="preserve"> competitive esports tournaments, a publisher/indie expo floor, and community-</w:t>
-      </w:r>
-      <w:r>
-        <w:t>based</w:t>
-      </w:r>
-      <w:r>
-        <w:t xml:space="preserve"> activities. The event runs across multiple halls and outdoor areas, with thousands of attendees moving between zones. Because tournaments run on live schedules, expo booths run demo hardware continuously, and the event must respond to real-time issues (technical </w:t>
-      </w:r>
-      <w:r>
-        <w:t>issues</w:t>
-      </w:r>
-      <w:r>
-        <w:t xml:space="preserve">, capacity overflows, safety alerts), the venue needs both a nested spatial structure (to organise and query areas) and a notification structure (so </w:t>
-      </w:r>
-      <w:r>
-        <w:t>necessary</w:t>
-      </w:r>
-      <w:r>
-        <w:t xml:space="preserve"> changes </w:t>
-      </w:r>
-      <w:r>
-        <w:t>spread</w:t>
-      </w:r>
-      <w:r>
-        <w:t xml:space="preserve"> quickly to only the</w:t>
-      </w:r>
-      <w:r>
-        <w:t>ir</w:t>
-      </w:r>
-      <w:r>
-        <w:t xml:space="preserve"> relevant areas).</w:t>
-      </w:r>
-    </w:p>
-    <w:p>
-      <w:pPr>
-        <w:pStyle w:val="ListParagraph"/>
-      </w:pPr>
-      <w:r>
-        <w:t xml:space="preserve">The event is organised as a tree of nested areas. At the top level, </w:t>
-      </w:r>
-      <w:r>
-        <w:rPr>
-          <w:b/>
-          <w:bCs/>
-        </w:rPr>
-        <w:t>NexusCon</w:t>
-      </w:r>
-      <w:r>
-        <w:t xml:space="preserve"> contains three major zones: the </w:t>
-      </w:r>
-      <w:r>
-        <w:rPr>
-          <w:b/>
-          <w:bCs/>
-        </w:rPr>
-        <w:t>Tournament Hall</w:t>
-      </w:r>
-      <w:r>
-        <w:t xml:space="preserve"> (competitive play), the </w:t>
-      </w:r>
-      <w:r>
-        <w:rPr>
-          <w:b/>
-          <w:bCs/>
-        </w:rPr>
-        <w:t>Expo Floor</w:t>
-      </w:r>
-      <w:r>
-        <w:t xml:space="preserve"> (publisher and indie exhibits), and the </w:t>
-      </w:r>
-      <w:r>
-        <w:rPr>
-          <w:b/>
-          <w:bCs/>
-        </w:rPr>
-        <w:t>Community Zone</w:t>
-      </w:r>
-      <w:r>
-        <w:t xml:space="preserve"> (</w:t>
-      </w:r>
-      <w:r>
-        <w:t>community and support</w:t>
-      </w:r>
-      <w:r>
-        <w:t xml:space="preserve"> services). Each of these zones contains further sub-zones, giving the event depth — a change at the top (e.g. an evacuation) must </w:t>
-      </w:r>
-      <w:r>
-        <w:t>go</w:t>
-      </w:r>
-      <w:r>
-        <w:t xml:space="preserve"> through multiple levels before reaching the units that actually need to act on it, while a </w:t>
-      </w:r>
-      <w:r>
-        <w:t>small/narrow</w:t>
-      </w:r>
-      <w:r>
-        <w:t xml:space="preserve"> change (e.g. one hall's Wi-Fi failing) should only affect that </w:t>
-      </w:r>
-      <w:r>
-        <w:t xml:space="preserve">specific </w:t>
-      </w:r>
-      <w:r>
-        <w:t>hall's subtree.</w:t>
-      </w:r>
-    </w:p>
-    <w:p>
-      <w:pPr>
-        <w:pStyle w:val="ListParagraph"/>
-      </w:pPr>
-    </w:p>
-    <w:p>
-      <w:pPr>
-        <w:pStyle w:val="ListParagraph"/>
-      </w:pPr>
-      <w:r>
-        <w:t xml:space="preserve">At least </w:t>
-      </w:r>
-      <w:r>
-        <w:t xml:space="preserve">3 </w:t>
-      </w:r>
-      <w:r>
-        <w:t>ki</w:t>
-      </w:r>
-      <w:r>
-        <w:t>nds of grouping:</w:t>
-      </w:r>
-    </w:p>
-    <w:p>
-      <w:pPr>
-        <w:pStyle w:val="ListParagraph"/>
-        <w:numPr>
-          <w:ilvl w:val="0"/>
-          <w:numId w:val="4"/>
-        </w:numPr>
-      </w:pPr>
-      <w:r>
-        <w:rPr>
-          <w:b/>
-          <w:bCs/>
-        </w:rPr>
-        <w:t>Venue root:</w:t>
-      </w:r>
-      <w:r>
-        <w:t xml:space="preserve"> The entire convention itself, treated as a Composite so client can call several functions on the entire event when necessary.</w:t>
-      </w:r>
-    </w:p>
-    <w:p>
-      <w:pPr>
-        <w:pStyle w:val="ListParagraph"/>
-        <w:numPr>
-          <w:ilvl w:val="0"/>
-          <w:numId w:val="4"/>
-        </w:numPr>
-      </w:pPr>
-      <w:r>
-        <w:rPr>
-          <w:b/>
-          <w:bCs/>
-        </w:rPr>
-        <w:t>Zone:</w:t>
-      </w:r>
-      <w:r>
-        <w:t xml:space="preserve"> top-level operational areas of the convention</w:t>
-      </w:r>
-      <w:r>
-        <w:t>.</w:t>
-      </w:r>
-    </w:p>
-    <w:p>
-      <w:pPr>
-        <w:pStyle w:val="ListParagraph"/>
-        <w:numPr>
-          <w:ilvl w:val="0"/>
-          <w:numId w:val="4"/>
-        </w:numPr>
-      </w:pPr>
-      <w:r>
-        <w:rPr>
-          <w:b/>
-          <w:bCs/>
-        </w:rPr>
-        <w:t xml:space="preserve">Sub-zone: </w:t>
-      </w:r>
-      <w:r>
-        <w:t>sub-areas within a zone, which group related units</w:t>
-      </w:r>
-      <w:r>
-        <w:t>.</w:t>
-      </w:r>
-    </w:p>
-    <w:p/>
-    <w:p/>
-    <w:p>
-      <w:pPr>
-        <w:ind w:left="720"/>
-      </w:pPr>
-      <w:r>
-        <w:lastRenderedPageBreak/>
-        <w:t xml:space="preserve">At least </w:t>
-      </w:r>
-      <w:r>
-        <w:t xml:space="preserve">5 </w:t>
-      </w:r>
-      <w:r>
-        <w:t>c</w:t>
-      </w:r>
-      <w:r>
-        <w:t xml:space="preserve">oncrete </w:t>
-      </w:r>
-      <w:r>
-        <w:t>event units</w:t>
-      </w:r>
-      <w:r>
-        <w:t>:</w:t>
-      </w:r>
-    </w:p>
-    <w:p>
-      <w:pPr>
-        <w:pStyle w:val="ListParagraph"/>
-        <w:numPr>
-          <w:ilvl w:val="0"/>
-          <w:numId w:val="5"/>
-        </w:numPr>
-      </w:pPr>
-      <w:r>
-        <w:rPr>
-          <w:b/>
-          <w:bCs/>
-        </w:rPr>
-        <w:t>Tournament Stage:</w:t>
-      </w:r>
-      <w:r>
-        <w:t xml:space="preserve"> hosts live competit</w:t>
-      </w:r>
-      <w:r>
-        <w:t>ive matches; can pause/resume matches.</w:t>
-      </w:r>
-    </w:p>
-    <w:p>
-      <w:pPr>
-        <w:pStyle w:val="ListParagraph"/>
-        <w:numPr>
-          <w:ilvl w:val="0"/>
-          <w:numId w:val="5"/>
-        </w:numPr>
-      </w:pPr>
-      <w:r>
-        <w:rPr>
-          <w:b/>
-          <w:bCs/>
-        </w:rPr>
-        <w:t>Caster Booth:</w:t>
-      </w:r>
-      <w:r>
-        <w:t xml:space="preserve"> broadcasts commentary and streams footage</w:t>
-      </w:r>
-      <w:r>
-        <w:t>.</w:t>
-      </w:r>
-    </w:p>
-    <w:p>
-      <w:pPr>
-        <w:pStyle w:val="ListParagraph"/>
-        <w:numPr>
-          <w:ilvl w:val="0"/>
-          <w:numId w:val="5"/>
-        </w:numPr>
-      </w:pPr>
-      <w:r>
-        <w:rPr>
-          <w:b/>
-          <w:bCs/>
-        </w:rPr>
-        <w:t>Booth:</w:t>
-      </w:r>
-      <w:r>
-        <w:t xml:space="preserve"> </w:t>
-      </w:r>
-      <w:r>
-        <w:t>exhibit stand to show off</w:t>
-      </w:r>
-      <w:r>
-        <w:t xml:space="preserve"> merchandise, and make announcements</w:t>
-      </w:r>
-    </w:p>
-    <w:p>
-      <w:pPr>
-        <w:pStyle w:val="ListParagraph"/>
-        <w:numPr>
-          <w:ilvl w:val="0"/>
-          <w:numId w:val="5"/>
-        </w:numPr>
-      </w:pPr>
-      <w:r>
-        <w:rPr>
-          <w:b/>
-          <w:bCs/>
-        </w:rPr>
-        <w:t>Demo Kiosk:</w:t>
-      </w:r>
-      <w:r>
-        <w:t xml:space="preserve"> exhibit for showing demonstrations of hardware.</w:t>
-      </w:r>
-    </w:p>
-    <w:p>
-      <w:pPr>
-        <w:pStyle w:val="ListParagraph"/>
-        <w:numPr>
-          <w:ilvl w:val="0"/>
-          <w:numId w:val="5"/>
-        </w:numPr>
-      </w:pPr>
-      <w:r>
-        <w:rPr>
-          <w:b/>
-          <w:bCs/>
-        </w:rPr>
-        <w:t>Charging Station:</w:t>
-      </w:r>
-      <w:r>
-        <w:t xml:space="preserve"> </w:t>
-      </w:r>
-      <w:r>
-        <w:t>area where attendees can charge their devices.</w:t>
-      </w:r>
-    </w:p>
-    <w:p>
-      <w:pPr>
-        <w:pStyle w:val="ListParagraph"/>
-        <w:numPr>
-          <w:ilvl w:val="0"/>
-          <w:numId w:val="5"/>
-        </w:numPr>
-      </w:pPr>
-      <w:r>
-        <w:rPr>
-          <w:b/>
-          <w:bCs/>
-        </w:rPr>
-        <w:t>Queue Management Point</w:t>
-      </w:r>
-      <w:r>
-        <w:t>: manages queues for popular attractions</w:t>
-      </w:r>
-      <w:r>
-        <w:t>.</w:t>
-      </w:r>
-    </w:p>
-    <w:p>
-      <w:pPr>
-        <w:pStyle w:val="ListParagraph"/>
-        <w:numPr>
-          <w:ilvl w:val="0"/>
-          <w:numId w:val="5"/>
-        </w:numPr>
-      </w:pPr>
-      <w:r>
-        <w:rPr>
-          <w:b/>
-          <w:bCs/>
-        </w:rPr>
-        <w:t>First Aid Point:</w:t>
-      </w:r>
-      <w:r>
-        <w:t xml:space="preserve"> Remains open at all times for potential medical emergencies</w:t>
-      </w:r>
-      <w:r>
-        <w:t>.</w:t>
-      </w:r>
-    </w:p>
-    <w:p/>
-    <w:p>
-      <w:pPr>
-        <w:pStyle w:val="ListParagraph"/>
-        <w:numPr>
-          <w:ilvl w:val="1"/>
-          <w:numId w:val="1"/>
-        </w:numPr>
+      </w:pPr>
+    </w:p>
+    <w:p>
+      <w:pPr>
+        <w:pStyle w:val="Heading1"/>
         <w:rPr>
           <w:b/>
           <w:bCs/>
           <w:u w:val="single"/>
         </w:rPr>
       </w:pPr>
-      <w:r>
+    </w:p>
+    <w:p>
+      <w:pPr>
+        <w:pStyle w:val="Heading1"/>
         <w:rPr>
           <w:b/>
           <w:bCs/>
           <w:u w:val="single"/>
         </w:rPr>
-        <w:t>Composite:</w:t>
-      </w:r>
-    </w:p>
-    <w:p>
-      <w:pPr>
-        <w:pStyle w:val="ListParagraph"/>
-        <w:numPr>
-          <w:ilvl w:val="0"/>
-          <w:numId w:val="6"/>
-        </w:numPr>
-      </w:pPr>
-      <w:r>
-        <w:rPr>
-          <w:b/>
-          <w:bCs/>
-        </w:rPr>
-        <w:t>Component</w:t>
-      </w:r>
-      <w:r>
-        <w:t>: EventComponent</w:t>
-      </w:r>
-    </w:p>
-    <w:p>
-      <w:pPr>
-        <w:pStyle w:val="ListParagraph"/>
-        <w:numPr>
-          <w:ilvl w:val="0"/>
-          <w:numId w:val="6"/>
-        </w:numPr>
-      </w:pPr>
-      <w:r>
-        <w:rPr>
-          <w:b/>
-          <w:bCs/>
-        </w:rPr>
-        <w:t>Leaf</w:t>
-      </w:r>
-      <w:r>
-        <w:t xml:space="preserve">: Tournament Stage, Caster Booth, </w:t>
-      </w:r>
-      <w:r>
-        <w:t xml:space="preserve">Booth, </w:t>
-      </w:r>
-      <w:r>
-        <w:t>Demo Kiosk, Charging Station, Queue Management Point, First Aid Point</w:t>
-      </w:r>
-      <w:r>
-        <w:t xml:space="preserve">, Indie Booth, CosplayMeetupPoint, </w:t>
-      </w:r>
-      <w:r>
-        <w:t>InfoDesk</w:t>
-      </w:r>
-    </w:p>
-    <w:p>
-      <w:pPr>
-        <w:pStyle w:val="ListParagraph"/>
-        <w:numPr>
-          <w:ilvl w:val="0"/>
-          <w:numId w:val="6"/>
-        </w:numPr>
-      </w:pPr>
-      <w:r>
-        <w:rPr>
-          <w:b/>
-          <w:bCs/>
-        </w:rPr>
-        <w:t>Composite</w:t>
-      </w:r>
-      <w:r>
-        <w:t xml:space="preserve">: </w:t>
-      </w:r>
-      <w:r>
-        <w:t>NexusCon, TournamentHall, MainArea, PracticeZone, ExpoFloor, PublisherRow, IndieAlley, CommunityZone</w:t>
-      </w:r>
-    </w:p>
-    <w:p>
-      <w:pPr>
-        <w:pStyle w:val="ListParagraph"/>
-        <w:numPr>
-          <w:ilvl w:val="0"/>
-          <w:numId w:val="6"/>
-        </w:numPr>
-      </w:pPr>
-      <w:r>
-        <w:rPr>
-          <w:b/>
-          <w:bCs/>
-        </w:rPr>
-        <w:t>Client</w:t>
-      </w:r>
-      <w:r>
-        <w:t>: main.cpp</w:t>
-      </w:r>
-    </w:p>
-    <w:p>
-      <w:pPr>
-        <w:ind w:left="720"/>
-      </w:pPr>
-    </w:p>
-    <w:p>
-      <w:pPr>
-        <w:ind w:left="720"/>
-        <w:rPr>
-          <w:u w:val="single"/>
-        </w:rPr>
-      </w:pPr>
-      <w:r>
+      </w:pPr>
+    </w:p>
+    <w:p>
+      <w:pPr>
+        <w:pStyle w:val="Heading1"/>
         <w:rPr>
           <w:b/>
           <w:bCs/>
           <w:u w:val="single"/>
         </w:rPr>
-        <w:t>Observer</w:t>
-      </w:r>
-      <w:r>
-        <w:rPr>
-          <w:u w:val="single"/>
-        </w:rPr>
-        <w:t>:</w:t>
-      </w:r>
-    </w:p>
-    <w:p>
-      <w:pPr>
-        <w:pStyle w:val="ListParagraph"/>
-        <w:numPr>
-          <w:ilvl w:val="0"/>
-          <w:numId w:val="7"/>
-        </w:numPr>
-      </w:pPr>
-      <w:r>
-        <w:rPr>
-          <w:b/>
-          <w:bCs/>
-        </w:rPr>
-        <w:t>Subject</w:t>
-      </w:r>
-      <w:r>
-        <w:t>: Subject</w:t>
-      </w:r>
-    </w:p>
-    <w:p>
-      <w:pPr>
-        <w:pStyle w:val="ListParagraph"/>
-        <w:numPr>
-          <w:ilvl w:val="0"/>
-          <w:numId w:val="7"/>
-        </w:numPr>
-      </w:pPr>
-      <w:r>
-        <w:rPr>
-          <w:b/>
-          <w:bCs/>
-        </w:rPr>
-        <w:t>Observer:</w:t>
-      </w:r>
-      <w:r>
-        <w:t xml:space="preserve"> Observer</w:t>
-      </w:r>
-    </w:p>
-    <w:p>
-      <w:pPr>
-        <w:pStyle w:val="ListParagraph"/>
-        <w:numPr>
-          <w:ilvl w:val="0"/>
-          <w:numId w:val="7"/>
-        </w:numPr>
-      </w:pPr>
-      <w:r>
-        <w:rPr>
-          <w:b/>
-          <w:bCs/>
-        </w:rPr>
-        <w:t>ConcreteSubject:</w:t>
-      </w:r>
-      <w:r>
-        <w:t xml:space="preserve"> EventControl, and each </w:t>
-      </w:r>
-      <w:r>
-        <w:t>of Nexuscon, TournamentHall, MainArea, PracticeZone, ExpoFloor, PublisherRow, IndieAlley, CommunityZone</w:t>
-      </w:r>
-    </w:p>
-    <w:p>
-      <w:pPr>
-        <w:pStyle w:val="ListParagraph"/>
-        <w:numPr>
-          <w:ilvl w:val="0"/>
-          <w:numId w:val="7"/>
-        </w:numPr>
-      </w:pPr>
-      <w:r>
-        <w:rPr>
-          <w:b/>
-          <w:bCs/>
-        </w:rPr>
-        <w:t>ConcreteObject:</w:t>
-      </w:r>
-      <w:r>
-        <w:t xml:space="preserve"> </w:t>
-      </w:r>
-      <w:r>
-        <w:t>TournamentStage, CasterBooth,</w:t>
-      </w:r>
-      <w:r>
-        <w:t xml:space="preserve"> Booth,</w:t>
-      </w:r>
-      <w:r>
-        <w:t xml:space="preserve"> DemoKiosk, IndieBooth, CosplayMeetupPoint, ChargingStation, FirstAidPoint, QueueManagementPoint, and each of TournamentHall, MainArena, PracticeZone, ExpoFloor, PublisherRow, IndieAlley, CommunityZone</w:t>
-      </w:r>
-    </w:p>
-    <w:p/>
-    <w:p>
-      <w:pPr>
-        <w:ind w:left="720"/>
+      </w:pPr>
+    </w:p>
+    <w:p>
+      <w:pPr>
+        <w:pStyle w:val="Heading1"/>
         <w:rPr>
           <w:b/>
           <w:bCs/>
           <w:u w:val="single"/>
         </w:rPr>
       </w:pPr>
-      <w:r>
+    </w:p>
+    <w:p>
+      <w:pPr>
+        <w:pStyle w:val="Heading1"/>
         <w:rPr>
           <w:b/>
           <w:bCs/>
           <w:u w:val="single"/>
         </w:rPr>
-        <w:t>Classes with more than 1 role:</w:t>
-      </w:r>
-    </w:p>
-    <w:p>
-      <w:pPr>
-        <w:pStyle w:val="ListParagraph"/>
-        <w:numPr>
-          <w:ilvl w:val="0"/>
-          <w:numId w:val="10"/>
-        </w:numPr>
-      </w:pPr>
-      <w:r>
-        <w:t>NexusCon:</w:t>
-      </w:r>
-    </w:p>
-    <w:p>
-      <w:pPr>
-        <w:pStyle w:val="ListParagraph"/>
-        <w:numPr>
-          <w:ilvl w:val="0"/>
-          <w:numId w:val="11"/>
-        </w:numPr>
-      </w:pPr>
-      <w:r>
-        <w:t xml:space="preserve">Composite: </w:t>
-      </w:r>
-      <w:r>
-        <w:t>aggregates TournamentHall, ExpoFloor, CommunityZone as children</w:t>
-      </w:r>
-    </w:p>
-    <w:p>
-      <w:pPr>
-        <w:pStyle w:val="ListParagraph"/>
-        <w:numPr>
-          <w:ilvl w:val="0"/>
-          <w:numId w:val="11"/>
-        </w:numPr>
-      </w:pPr>
-      <w:r>
-        <w:lastRenderedPageBreak/>
-        <w:t xml:space="preserve">ConcreteSubject: </w:t>
-      </w:r>
-      <w:r>
-        <w:t>When receiving alert, it calls notify() on TournamentHall, ExpoFloor, CommunityZone</w:t>
-      </w:r>
-    </w:p>
-    <w:p>
-      <w:pPr>
-        <w:pStyle w:val="ListParagraph"/>
-        <w:numPr>
-          <w:ilvl w:val="0"/>
-          <w:numId w:val="10"/>
-        </w:numPr>
-      </w:pPr>
-      <w:r>
-        <w:t>TournamentHall:</w:t>
-      </w:r>
-    </w:p>
-    <w:p>
-      <w:pPr>
-        <w:pStyle w:val="ListParagraph"/>
-        <w:numPr>
-          <w:ilvl w:val="0"/>
-          <w:numId w:val="14"/>
-        </w:numPr>
-      </w:pPr>
-      <w:r>
-        <w:t>Composite: aggregates MainArea and PracticeZone as children</w:t>
-      </w:r>
-    </w:p>
-    <w:p>
-      <w:pPr>
-        <w:pStyle w:val="ListParagraph"/>
-        <w:numPr>
-          <w:ilvl w:val="0"/>
-          <w:numId w:val="14"/>
-        </w:numPr>
-      </w:pPr>
-      <w:r>
-        <w:t xml:space="preserve">ConcreteObserver: </w:t>
-      </w:r>
-      <w:r>
-        <w:t>reacts in its own update() when notified by Nexuscon</w:t>
-      </w:r>
-    </w:p>
-    <w:p>
-      <w:pPr>
-        <w:pStyle w:val="ListParagraph"/>
-        <w:numPr>
-          <w:ilvl w:val="0"/>
-          <w:numId w:val="14"/>
-        </w:numPr>
-      </w:pPr>
-      <w:r>
-        <w:t xml:space="preserve">ConcreteSubject: </w:t>
-      </w:r>
-      <w:r>
-        <w:t>calls notify() on MainArea  and PracticeZone after handling its own update()</w:t>
-      </w:r>
-    </w:p>
-    <w:p/>
-    <w:p>
-      <w:pPr>
-        <w:pStyle w:val="ListParagraph"/>
-        <w:numPr>
-          <w:ilvl w:val="0"/>
-          <w:numId w:val="10"/>
-        </w:numPr>
-      </w:pPr>
-      <w:r>
-        <w:t>MainArea:</w:t>
-      </w:r>
-    </w:p>
-    <w:p>
-      <w:pPr>
-        <w:pStyle w:val="ListParagraph"/>
-        <w:numPr>
-          <w:ilvl w:val="0"/>
-          <w:numId w:val="14"/>
-        </w:numPr>
-      </w:pPr>
-      <w:r>
-        <w:t>Composite: aggregates TournamentStage and CasterBooth</w:t>
-      </w:r>
-    </w:p>
-    <w:p>
-      <w:pPr>
-        <w:pStyle w:val="ListParagraph"/>
-        <w:numPr>
-          <w:ilvl w:val="0"/>
-          <w:numId w:val="14"/>
-        </w:numPr>
-      </w:pPr>
-      <w:r>
-        <w:t>ConcreteObserver: re</w:t>
-      </w:r>
-      <w:r>
-        <w:t>gistered with TournamentHall</w:t>
-      </w:r>
-    </w:p>
-    <w:p>
-      <w:pPr>
-        <w:pStyle w:val="ListParagraph"/>
-        <w:numPr>
-          <w:ilvl w:val="0"/>
-          <w:numId w:val="14"/>
-        </w:numPr>
-      </w:pPr>
-      <w:r>
-        <w:t xml:space="preserve">ConcreteSubject: calls notify() on </w:t>
-      </w:r>
-      <w:r>
-        <w:t>TournamentStage</w:t>
-      </w:r>
-      <w:r>
-        <w:t xml:space="preserve">  and </w:t>
-      </w:r>
-      <w:r>
-        <w:t>CasterBooth</w:t>
-      </w:r>
-      <w:r>
-        <w:t xml:space="preserve"> </w:t>
-      </w:r>
-    </w:p>
-    <w:p>
-      <w:pPr>
-        <w:ind w:left="1800"/>
-      </w:pPr>
-    </w:p>
-    <w:p>
-      <w:pPr>
-        <w:pStyle w:val="ListParagraph"/>
-        <w:numPr>
-          <w:ilvl w:val="0"/>
-          <w:numId w:val="10"/>
-        </w:numPr>
-      </w:pPr>
-      <w:r>
-        <w:t>PracticeZone</w:t>
-      </w:r>
-      <w:r>
-        <w:t>:</w:t>
-      </w:r>
-    </w:p>
-    <w:p>
-      <w:pPr>
-        <w:pStyle w:val="ListParagraph"/>
-        <w:numPr>
-          <w:ilvl w:val="0"/>
-          <w:numId w:val="14"/>
-        </w:numPr>
-      </w:pPr>
-      <w:r>
-        <w:t xml:space="preserve">Composite: aggregates </w:t>
-      </w:r>
-      <w:r>
-        <w:t>PracticeBooth</w:t>
-      </w:r>
-    </w:p>
-    <w:p>
-      <w:pPr>
-        <w:pStyle w:val="ListParagraph"/>
-        <w:numPr>
-          <w:ilvl w:val="0"/>
-          <w:numId w:val="14"/>
-        </w:numPr>
-      </w:pPr>
-      <w:r>
-        <w:t>ConcreteObserver: re</w:t>
-      </w:r>
-      <w:r>
-        <w:t xml:space="preserve">gistered </w:t>
-      </w:r>
-      <w:r>
-        <w:t>with TournamentHall</w:t>
-      </w:r>
-    </w:p>
-    <w:p>
-      <w:pPr>
-        <w:pStyle w:val="ListParagraph"/>
-        <w:numPr>
-          <w:ilvl w:val="0"/>
-          <w:numId w:val="14"/>
-        </w:numPr>
-      </w:pPr>
-      <w:r>
-        <w:t xml:space="preserve">ConcreteSubject: calls notify() on </w:t>
-      </w:r>
-      <w:r>
-        <w:t>PracticeBooth</w:t>
-      </w:r>
-    </w:p>
-    <w:p>
-      <w:pPr>
-        <w:ind w:left="1800"/>
-      </w:pPr>
-    </w:p>
-    <w:p>
-      <w:pPr>
-        <w:pStyle w:val="ListParagraph"/>
-        <w:numPr>
-          <w:ilvl w:val="0"/>
-          <w:numId w:val="10"/>
-        </w:numPr>
-      </w:pPr>
-      <w:r>
-        <w:t>ExpoFloor</w:t>
-      </w:r>
-      <w:r>
-        <w:t>:</w:t>
-      </w:r>
-    </w:p>
-    <w:p>
-      <w:pPr>
-        <w:pStyle w:val="ListParagraph"/>
-        <w:numPr>
-          <w:ilvl w:val="0"/>
-          <w:numId w:val="14"/>
-        </w:numPr>
-      </w:pPr>
-      <w:r>
-        <w:t xml:space="preserve">Composite: aggregates </w:t>
-      </w:r>
-      <w:r>
-        <w:t>PublisherRow and IndieAlley</w:t>
-      </w:r>
-    </w:p>
-    <w:p>
-      <w:pPr>
-        <w:pStyle w:val="ListParagraph"/>
-        <w:numPr>
-          <w:ilvl w:val="0"/>
-          <w:numId w:val="14"/>
-        </w:numPr>
-      </w:pPr>
-      <w:r>
-        <w:t xml:space="preserve">ConcreteObserver: registered with </w:t>
-      </w:r>
-      <w:r>
-        <w:t>NexusCon</w:t>
-      </w:r>
-    </w:p>
-    <w:p>
-      <w:pPr>
-        <w:pStyle w:val="ListParagraph"/>
-        <w:numPr>
-          <w:ilvl w:val="0"/>
-          <w:numId w:val="14"/>
-        </w:numPr>
-      </w:pPr>
-      <w:r>
-        <w:t xml:space="preserve">ConcreteSubject: calls notify() on </w:t>
-      </w:r>
-      <w:r>
-        <w:t>PublisherRow and IndieAlley</w:t>
-      </w:r>
-    </w:p>
-    <w:p>
-      <w:pPr>
-        <w:ind w:left="1800"/>
-      </w:pPr>
-    </w:p>
-    <w:p>
-      <w:pPr>
-        <w:pStyle w:val="ListParagraph"/>
-        <w:numPr>
-          <w:ilvl w:val="0"/>
-          <w:numId w:val="10"/>
-        </w:numPr>
-      </w:pPr>
-      <w:r>
-        <w:t>PublisherRow</w:t>
-      </w:r>
-      <w:r>
-        <w:t>:</w:t>
-      </w:r>
-    </w:p>
-    <w:p>
-      <w:pPr>
-        <w:pStyle w:val="ListParagraph"/>
-        <w:numPr>
-          <w:ilvl w:val="0"/>
-          <w:numId w:val="14"/>
-        </w:numPr>
-      </w:pPr>
-      <w:r>
-        <w:t>Composite: aggregates</w:t>
-      </w:r>
-      <w:r>
-        <w:t xml:space="preserve"> Booth and</w:t>
-      </w:r>
-      <w:r>
-        <w:t xml:space="preserve"> </w:t>
-      </w:r>
-      <w:r>
-        <w:t>DemoKiosk</w:t>
-      </w:r>
-    </w:p>
-    <w:p>
-      <w:pPr>
-        <w:pStyle w:val="ListParagraph"/>
-        <w:numPr>
-          <w:ilvl w:val="0"/>
-          <w:numId w:val="14"/>
-        </w:numPr>
-      </w:pPr>
-      <w:r>
-        <w:t xml:space="preserve">ConcreteObserver: registered with </w:t>
-      </w:r>
-      <w:r>
-        <w:t>ExpoFloor</w:t>
-      </w:r>
-    </w:p>
-    <w:p>
-      <w:pPr>
-        <w:pStyle w:val="ListParagraph"/>
-        <w:numPr>
-          <w:ilvl w:val="0"/>
-          <w:numId w:val="14"/>
-        </w:numPr>
-      </w:pPr>
-      <w:r>
-        <w:t>ConcreteSubject: calls notify() on</w:t>
-      </w:r>
-      <w:r>
-        <w:t xml:space="preserve"> Booth and</w:t>
-      </w:r>
-      <w:r>
-        <w:t xml:space="preserve"> </w:t>
-      </w:r>
-      <w:r>
-        <w:t>DemoKiosk</w:t>
-      </w:r>
-    </w:p>
-    <w:p>
-      <w:pPr>
-        <w:ind w:left="1800"/>
-      </w:pPr>
-    </w:p>
-    <w:p>
-      <w:pPr>
-        <w:pStyle w:val="ListParagraph"/>
-        <w:numPr>
-          <w:ilvl w:val="0"/>
-          <w:numId w:val="10"/>
-        </w:numPr>
-      </w:pPr>
-      <w:r>
-        <w:t>IndieAlley</w:t>
-      </w:r>
-      <w:r>
-        <w:t>:</w:t>
-      </w:r>
-    </w:p>
-    <w:p>
-      <w:pPr>
-        <w:pStyle w:val="ListParagraph"/>
-        <w:numPr>
-          <w:ilvl w:val="0"/>
-          <w:numId w:val="14"/>
-        </w:numPr>
-      </w:pPr>
-      <w:r>
-        <w:t xml:space="preserve">Composite: aggregates </w:t>
-      </w:r>
-      <w:r>
-        <w:t>IndieBooth</w:t>
-      </w:r>
-    </w:p>
-    <w:p>
-      <w:pPr>
-        <w:pStyle w:val="ListParagraph"/>
-        <w:numPr>
-          <w:ilvl w:val="0"/>
-          <w:numId w:val="14"/>
-        </w:numPr>
-      </w:pPr>
-      <w:r>
-        <w:t xml:space="preserve">ConcreteObserver: registered with </w:t>
-      </w:r>
-      <w:r>
-        <w:t>ExpoFloor</w:t>
-      </w:r>
-    </w:p>
-    <w:p>
-      <w:pPr>
-        <w:pStyle w:val="ListParagraph"/>
-        <w:numPr>
-          <w:ilvl w:val="0"/>
-          <w:numId w:val="14"/>
-        </w:numPr>
-      </w:pPr>
-      <w:r>
-        <w:t xml:space="preserve">ConcreteSubject: calls notify() on </w:t>
-      </w:r>
-      <w:r>
-        <w:t>IndieBooth</w:t>
-      </w:r>
-    </w:p>
-    <w:p>
-      <w:pPr>
-        <w:ind w:left="1800"/>
-      </w:pPr>
-    </w:p>
-    <w:p>
-      <w:pPr>
-        <w:ind w:left="1800"/>
-      </w:pPr>
-    </w:p>
-    <w:p>
-      <w:pPr>
-        <w:pStyle w:val="ListParagraph"/>
-        <w:numPr>
-          <w:ilvl w:val="0"/>
-          <w:numId w:val="10"/>
-        </w:numPr>
-      </w:pPr>
-      <w:r>
-        <w:t>CommunityZone:</w:t>
-      </w:r>
-    </w:p>
-    <w:p>
-      <w:pPr>
-        <w:pStyle w:val="ListParagraph"/>
-        <w:numPr>
-          <w:ilvl w:val="0"/>
-          <w:numId w:val="14"/>
-        </w:numPr>
-      </w:pPr>
-      <w:r>
-        <w:t xml:space="preserve">Composite: aggregates CosplayMeetupPoint, </w:t>
-      </w:r>
-      <w:r>
-        <w:t>ChargingStation, InfoDesk, FirstAidPoint, QueueManagementPoint</w:t>
-      </w:r>
-    </w:p>
-    <w:p>
-      <w:pPr>
-        <w:pStyle w:val="ListParagraph"/>
-        <w:numPr>
-          <w:ilvl w:val="0"/>
-          <w:numId w:val="14"/>
-        </w:numPr>
-      </w:pPr>
-      <w:r>
-        <w:t xml:space="preserve">ConcreteObserver: registered with </w:t>
-      </w:r>
-      <w:r>
-        <w:t>NexusCon</w:t>
-      </w:r>
-    </w:p>
-    <w:p>
-      <w:pPr>
-        <w:pStyle w:val="ListParagraph"/>
-        <w:numPr>
-          <w:ilvl w:val="0"/>
-          <w:numId w:val="14"/>
-        </w:numPr>
-      </w:pPr>
-      <w:r>
-        <w:t xml:space="preserve">ConcreteSubject: calls notify() on </w:t>
-      </w:r>
-      <w:r>
-        <w:t>its 5 children (stated above)</w:t>
-      </w:r>
-    </w:p>
-    <w:p/>
-    <w:p>
-      <w:pPr>
-        <w:pStyle w:val="ListParagraph"/>
-        <w:numPr>
-          <w:ilvl w:val="1"/>
-          <w:numId w:val="15"/>
-        </w:numPr>
-      </w:pPr>
-      <w:r>
-        <w:t xml:space="preserve">a) </w:t>
-      </w:r>
-      <w:r>
-        <w:t>An EventGroup (e</w:t>
-      </w:r>
-      <w:r>
-        <w:t>.g.</w:t>
-      </w:r>
-      <w:r>
-        <w:t xml:space="preserve"> PublisherRow) does</w:t>
-      </w:r>
-      <w:r>
-        <w:t>n’t</w:t>
-      </w:r>
-      <w:r>
-        <w:t xml:space="preserve"> </w:t>
-      </w:r>
-      <w:r>
-        <w:t>simpl</w:t>
-      </w:r>
-      <w:r>
-        <w:t xml:space="preserve">y reference its children — it cannot exist independently of the structure once built. Deleting PublisherRow should delete its Booth and Demo Kiosk instances (they have no independent lifetime outside their parent). Calling </w:t>
-      </w:r>
-      <w:r>
-        <w:t xml:space="preserve">a function like </w:t>
-      </w:r>
-      <w:r>
-        <w:t xml:space="preserve">getCapacity() on PublisherRow produces a value </w:t>
-      </w:r>
-      <w:r>
-        <w:t>produced</w:t>
-      </w:r>
-      <w:r>
-        <w:t xml:space="preserve"> entirely from its parts. This is a</w:t>
-      </w:r>
-      <w:r>
-        <w:t xml:space="preserve"> </w:t>
-      </w:r>
-      <w:r>
-        <w:t>part-whole relationship (composition, not aggregation)</w:t>
-      </w:r>
-      <w:r>
-        <w:t>;</w:t>
-      </w:r>
-      <w:r>
-        <w:t xml:space="preserve"> the whole owns and is defined by its parts, not just linked to them</w:t>
-      </w:r>
-      <w:r>
-        <w:t xml:space="preserve"> with references</w:t>
-      </w:r>
-      <w:r>
-        <w:t>.</w:t>
-      </w:r>
-    </w:p>
-    <w:p>
-      <w:pPr>
-        <w:pStyle w:val="ListParagraph"/>
-        <w:ind w:left="393"/>
-      </w:pPr>
-    </w:p>
-    <w:p>
-      <w:pPr>
-        <w:pStyle w:val="ListParagraph"/>
-      </w:pPr>
-      <w:r>
-        <w:t xml:space="preserve">b) </w:t>
-      </w:r>
-      <w:r>
-        <w:t>EventControl (or any EventGroup) does not know in advance which leaves or sub-</w:t>
-      </w:r>
-      <w:r>
-        <w:t>areas</w:t>
-      </w:r>
-      <w:r>
-        <w:t xml:space="preserve"> exist, how many there are, or which of them care about which alert type — that set changes at runtime (units close for the night and reopen, new booths can register). If EventControl hard-coded calls to TournamentStage::update(), Booth::update(), etc., it would need to know every concrete class, making the design impossible to extend without </w:t>
-      </w:r>
-      <w:r>
-        <w:t>changing</w:t>
-      </w:r>
-      <w:r>
-        <w:t xml:space="preserve"> the co</w:t>
-      </w:r>
-      <w:r>
-        <w:t>-</w:t>
-      </w:r>
-      <w:r>
-        <w:t>ordinator. Observer decouples the alert source from the alert recipients: the Subject only needs to know it holds a list of Observer*, and any new leaf type can participate simply by implementing Observer and calling attach() — no existing code changes.</w:t>
-      </w:r>
-    </w:p>
-    <w:p>
-      <w:pPr>
-        <w:pStyle w:val="ListParagraph"/>
-      </w:pPr>
-    </w:p>
-    <w:p>
-      <w:pPr>
-        <w:pStyle w:val="ListParagraph"/>
-      </w:pPr>
-      <w:r>
-        <w:t xml:space="preserve">c) </w:t>
-      </w:r>
-      <w:r>
-        <w:t xml:space="preserve">EventGroup owns its children </w:t>
-      </w:r>
-      <w:r>
-        <w:t>using</w:t>
-      </w:r>
-      <w:r>
-        <w:t xml:space="preserve"> composition — it stores raw pointers to EventComponent and deletes them in its own destructor. </w:t>
-      </w:r>
-    </w:p>
-    <w:p>
-      <w:pPr>
-        <w:pStyle w:val="ListParagraph"/>
-      </w:pPr>
-    </w:p>
-    <w:p>
-      <w:pPr>
-        <w:pStyle w:val="ListParagraph"/>
-      </w:pPr>
-      <w:r>
-        <w:t xml:space="preserve">d) </w:t>
-      </w:r>
-      <w:r>
-        <w:t xml:space="preserve">Subject does not own its observers. It holds Observer pointers purely to know who to notify, but the actual object lifetime is managed by the Composite ownership described above (an EventGroup node is often both a Composite-owned child </w:t>
-      </w:r>
-      <w:r>
-        <w:t>and</w:t>
-      </w:r>
-      <w:r>
-        <w:t xml:space="preserve"> an attached Observer of its parent). If Subject also deleted its observers, the same object could be deleted twice —by its Composite parent </w:t>
-      </w:r>
-      <w:r>
-        <w:t xml:space="preserve">and </w:t>
-      </w:r>
-      <w:r>
-        <w:t>by the Subject it was attached to — causing a double-free. Subject's destructor therefore only clears its observer list, never calls delete on the pointers it holds.</w:t>
-      </w:r>
-    </w:p>
-    <w:p>
-      <w:pPr>
-        <w:pStyle w:val="ListParagraph"/>
-      </w:pPr>
-    </w:p>
-    <w:p>
-      <w:pPr>
-        <w:pStyle w:val="ListParagraph"/>
-      </w:pPr>
-      <w:r>
-        <w:lastRenderedPageBreak/>
-        <w:t xml:space="preserve">e) </w:t>
-      </w:r>
-      <w:r>
-        <w:t xml:space="preserve">Each role serves a distinct </w:t>
-      </w:r>
-      <w:r>
-        <w:t>role</w:t>
-      </w:r>
-      <w:r>
-        <w:t xml:space="preserve"> with a distinct interface and a distinct set of collaborators. When TournamentHall acts as an </w:t>
-      </w:r>
-      <w:r>
-        <w:t>Observer</w:t>
-      </w:r>
-      <w:r>
-        <w:t xml:space="preserve">, it is participating in a collaboration with its </w:t>
-      </w:r>
-      <w:r>
-        <w:t>parent</w:t>
-      </w:r>
-      <w:r>
-        <w:t xml:space="preserve"> (NexusCon/EventControl)</w:t>
-      </w:r>
-      <w:r>
-        <w:t>.</w:t>
-      </w:r>
-      <w:r>
-        <w:t xml:space="preserve"> When the same object acts as a </w:t>
-      </w:r>
-      <w:r>
-        <w:t>Subject</w:t>
-      </w:r>
-      <w:r>
-        <w:t xml:space="preserve">, it is participating in a separate collaboration with its </w:t>
-      </w:r>
-      <w:r>
-        <w:t>own</w:t>
-      </w:r>
-      <w:r>
-        <w:rPr>
-          <w:b/>
-          <w:bCs/>
-        </w:rPr>
-        <w:t xml:space="preserve"> </w:t>
-      </w:r>
-      <w:r>
-        <w:t>children</w:t>
-      </w:r>
-      <w:r>
-        <w:t>.</w:t>
-      </w:r>
-      <w:r>
-        <w:t xml:space="preserve"> These are two independent relationships that happen to be implemented by the same object because, structurally, a mid-tree zone is positioned between an alert source and </w:t>
-      </w:r>
-      <w:r>
-        <w:t>other</w:t>
-      </w:r>
-      <w:r>
-        <w:t xml:space="preserve"> recipients. The patterns are not merged into one: update() and notify() </w:t>
-      </w:r>
-      <w:r>
-        <w:t>are</w:t>
-      </w:r>
-      <w:r>
-        <w:t xml:space="preserve"> distinct operations, </w:t>
-      </w:r>
-      <w:r>
-        <w:t xml:space="preserve">and </w:t>
-      </w:r>
-      <w:r>
-        <w:t xml:space="preserve">called by different collaborators, over different observer lists. </w:t>
-      </w:r>
-    </w:p>
-    <w:p>
-      <w:pPr>
-        <w:pStyle w:val="ListParagraph"/>
-      </w:pPr>
-    </w:p>
-    <w:p>
-      <w:pPr>
-        <w:pStyle w:val="ListParagraph"/>
-      </w:pPr>
-    </w:p>
-    <w:p>
-      <w:pPr>
-        <w:pStyle w:val="Heading1"/>
+      </w:pPr>
+      <w:r>
         <w:rPr>
           <w:b/>
           <w:bCs/>
           <w:u w:val="single"/>
         </w:rPr>
-      </w:pPr>
-      <w:r>
+        <w:t>Task 1:</w:t>
+      </w:r>
+    </w:p>
+    <w:p>
+      <w:pPr>
+        <w:pStyle w:val="ListParagraph"/>
+        <w:numPr>
+          <w:ilvl w:val="1"/>
+          <w:numId w:val="1"/>
+        </w:numPr>
+      </w:pPr>
+      <w:r>
+        <w:rPr>
+          <w:b/>
+          <w:bCs/>
+        </w:rPr>
+        <w:t>Event name: NexusCon — a three-day gaming convention</w:t>
+      </w:r>
+    </w:p>
+    <w:p>
+      <w:pPr>
+        <w:pStyle w:val="ListParagraph"/>
+      </w:pPr>
+    </w:p>
+    <w:p>
+      <w:pPr>
+        <w:pStyle w:val="ListParagraph"/>
+      </w:pPr>
+      <w:r>
+        <w:t>NexusCon is a large-scale gaming convention</w:t>
+      </w:r>
+      <w:r>
+        <w:t xml:space="preserve">, which </w:t>
+      </w:r>
+      <w:r>
+        <w:t>includ</w:t>
+      </w:r>
+      <w:r>
+        <w:t>es</w:t>
+      </w:r>
+      <w:r>
+        <w:t xml:space="preserve"> competitive esports tournaments, a publisher/indie expo floor, and community-</w:t>
+      </w:r>
+      <w:r>
+        <w:t>based</w:t>
+      </w:r>
+      <w:r>
+        <w:t xml:space="preserve"> activities. The event runs across multiple halls and outdoor areas, with thousands of attendees moving between zones. Because tournaments run on live schedules, expo booths run demo hardware continuously, and the event </w:t>
+      </w:r>
+      <w:r>
+        <w:lastRenderedPageBreak/>
+        <w:t xml:space="preserve">must respond to real-time issues (technical </w:t>
+      </w:r>
+      <w:r>
+        <w:t>issues</w:t>
+      </w:r>
+      <w:r>
+        <w:t xml:space="preserve">, capacity overflows, safety alerts), the venue needs both a nested spatial structure (to organise and query areas) and a notification structure (so </w:t>
+      </w:r>
+      <w:r>
+        <w:t>necessary</w:t>
+      </w:r>
+      <w:r>
+        <w:t xml:space="preserve"> changes </w:t>
+      </w:r>
+      <w:r>
+        <w:t>spread</w:t>
+      </w:r>
+      <w:r>
+        <w:t xml:space="preserve"> quickly to only the</w:t>
+      </w:r>
+      <w:r>
+        <w:t>ir</w:t>
+      </w:r>
+      <w:r>
+        <w:t xml:space="preserve"> relevant areas).</w:t>
+      </w:r>
+    </w:p>
+    <w:p>
+      <w:pPr>
+        <w:pStyle w:val="ListParagraph"/>
+      </w:pPr>
+      <w:r>
+        <w:t xml:space="preserve">The event is organised as a tree of nested areas. At the top level, </w:t>
+      </w:r>
+      <w:r>
+        <w:rPr>
+          <w:b/>
+          <w:bCs/>
+        </w:rPr>
+        <w:t>NexusCon</w:t>
+      </w:r>
+      <w:r>
+        <w:t xml:space="preserve"> contains three major zones: the </w:t>
+      </w:r>
+      <w:r>
+        <w:rPr>
+          <w:b/>
+          <w:bCs/>
+        </w:rPr>
+        <w:t>Tournament Hall</w:t>
+      </w:r>
+      <w:r>
+        <w:t xml:space="preserve"> (competitive play), the </w:t>
+      </w:r>
+      <w:r>
+        <w:rPr>
+          <w:b/>
+          <w:bCs/>
+        </w:rPr>
+        <w:t>Expo Floor</w:t>
+      </w:r>
+      <w:r>
+        <w:t xml:space="preserve"> (publisher and indie exhibits), and the </w:t>
+      </w:r>
+      <w:r>
+        <w:rPr>
+          <w:b/>
+          <w:bCs/>
+        </w:rPr>
+        <w:t>Community Zone</w:t>
+      </w:r>
+      <w:r>
+        <w:t xml:space="preserve"> (</w:t>
+      </w:r>
+      <w:r>
+        <w:t>community and support</w:t>
+      </w:r>
+      <w:r>
+        <w:t xml:space="preserve"> services). Each of these zones contains further sub-zones, giving the event depth — a change at the top (e.g. an evacuation) must </w:t>
+      </w:r>
+      <w:r>
+        <w:t>go</w:t>
+      </w:r>
+      <w:r>
+        <w:t xml:space="preserve"> through multiple levels before reaching the units that actually need to act on it, while a </w:t>
+      </w:r>
+      <w:r>
+        <w:t>small/narrow</w:t>
+      </w:r>
+      <w:r>
+        <w:t xml:space="preserve"> change (e.g. one hall's Wi-Fi failing) should only affect that </w:t>
+      </w:r>
+      <w:r>
+        <w:t xml:space="preserve">specific </w:t>
+      </w:r>
+      <w:r>
+        <w:t>hall's subtree.</w:t>
+      </w:r>
+    </w:p>
+    <w:p>
+      <w:pPr>
+        <w:pStyle w:val="ListParagraph"/>
+      </w:pPr>
+    </w:p>
+    <w:p>
+      <w:pPr>
+        <w:pStyle w:val="ListParagraph"/>
+      </w:pPr>
+      <w:r>
+        <w:t xml:space="preserve">At least </w:t>
+      </w:r>
+      <w:r>
+        <w:t xml:space="preserve">3 </w:t>
+      </w:r>
+      <w:r>
+        <w:t>ki</w:t>
+      </w:r>
+      <w:r>
+        <w:t>nds of grouping:</w:t>
+      </w:r>
+    </w:p>
+    <w:p>
+      <w:pPr>
+        <w:pStyle w:val="ListParagraph"/>
+        <w:numPr>
+          <w:ilvl w:val="0"/>
+          <w:numId w:val="4"/>
+        </w:numPr>
+      </w:pPr>
+      <w:r>
+        <w:rPr>
+          <w:b/>
+          <w:bCs/>
+        </w:rPr>
+        <w:t>Venue root:</w:t>
+      </w:r>
+      <w:r>
+        <w:t xml:space="preserve"> The entire convention itself, treated as a Composite so client can call several functions on the entire event when necessary.</w:t>
+      </w:r>
+    </w:p>
+    <w:p>
+      <w:pPr>
+        <w:pStyle w:val="ListParagraph"/>
+        <w:numPr>
+          <w:ilvl w:val="0"/>
+          <w:numId w:val="4"/>
+        </w:numPr>
+      </w:pPr>
+      <w:r>
+        <w:rPr>
+          <w:b/>
+          <w:bCs/>
+        </w:rPr>
+        <w:t>Zone:</w:t>
+      </w:r>
+      <w:r>
+        <w:t xml:space="preserve"> top-level operational areas of the convention</w:t>
+      </w:r>
+      <w:r>
+        <w:t>.</w:t>
+      </w:r>
+    </w:p>
+    <w:p>
+      <w:pPr>
+        <w:pStyle w:val="ListParagraph"/>
+        <w:numPr>
+          <w:ilvl w:val="0"/>
+          <w:numId w:val="4"/>
+        </w:numPr>
+      </w:pPr>
+      <w:r>
+        <w:rPr>
+          <w:b/>
+          <w:bCs/>
+        </w:rPr>
+        <w:t xml:space="preserve">Sub-zone: </w:t>
+      </w:r>
+      <w:r>
+        <w:t>sub-areas within a zone, which group related units</w:t>
+      </w:r>
+      <w:r>
+        <w:t>.</w:t>
+      </w:r>
+    </w:p>
+    <w:p/>
+    <w:p/>
+    <w:p>
+      <w:pPr>
+        <w:ind w:left="720"/>
+      </w:pPr>
+      <w:r>
+        <w:t xml:space="preserve">At least </w:t>
+      </w:r>
+      <w:r>
+        <w:t xml:space="preserve">5 </w:t>
+      </w:r>
+      <w:r>
+        <w:t>c</w:t>
+      </w:r>
+      <w:r>
+        <w:t xml:space="preserve">oncrete </w:t>
+      </w:r>
+      <w:r>
+        <w:t>event units</w:t>
+      </w:r>
+      <w:r>
+        <w:t>:</w:t>
+      </w:r>
+    </w:p>
+    <w:p>
+      <w:pPr>
+        <w:pStyle w:val="ListParagraph"/>
+        <w:numPr>
+          <w:ilvl w:val="0"/>
+          <w:numId w:val="5"/>
+        </w:numPr>
+      </w:pPr>
+      <w:r>
+        <w:rPr>
+          <w:b/>
+          <w:bCs/>
+        </w:rPr>
+        <w:t>Tournament Stage:</w:t>
+      </w:r>
+      <w:r>
+        <w:t xml:space="preserve"> hosts live competit</w:t>
+      </w:r>
+      <w:r>
+        <w:t>ive matches; can pause/resume matches.</w:t>
+      </w:r>
+    </w:p>
+    <w:p>
+      <w:pPr>
+        <w:pStyle w:val="ListParagraph"/>
+        <w:numPr>
+          <w:ilvl w:val="0"/>
+          <w:numId w:val="5"/>
+        </w:numPr>
+      </w:pPr>
+      <w:r>
+        <w:rPr>
+          <w:b/>
+          <w:bCs/>
+        </w:rPr>
+        <w:t>Caster Booth:</w:t>
+      </w:r>
+      <w:r>
+        <w:t xml:space="preserve"> broadcasts commentary and streams footage</w:t>
+      </w:r>
+      <w:r>
+        <w:t>.</w:t>
+      </w:r>
+    </w:p>
+    <w:p>
+      <w:pPr>
+        <w:pStyle w:val="ListParagraph"/>
+        <w:numPr>
+          <w:ilvl w:val="0"/>
+          <w:numId w:val="5"/>
+        </w:numPr>
+      </w:pPr>
+      <w:r>
+        <w:rPr>
+          <w:b/>
+          <w:bCs/>
+        </w:rPr>
+        <w:t>Booth:</w:t>
+      </w:r>
+      <w:r>
+        <w:t xml:space="preserve"> </w:t>
+      </w:r>
+      <w:r>
+        <w:t>exhibit stand to show off</w:t>
+      </w:r>
+      <w:r>
+        <w:t xml:space="preserve"> merchandise, and make announcements</w:t>
+      </w:r>
+    </w:p>
+    <w:p>
+      <w:pPr>
+        <w:pStyle w:val="ListParagraph"/>
+        <w:numPr>
+          <w:ilvl w:val="0"/>
+          <w:numId w:val="5"/>
+        </w:numPr>
+      </w:pPr>
+      <w:r>
+        <w:rPr>
+          <w:b/>
+          <w:bCs/>
+        </w:rPr>
+        <w:t>Demo Kiosk:</w:t>
+      </w:r>
+      <w:r>
+        <w:t xml:space="preserve"> exhibit for showing demonstrations of hardware.</w:t>
+      </w:r>
+    </w:p>
+    <w:p>
+      <w:pPr>
+        <w:pStyle w:val="ListParagraph"/>
+        <w:numPr>
+          <w:ilvl w:val="0"/>
+          <w:numId w:val="5"/>
+        </w:numPr>
+      </w:pPr>
+      <w:r>
+        <w:rPr>
+          <w:b/>
+          <w:bCs/>
+        </w:rPr>
+        <w:t>Charging Station:</w:t>
+      </w:r>
+      <w:r>
+        <w:t xml:space="preserve"> </w:t>
+      </w:r>
+      <w:r>
+        <w:t>area where attendees can charge their devices.</w:t>
+      </w:r>
+    </w:p>
+    <w:p>
+      <w:pPr>
+        <w:pStyle w:val="ListParagraph"/>
+        <w:numPr>
+          <w:ilvl w:val="0"/>
+          <w:numId w:val="5"/>
+        </w:numPr>
+      </w:pPr>
+      <w:r>
+        <w:rPr>
+          <w:b/>
+          <w:bCs/>
+        </w:rPr>
+        <w:t>Queue Management Point</w:t>
+      </w:r>
+      <w:r>
+        <w:t>: manages queues for popular attractions</w:t>
+      </w:r>
+      <w:r>
+        <w:t>.</w:t>
+      </w:r>
+    </w:p>
+    <w:p>
+      <w:pPr>
+        <w:pStyle w:val="ListParagraph"/>
+        <w:numPr>
+          <w:ilvl w:val="0"/>
+          <w:numId w:val="5"/>
+        </w:numPr>
+      </w:pPr>
+      <w:r>
+        <w:rPr>
+          <w:b/>
+          <w:bCs/>
+        </w:rPr>
+        <w:t>First Aid Point:</w:t>
+      </w:r>
+      <w:r>
+        <w:t xml:space="preserve"> Remains open at all times for potential medical emergencies</w:t>
+      </w:r>
+      <w:r>
+        <w:t>.</w:t>
+      </w:r>
+    </w:p>
+    <w:p/>
+    <w:p>
+      <w:pPr>
+        <w:pStyle w:val="ListParagraph"/>
+        <w:numPr>
+          <w:ilvl w:val="1"/>
+          <w:numId w:val="1"/>
+        </w:numPr>
         <w:rPr>
           <w:b/>
           <w:bCs/>
           <w:u w:val="single"/>
         </w:rPr>
+      </w:pPr>
+      <w:r>
+        <w:rPr>
+          <w:b/>
+          <w:bCs/>
+          <w:u w:val="single"/>
+        </w:rPr>
+        <w:t>Composite:</w:t>
+      </w:r>
+    </w:p>
+    <w:p>
+      <w:pPr>
+        <w:pStyle w:val="ListParagraph"/>
+        <w:numPr>
+          <w:ilvl w:val="0"/>
+          <w:numId w:val="6"/>
+        </w:numPr>
+      </w:pPr>
+      <w:r>
+        <w:rPr>
+          <w:b/>
+          <w:bCs/>
+        </w:rPr>
+        <w:t>Component</w:t>
+      </w:r>
+      <w:r>
+        <w:t>: EventComponent</w:t>
+      </w:r>
+    </w:p>
+    <w:p>
+      <w:pPr>
+        <w:pStyle w:val="ListParagraph"/>
+        <w:numPr>
+          <w:ilvl w:val="0"/>
+          <w:numId w:val="6"/>
+        </w:numPr>
+      </w:pPr>
+      <w:r>
+        <w:rPr>
+          <w:b/>
+          <w:bCs/>
+        </w:rPr>
+        <w:t>Leaf</w:t>
+      </w:r>
+      <w:r>
+        <w:t xml:space="preserve">: Tournament Stage, Caster Booth, </w:t>
+      </w:r>
+      <w:r>
+        <w:t xml:space="preserve">Booth, </w:t>
+      </w:r>
+      <w:r>
+        <w:t>Demo Kiosk, Charging Station, Queue Management Point, First Aid Point</w:t>
+      </w:r>
+      <w:r>
+        <w:t xml:space="preserve">, Indie Booth, CosplayMeetupPoint, </w:t>
+      </w:r>
+      <w:r>
+        <w:t>InfoDesk</w:t>
+      </w:r>
+    </w:p>
+    <w:p>
+      <w:pPr>
+        <w:pStyle w:val="ListParagraph"/>
+        <w:numPr>
+          <w:ilvl w:val="0"/>
+          <w:numId w:val="6"/>
+        </w:numPr>
+      </w:pPr>
+      <w:r>
+        <w:rPr>
+          <w:b/>
+          <w:bCs/>
+        </w:rPr>
+        <w:t>Composite</w:t>
+      </w:r>
+      <w:r>
+        <w:t xml:space="preserve">: </w:t>
+      </w:r>
+      <w:r>
+        <w:t>NexusCon, TournamentHall, MainArea, PracticeZone, ExpoFloor, PublisherRow, IndieAlley, CommunityZone</w:t>
+      </w:r>
+    </w:p>
+    <w:p>
+      <w:pPr>
+        <w:pStyle w:val="ListParagraph"/>
+        <w:numPr>
+          <w:ilvl w:val="0"/>
+          <w:numId w:val="6"/>
+        </w:numPr>
+      </w:pPr>
+      <w:r>
+        <w:rPr>
+          <w:b/>
+          <w:bCs/>
+        </w:rPr>
+        <w:lastRenderedPageBreak/>
+        <w:t>Client</w:t>
+      </w:r>
+      <w:r>
+        <w:t>: main.cpp</w:t>
+      </w:r>
+    </w:p>
+    <w:p>
+      <w:pPr>
+        <w:ind w:left="720"/>
+      </w:pPr>
+    </w:p>
+    <w:p>
+      <w:pPr>
+        <w:ind w:left="720"/>
+        <w:rPr>
+          <w:u w:val="single"/>
+        </w:rPr>
+      </w:pPr>
+      <w:r>
+        <w:rPr>
+          <w:b/>
+          <w:bCs/>
+          <w:u w:val="single"/>
+        </w:rPr>
+        <w:t>Observer</w:t>
+      </w:r>
+      <w:r>
+        <w:rPr>
+          <w:u w:val="single"/>
+        </w:rPr>
+        <w:t>:</w:t>
+      </w:r>
+    </w:p>
+    <w:p>
+      <w:pPr>
+        <w:pStyle w:val="ListParagraph"/>
+        <w:numPr>
+          <w:ilvl w:val="0"/>
+          <w:numId w:val="7"/>
+        </w:numPr>
+      </w:pPr>
+      <w:r>
+        <w:rPr>
+          <w:b/>
+          <w:bCs/>
+        </w:rPr>
+        <w:t>Subject</w:t>
+      </w:r>
+      <w:r>
+        <w:t>: Subject</w:t>
+      </w:r>
+    </w:p>
+    <w:p>
+      <w:pPr>
+        <w:pStyle w:val="ListParagraph"/>
+        <w:numPr>
+          <w:ilvl w:val="0"/>
+          <w:numId w:val="7"/>
+        </w:numPr>
+      </w:pPr>
+      <w:r>
+        <w:rPr>
+          <w:b/>
+          <w:bCs/>
+        </w:rPr>
+        <w:t>Observer:</w:t>
+      </w:r>
+      <w:r>
+        <w:t xml:space="preserve"> Observer</w:t>
+      </w:r>
+    </w:p>
+    <w:p>
+      <w:pPr>
+        <w:pStyle w:val="ListParagraph"/>
+        <w:numPr>
+          <w:ilvl w:val="0"/>
+          <w:numId w:val="7"/>
+        </w:numPr>
+      </w:pPr>
+      <w:r>
+        <w:rPr>
+          <w:b/>
+          <w:bCs/>
+        </w:rPr>
+        <w:t>ConcreteSubject:</w:t>
+      </w:r>
+      <w:r>
+        <w:t xml:space="preserve"> EventControl, and each </w:t>
+      </w:r>
+      <w:r>
+        <w:t>of Nexuscon, TournamentHall, MainArea, PracticeZone, ExpoFloor, PublisherRow, IndieAlley, CommunityZone</w:t>
+      </w:r>
+    </w:p>
+    <w:p>
+      <w:pPr>
+        <w:pStyle w:val="ListParagraph"/>
+        <w:numPr>
+          <w:ilvl w:val="0"/>
+          <w:numId w:val="7"/>
+        </w:numPr>
+      </w:pPr>
+      <w:r>
+        <w:rPr>
+          <w:b/>
+          <w:bCs/>
+        </w:rPr>
+        <w:t>ConcreteObject:</w:t>
+      </w:r>
+      <w:r>
+        <w:t xml:space="preserve"> </w:t>
+      </w:r>
+      <w:r>
+        <w:t>TournamentStage, CasterBooth,</w:t>
+      </w:r>
+      <w:r>
+        <w:t xml:space="preserve"> Booth,</w:t>
+      </w:r>
+      <w:r>
+        <w:t xml:space="preserve"> DemoKiosk, IndieBooth, CosplayMeetupPoint, ChargingStation, FirstAidPoint, QueueManagementPoint, and each of TournamentHall, MainArena, PracticeZone, ExpoFloor, PublisherRow, IndieAlley, CommunityZone</w:t>
+      </w:r>
+    </w:p>
+    <w:p/>
+    <w:p>
+      <w:pPr>
+        <w:ind w:left="720"/>
+        <w:rPr>
+          <w:b/>
+          <w:bCs/>
+          <w:u w:val="single"/>
+        </w:rPr>
+      </w:pPr>
+      <w:r>
+        <w:rPr>
+          <w:b/>
+          <w:bCs/>
+          <w:u w:val="single"/>
+        </w:rPr>
+        <w:t>Classes with more than 1 role:</w:t>
+      </w:r>
+    </w:p>
+    <w:p>
+      <w:pPr>
+        <w:pStyle w:val="ListParagraph"/>
+        <w:numPr>
+          <w:ilvl w:val="0"/>
+          <w:numId w:val="10"/>
+        </w:numPr>
+      </w:pPr>
+      <w:r>
+        <w:t>NexusCon:</w:t>
+      </w:r>
+    </w:p>
+    <w:p>
+      <w:pPr>
+        <w:pStyle w:val="ListParagraph"/>
+        <w:numPr>
+          <w:ilvl w:val="0"/>
+          <w:numId w:val="11"/>
+        </w:numPr>
+      </w:pPr>
+      <w:r>
+        <w:t xml:space="preserve">Composite: </w:t>
+      </w:r>
+      <w:r>
+        <w:t>aggregates TournamentHall, ExpoFloor, CommunityZone as children</w:t>
+      </w:r>
+    </w:p>
+    <w:p>
+      <w:pPr>
+        <w:pStyle w:val="ListParagraph"/>
+        <w:numPr>
+          <w:ilvl w:val="0"/>
+          <w:numId w:val="11"/>
+        </w:numPr>
+      </w:pPr>
+      <w:r>
+        <w:t xml:space="preserve">ConcreteSubject: </w:t>
+      </w:r>
+      <w:r>
+        <w:t>When receiving alert, it calls notify() on TournamentHall, ExpoFloor, CommunityZone</w:t>
+      </w:r>
+    </w:p>
+    <w:p>
+      <w:pPr>
+        <w:pStyle w:val="ListParagraph"/>
+        <w:numPr>
+          <w:ilvl w:val="0"/>
+          <w:numId w:val="10"/>
+        </w:numPr>
+      </w:pPr>
+      <w:r>
+        <w:t>TournamentHall:</w:t>
+      </w:r>
+    </w:p>
+    <w:p>
+      <w:pPr>
+        <w:pStyle w:val="ListParagraph"/>
+        <w:numPr>
+          <w:ilvl w:val="0"/>
+          <w:numId w:val="14"/>
+        </w:numPr>
+      </w:pPr>
+      <w:r>
+        <w:t>Composite: aggregates MainArea and PracticeZone as children</w:t>
+      </w:r>
+    </w:p>
+    <w:p>
+      <w:pPr>
+        <w:pStyle w:val="ListParagraph"/>
+        <w:numPr>
+          <w:ilvl w:val="0"/>
+          <w:numId w:val="14"/>
+        </w:numPr>
+      </w:pPr>
+      <w:r>
+        <w:t xml:space="preserve">ConcreteObserver: </w:t>
+      </w:r>
+      <w:r>
+        <w:t>reacts in its own update() when notified by Nexuscon</w:t>
+      </w:r>
+    </w:p>
+    <w:p>
+      <w:pPr>
+        <w:pStyle w:val="ListParagraph"/>
+        <w:numPr>
+          <w:ilvl w:val="0"/>
+          <w:numId w:val="14"/>
+        </w:numPr>
+      </w:pPr>
+      <w:r>
+        <w:t xml:space="preserve">ConcreteSubject: </w:t>
+      </w:r>
+      <w:r>
+        <w:t>calls notify() on MainArea  and PracticeZone after handling its own update()</w:t>
+      </w:r>
+    </w:p>
+    <w:p/>
+    <w:p>
+      <w:pPr>
+        <w:pStyle w:val="ListParagraph"/>
+        <w:numPr>
+          <w:ilvl w:val="0"/>
+          <w:numId w:val="10"/>
+        </w:numPr>
+      </w:pPr>
+      <w:r>
+        <w:t>MainArea:</w:t>
+      </w:r>
+    </w:p>
+    <w:p>
+      <w:pPr>
+        <w:pStyle w:val="ListParagraph"/>
+        <w:numPr>
+          <w:ilvl w:val="0"/>
+          <w:numId w:val="14"/>
+        </w:numPr>
+      </w:pPr>
+      <w:r>
+        <w:t>Composite: aggregates TournamentStage and CasterBooth</w:t>
+      </w:r>
+    </w:p>
+    <w:p>
+      <w:pPr>
+        <w:pStyle w:val="ListParagraph"/>
+        <w:numPr>
+          <w:ilvl w:val="0"/>
+          <w:numId w:val="14"/>
+        </w:numPr>
+      </w:pPr>
+      <w:r>
+        <w:t>ConcreteObserver: re</w:t>
+      </w:r>
+      <w:r>
+        <w:t>gistered with TournamentHall</w:t>
+      </w:r>
+    </w:p>
+    <w:p>
+      <w:pPr>
+        <w:pStyle w:val="ListParagraph"/>
+        <w:numPr>
+          <w:ilvl w:val="0"/>
+          <w:numId w:val="14"/>
+        </w:numPr>
+      </w:pPr>
+      <w:r>
+        <w:t xml:space="preserve">ConcreteSubject: calls notify() on </w:t>
+      </w:r>
+      <w:r>
+        <w:t>TournamentStage</w:t>
+      </w:r>
+      <w:r>
+        <w:t xml:space="preserve">  and </w:t>
+      </w:r>
+      <w:r>
+        <w:t>CasterBooth</w:t>
+      </w:r>
+      <w:r>
+        <w:t xml:space="preserve"> </w:t>
+      </w:r>
+    </w:p>
+    <w:p>
+      <w:pPr>
+        <w:ind w:left="1800"/>
+      </w:pPr>
+    </w:p>
+    <w:p>
+      <w:pPr>
+        <w:pStyle w:val="ListParagraph"/>
+        <w:numPr>
+          <w:ilvl w:val="0"/>
+          <w:numId w:val="10"/>
+        </w:numPr>
+      </w:pPr>
+      <w:r>
+        <w:t>PracticeZone</w:t>
+      </w:r>
+      <w:r>
+        <w:t>:</w:t>
+      </w:r>
+    </w:p>
+    <w:p>
+      <w:pPr>
+        <w:pStyle w:val="ListParagraph"/>
+        <w:numPr>
+          <w:ilvl w:val="0"/>
+          <w:numId w:val="14"/>
+        </w:numPr>
+      </w:pPr>
+      <w:r>
+        <w:t xml:space="preserve">Composite: aggregates </w:t>
+      </w:r>
+      <w:r>
+        <w:t>PracticeBooth</w:t>
+      </w:r>
+    </w:p>
+    <w:p>
+      <w:pPr>
+        <w:pStyle w:val="ListParagraph"/>
+        <w:numPr>
+          <w:ilvl w:val="0"/>
+          <w:numId w:val="14"/>
+        </w:numPr>
+      </w:pPr>
+      <w:r>
+        <w:t>ConcreteObserver: re</w:t>
+      </w:r>
+      <w:r>
+        <w:t xml:space="preserve">gistered </w:t>
+      </w:r>
+      <w:r>
+        <w:t>with TournamentHall</w:t>
+      </w:r>
+    </w:p>
+    <w:p>
+      <w:pPr>
+        <w:pStyle w:val="ListParagraph"/>
+        <w:numPr>
+          <w:ilvl w:val="0"/>
+          <w:numId w:val="14"/>
+        </w:numPr>
+      </w:pPr>
+      <w:r>
+        <w:lastRenderedPageBreak/>
+        <w:t xml:space="preserve">ConcreteSubject: calls notify() on </w:t>
+      </w:r>
+      <w:r>
+        <w:t>PracticeBooth</w:t>
+      </w:r>
+    </w:p>
+    <w:p>
+      <w:pPr>
+        <w:ind w:left="1800"/>
+      </w:pPr>
+    </w:p>
+    <w:p>
+      <w:pPr>
+        <w:pStyle w:val="ListParagraph"/>
+        <w:numPr>
+          <w:ilvl w:val="0"/>
+          <w:numId w:val="10"/>
+        </w:numPr>
+      </w:pPr>
+      <w:r>
+        <w:t>ExpoFloor</w:t>
+      </w:r>
+      <w:r>
+        <w:t>:</w:t>
+      </w:r>
+    </w:p>
+    <w:p>
+      <w:pPr>
+        <w:pStyle w:val="ListParagraph"/>
+        <w:numPr>
+          <w:ilvl w:val="0"/>
+          <w:numId w:val="14"/>
+        </w:numPr>
+      </w:pPr>
+      <w:r>
+        <w:t xml:space="preserve">Composite: aggregates </w:t>
+      </w:r>
+      <w:r>
+        <w:t>PublisherRow and IndieAlley</w:t>
+      </w:r>
+    </w:p>
+    <w:p>
+      <w:pPr>
+        <w:pStyle w:val="ListParagraph"/>
+        <w:numPr>
+          <w:ilvl w:val="0"/>
+          <w:numId w:val="14"/>
+        </w:numPr>
+      </w:pPr>
+      <w:r>
+        <w:t xml:space="preserve">ConcreteObserver: registered with </w:t>
+      </w:r>
+      <w:r>
+        <w:t>NexusCon</w:t>
+      </w:r>
+    </w:p>
+    <w:p>
+      <w:pPr>
+        <w:pStyle w:val="ListParagraph"/>
+        <w:numPr>
+          <w:ilvl w:val="0"/>
+          <w:numId w:val="14"/>
+        </w:numPr>
+      </w:pPr>
+      <w:r>
+        <w:t xml:space="preserve">ConcreteSubject: calls notify() on </w:t>
+      </w:r>
+      <w:r>
+        <w:t>PublisherRow and IndieAlley</w:t>
+      </w:r>
+    </w:p>
+    <w:p>
+      <w:pPr>
+        <w:ind w:left="1800"/>
+      </w:pPr>
+    </w:p>
+    <w:p>
+      <w:pPr>
+        <w:pStyle w:val="ListParagraph"/>
+        <w:numPr>
+          <w:ilvl w:val="0"/>
+          <w:numId w:val="10"/>
+        </w:numPr>
+      </w:pPr>
+      <w:r>
+        <w:t>PublisherRow</w:t>
+      </w:r>
+      <w:r>
+        <w:t>:</w:t>
+      </w:r>
+    </w:p>
+    <w:p>
+      <w:pPr>
+        <w:pStyle w:val="ListParagraph"/>
+        <w:numPr>
+          <w:ilvl w:val="0"/>
+          <w:numId w:val="14"/>
+        </w:numPr>
+      </w:pPr>
+      <w:r>
+        <w:t>Composite: aggregates</w:t>
+      </w:r>
+      <w:r>
+        <w:t xml:space="preserve"> Booth and</w:t>
+      </w:r>
+      <w:r>
+        <w:t xml:space="preserve"> </w:t>
+      </w:r>
+      <w:r>
+        <w:t>DemoKiosk</w:t>
+      </w:r>
+    </w:p>
+    <w:p>
+      <w:pPr>
+        <w:pStyle w:val="ListParagraph"/>
+        <w:numPr>
+          <w:ilvl w:val="0"/>
+          <w:numId w:val="14"/>
+        </w:numPr>
+      </w:pPr>
+      <w:r>
+        <w:t xml:space="preserve">ConcreteObserver: registered with </w:t>
+      </w:r>
+      <w:r>
+        <w:t>ExpoFloor</w:t>
+      </w:r>
+    </w:p>
+    <w:p>
+      <w:pPr>
+        <w:pStyle w:val="ListParagraph"/>
+        <w:numPr>
+          <w:ilvl w:val="0"/>
+          <w:numId w:val="14"/>
+        </w:numPr>
+      </w:pPr>
+      <w:r>
+        <w:t>ConcreteSubject: calls notify() on</w:t>
+      </w:r>
+      <w:r>
+        <w:t xml:space="preserve"> Booth and</w:t>
+      </w:r>
+      <w:r>
+        <w:t xml:space="preserve"> </w:t>
+      </w:r>
+      <w:r>
+        <w:t>DemoKiosk</w:t>
+      </w:r>
+    </w:p>
+    <w:p>
+      <w:pPr>
+        <w:ind w:left="1800"/>
+      </w:pPr>
+    </w:p>
+    <w:p>
+      <w:pPr>
+        <w:pStyle w:val="ListParagraph"/>
+        <w:numPr>
+          <w:ilvl w:val="0"/>
+          <w:numId w:val="10"/>
+        </w:numPr>
+      </w:pPr>
+      <w:r>
+        <w:t>IndieAlley</w:t>
+      </w:r>
+      <w:r>
+        <w:t>:</w:t>
+      </w:r>
+    </w:p>
+    <w:p>
+      <w:pPr>
+        <w:pStyle w:val="ListParagraph"/>
+        <w:numPr>
+          <w:ilvl w:val="0"/>
+          <w:numId w:val="14"/>
+        </w:numPr>
+      </w:pPr>
+      <w:r>
+        <w:t xml:space="preserve">Composite: aggregates </w:t>
+      </w:r>
+      <w:r>
+        <w:t>IndieBooth</w:t>
+      </w:r>
+    </w:p>
+    <w:p>
+      <w:pPr>
+        <w:pStyle w:val="ListParagraph"/>
+        <w:numPr>
+          <w:ilvl w:val="0"/>
+          <w:numId w:val="14"/>
+        </w:numPr>
+      </w:pPr>
+      <w:r>
+        <w:t xml:space="preserve">ConcreteObserver: registered with </w:t>
+      </w:r>
+      <w:r>
+        <w:t>ExpoFloor</w:t>
+      </w:r>
+    </w:p>
+    <w:p>
+      <w:pPr>
+        <w:pStyle w:val="ListParagraph"/>
+        <w:numPr>
+          <w:ilvl w:val="0"/>
+          <w:numId w:val="14"/>
+        </w:numPr>
+      </w:pPr>
+      <w:r>
+        <w:t xml:space="preserve">ConcreteSubject: calls notify() on </w:t>
+      </w:r>
+      <w:r>
+        <w:t>IndieBooth</w:t>
+      </w:r>
+    </w:p>
+    <w:p>
+      <w:pPr>
+        <w:ind w:left="1800"/>
+      </w:pPr>
+    </w:p>
+    <w:p>
+      <w:pPr>
+        <w:ind w:left="1800"/>
+      </w:pPr>
+    </w:p>
+    <w:p>
+      <w:pPr>
+        <w:pStyle w:val="ListParagraph"/>
+        <w:numPr>
+          <w:ilvl w:val="0"/>
+          <w:numId w:val="10"/>
+        </w:numPr>
+      </w:pPr>
+      <w:r>
+        <w:t>CommunityZone:</w:t>
+      </w:r>
+    </w:p>
+    <w:p>
+      <w:pPr>
+        <w:pStyle w:val="ListParagraph"/>
+        <w:numPr>
+          <w:ilvl w:val="0"/>
+          <w:numId w:val="14"/>
+        </w:numPr>
+      </w:pPr>
+      <w:r>
+        <w:t xml:space="preserve">Composite: aggregates CosplayMeetupPoint, </w:t>
+      </w:r>
+      <w:r>
+        <w:t>ChargingStation, InfoDesk, FirstAidPoint, QueueManagementPoint</w:t>
+      </w:r>
+    </w:p>
+    <w:p>
+      <w:pPr>
+        <w:pStyle w:val="ListParagraph"/>
+        <w:numPr>
+          <w:ilvl w:val="0"/>
+          <w:numId w:val="14"/>
+        </w:numPr>
+      </w:pPr>
+      <w:r>
+        <w:t xml:space="preserve">ConcreteObserver: registered with </w:t>
+      </w:r>
+      <w:r>
+        <w:t>NexusCon</w:t>
+      </w:r>
+    </w:p>
+    <w:p>
+      <w:pPr>
+        <w:pStyle w:val="ListParagraph"/>
+        <w:numPr>
+          <w:ilvl w:val="0"/>
+          <w:numId w:val="14"/>
+        </w:numPr>
+      </w:pPr>
+      <w:r>
+        <w:t xml:space="preserve">ConcreteSubject: calls notify() on </w:t>
+      </w:r>
+      <w:r>
+        <w:t>its 5 children (stated above)</w:t>
+      </w:r>
+    </w:p>
+    <w:p/>
+    <w:p>
+      <w:pPr>
+        <w:pStyle w:val="ListParagraph"/>
+        <w:numPr>
+          <w:ilvl w:val="1"/>
+          <w:numId w:val="15"/>
+        </w:numPr>
+      </w:pPr>
+      <w:r>
+        <w:t xml:space="preserve">a) </w:t>
+      </w:r>
+      <w:r>
+        <w:t>An EventGroup (e</w:t>
+      </w:r>
+      <w:r>
+        <w:t>.g.</w:t>
+      </w:r>
+      <w:r>
+        <w:t xml:space="preserve"> PublisherRow) does</w:t>
+      </w:r>
+      <w:r>
+        <w:t>n’t</w:t>
+      </w:r>
+      <w:r>
+        <w:t xml:space="preserve"> </w:t>
+      </w:r>
+      <w:r>
+        <w:t>simpl</w:t>
+      </w:r>
+      <w:r>
+        <w:t xml:space="preserve">y reference its children — it cannot exist independently of the structure once built. Deleting PublisherRow should delete its Booth and Demo Kiosk instances (they have no independent lifetime outside their parent). Calling </w:t>
+      </w:r>
+      <w:r>
+        <w:t xml:space="preserve">a function like </w:t>
+      </w:r>
+      <w:r>
+        <w:t xml:space="preserve">getCapacity() on PublisherRow produces a value </w:t>
+      </w:r>
+      <w:r>
+        <w:t>produced</w:t>
+      </w:r>
+      <w:r>
+        <w:t xml:space="preserve"> entirely from its parts. This is a</w:t>
+      </w:r>
+      <w:r>
+        <w:t xml:space="preserve"> </w:t>
+      </w:r>
+      <w:r>
+        <w:t>part-whole relationship (composition, not aggregation)</w:t>
+      </w:r>
+      <w:r>
+        <w:t>;</w:t>
+      </w:r>
+      <w:r>
+        <w:t xml:space="preserve"> the whole owns and is defined by its parts, not just linked to them</w:t>
+      </w:r>
+      <w:r>
+        <w:t xml:space="preserve"> with references</w:t>
+      </w:r>
+      <w:r>
+        <w:t>.</w:t>
+      </w:r>
+    </w:p>
+    <w:p>
+      <w:pPr>
+        <w:pStyle w:val="ListParagraph"/>
+        <w:ind w:left="393"/>
+      </w:pPr>
+    </w:p>
+    <w:p>
+      <w:pPr>
+        <w:pStyle w:val="ListParagraph"/>
+      </w:pPr>
+      <w:r>
+        <w:t xml:space="preserve">b) </w:t>
+      </w:r>
+      <w:r>
+        <w:t>EventControl (or any EventGroup) does not know in advance which leaves or sub-</w:t>
+      </w:r>
+      <w:r>
+        <w:t>areas</w:t>
+      </w:r>
+      <w:r>
+        <w:t xml:space="preserve"> exist, how many there are, or which of them care about which alert type — that set changes at runtime (units close for the night and reopen, new </w:t>
+      </w:r>
+      <w:r>
+        <w:lastRenderedPageBreak/>
+        <w:t xml:space="preserve">booths can register). If EventControl hard-coded calls to TournamentStage::update(), Booth::update(), etc., it would need to know every concrete class, making the design impossible to extend without </w:t>
+      </w:r>
+      <w:r>
+        <w:t>changing</w:t>
+      </w:r>
+      <w:r>
+        <w:t xml:space="preserve"> the co</w:t>
+      </w:r>
+      <w:r>
+        <w:t>-</w:t>
+      </w:r>
+      <w:r>
+        <w:t>ordinator. Observer decouples the alert source from the alert recipients: the Subject only needs to know it holds a list of Observer*, and any new leaf type can participate simply by implementing Observer and calling attach() — no existing code changes.</w:t>
+      </w:r>
+    </w:p>
+    <w:p>
+      <w:pPr>
+        <w:pStyle w:val="ListParagraph"/>
+      </w:pPr>
+    </w:p>
+    <w:p>
+      <w:pPr>
+        <w:pStyle w:val="ListParagraph"/>
+      </w:pPr>
+      <w:r>
+        <w:t xml:space="preserve">c) </w:t>
+      </w:r>
+      <w:r>
+        <w:t xml:space="preserve">EventGroup owns its children </w:t>
+      </w:r>
+      <w:r>
+        <w:t>using</w:t>
+      </w:r>
+      <w:r>
+        <w:t xml:space="preserve"> composition — it stores raw pointers to EventComponent and deletes them in its own destructor. </w:t>
+      </w:r>
+    </w:p>
+    <w:p>
+      <w:pPr>
+        <w:pStyle w:val="ListParagraph"/>
+      </w:pPr>
+    </w:p>
+    <w:p>
+      <w:pPr>
+        <w:pStyle w:val="ListParagraph"/>
+      </w:pPr>
+      <w:r>
+        <w:t xml:space="preserve">d) </w:t>
+      </w:r>
+      <w:r>
+        <w:t xml:space="preserve">Subject does not own its observers. It holds Observer pointers purely to know who to notify, but the actual object lifetime is managed by the Composite ownership described above (an EventGroup node is often both a Composite-owned child </w:t>
+      </w:r>
+      <w:r>
+        <w:t>and</w:t>
+      </w:r>
+      <w:r>
+        <w:t xml:space="preserve"> an attached Observer of its parent). If Subject also deleted its observers, the same object could be deleted twice —by its Composite parent </w:t>
+      </w:r>
+      <w:r>
+        <w:t xml:space="preserve">and </w:t>
+      </w:r>
+      <w:r>
+        <w:t>by the Subject it was attached to — causing a double-free. Subject's destructor therefore only clears its observer list, never calls delete on the pointers it holds.</w:t>
+      </w:r>
+    </w:p>
+    <w:p>
+      <w:pPr>
+        <w:pStyle w:val="ListParagraph"/>
+      </w:pPr>
+    </w:p>
+    <w:p>
+      <w:pPr>
+        <w:pStyle w:val="ListParagraph"/>
+      </w:pPr>
+      <w:r>
+        <w:t xml:space="preserve">e) </w:t>
+      </w:r>
+      <w:r>
+        <w:t xml:space="preserve">Each role serves a distinct </w:t>
+      </w:r>
+      <w:r>
+        <w:t>role</w:t>
+      </w:r>
+      <w:r>
+        <w:t xml:space="preserve"> with a distinct interface and a distinct set of collaborators. When TournamentHall acts as an </w:t>
+      </w:r>
+      <w:r>
+        <w:t>Observer</w:t>
+      </w:r>
+      <w:r>
+        <w:t xml:space="preserve">, it is participating in a collaboration with its </w:t>
+      </w:r>
+      <w:r>
+        <w:t>parent</w:t>
+      </w:r>
+      <w:r>
+        <w:t xml:space="preserve"> (NexusCon/EventControl)</w:t>
+      </w:r>
+      <w:r>
+        <w:t>.</w:t>
+      </w:r>
+      <w:r>
+        <w:t xml:space="preserve"> When the same object acts as a </w:t>
+      </w:r>
+      <w:r>
+        <w:t>Subject</w:t>
+      </w:r>
+      <w:r>
+        <w:t xml:space="preserve">, it is participating in a separate collaboration with its </w:t>
+      </w:r>
+      <w:r>
+        <w:t>own</w:t>
+      </w:r>
+      <w:r>
+        <w:rPr>
+          <w:b/>
+          <w:bCs/>
+        </w:rPr>
+        <w:t xml:space="preserve"> </w:t>
+      </w:r>
+      <w:r>
+        <w:t>children</w:t>
+      </w:r>
+      <w:r>
+        <w:t>.</w:t>
+      </w:r>
+      <w:r>
+        <w:t xml:space="preserve"> These are two independent relationships that happen to be implemented by the same object because, structurally, a mid-tree zone is positioned between an alert source and </w:t>
+      </w:r>
+      <w:r>
+        <w:t>other</w:t>
+      </w:r>
+      <w:r>
+        <w:t xml:space="preserve"> recipients. The patterns are not merged into one: update() and notify() </w:t>
+      </w:r>
+      <w:r>
+        <w:t>are</w:t>
+      </w:r>
+      <w:r>
+        <w:t xml:space="preserve"> distinct operations, </w:t>
+      </w:r>
+      <w:r>
+        <w:t xml:space="preserve">and </w:t>
+      </w:r>
+      <w:r>
+        <w:t xml:space="preserve">called by different collaborators, over different observer lists. </w:t>
+      </w:r>
+    </w:p>
+    <w:p>
+      <w:pPr>
+        <w:pStyle w:val="ListParagraph"/>
+      </w:pPr>
+    </w:p>
+    <w:p>
+      <w:pPr>
+        <w:pStyle w:val="ListParagraph"/>
+      </w:pPr>
+    </w:p>
+    <w:p>
+      <w:pPr>
+        <w:pStyle w:val="Heading1"/>
+        <w:rPr>
+          <w:b/>
+          <w:bCs/>
+          <w:u w:val="single"/>
+        </w:rPr>
+      </w:pPr>
+      <w:r>
+        <w:rPr>
+          <w:b/>
+          <w:bCs/>
+          <w:u w:val="single"/>
+        </w:rPr>
+        <w:lastRenderedPageBreak/>
         <w:t>Task 2:</w:t>
       </w:r>
     </w:p>
@@ -1562,7 +1730,7 @@
                     <pic:cNvPicPr/>
                   </pic:nvPicPr>
                   <pic:blipFill>
-                    <a:blip r:embed="rId5"/>
+                    <a:blip r:embed="rId6"/>
                     <a:stretch>
                       <a:fillRect/>
                     </a:stretch>
@@ -1583,54 +1751,58 @@
         </w:drawing>
       </w:r>
     </w:p>
-    <w:p>
+    <w:p/>
+    <w:p>
+      <w:r>
+        <w:t xml:space="preserve">2.4) </w:t>
+      </w:r>
+      <w:r>
+        <w:t xml:space="preserve">Calling delete </w:t>
+      </w:r>
+      <w:r>
+        <w:t>N</w:t>
+      </w:r>
+      <w:r>
+        <w:t>exusCon invokes EventGroup::~EventGroup(), which iterates its children vector and calls delete on each pointer. Because TournamentHall, ExpoFloor, and CommunityZone are themselves EventGroup-derived objects, deleting them triggers the same destructor recursively on their own children</w:t>
+      </w:r>
+      <w:r>
+        <w:t xml:space="preserve"> (C</w:t>
+      </w:r>
+      <w:r>
+        <w:t>aster</w:t>
+      </w:r>
+      <w:r>
+        <w:t>Booth</w:t>
+      </w:r>
+      <w:r>
+        <w:t>,</w:t>
+      </w:r>
+      <w:r>
+        <w:t xml:space="preserve"> P</w:t>
+      </w:r>
+      <w:r>
+        <w:t xml:space="preserve">ublisherRow, </w:t>
+      </w:r>
+      <w:r>
+        <w:t>I</w:t>
+      </w:r>
+      <w:r>
+        <w:t>ndieAlley, etc.), which continues down to the leaves (TournamentStage, Booth, DemoKiosk, and so on), where ~EventUnit() and each leaf's own destructor run.</w:t>
+      </w:r>
+    </w:p>
+    <w:p>
+      <w:r>
+        <w:t>Every object is deleted exactly once because every EventComponent* in the tree is stored in the children vector of exactly one parent — no object is ever add()ed to two different EventGroups simultaneously in this design. Since ownership is</w:t>
+      </w:r>
+      <w:r>
+        <w:t xml:space="preserve"> </w:t>
+      </w:r>
+      <w:r>
+        <w:t xml:space="preserve">non-shared, </w:t>
+      </w:r>
       <w:r>
         <w:lastRenderedPageBreak/>
-        <w:t xml:space="preserve">2.4) </w:t>
-      </w:r>
-      <w:r>
-        <w:t xml:space="preserve">Calling delete </w:t>
-      </w:r>
-      <w:r>
-        <w:t>N</w:t>
-      </w:r>
-      <w:r>
-        <w:t>exusCon invokes EventGroup::~EventGroup(), which iterates its children vector and calls delete on each pointer. Because TournamentHall, ExpoFloor, and CommunityZone are themselves EventGroup-derived objects, deleting them triggers the same destructor recursively on their own children</w:t>
-      </w:r>
-      <w:r>
-        <w:t xml:space="preserve"> (C</w:t>
-      </w:r>
-      <w:r>
-        <w:t>aster</w:t>
-      </w:r>
-      <w:r>
-        <w:t>Booth</w:t>
-      </w:r>
-      <w:r>
-        <w:t>,</w:t>
-      </w:r>
-      <w:r>
-        <w:t xml:space="preserve"> P</w:t>
-      </w:r>
-      <w:r>
-        <w:t xml:space="preserve">ublisherRow, </w:t>
-      </w:r>
-      <w:r>
-        <w:t>I</w:t>
-      </w:r>
-      <w:r>
-        <w:t>ndieAlley, etc.), which continues down to the leaves (TournamentStage, Booth, DemoKiosk, and so on), where ~EventUnit() and each leaf's own destructor run.</w:t>
-      </w:r>
-    </w:p>
-    <w:p>
-      <w:r>
-        <w:t>Every object is deleted exactly once because every EventComponent* in the tree is stored in the children vector of exactly one parent — no object is ever add()ed to two different EventGroups simultaneously in this design. Since ownership is</w:t>
-      </w:r>
-      <w:r>
-        <w:t xml:space="preserve"> </w:t>
-      </w:r>
-      <w:r>
-        <w:t>non-shared, the recursi</w:t>
+        <w:t>the recursi</w:t>
       </w:r>
       <w:r>
         <w:t xml:space="preserve">on </w:t>
@@ -1714,7 +1886,7 @@
                     <pic:cNvPicPr/>
                   </pic:nvPicPr>
                   <pic:blipFill>
-                    <a:blip r:embed="rId6">
+                    <a:blip r:embed="rId7">
                       <a:extLst>
                         <a:ext uri="{28A0092B-C50C-407E-A947-70E740481C1C}">
                           <a14:useLocalDpi xmlns:a14="http://schemas.microsoft.com/office/drawing/2010/main" val="0"/>
@@ -1758,279 +1930,6 @@
     <w:p/>
     <w:p/>
     <w:p/>
-    <w:p/>
-    <w:p/>
-    <w:p/>
-    <w:p/>
-    <w:p/>
-    <w:p/>
-    <w:p/>
-    <w:p/>
-    <w:p/>
-    <w:p/>
-    <w:p/>
-    <w:p/>
-    <w:p/>
-    <w:p/>
-    <w:p>
-      <w:pPr>
-        <w:rPr>
-          <w:b/>
-          <w:bCs/>
-          <w:sz w:val="32"/>
-          <w:szCs w:val="32"/>
-          <w:u w:val="single"/>
-        </w:rPr>
-      </w:pPr>
-      <w:r>
-        <w:rPr>
-          <w:b/>
-          <w:bCs/>
-          <w:sz w:val="32"/>
-          <w:szCs w:val="32"/>
-          <w:u w:val="single"/>
-        </w:rPr>
-        <w:t>Layout:</w:t>
-      </w:r>
-    </w:p>
-    <w:p>
-      <w:r>
-        <w:t xml:space="preserve">NexusCon (root) </w:t>
-      </w:r>
-    </w:p>
-    <w:p>
-      <w:r>
-        <w:t xml:space="preserve">| </w:t>
-      </w:r>
-    </w:p>
-    <w:p>
-      <w:r>
-        <w:t xml:space="preserve">+-- Tournament Hall </w:t>
-      </w:r>
-    </w:p>
-    <w:p>
-      <w:r>
-        <w:t>|</w:t>
-      </w:r>
-      <w:r>
-        <w:tab/>
-      </w:r>
-      <w:r>
-        <w:t xml:space="preserve">+-- Main Arena </w:t>
-      </w:r>
-    </w:p>
-    <w:p>
-      <w:r>
-        <w:t xml:space="preserve">| </w:t>
-      </w:r>
-      <w:r>
-        <w:tab/>
-      </w:r>
-      <w:r>
-        <w:t xml:space="preserve">| </w:t>
-      </w:r>
-      <w:r>
-        <w:tab/>
-      </w:r>
-      <w:r>
-        <w:t xml:space="preserve">+-- Tournament Stage </w:t>
-      </w:r>
-    </w:p>
-    <w:p>
-      <w:r>
-        <w:t xml:space="preserve">| </w:t>
-      </w:r>
-      <w:r>
-        <w:tab/>
-      </w:r>
-      <w:r>
-        <w:t xml:space="preserve">| </w:t>
-      </w:r>
-      <w:r>
-        <w:tab/>
-      </w:r>
-      <w:r>
-        <w:t xml:space="preserve">+-- Caster Booth </w:t>
-      </w:r>
-    </w:p>
-    <w:p>
-      <w:r>
-        <w:t xml:space="preserve">| </w:t>
-      </w:r>
-      <w:r>
-        <w:tab/>
-      </w:r>
-      <w:r>
-        <w:t xml:space="preserve">| </w:t>
-      </w:r>
-    </w:p>
-    <w:p>
-      <w:r>
-        <w:t xml:space="preserve">| </w:t>
-      </w:r>
-      <w:r>
-        <w:tab/>
-      </w:r>
-      <w:r>
-        <w:t xml:space="preserve">+-- Practice Zone </w:t>
-      </w:r>
-    </w:p>
-    <w:p>
-      <w:r>
-        <w:t xml:space="preserve">| </w:t>
-      </w:r>
-      <w:r>
-        <w:tab/>
-      </w:r>
-      <w:r>
-        <w:tab/>
-      </w:r>
-      <w:r>
-        <w:t xml:space="preserve">+-- Practice Booth </w:t>
-      </w:r>
-    </w:p>
-    <w:p>
-      <w:r>
-        <w:t xml:space="preserve">| </w:t>
-      </w:r>
-    </w:p>
-    <w:p>
-      <w:r>
-        <w:t xml:space="preserve">+-- Expo Floor </w:t>
-      </w:r>
-    </w:p>
-    <w:p>
-      <w:r>
-        <w:t xml:space="preserve">| </w:t>
-      </w:r>
-      <w:r>
-        <w:tab/>
-      </w:r>
-      <w:r>
-        <w:t xml:space="preserve">+-- Publisher Row </w:t>
-      </w:r>
-    </w:p>
-    <w:p>
-      <w:r>
-        <w:t xml:space="preserve">| </w:t>
-      </w:r>
-      <w:r>
-        <w:tab/>
-      </w:r>
-      <w:r>
-        <w:t xml:space="preserve">| </w:t>
-      </w:r>
-      <w:r>
-        <w:tab/>
-      </w:r>
-      <w:r>
-        <w:t xml:space="preserve">+-- Booth </w:t>
-      </w:r>
-    </w:p>
-    <w:p>
-      <w:r>
-        <w:lastRenderedPageBreak/>
-        <w:t xml:space="preserve">| </w:t>
-      </w:r>
-      <w:r>
-        <w:tab/>
-      </w:r>
-      <w:r>
-        <w:t xml:space="preserve">| </w:t>
-      </w:r>
-      <w:r>
-        <w:tab/>
-      </w:r>
-      <w:r>
-        <w:t xml:space="preserve">+-- Demo Kiosk </w:t>
-      </w:r>
-    </w:p>
-    <w:p>
-      <w:r>
-        <w:t xml:space="preserve">| </w:t>
-      </w:r>
-      <w:r>
-        <w:tab/>
-      </w:r>
-      <w:r>
-        <w:t xml:space="preserve">| </w:t>
-      </w:r>
-    </w:p>
-    <w:p>
-      <w:r>
-        <w:t xml:space="preserve">| </w:t>
-      </w:r>
-      <w:r>
-        <w:tab/>
-      </w:r>
-      <w:r>
-        <w:t xml:space="preserve">+-- Indie Alley </w:t>
-      </w:r>
-    </w:p>
-    <w:p>
-      <w:r>
-        <w:t xml:space="preserve">| </w:t>
-      </w:r>
-      <w:r>
-        <w:tab/>
-      </w:r>
-      <w:r>
-        <w:tab/>
-      </w:r>
-      <w:r>
-        <w:t xml:space="preserve">+-- Indie Booth </w:t>
-      </w:r>
-    </w:p>
-    <w:p>
-      <w:r>
-        <w:t xml:space="preserve">| </w:t>
-      </w:r>
-    </w:p>
-    <w:p>
-      <w:r>
-        <w:t xml:space="preserve">+-- Community Zone </w:t>
-      </w:r>
-    </w:p>
-    <w:p>
-      <w:pPr>
-        <w:ind w:firstLine="720"/>
-      </w:pPr>
-      <w:r>
-        <w:t xml:space="preserve">+-- Cosplay Meetup Point </w:t>
-      </w:r>
-    </w:p>
-    <w:p>
-      <w:pPr>
-        <w:ind w:firstLine="720"/>
-      </w:pPr>
-      <w:r>
-        <w:t xml:space="preserve">+-- Charging Station </w:t>
-      </w:r>
-    </w:p>
-    <w:p>
-      <w:pPr>
-        <w:ind w:firstLine="720"/>
-      </w:pPr>
-      <w:r>
-        <w:t xml:space="preserve">+-- Info Desk </w:t>
-      </w:r>
-    </w:p>
-    <w:p>
-      <w:pPr>
-        <w:ind w:firstLine="720"/>
-      </w:pPr>
-      <w:r>
-        <w:t xml:space="preserve">+-- First Aid Point </w:t>
-      </w:r>
-    </w:p>
-    <w:p>
-      <w:pPr>
-        <w:ind w:firstLine="720"/>
-      </w:pPr>
-      <w:r>
-        <w:t>+-- Queue Management Point</w:t>
-      </w:r>
-    </w:p>
     <w:sectPr>
       <w:pgSz w:w="11906" w:h="16838"/>
       <w:pgMar w:top="1440" w:right="1440" w:bottom="1440" w:left="1440" w:header="708" w:footer="708" w:gutter="0"/>

--- a/Prac3.docx
+++ b/Prac3.docx
@@ -1,6 +1,6 @@
 
 <file path=word/document.xml><?xml version="1.0" encoding="utf-8"?>
-<w:document xmlns:wpc="http://schemas.microsoft.com/office/word/2010/wordprocessingCanvas" xmlns:cx="http://schemas.microsoft.com/office/drawing/2014/chartex" xmlns:cx1="http://schemas.microsoft.com/office/drawing/2015/9/8/chartex" xmlns:cx2="http://schemas.microsoft.com/office/drawing/2015/10/21/chartex" xmlns:cx3="http://schemas.microsoft.com/office/drawing/2016/5/9/chartex" xmlns:cx4="http://schemas.microsoft.com/office/drawing/2016/5/10/chartex" xmlns:cx5="http://schemas.microsoft.com/office/drawing/2016/5/11/chartex" xmlns:cx6="http://schemas.microsoft.com/office/drawing/2016/5/12/chartex" xmlns:cx7="http://schemas.microsoft.com/office/drawing/2016/5/13/chartex" xmlns:cx8="http://schemas.microsoft.com/office/drawing/2016/5/14/chartex" xmlns:mc="http://schemas.openxmlformats.org/markup-compatibility/2006" xmlns:aink="http://schemas.microsoft.com/office/drawing/2016/ink" xmlns:am3d="http://schemas.microsoft.com/office/drawing/2017/model3d" xmlns:o="urn:schemas-microsoft-com:office:office" xmlns:oel="http://schemas.microsoft.com/office/2019/extlst" xmlns:r="http://schemas.openxmlformats.org/officeDocument/2006/relationships" xmlns:m="http://schemas.openxmlformats.org/officeDocument/2006/math" xmlns:v="urn:schemas-microsoft-com:vml" xmlns:wp14="http://schemas.microsoft.com/office/word/2010/wordprocessingDrawing" xmlns:wp="http://schemas.openxmlformats.org/drawingml/2006/wordprocessingDrawing" xmlns:w10="urn:schemas-microsoft-com:office:word" xmlns:w="http://schemas.openxmlformats.org/wordprocessingml/2006/main" xmlns:w14="http://schemas.microsoft.com/office/word/2010/wordml" xmlns:w15="http://schemas.microsoft.com/office/word/2012/wordml" xmlns:w16cei="http://schemas.microsoft.com/office/word/2026/wordml/cei" xmlns:w16cex="http://schemas.microsoft.com/office/word/2018/wordml/cex" xmlns:w16cid="http://schemas.microsoft.com/office/word/2016/wordml/cid" xmlns:w16="http://schemas.microsoft.com/office/word/2018/wordml" xmlns:w16du="http://schemas.microsoft.com/office/word/2023/wordml/word16du" xmlns:w16sdtdh="http://schemas.microsoft.com/office/word/2020/wordml/sdtdatahash" xmlns:w16sdtfl="http://schemas.microsoft.com/office/word/2024/wordml/sdtformatlock" xmlns:w16se="http://schemas.microsoft.com/office/word/2015/wordml/symex" xmlns:wpg="http://schemas.microsoft.com/office/word/2010/wordprocessingGroup" xmlns:wpi="http://schemas.microsoft.com/office/word/2010/wordprocessingInk" xmlns:wne="http://schemas.microsoft.com/office/word/2006/wordml" xmlns:wps="http://schemas.microsoft.com/office/word/2010/wordprocessingShape" mc:Ignorable="w14 w15 w16se w16cid w16 w16cex w16sdtdh w16sdtfl w16du wp14">
+<w:document xmlns:wpc="http://schemas.microsoft.com/office/word/2010/wordprocessingCanvas" xmlns:cx="http://schemas.microsoft.com/office/drawing/2014/chartex" xmlns:cx1="http://schemas.microsoft.com/office/drawing/2015/9/8/chartex" xmlns:cx2="http://schemas.microsoft.com/office/drawing/2015/10/21/chartex" xmlns:cx3="http://schemas.microsoft.com/office/drawing/2016/5/9/chartex" xmlns:cx4="http://schemas.microsoft.com/office/drawing/2016/5/10/chartex" xmlns:cx5="http://schemas.microsoft.com/office/drawing/2016/5/11/chartex" xmlns:cx6="http://schemas.microsoft.com/office/drawing/2016/5/12/chartex" xmlns:cx7="http://schemas.microsoft.com/office/drawing/2016/5/13/chartex" xmlns:cx8="http://schemas.microsoft.com/office/drawing/2016/5/14/chartex" xmlns:mc="http://schemas.openxmlformats.org/markup-compatibility/2006" xmlns:aink="http://schemas.microsoft.com/office/drawing/2016/ink" xmlns:am3d="http://schemas.microsoft.com/office/drawing/2017/model3d" xmlns:o="urn:schemas-microsoft-com:office:office" xmlns:oel="http://schemas.microsoft.com/office/2019/extlst" xmlns:r="http://schemas.openxmlformats.org/officeDocument/2006/relationships" xmlns:m="http://schemas.openxmlformats.org/officeDocument/2006/math" xmlns:v="urn:schemas-microsoft-com:vml" xmlns:wp14="http://schemas.microsoft.com/office/word/2010/wordprocessingDrawing" xmlns:wp="http://schemas.openxmlformats.org/drawingml/2006/wordprocessingDrawing" xmlns:w10="urn:schemas-microsoft-com:office:word" xmlns:w="http://schemas.openxmlformats.org/wordprocessingml/2006/main" xmlns:w14="http://schemas.microsoft.com/office/word/2010/wordml" xmlns:w15="http://schemas.microsoft.com/office/word/2012/wordml" xmlns:w16cex="http://schemas.microsoft.com/office/word/2018/wordml/cex" xmlns:w16cid="http://schemas.microsoft.com/office/word/2016/wordml/cid" xmlns:w16="http://schemas.microsoft.com/office/word/2018/wordml" xmlns:w16du="http://schemas.microsoft.com/office/word/2023/wordml/word16du" xmlns:w16sdtdh="http://schemas.microsoft.com/office/word/2020/wordml/sdtdatahash" xmlns:w16sdtfl="http://schemas.microsoft.com/office/word/2024/wordml/sdtformatlock" xmlns:w16se="http://schemas.microsoft.com/office/word/2015/wordml/symex" xmlns:wpg="http://schemas.microsoft.com/office/word/2010/wordprocessingGroup" xmlns:wpi="http://schemas.microsoft.com/office/word/2010/wordprocessingInk" xmlns:wne="http://schemas.microsoft.com/office/word/2006/wordml" xmlns:wps="http://schemas.microsoft.com/office/word/2010/wordprocessingShape" mc:Ignorable="w14 w15 w16se w16cid w16 w16cex w16sdtdh w16sdtfl w16du wp14">
   <w:body>
     <w:p>
       <w:pPr>
@@ -18,30 +18,7 @@
           <w:bCs/>
           <w:u w:val="single"/>
         </w:rPr>
-        <w:t>NexusCon</w:t>
-      </w:r>
-    </w:p>
-    <w:p>
-      <w:pPr>
-        <w:jc w:val="center"/>
-        <w:rPr>
-          <w:sz w:val="28"/>
-          <w:szCs w:val="28"/>
-        </w:rPr>
-      </w:pPr>
-      <w:r>
-        <w:rPr>
-          <w:sz w:val="28"/>
-          <w:szCs w:val="28"/>
-        </w:rPr>
-        <w:t>Three-day</w:t>
-      </w:r>
-      <w:r>
-        <w:rPr>
-          <w:sz w:val="28"/>
-          <w:szCs w:val="28"/>
-        </w:rPr>
-        <w:t xml:space="preserve"> gaming convention.</w:t>
+        <w:t>COS124 Practical 3</w:t>
       </w:r>
     </w:p>
     <w:p/>
@@ -117,83 +94,6 @@
         </w:rPr>
         <w:t>25</w:t>
       </w:r>
-    </w:p>
-    <w:p>
-      <w:pPr>
-        <w:rPr>
-          <w:sz w:val="28"/>
-          <w:szCs w:val="28"/>
-        </w:rPr>
-      </w:pPr>
-      <w:r>
-        <w:rPr>
-          <w:sz w:val="28"/>
-          <w:szCs w:val="28"/>
-        </w:rPr>
-        <w:drawing>
-          <wp:anchor distT="0" distB="0" distL="114300" distR="114300" simplePos="0" relativeHeight="251659264" behindDoc="1" locked="0" layoutInCell="1" allowOverlap="1" wp14:anchorId="295712CE" wp14:editId="4AD4FE2A">
-            <wp:simplePos x="0" y="0"/>
-            <wp:positionH relativeFrom="margin">
-              <wp:align>center</wp:align>
-            </wp:positionH>
-            <wp:positionV relativeFrom="paragraph">
-              <wp:posOffset>395720</wp:posOffset>
-            </wp:positionV>
-            <wp:extent cx="7329613" cy="4031673"/>
-            <wp:effectExtent l="0" t="0" r="5080" b="6985"/>
-            <wp:wrapNone/>
-            <wp:docPr id="2016403963" name="Picture 1"/>
-            <wp:cNvGraphicFramePr>
-              <a:graphicFrameLocks xmlns:a="http://schemas.openxmlformats.org/drawingml/2006/main" noChangeAspect="1"/>
-            </wp:cNvGraphicFramePr>
-            <a:graphic xmlns:a="http://schemas.openxmlformats.org/drawingml/2006/main">
-              <a:graphicData uri="http://schemas.openxmlformats.org/drawingml/2006/picture">
-                <pic:pic xmlns:pic="http://schemas.openxmlformats.org/drawingml/2006/picture">
-                  <pic:nvPicPr>
-                    <pic:cNvPr id="2016403963" name=""/>
-                    <pic:cNvPicPr/>
-                  </pic:nvPicPr>
-                  <pic:blipFill>
-                    <a:blip r:embed="rId5">
-                      <a:extLst>
-                        <a:ext uri="{28A0092B-C50C-407E-A947-70E740481C1C}">
-                          <a14:useLocalDpi xmlns:a14="http://schemas.microsoft.com/office/drawing/2010/main" val="0"/>
-                        </a:ext>
-                      </a:extLst>
-                    </a:blip>
-                    <a:stretch>
-                      <a:fillRect/>
-                    </a:stretch>
-                  </pic:blipFill>
-                  <pic:spPr>
-                    <a:xfrm>
-                      <a:off x="0" y="0"/>
-                      <a:ext cx="7329613" cy="4031673"/>
-                    </a:xfrm>
-                    <a:prstGeom prst="rect">
-                      <a:avLst/>
-                    </a:prstGeom>
-                  </pic:spPr>
-                </pic:pic>
-              </a:graphicData>
-            </a:graphic>
-            <wp14:sizeRelH relativeFrom="page">
-              <wp14:pctWidth>0</wp14:pctWidth>
-            </wp14:sizeRelH>
-            <wp14:sizeRelV relativeFrom="page">
-              <wp14:pctHeight>0</wp14:pctHeight>
-            </wp14:sizeRelV>
-          </wp:anchor>
-        </w:drawing>
-      </w:r>
-    </w:p>
-    <w:p>
-      <w:pPr>
-        <w:rPr>
-          <w:sz w:val="28"/>
-          <w:szCs w:val="28"/>
-        </w:rPr>
-      </w:pPr>
     </w:p>
     <w:p>
       <w:pPr>
@@ -212,66 +112,6 @@
           <w:u w:val="single"/>
         </w:rPr>
       </w:pPr>
-    </w:p>
-    <w:p>
-      <w:pPr>
-        <w:pStyle w:val="Heading1"/>
-        <w:rPr>
-          <w:b/>
-          <w:bCs/>
-          <w:u w:val="single"/>
-        </w:rPr>
-      </w:pPr>
-    </w:p>
-    <w:p>
-      <w:pPr>
-        <w:pStyle w:val="Heading1"/>
-        <w:rPr>
-          <w:b/>
-          <w:bCs/>
-          <w:u w:val="single"/>
-        </w:rPr>
-      </w:pPr>
-    </w:p>
-    <w:p>
-      <w:pPr>
-        <w:pStyle w:val="Heading1"/>
-        <w:rPr>
-          <w:b/>
-          <w:bCs/>
-          <w:u w:val="single"/>
-        </w:rPr>
-      </w:pPr>
-    </w:p>
-    <w:p>
-      <w:pPr>
-        <w:pStyle w:val="Heading1"/>
-        <w:rPr>
-          <w:b/>
-          <w:bCs/>
-          <w:u w:val="single"/>
-        </w:rPr>
-      </w:pPr>
-    </w:p>
-    <w:p>
-      <w:pPr>
-        <w:pStyle w:val="Heading1"/>
-        <w:rPr>
-          <w:b/>
-          <w:bCs/>
-          <w:u w:val="single"/>
-        </w:rPr>
-      </w:pPr>
-    </w:p>
-    <w:p>
-      <w:pPr>
-        <w:pStyle w:val="Heading1"/>
-        <w:rPr>
-          <w:b/>
-          <w:bCs/>
-          <w:u w:val="single"/>
-        </w:rPr>
-      </w:pPr>
       <w:r>
         <w:rPr>
           <w:b/>
@@ -294,75 +134,9 @@
           <w:b/>
           <w:bCs/>
         </w:rPr>
-        <w:t>Event name: NexusCon — a three-day gaming convention</w:t>
-      </w:r>
-    </w:p>
-    <w:p>
-      <w:pPr>
-        <w:pStyle w:val="ListParagraph"/>
-      </w:pPr>
-    </w:p>
-    <w:p>
-      <w:pPr>
-        <w:pStyle w:val="ListParagraph"/>
-      </w:pPr>
-      <w:r>
-        <w:t>NexusCon is a large-scale gaming convention</w:t>
-      </w:r>
-      <w:r>
-        <w:t xml:space="preserve">, which </w:t>
-      </w:r>
-      <w:r>
-        <w:t>includ</w:t>
-      </w:r>
-      <w:r>
-        <w:t>es</w:t>
-      </w:r>
-      <w:r>
-        <w:t xml:space="preserve"> competitive esports tournaments, a publisher/indie expo floor, and community-</w:t>
-      </w:r>
-      <w:r>
-        <w:t>based</w:t>
-      </w:r>
-      <w:r>
-        <w:t xml:space="preserve"> activities. The event runs across multiple halls and outdoor areas, with thousands of attendees moving between zones. Because tournaments run on live schedules, expo booths run demo hardware continuously, and the event </w:t>
-      </w:r>
-      <w:r>
-        <w:lastRenderedPageBreak/>
-        <w:t xml:space="preserve">must respond to real-time issues (technical </w:t>
-      </w:r>
-      <w:r>
-        <w:t>issues</w:t>
-      </w:r>
-      <w:r>
-        <w:t xml:space="preserve">, capacity overflows, safety alerts), the venue needs both a nested spatial structure (to organise and query areas) and a notification structure (so </w:t>
-      </w:r>
-      <w:r>
-        <w:t>necessary</w:t>
-      </w:r>
-      <w:r>
-        <w:t xml:space="preserve"> changes </w:t>
-      </w:r>
-      <w:r>
-        <w:t>spread</w:t>
-      </w:r>
-      <w:r>
-        <w:t xml:space="preserve"> quickly to only the</w:t>
-      </w:r>
-      <w:r>
-        <w:t>ir</w:t>
-      </w:r>
-      <w:r>
-        <w:t xml:space="preserve"> relevant areas).</w:t>
-      </w:r>
-    </w:p>
-    <w:p>
-      <w:pPr>
-        <w:pStyle w:val="ListParagraph"/>
-      </w:pPr>
-      <w:r>
-        <w:t xml:space="preserve">The event is organised as a tree of nested areas. At the top level, </w:t>
-      </w:r>
+        <w:t xml:space="preserve">Event name: </w:t>
+      </w:r>
+      <w:proofErr w:type="spellStart"/>
       <w:r>
         <w:rPr>
           <w:b/>
@@ -370,6 +144,91 @@
         </w:rPr>
         <w:t>NexusCon</w:t>
       </w:r>
+      <w:proofErr w:type="spellEnd"/>
+      <w:r>
+        <w:rPr>
+          <w:b/>
+          <w:bCs/>
+        </w:rPr>
+        <w:t xml:space="preserve"> — a three-day gaming convention</w:t>
+      </w:r>
+    </w:p>
+    <w:p>
+      <w:pPr>
+        <w:pStyle w:val="ListParagraph"/>
+      </w:pPr>
+    </w:p>
+    <w:p>
+      <w:pPr>
+        <w:pStyle w:val="ListParagraph"/>
+      </w:pPr>
+      <w:proofErr w:type="spellStart"/>
+      <w:r>
+        <w:t>NexusCon</w:t>
+      </w:r>
+      <w:proofErr w:type="spellEnd"/>
+      <w:r>
+        <w:t xml:space="preserve"> is a large-scale gaming convention</w:t>
+      </w:r>
+      <w:r>
+        <w:t xml:space="preserve">, which </w:t>
+      </w:r>
+      <w:r>
+        <w:t>includ</w:t>
+      </w:r>
+      <w:r>
+        <w:t>es</w:t>
+      </w:r>
+      <w:r>
+        <w:t xml:space="preserve"> competitive esports tournaments, a publisher/indie expo floor, and community-</w:t>
+      </w:r>
+      <w:r>
+        <w:t>based</w:t>
+      </w:r>
+      <w:r>
+        <w:t xml:space="preserve"> activities. The event runs across multiple halls and outdoor areas, with thousands of attendees moving between zones. Because tournaments run on live schedules, expo booths run demo hardware continuously, and the event must respond to real-time issues (technical </w:t>
+      </w:r>
+      <w:r>
+        <w:t>issues</w:t>
+      </w:r>
+      <w:r>
+        <w:t xml:space="preserve">, capacity overflows, safety alerts), the venue needs both a nested spatial structure (to organise and query areas) and a notification structure (so </w:t>
+      </w:r>
+      <w:r>
+        <w:t>necessary</w:t>
+      </w:r>
+      <w:r>
+        <w:t xml:space="preserve"> changes </w:t>
+      </w:r>
+      <w:r>
+        <w:t>spread</w:t>
+      </w:r>
+      <w:r>
+        <w:t xml:space="preserve"> quickly to only the</w:t>
+      </w:r>
+      <w:r>
+        <w:t>ir</w:t>
+      </w:r>
+      <w:r>
+        <w:t xml:space="preserve"> relevant areas).</w:t>
+      </w:r>
+    </w:p>
+    <w:p>
+      <w:pPr>
+        <w:pStyle w:val="ListParagraph"/>
+      </w:pPr>
+      <w:r>
+        <w:t xml:space="preserve">The event is organised as a tree of nested areas. At the top level, </w:t>
+      </w:r>
+      <w:proofErr w:type="spellStart"/>
+      <w:r>
+        <w:rPr>
+          <w:b/>
+          <w:bCs/>
+        </w:rPr>
+        <w:t>NexusCon</w:t>
+      </w:r>
+      <w:proofErr w:type="spellEnd"/>
       <w:r>
         <w:t xml:space="preserve"> contains three major zones: the </w:t>
       </w:r>
@@ -520,6 +379,7 @@
         <w:ind w:left="720"/>
       </w:pPr>
       <w:r>
+        <w:lastRenderedPageBreak/>
         <w:t xml:space="preserve">At least </w:t>
       </w:r>
       <w:r>
@@ -686,7 +546,15 @@
         <w:t>First Aid Point:</w:t>
       </w:r>
       <w:r>
-        <w:t xml:space="preserve"> Remains open at all times for potential medical emergencies</w:t>
+        <w:t xml:space="preserve"> Remains </w:t>
+      </w:r>
+      <w:proofErr w:type="gramStart"/>
+      <w:r>
+        <w:t>open at all times</w:t>
+      </w:r>
+      <w:proofErr w:type="gramEnd"/>
+      <w:r>
+        <w:t xml:space="preserve"> for potential medical emergencies</w:t>
       </w:r>
       <w:r>
         <w:t>.</w:t>
@@ -731,8 +599,13 @@
         <w:t>Component</w:t>
       </w:r>
       <w:r>
-        <w:t>: EventComponent</w:t>
-      </w:r>
+        <w:t xml:space="preserve">: </w:t>
+      </w:r>
+      <w:proofErr w:type="spellStart"/>
+      <w:r>
+        <w:t>EventComponent</w:t>
+      </w:r>
+      <w:proofErr w:type="spellEnd"/>
     </w:p>
     <w:p>
       <w:pPr>
@@ -759,11 +632,21 @@
         <w:t>Demo Kiosk, Charging Station, Queue Management Point, First Aid Point</w:t>
       </w:r>
       <w:r>
-        <w:t xml:space="preserve">, Indie Booth, CosplayMeetupPoint, </w:t>
-      </w:r>
+        <w:t xml:space="preserve">, Indie Booth, </w:t>
+      </w:r>
+      <w:proofErr w:type="spellStart"/>
+      <w:r>
+        <w:t>CosplayMeetupPoint</w:t>
+      </w:r>
+      <w:proofErr w:type="spellEnd"/>
+      <w:r>
+        <w:t xml:space="preserve">, </w:t>
+      </w:r>
+      <w:proofErr w:type="spellStart"/>
       <w:r>
         <w:t>InfoDesk</w:t>
       </w:r>
+      <w:proofErr w:type="spellEnd"/>
     </w:p>
     <w:p>
       <w:pPr>
@@ -783,9 +666,67 @@
       <w:r>
         <w:t xml:space="preserve">: </w:t>
       </w:r>
-      <w:r>
-        <w:t>NexusCon, TournamentHall, MainArea, PracticeZone, ExpoFloor, PublisherRow, IndieAlley, CommunityZone</w:t>
-      </w:r>
+      <w:proofErr w:type="spellStart"/>
+      <w:r>
+        <w:t>NexusCon</w:t>
+      </w:r>
+      <w:proofErr w:type="spellEnd"/>
+      <w:r>
+        <w:t xml:space="preserve">, </w:t>
+      </w:r>
+      <w:proofErr w:type="spellStart"/>
+      <w:r>
+        <w:t>TournamentHall</w:t>
+      </w:r>
+      <w:proofErr w:type="spellEnd"/>
+      <w:r>
+        <w:t xml:space="preserve">, </w:t>
+      </w:r>
+      <w:proofErr w:type="spellStart"/>
+      <w:r>
+        <w:t>MainArea</w:t>
+      </w:r>
+      <w:proofErr w:type="spellEnd"/>
+      <w:r>
+        <w:t xml:space="preserve">, </w:t>
+      </w:r>
+      <w:proofErr w:type="spellStart"/>
+      <w:r>
+        <w:t>PracticeZone</w:t>
+      </w:r>
+      <w:proofErr w:type="spellEnd"/>
+      <w:r>
+        <w:t xml:space="preserve">, </w:t>
+      </w:r>
+      <w:proofErr w:type="spellStart"/>
+      <w:r>
+        <w:t>ExpoFloor</w:t>
+      </w:r>
+      <w:proofErr w:type="spellEnd"/>
+      <w:r>
+        <w:t xml:space="preserve">, </w:t>
+      </w:r>
+      <w:proofErr w:type="spellStart"/>
+      <w:r>
+        <w:t>PublisherRow</w:t>
+      </w:r>
+      <w:proofErr w:type="spellEnd"/>
+      <w:r>
+        <w:t xml:space="preserve">, </w:t>
+      </w:r>
+      <w:proofErr w:type="spellStart"/>
+      <w:r>
+        <w:t>IndieAlley</w:t>
+      </w:r>
+      <w:proofErr w:type="spellEnd"/>
+      <w:r>
+        <w:t xml:space="preserve">, </w:t>
+      </w:r>
+      <w:proofErr w:type="spellStart"/>
+      <w:r>
+        <w:t>CommunityZone</w:t>
+      </w:r>
+      <w:proofErr w:type="spellEnd"/>
     </w:p>
     <w:p>
       <w:pPr>
@@ -800,7 +741,6 @@
           <w:b/>
           <w:bCs/>
         </w:rPr>
-        <w:lastRenderedPageBreak/>
         <w:t>Client</w:t>
       </w:r>
       <w:r>
@@ -880,19 +820,97 @@
           <w:numId w:val="7"/>
         </w:numPr>
       </w:pPr>
+      <w:proofErr w:type="spellStart"/>
       <w:r>
         <w:rPr>
           <w:b/>
           <w:bCs/>
         </w:rPr>
-        <w:t>ConcreteSubject:</w:t>
-      </w:r>
-      <w:r>
-        <w:t xml:space="preserve"> EventControl, and each </w:t>
-      </w:r>
-      <w:r>
-        <w:t>of Nexuscon, TournamentHall, MainArea, PracticeZone, ExpoFloor, PublisherRow, IndieAlley, CommunityZone</w:t>
-      </w:r>
+        <w:t>ConcreteSubject</w:t>
+      </w:r>
+      <w:proofErr w:type="spellEnd"/>
+      <w:r>
+        <w:rPr>
+          <w:b/>
+          <w:bCs/>
+        </w:rPr>
+        <w:t>:</w:t>
+      </w:r>
+      <w:r>
+        <w:t xml:space="preserve"> </w:t>
+      </w:r>
+      <w:proofErr w:type="spellStart"/>
+      <w:r>
+        <w:t>EventControl</w:t>
+      </w:r>
+      <w:proofErr w:type="spellEnd"/>
+      <w:r>
+        <w:t xml:space="preserve">, and each </w:t>
+      </w:r>
+      <w:r>
+        <w:t xml:space="preserve">of </w:t>
+      </w:r>
+      <w:proofErr w:type="spellStart"/>
+      <w:r>
+        <w:t>Nexuscon</w:t>
+      </w:r>
+      <w:proofErr w:type="spellEnd"/>
+      <w:r>
+        <w:t xml:space="preserve">, </w:t>
+      </w:r>
+      <w:proofErr w:type="spellStart"/>
+      <w:r>
+        <w:t>TournamentHall</w:t>
+      </w:r>
+      <w:proofErr w:type="spellEnd"/>
+      <w:r>
+        <w:t xml:space="preserve">, </w:t>
+      </w:r>
+      <w:proofErr w:type="spellStart"/>
+      <w:r>
+        <w:t>MainArea</w:t>
+      </w:r>
+      <w:proofErr w:type="spellEnd"/>
+      <w:r>
+        <w:t xml:space="preserve">, </w:t>
+      </w:r>
+      <w:proofErr w:type="spellStart"/>
+      <w:r>
+        <w:t>PracticeZone</w:t>
+      </w:r>
+      <w:proofErr w:type="spellEnd"/>
+      <w:r>
+        <w:t xml:space="preserve">, </w:t>
+      </w:r>
+      <w:proofErr w:type="spellStart"/>
+      <w:r>
+        <w:t>ExpoFloor</w:t>
+      </w:r>
+      <w:proofErr w:type="spellEnd"/>
+      <w:r>
+        <w:t xml:space="preserve">, </w:t>
+      </w:r>
+      <w:proofErr w:type="spellStart"/>
+      <w:r>
+        <w:t>PublisherRow</w:t>
+      </w:r>
+      <w:proofErr w:type="spellEnd"/>
+      <w:r>
+        <w:t xml:space="preserve">, </w:t>
+      </w:r>
+      <w:proofErr w:type="spellStart"/>
+      <w:r>
+        <w:t>IndieAlley</w:t>
+      </w:r>
+      <w:proofErr w:type="spellEnd"/>
+      <w:r>
+        <w:t xml:space="preserve">, </w:t>
+      </w:r>
+      <w:proofErr w:type="spellStart"/>
+      <w:r>
+        <w:t>CommunityZone</w:t>
+      </w:r>
+      <w:proofErr w:type="spellEnd"/>
     </w:p>
     <w:p>
       <w:pPr>
@@ -902,25 +920,148 @@
           <w:numId w:val="7"/>
         </w:numPr>
       </w:pPr>
+      <w:proofErr w:type="spellStart"/>
       <w:r>
         <w:rPr>
           <w:b/>
           <w:bCs/>
         </w:rPr>
-        <w:t>ConcreteObject:</w:t>
+        <w:t>ConcreteObject</w:t>
+      </w:r>
+      <w:proofErr w:type="spellEnd"/>
+      <w:r>
+        <w:rPr>
+          <w:b/>
+          <w:bCs/>
+        </w:rPr>
+        <w:t>:</w:t>
       </w:r>
       <w:r>
         <w:t xml:space="preserve"> </w:t>
       </w:r>
-      <w:r>
-        <w:t>TournamentStage, CasterBooth,</w:t>
+      <w:proofErr w:type="spellStart"/>
+      <w:r>
+        <w:t>TournamentStage</w:t>
+      </w:r>
+      <w:proofErr w:type="spellEnd"/>
+      <w:r>
+        <w:t xml:space="preserve">, </w:t>
+      </w:r>
+      <w:proofErr w:type="spellStart"/>
+      <w:r>
+        <w:t>CasterBooth</w:t>
+      </w:r>
+      <w:proofErr w:type="spellEnd"/>
+      <w:r>
+        <w:t>,</w:t>
       </w:r>
       <w:r>
         <w:t xml:space="preserve"> Booth,</w:t>
       </w:r>
       <w:r>
-        <w:t xml:space="preserve"> DemoKiosk, IndieBooth, CosplayMeetupPoint, ChargingStation, FirstAidPoint, QueueManagementPoint, and each of TournamentHall, MainArena, PracticeZone, ExpoFloor, PublisherRow, IndieAlley, CommunityZone</w:t>
-      </w:r>
+        <w:t xml:space="preserve"> </w:t>
+      </w:r>
+      <w:proofErr w:type="spellStart"/>
+      <w:r>
+        <w:t>DemoKiosk</w:t>
+      </w:r>
+      <w:proofErr w:type="spellEnd"/>
+      <w:r>
+        <w:t xml:space="preserve">, </w:t>
+      </w:r>
+      <w:proofErr w:type="spellStart"/>
+      <w:r>
+        <w:t>IndieBooth</w:t>
+      </w:r>
+      <w:proofErr w:type="spellEnd"/>
+      <w:r>
+        <w:t xml:space="preserve">, </w:t>
+      </w:r>
+      <w:proofErr w:type="spellStart"/>
+      <w:r>
+        <w:t>CosplayMeetupPoint</w:t>
+      </w:r>
+      <w:proofErr w:type="spellEnd"/>
+      <w:r>
+        <w:t xml:space="preserve">, </w:t>
+      </w:r>
+      <w:proofErr w:type="spellStart"/>
+      <w:r>
+        <w:t>ChargingStation</w:t>
+      </w:r>
+      <w:proofErr w:type="spellEnd"/>
+      <w:r>
+        <w:t xml:space="preserve">, </w:t>
+      </w:r>
+      <w:proofErr w:type="spellStart"/>
+      <w:r>
+        <w:t>FirstAidPoint</w:t>
+      </w:r>
+      <w:proofErr w:type="spellEnd"/>
+      <w:r>
+        <w:t xml:space="preserve">, </w:t>
+      </w:r>
+      <w:proofErr w:type="spellStart"/>
+      <w:r>
+        <w:t>QueueManagementPoint</w:t>
+      </w:r>
+      <w:proofErr w:type="spellEnd"/>
+      <w:r>
+        <w:t xml:space="preserve">, and each of </w:t>
+      </w:r>
+      <w:proofErr w:type="spellStart"/>
+      <w:r>
+        <w:t>TournamentHall</w:t>
+      </w:r>
+      <w:proofErr w:type="spellEnd"/>
+      <w:r>
+        <w:t xml:space="preserve">, </w:t>
+      </w:r>
+      <w:proofErr w:type="spellStart"/>
+      <w:r>
+        <w:t>MainArena</w:t>
+      </w:r>
+      <w:proofErr w:type="spellEnd"/>
+      <w:r>
+        <w:t xml:space="preserve">, </w:t>
+      </w:r>
+      <w:proofErr w:type="spellStart"/>
+      <w:r>
+        <w:t>PracticeZone</w:t>
+      </w:r>
+      <w:proofErr w:type="spellEnd"/>
+      <w:r>
+        <w:t xml:space="preserve">, </w:t>
+      </w:r>
+      <w:proofErr w:type="spellStart"/>
+      <w:r>
+        <w:t>ExpoFloor</w:t>
+      </w:r>
+      <w:proofErr w:type="spellEnd"/>
+      <w:r>
+        <w:t xml:space="preserve">, </w:t>
+      </w:r>
+      <w:proofErr w:type="spellStart"/>
+      <w:r>
+        <w:t>PublisherRow</w:t>
+      </w:r>
+      <w:proofErr w:type="spellEnd"/>
+      <w:r>
+        <w:t xml:space="preserve">, </w:t>
+      </w:r>
+      <w:proofErr w:type="spellStart"/>
+      <w:r>
+        <w:t>IndieAlley</w:t>
+      </w:r>
+      <w:proofErr w:type="spellEnd"/>
+      <w:r>
+        <w:t xml:space="preserve">, </w:t>
+      </w:r>
+      <w:proofErr w:type="spellStart"/>
+      <w:r>
+        <w:t>CommunityZone</w:t>
+      </w:r>
+      <w:proofErr w:type="spellEnd"/>
     </w:p>
     <w:p/>
     <w:p>
@@ -949,8 +1090,13 @@
           <w:numId w:val="10"/>
         </w:numPr>
       </w:pPr>
-      <w:r>
-        <w:t>NexusCon:</w:t>
+      <w:proofErr w:type="spellStart"/>
+      <w:r>
+        <w:t>NexusCon</w:t>
+      </w:r>
+      <w:proofErr w:type="spellEnd"/>
+      <w:r>
+        <w:t>:</w:t>
       </w:r>
     </w:p>
     <w:p>
@@ -965,7 +1111,31 @@
         <w:t xml:space="preserve">Composite: </w:t>
       </w:r>
       <w:r>
-        <w:t>aggregates TournamentHall, ExpoFloor, CommunityZone as children</w:t>
+        <w:t xml:space="preserve">aggregates </w:t>
+      </w:r>
+      <w:proofErr w:type="spellStart"/>
+      <w:r>
+        <w:t>TournamentHall</w:t>
+      </w:r>
+      <w:proofErr w:type="spellEnd"/>
+      <w:r>
+        <w:t xml:space="preserve">, </w:t>
+      </w:r>
+      <w:proofErr w:type="spellStart"/>
+      <w:r>
+        <w:t>ExpoFloor</w:t>
+      </w:r>
+      <w:proofErr w:type="spellEnd"/>
+      <w:r>
+        <w:t xml:space="preserve">, </w:t>
+      </w:r>
+      <w:proofErr w:type="spellStart"/>
+      <w:r>
+        <w:t>CommunityZone</w:t>
+      </w:r>
+      <w:proofErr w:type="spellEnd"/>
+      <w:r>
+        <w:t xml:space="preserve"> as children</w:t>
       </w:r>
     </w:p>
     <w:p>
@@ -976,12 +1146,47 @@
           <w:numId w:val="11"/>
         </w:numPr>
       </w:pPr>
-      <w:r>
-        <w:t xml:space="preserve">ConcreteSubject: </w:t>
-      </w:r>
-      <w:r>
-        <w:t>When receiving alert, it calls notify() on TournamentHall, ExpoFloor, CommunityZone</w:t>
-      </w:r>
+      <w:proofErr w:type="spellStart"/>
+      <w:r>
+        <w:lastRenderedPageBreak/>
+        <w:t>ConcreteSubject</w:t>
+      </w:r>
+      <w:proofErr w:type="spellEnd"/>
+      <w:r>
+        <w:t xml:space="preserve">: </w:t>
+      </w:r>
+      <w:r>
+        <w:t xml:space="preserve">When receiving alert, it calls </w:t>
+      </w:r>
+      <w:proofErr w:type="gramStart"/>
+      <w:r>
+        <w:t>notify(</w:t>
+      </w:r>
+      <w:proofErr w:type="gramEnd"/>
+      <w:r>
+        <w:t xml:space="preserve">) on </w:t>
+      </w:r>
+      <w:proofErr w:type="spellStart"/>
+      <w:r>
+        <w:t>TournamentHall</w:t>
+      </w:r>
+      <w:proofErr w:type="spellEnd"/>
+      <w:r>
+        <w:t xml:space="preserve">, </w:t>
+      </w:r>
+      <w:proofErr w:type="spellStart"/>
+      <w:r>
+        <w:t>ExpoFloor</w:t>
+      </w:r>
+      <w:proofErr w:type="spellEnd"/>
+      <w:r>
+        <w:t xml:space="preserve">, </w:t>
+      </w:r>
+      <w:proofErr w:type="spellStart"/>
+      <w:r>
+        <w:t>CommunityZone</w:t>
+      </w:r>
+      <w:proofErr w:type="spellEnd"/>
     </w:p>
     <w:p>
       <w:pPr>
@@ -991,8 +1196,13 @@
           <w:numId w:val="10"/>
         </w:numPr>
       </w:pPr>
-      <w:r>
-        <w:t>TournamentHall:</w:t>
+      <w:proofErr w:type="spellStart"/>
+      <w:r>
+        <w:t>TournamentHall</w:t>
+      </w:r>
+      <w:proofErr w:type="spellEnd"/>
+      <w:r>
+        <w:t>:</w:t>
       </w:r>
     </w:p>
     <w:p>
@@ -1004,7 +1214,23 @@
         </w:numPr>
       </w:pPr>
       <w:r>
-        <w:t>Composite: aggregates MainArea and PracticeZone as children</w:t>
+        <w:t xml:space="preserve">Composite: aggregates </w:t>
+      </w:r>
+      <w:proofErr w:type="spellStart"/>
+      <w:r>
+        <w:t>MainArea</w:t>
+      </w:r>
+      <w:proofErr w:type="spellEnd"/>
+      <w:r>
+        <w:t xml:space="preserve"> and </w:t>
+      </w:r>
+      <w:proofErr w:type="spellStart"/>
+      <w:r>
+        <w:t>PracticeZone</w:t>
+      </w:r>
+      <w:proofErr w:type="spellEnd"/>
+      <w:r>
+        <w:t xml:space="preserve"> as children</w:t>
       </w:r>
     </w:p>
     <w:p>
@@ -1015,12 +1241,30 @@
           <w:numId w:val="14"/>
         </w:numPr>
       </w:pPr>
-      <w:r>
-        <w:t xml:space="preserve">ConcreteObserver: </w:t>
-      </w:r>
-      <w:r>
-        <w:t>reacts in its own update() when notified by Nexuscon</w:t>
-      </w:r>
+      <w:proofErr w:type="spellStart"/>
+      <w:r>
+        <w:t>ConcreteObserver</w:t>
+      </w:r>
+      <w:proofErr w:type="spellEnd"/>
+      <w:r>
+        <w:t xml:space="preserve">: </w:t>
+      </w:r>
+      <w:r>
+        <w:t xml:space="preserve">reacts in its own </w:t>
+      </w:r>
+      <w:proofErr w:type="gramStart"/>
+      <w:r>
+        <w:t>update(</w:t>
+      </w:r>
+      <w:proofErr w:type="gramEnd"/>
+      <w:r>
+        <w:t xml:space="preserve">) when notified by </w:t>
+      </w:r>
+      <w:proofErr w:type="spellStart"/>
+      <w:r>
+        <w:t>Nexuscon</w:t>
+      </w:r>
+      <w:proofErr w:type="spellEnd"/>
     </w:p>
     <w:p>
       <w:pPr>
@@ -1030,11 +1274,53 @@
           <w:numId w:val="14"/>
         </w:numPr>
       </w:pPr>
-      <w:r>
-        <w:t xml:space="preserve">ConcreteSubject: </w:t>
-      </w:r>
-      <w:r>
-        <w:t>calls notify() on MainArea  and PracticeZone after handling its own update()</w:t>
+      <w:proofErr w:type="spellStart"/>
+      <w:r>
+        <w:t>ConcreteSubject</w:t>
+      </w:r>
+      <w:proofErr w:type="spellEnd"/>
+      <w:r>
+        <w:t xml:space="preserve">: </w:t>
+      </w:r>
+      <w:r>
+        <w:t xml:space="preserve">calls </w:t>
+      </w:r>
+      <w:proofErr w:type="gramStart"/>
+      <w:r>
+        <w:t>notify(</w:t>
+      </w:r>
+      <w:proofErr w:type="gramEnd"/>
+      <w:r>
+        <w:t xml:space="preserve">) on </w:t>
+      </w:r>
+      <w:proofErr w:type="spellStart"/>
+      <w:proofErr w:type="gramStart"/>
+      <w:r>
+        <w:t>MainArea</w:t>
+      </w:r>
+      <w:proofErr w:type="spellEnd"/>
+      <w:r>
+        <w:t xml:space="preserve">  and</w:t>
+      </w:r>
+      <w:proofErr w:type="gramEnd"/>
+      <w:r>
+        <w:t xml:space="preserve"> </w:t>
+      </w:r>
+      <w:proofErr w:type="spellStart"/>
+      <w:r>
+        <w:t>PracticeZone</w:t>
+      </w:r>
+      <w:proofErr w:type="spellEnd"/>
+      <w:r>
+        <w:t xml:space="preserve"> after handling its own </w:t>
+      </w:r>
+      <w:proofErr w:type="gramStart"/>
+      <w:r>
+        <w:t>update(</w:t>
+      </w:r>
+      <w:proofErr w:type="gramEnd"/>
+      <w:r>
+        <w:t>)</w:t>
       </w:r>
     </w:p>
     <w:p/>
@@ -1046,8 +1332,13 @@
           <w:numId w:val="10"/>
         </w:numPr>
       </w:pPr>
-      <w:r>
-        <w:t>MainArea:</w:t>
+      <w:proofErr w:type="spellStart"/>
+      <w:r>
+        <w:t>MainArea</w:t>
+      </w:r>
+      <w:proofErr w:type="spellEnd"/>
+      <w:r>
+        <w:t>:</w:t>
       </w:r>
     </w:p>
     <w:p>
@@ -1059,8 +1350,21 @@
         </w:numPr>
       </w:pPr>
       <w:r>
-        <w:t>Composite: aggregates TournamentStage and CasterBooth</w:t>
-      </w:r>
+        <w:t xml:space="preserve">Composite: aggregates </w:t>
+      </w:r>
+      <w:proofErr w:type="spellStart"/>
+      <w:r>
+        <w:t>TournamentStage</w:t>
+      </w:r>
+      <w:proofErr w:type="spellEnd"/>
+      <w:r>
+        <w:t xml:space="preserve"> and </w:t>
+      </w:r>
+      <w:proofErr w:type="spellStart"/>
+      <w:r>
+        <w:t>CasterBooth</w:t>
+      </w:r>
+      <w:proofErr w:type="spellEnd"/>
     </w:p>
     <w:p>
       <w:pPr>
@@ -1070,12 +1374,22 @@
           <w:numId w:val="14"/>
         </w:numPr>
       </w:pPr>
-      <w:r>
-        <w:t>ConcreteObserver: re</w:t>
-      </w:r>
-      <w:r>
-        <w:t>gistered with TournamentHall</w:t>
-      </w:r>
+      <w:proofErr w:type="spellStart"/>
+      <w:r>
+        <w:t>ConcreteObserver</w:t>
+      </w:r>
+      <w:proofErr w:type="spellEnd"/>
+      <w:r>
+        <w:t>: re</w:t>
+      </w:r>
+      <w:r>
+        <w:t xml:space="preserve">gistered with </w:t>
+      </w:r>
+      <w:proofErr w:type="spellStart"/>
+      <w:r>
+        <w:t>TournamentHall</w:t>
+      </w:r>
+      <w:proofErr w:type="spellEnd"/>
     </w:p>
     <w:p>
       <w:pPr>
@@ -1085,18 +1399,40 @@
           <w:numId w:val="14"/>
         </w:numPr>
       </w:pPr>
-      <w:r>
-        <w:t xml:space="preserve">ConcreteSubject: calls notify() on </w:t>
-      </w:r>
+      <w:proofErr w:type="spellStart"/>
+      <w:r>
+        <w:t>ConcreteSubject</w:t>
+      </w:r>
+      <w:proofErr w:type="spellEnd"/>
+      <w:r>
+        <w:t xml:space="preserve">: calls </w:t>
+      </w:r>
+      <w:proofErr w:type="gramStart"/>
+      <w:r>
+        <w:t>notify(</w:t>
+      </w:r>
+      <w:proofErr w:type="gramEnd"/>
+      <w:r>
+        <w:t xml:space="preserve">) on </w:t>
+      </w:r>
+      <w:proofErr w:type="spellStart"/>
+      <w:proofErr w:type="gramStart"/>
       <w:r>
         <w:t>TournamentStage</w:t>
       </w:r>
-      <w:r>
-        <w:t xml:space="preserve">  and </w:t>
-      </w:r>
+      <w:proofErr w:type="spellEnd"/>
+      <w:r>
+        <w:t xml:space="preserve">  and</w:t>
+      </w:r>
+      <w:proofErr w:type="gramEnd"/>
+      <w:r>
+        <w:t xml:space="preserve"> </w:t>
+      </w:r>
+      <w:proofErr w:type="spellStart"/>
       <w:r>
         <w:t>CasterBooth</w:t>
       </w:r>
+      <w:proofErr w:type="spellEnd"/>
       <w:r>
         <w:t xml:space="preserve"> </w:t>
       </w:r>
@@ -1114,9 +1450,11 @@
           <w:numId w:val="10"/>
         </w:numPr>
       </w:pPr>
+      <w:proofErr w:type="spellStart"/>
       <w:r>
         <w:t>PracticeZone</w:t>
       </w:r>
+      <w:proofErr w:type="spellEnd"/>
       <w:r>
         <w:t>:</w:t>
       </w:r>
@@ -1132,9 +1470,11 @@
       <w:r>
         <w:t xml:space="preserve">Composite: aggregates </w:t>
       </w:r>
+      <w:proofErr w:type="spellStart"/>
       <w:r>
         <w:t>PracticeBooth</w:t>
       </w:r>
+      <w:proofErr w:type="spellEnd"/>
     </w:p>
     <w:p>
       <w:pPr>
@@ -1144,15 +1484,25 @@
           <w:numId w:val="14"/>
         </w:numPr>
       </w:pPr>
-      <w:r>
-        <w:t>ConcreteObserver: re</w:t>
+      <w:proofErr w:type="spellStart"/>
+      <w:r>
+        <w:t>ConcreteObserver</w:t>
+      </w:r>
+      <w:proofErr w:type="spellEnd"/>
+      <w:r>
+        <w:t>: re</w:t>
       </w:r>
       <w:r>
         <w:t xml:space="preserve">gistered </w:t>
       </w:r>
       <w:r>
-        <w:t>with TournamentHall</w:t>
-      </w:r>
+        <w:t xml:space="preserve">with </w:t>
+      </w:r>
+      <w:proofErr w:type="spellStart"/>
+      <w:r>
+        <w:t>TournamentHall</w:t>
+      </w:r>
+      <w:proofErr w:type="spellEnd"/>
     </w:p>
     <w:p>
       <w:pPr>
@@ -1162,13 +1512,27 @@
           <w:numId w:val="14"/>
         </w:numPr>
       </w:pPr>
-      <w:r>
-        <w:lastRenderedPageBreak/>
-        <w:t xml:space="preserve">ConcreteSubject: calls notify() on </w:t>
-      </w:r>
+      <w:proofErr w:type="spellStart"/>
+      <w:r>
+        <w:t>ConcreteSubject</w:t>
+      </w:r>
+      <w:proofErr w:type="spellEnd"/>
+      <w:r>
+        <w:t xml:space="preserve">: calls </w:t>
+      </w:r>
+      <w:proofErr w:type="gramStart"/>
+      <w:r>
+        <w:t>notify(</w:t>
+      </w:r>
+      <w:proofErr w:type="gramEnd"/>
+      <w:r>
+        <w:t xml:space="preserve">) on </w:t>
+      </w:r>
+      <w:proofErr w:type="spellStart"/>
       <w:r>
         <w:t>PracticeBooth</w:t>
       </w:r>
+      <w:proofErr w:type="spellEnd"/>
     </w:p>
     <w:p>
       <w:pPr>
@@ -1183,9 +1547,11 @@
           <w:numId w:val="10"/>
         </w:numPr>
       </w:pPr>
+      <w:proofErr w:type="spellStart"/>
       <w:r>
         <w:t>ExpoFloor</w:t>
       </w:r>
+      <w:proofErr w:type="spellEnd"/>
       <w:r>
         <w:t>:</w:t>
       </w:r>
@@ -1201,9 +1567,19 @@
       <w:r>
         <w:t xml:space="preserve">Composite: aggregates </w:t>
       </w:r>
-      <w:r>
-        <w:t>PublisherRow and IndieAlley</w:t>
-      </w:r>
+      <w:proofErr w:type="spellStart"/>
+      <w:r>
+        <w:t>PublisherRow</w:t>
+      </w:r>
+      <w:proofErr w:type="spellEnd"/>
+      <w:r>
+        <w:t xml:space="preserve"> and </w:t>
+      </w:r>
+      <w:proofErr w:type="spellStart"/>
+      <w:r>
+        <w:t>IndieAlley</w:t>
+      </w:r>
+      <w:proofErr w:type="spellEnd"/>
     </w:p>
     <w:p>
       <w:pPr>
@@ -1213,12 +1589,19 @@
           <w:numId w:val="14"/>
         </w:numPr>
       </w:pPr>
-      <w:r>
-        <w:t xml:space="preserve">ConcreteObserver: registered with </w:t>
-      </w:r>
+      <w:proofErr w:type="spellStart"/>
+      <w:r>
+        <w:t>ConcreteObserver</w:t>
+      </w:r>
+      <w:proofErr w:type="spellEnd"/>
+      <w:r>
+        <w:t xml:space="preserve">: registered with </w:t>
+      </w:r>
+      <w:proofErr w:type="spellStart"/>
       <w:r>
         <w:t>NexusCon</w:t>
       </w:r>
+      <w:proofErr w:type="spellEnd"/>
     </w:p>
     <w:p>
       <w:pPr>
@@ -1228,12 +1611,35 @@
           <w:numId w:val="14"/>
         </w:numPr>
       </w:pPr>
-      <w:r>
-        <w:t xml:space="preserve">ConcreteSubject: calls notify() on </w:t>
-      </w:r>
-      <w:r>
-        <w:t>PublisherRow and IndieAlley</w:t>
-      </w:r>
+      <w:proofErr w:type="spellStart"/>
+      <w:r>
+        <w:t>ConcreteSubject</w:t>
+      </w:r>
+      <w:proofErr w:type="spellEnd"/>
+      <w:r>
+        <w:t xml:space="preserve">: calls </w:t>
+      </w:r>
+      <w:proofErr w:type="gramStart"/>
+      <w:r>
+        <w:t>notify(</w:t>
+      </w:r>
+      <w:proofErr w:type="gramEnd"/>
+      <w:r>
+        <w:t xml:space="preserve">) on </w:t>
+      </w:r>
+      <w:proofErr w:type="spellStart"/>
+      <w:r>
+        <w:t>PublisherRow</w:t>
+      </w:r>
+      <w:proofErr w:type="spellEnd"/>
+      <w:r>
+        <w:t xml:space="preserve"> and </w:t>
+      </w:r>
+      <w:proofErr w:type="spellStart"/>
+      <w:r>
+        <w:t>IndieAlley</w:t>
+      </w:r>
+      <w:proofErr w:type="spellEnd"/>
     </w:p>
     <w:p>
       <w:pPr>
@@ -1248,9 +1654,11 @@
           <w:numId w:val="10"/>
         </w:numPr>
       </w:pPr>
+      <w:proofErr w:type="spellStart"/>
       <w:r>
         <w:t>PublisherRow</w:t>
       </w:r>
+      <w:proofErr w:type="spellEnd"/>
       <w:r>
         <w:t>:</w:t>
       </w:r>
@@ -1272,9 +1680,11 @@
       <w:r>
         <w:t xml:space="preserve"> </w:t>
       </w:r>
+      <w:proofErr w:type="spellStart"/>
       <w:r>
         <w:t>DemoKiosk</w:t>
       </w:r>
+      <w:proofErr w:type="spellEnd"/>
     </w:p>
     <w:p>
       <w:pPr>
@@ -1284,12 +1694,19 @@
           <w:numId w:val="14"/>
         </w:numPr>
       </w:pPr>
-      <w:r>
-        <w:t xml:space="preserve">ConcreteObserver: registered with </w:t>
-      </w:r>
+      <w:proofErr w:type="spellStart"/>
+      <w:r>
+        <w:t>ConcreteObserver</w:t>
+      </w:r>
+      <w:proofErr w:type="spellEnd"/>
+      <w:r>
+        <w:t xml:space="preserve">: registered with </w:t>
+      </w:r>
+      <w:proofErr w:type="spellStart"/>
       <w:r>
         <w:t>ExpoFloor</w:t>
       </w:r>
+      <w:proofErr w:type="spellEnd"/>
     </w:p>
     <w:p>
       <w:pPr>
@@ -1299,8 +1716,21 @@
           <w:numId w:val="14"/>
         </w:numPr>
       </w:pPr>
-      <w:r>
-        <w:t>ConcreteSubject: calls notify() on</w:t>
+      <w:proofErr w:type="spellStart"/>
+      <w:r>
+        <w:t>ConcreteSubject</w:t>
+      </w:r>
+      <w:proofErr w:type="spellEnd"/>
+      <w:r>
+        <w:t xml:space="preserve">: calls </w:t>
+      </w:r>
+      <w:proofErr w:type="gramStart"/>
+      <w:r>
+        <w:t>notify(</w:t>
+      </w:r>
+      <w:proofErr w:type="gramEnd"/>
+      <w:r>
+        <w:t>) on</w:t>
       </w:r>
       <w:r>
         <w:t xml:space="preserve"> Booth and</w:t>
@@ -1308,9 +1738,11 @@
       <w:r>
         <w:t xml:space="preserve"> </w:t>
       </w:r>
+      <w:proofErr w:type="spellStart"/>
       <w:r>
         <w:t>DemoKiosk</w:t>
       </w:r>
+      <w:proofErr w:type="spellEnd"/>
     </w:p>
     <w:p>
       <w:pPr>
@@ -1325,9 +1757,11 @@
           <w:numId w:val="10"/>
         </w:numPr>
       </w:pPr>
+      <w:proofErr w:type="spellStart"/>
       <w:r>
         <w:t>IndieAlley</w:t>
       </w:r>
+      <w:proofErr w:type="spellEnd"/>
       <w:r>
         <w:t>:</w:t>
       </w:r>
@@ -1343,9 +1777,11 @@
       <w:r>
         <w:t xml:space="preserve">Composite: aggregates </w:t>
       </w:r>
+      <w:proofErr w:type="spellStart"/>
       <w:r>
         <w:t>IndieBooth</w:t>
       </w:r>
+      <w:proofErr w:type="spellEnd"/>
     </w:p>
     <w:p>
       <w:pPr>
@@ -1355,12 +1791,19 @@
           <w:numId w:val="14"/>
         </w:numPr>
       </w:pPr>
-      <w:r>
-        <w:t xml:space="preserve">ConcreteObserver: registered with </w:t>
-      </w:r>
+      <w:proofErr w:type="spellStart"/>
+      <w:r>
+        <w:t>ConcreteObserver</w:t>
+      </w:r>
+      <w:proofErr w:type="spellEnd"/>
+      <w:r>
+        <w:t xml:space="preserve">: registered with </w:t>
+      </w:r>
+      <w:proofErr w:type="spellStart"/>
       <w:r>
         <w:t>ExpoFloor</w:t>
       </w:r>
+      <w:proofErr w:type="spellEnd"/>
     </w:p>
     <w:p>
       <w:pPr>
@@ -1370,12 +1813,27 @@
           <w:numId w:val="14"/>
         </w:numPr>
       </w:pPr>
-      <w:r>
-        <w:t xml:space="preserve">ConcreteSubject: calls notify() on </w:t>
-      </w:r>
+      <w:proofErr w:type="spellStart"/>
+      <w:r>
+        <w:t>ConcreteSubject</w:t>
+      </w:r>
+      <w:proofErr w:type="spellEnd"/>
+      <w:r>
+        <w:t xml:space="preserve">: calls </w:t>
+      </w:r>
+      <w:proofErr w:type="gramStart"/>
+      <w:r>
+        <w:t>notify(</w:t>
+      </w:r>
+      <w:proofErr w:type="gramEnd"/>
+      <w:r>
+        <w:t xml:space="preserve">) on </w:t>
+      </w:r>
+      <w:proofErr w:type="spellStart"/>
       <w:r>
         <w:t>IndieBooth</w:t>
       </w:r>
+      <w:proofErr w:type="spellEnd"/>
     </w:p>
     <w:p>
       <w:pPr>
@@ -1395,8 +1853,13 @@
           <w:numId w:val="10"/>
         </w:numPr>
       </w:pPr>
-      <w:r>
-        <w:t>CommunityZone:</w:t>
+      <w:proofErr w:type="spellStart"/>
+      <w:r>
+        <w:t>CommunityZone</w:t>
+      </w:r>
+      <w:proofErr w:type="spellEnd"/>
+      <w:r>
+        <w:t>:</w:t>
       </w:r>
     </w:p>
     <w:p>
@@ -1408,11 +1871,45 @@
         </w:numPr>
       </w:pPr>
       <w:r>
-        <w:t xml:space="preserve">Composite: aggregates CosplayMeetupPoint, </w:t>
-      </w:r>
-      <w:r>
-        <w:t>ChargingStation, InfoDesk, FirstAidPoint, QueueManagementPoint</w:t>
-      </w:r>
+        <w:t xml:space="preserve">Composite: aggregates </w:t>
+      </w:r>
+      <w:proofErr w:type="spellStart"/>
+      <w:r>
+        <w:t>CosplayMeetupPoint</w:t>
+      </w:r>
+      <w:proofErr w:type="spellEnd"/>
+      <w:r>
+        <w:t xml:space="preserve">, </w:t>
+      </w:r>
+      <w:proofErr w:type="spellStart"/>
+      <w:r>
+        <w:t>ChargingStation</w:t>
+      </w:r>
+      <w:proofErr w:type="spellEnd"/>
+      <w:r>
+        <w:t xml:space="preserve">, </w:t>
+      </w:r>
+      <w:proofErr w:type="spellStart"/>
+      <w:r>
+        <w:t>InfoDesk</w:t>
+      </w:r>
+      <w:proofErr w:type="spellEnd"/>
+      <w:r>
+        <w:t xml:space="preserve">, </w:t>
+      </w:r>
+      <w:proofErr w:type="spellStart"/>
+      <w:r>
+        <w:t>FirstAidPoint</w:t>
+      </w:r>
+      <w:proofErr w:type="spellEnd"/>
+      <w:r>
+        <w:t xml:space="preserve">, </w:t>
+      </w:r>
+      <w:proofErr w:type="spellStart"/>
+      <w:r>
+        <w:t>QueueManagementPoint</w:t>
+      </w:r>
+      <w:proofErr w:type="spellEnd"/>
     </w:p>
     <w:p>
       <w:pPr>
@@ -1422,12 +1919,19 @@
           <w:numId w:val="14"/>
         </w:numPr>
       </w:pPr>
-      <w:r>
-        <w:t xml:space="preserve">ConcreteObserver: registered with </w:t>
-      </w:r>
+      <w:proofErr w:type="spellStart"/>
+      <w:r>
+        <w:t>ConcreteObserver</w:t>
+      </w:r>
+      <w:proofErr w:type="spellEnd"/>
+      <w:r>
+        <w:t xml:space="preserve">: registered with </w:t>
+      </w:r>
+      <w:proofErr w:type="spellStart"/>
       <w:r>
         <w:t>NexusCon</w:t>
       </w:r>
+      <w:proofErr w:type="spellEnd"/>
     </w:p>
     <w:p>
       <w:pPr>
@@ -1437,8 +1941,21 @@
           <w:numId w:val="14"/>
         </w:numPr>
       </w:pPr>
-      <w:r>
-        <w:t xml:space="preserve">ConcreteSubject: calls notify() on </w:t>
+      <w:proofErr w:type="spellStart"/>
+      <w:r>
+        <w:t>ConcreteSubject</w:t>
+      </w:r>
+      <w:proofErr w:type="spellEnd"/>
+      <w:r>
+        <w:t xml:space="preserve">: calls </w:t>
+      </w:r>
+      <w:proofErr w:type="gramStart"/>
+      <w:r>
+        <w:t>notify(</w:t>
+      </w:r>
+      <w:proofErr w:type="gramEnd"/>
+      <w:r>
+        <w:t xml:space="preserve">) on </w:t>
       </w:r>
       <w:r>
         <w:t>its 5 children (stated above)</w:t>
@@ -1457,13 +1974,29 @@
         <w:t xml:space="preserve">a) </w:t>
       </w:r>
       <w:r>
-        <w:t>An EventGroup (e</w:t>
+        <w:t xml:space="preserve">An </w:t>
+      </w:r>
+      <w:proofErr w:type="spellStart"/>
+      <w:r>
+        <w:t>EventGroup</w:t>
+      </w:r>
+      <w:proofErr w:type="spellEnd"/>
+      <w:r>
+        <w:t xml:space="preserve"> (e</w:t>
       </w:r>
       <w:r>
         <w:t>.g.</w:t>
       </w:r>
       <w:r>
-        <w:t xml:space="preserve"> PublisherRow) does</w:t>
+        <w:t xml:space="preserve"> </w:t>
+      </w:r>
+      <w:proofErr w:type="spellStart"/>
+      <w:r>
+        <w:t>PublisherRow</w:t>
+      </w:r>
+      <w:proofErr w:type="spellEnd"/>
+      <w:r>
+        <w:t>) does</w:t>
       </w:r>
       <w:r>
         <w:t>n’t</w:t>
@@ -1475,13 +2008,39 @@
         <w:t>simpl</w:t>
       </w:r>
       <w:r>
-        <w:t xml:space="preserve">y reference its children — it cannot exist independently of the structure once built. Deleting PublisherRow should delete its Booth and Demo Kiosk instances (they have no independent lifetime outside their parent). Calling </w:t>
+        <w:t xml:space="preserve">y reference its children — it cannot exist independently of the structure once built. Deleting </w:t>
+      </w:r>
+      <w:proofErr w:type="spellStart"/>
+      <w:r>
+        <w:t>PublisherRow</w:t>
+      </w:r>
+      <w:proofErr w:type="spellEnd"/>
+      <w:r>
+        <w:t xml:space="preserve"> should delete its Booth and Demo Kiosk instances (they have no independent lifetime outside their parent). Calling </w:t>
       </w:r>
       <w:r>
         <w:t xml:space="preserve">a function like </w:t>
       </w:r>
-      <w:r>
-        <w:t xml:space="preserve">getCapacity() on PublisherRow produces a value </w:t>
+      <w:proofErr w:type="spellStart"/>
+      <w:proofErr w:type="gramStart"/>
+      <w:r>
+        <w:t>getCapacity</w:t>
+      </w:r>
+      <w:proofErr w:type="spellEnd"/>
+      <w:r>
+        <w:t>(</w:t>
+      </w:r>
+      <w:proofErr w:type="gramEnd"/>
+      <w:r>
+        <w:t xml:space="preserve">) on </w:t>
+      </w:r>
+      <w:proofErr w:type="spellStart"/>
+      <w:r>
+        <w:t>PublisherRow</w:t>
+      </w:r>
+      <w:proofErr w:type="spellEnd"/>
+      <w:r>
+        <w:t xml:space="preserve"> produces a value </w:t>
       </w:r>
       <w:r>
         <w:t>produced</w:t>
@@ -1521,92 +2080,168 @@
       <w:r>
         <w:t xml:space="preserve">b) </w:t>
       </w:r>
-      <w:r>
-        <w:t>EventControl (or any EventGroup) does not know in advance which leaves or sub-</w:t>
+      <w:proofErr w:type="spellStart"/>
+      <w:r>
+        <w:t>EventControl</w:t>
+      </w:r>
+      <w:proofErr w:type="spellEnd"/>
+      <w:r>
+        <w:t xml:space="preserve"> (or any </w:t>
+      </w:r>
+      <w:proofErr w:type="spellStart"/>
+      <w:r>
+        <w:t>EventGroup</w:t>
+      </w:r>
+      <w:proofErr w:type="spellEnd"/>
+      <w:r>
+        <w:t xml:space="preserve">) does not know in advance which </w:t>
+      </w:r>
+      <w:proofErr w:type="gramStart"/>
+      <w:r>
+        <w:t>leaves</w:t>
+      </w:r>
+      <w:proofErr w:type="gramEnd"/>
+      <w:r>
+        <w:t xml:space="preserve"> or sub-</w:t>
       </w:r>
       <w:r>
         <w:t>areas</w:t>
       </w:r>
       <w:r>
-        <w:t xml:space="preserve"> exist, how many there are, or which of them care about which alert type — that set changes at runtime (units close for the night and reopen, new </w:t>
-      </w:r>
+        <w:t xml:space="preserve"> exist, how many there are, or which of them care about which alert type — that set changes at runtime (units close for the night and reopen, new booths can register). If </w:t>
+      </w:r>
+      <w:proofErr w:type="spellStart"/>
+      <w:r>
+        <w:t>EventControl</w:t>
+      </w:r>
+      <w:proofErr w:type="spellEnd"/>
+      <w:r>
+        <w:t xml:space="preserve"> hard-coded calls to </w:t>
+      </w:r>
+      <w:proofErr w:type="spellStart"/>
+      <w:proofErr w:type="gramStart"/>
+      <w:r>
+        <w:t>TournamentStage</w:t>
+      </w:r>
+      <w:proofErr w:type="spellEnd"/>
+      <w:r>
+        <w:t>::update(</w:t>
+      </w:r>
+      <w:proofErr w:type="gramEnd"/>
+      <w:r>
+        <w:t xml:space="preserve">), </w:t>
+      </w:r>
+      <w:proofErr w:type="gramStart"/>
+      <w:r>
+        <w:t>Booth::update(</w:t>
+      </w:r>
+      <w:proofErr w:type="gramEnd"/>
+      <w:r>
+        <w:t xml:space="preserve">), etc., it would need to know every concrete class, making the design impossible to extend without </w:t>
+      </w:r>
+      <w:r>
+        <w:t>changing</w:t>
+      </w:r>
+      <w:r>
+        <w:t xml:space="preserve"> the co</w:t>
+      </w:r>
+      <w:r>
+        <w:t>-</w:t>
+      </w:r>
+      <w:r>
+        <w:t xml:space="preserve">ordinator. Observer decouples the alert source from the alert recipients: the Subject only needs to know it holds a list of Observer*, and any new leaf type can participate simply by implementing Observer and calling </w:t>
+      </w:r>
+      <w:proofErr w:type="gramStart"/>
+      <w:r>
+        <w:t>attach(</w:t>
+      </w:r>
+      <w:proofErr w:type="gramEnd"/>
+      <w:r>
+        <w:t>) — no existing code changes.</w:t>
+      </w:r>
+    </w:p>
+    <w:p>
+      <w:pPr>
+        <w:pStyle w:val="ListParagraph"/>
+      </w:pPr>
+    </w:p>
+    <w:p>
+      <w:pPr>
+        <w:pStyle w:val="ListParagraph"/>
+      </w:pPr>
+      <w:r>
+        <w:t xml:space="preserve">c) </w:t>
+      </w:r>
+      <w:proofErr w:type="spellStart"/>
+      <w:r>
+        <w:t>EventGroup</w:t>
+      </w:r>
+      <w:proofErr w:type="spellEnd"/>
+      <w:r>
+        <w:t xml:space="preserve"> owns its children </w:t>
+      </w:r>
+      <w:r>
+        <w:t>using</w:t>
+      </w:r>
+      <w:r>
+        <w:t xml:space="preserve"> composition — it stores raw pointers to </w:t>
+      </w:r>
+      <w:proofErr w:type="spellStart"/>
+      <w:r>
+        <w:t>EventComponent</w:t>
+      </w:r>
+      <w:proofErr w:type="spellEnd"/>
+      <w:r>
+        <w:t xml:space="preserve"> and deletes them in its own destructor. </w:t>
+      </w:r>
+    </w:p>
+    <w:p>
+      <w:pPr>
+        <w:pStyle w:val="ListParagraph"/>
+      </w:pPr>
+    </w:p>
+    <w:p>
+      <w:pPr>
+        <w:pStyle w:val="ListParagraph"/>
+      </w:pPr>
+      <w:r>
+        <w:t xml:space="preserve">d) </w:t>
+      </w:r>
+      <w:r>
+        <w:t xml:space="preserve">Subject does not own its observers. It holds Observer pointers purely to know who to notify, but the actual object lifetime is managed by the Composite ownership described above (an </w:t>
+      </w:r>
+      <w:proofErr w:type="spellStart"/>
+      <w:r>
+        <w:t>EventGroup</w:t>
+      </w:r>
+      <w:proofErr w:type="spellEnd"/>
+      <w:r>
+        <w:t xml:space="preserve"> node is often both a Composite-owned child </w:t>
+      </w:r>
+      <w:r>
+        <w:t>and</w:t>
+      </w:r>
+      <w:r>
+        <w:t xml:space="preserve"> an attached Observer of its parent). If Subject also deleted its observers, the same object could be deleted twice —by its Composite parent </w:t>
+      </w:r>
+      <w:r>
+        <w:t xml:space="preserve">and </w:t>
+      </w:r>
+      <w:r>
+        <w:t>by the Subject it was attached to — causing a double-free. Subject's destructor therefore only clears its observer list, never calls delete on the pointers it holds.</w:t>
+      </w:r>
+    </w:p>
+    <w:p>
+      <w:pPr>
+        <w:pStyle w:val="ListParagraph"/>
+      </w:pPr>
+    </w:p>
+    <w:p>
+      <w:pPr>
+        <w:pStyle w:val="ListParagraph"/>
+      </w:pPr>
       <w:r>
         <w:lastRenderedPageBreak/>
-        <w:t xml:space="preserve">booths can register). If EventControl hard-coded calls to TournamentStage::update(), Booth::update(), etc., it would need to know every concrete class, making the design impossible to extend without </w:t>
-      </w:r>
-      <w:r>
-        <w:t>changing</w:t>
-      </w:r>
-      <w:r>
-        <w:t xml:space="preserve"> the co</w:t>
-      </w:r>
-      <w:r>
-        <w:t>-</w:t>
-      </w:r>
-      <w:r>
-        <w:t>ordinator. Observer decouples the alert source from the alert recipients: the Subject only needs to know it holds a list of Observer*, and any new leaf type can participate simply by implementing Observer and calling attach() — no existing code changes.</w:t>
-      </w:r>
-    </w:p>
-    <w:p>
-      <w:pPr>
-        <w:pStyle w:val="ListParagraph"/>
-      </w:pPr>
-    </w:p>
-    <w:p>
-      <w:pPr>
-        <w:pStyle w:val="ListParagraph"/>
-      </w:pPr>
-      <w:r>
-        <w:t xml:space="preserve">c) </w:t>
-      </w:r>
-      <w:r>
-        <w:t xml:space="preserve">EventGroup owns its children </w:t>
-      </w:r>
-      <w:r>
-        <w:t>using</w:t>
-      </w:r>
-      <w:r>
-        <w:t xml:space="preserve"> composition — it stores raw pointers to EventComponent and deletes them in its own destructor. </w:t>
-      </w:r>
-    </w:p>
-    <w:p>
-      <w:pPr>
-        <w:pStyle w:val="ListParagraph"/>
-      </w:pPr>
-    </w:p>
-    <w:p>
-      <w:pPr>
-        <w:pStyle w:val="ListParagraph"/>
-      </w:pPr>
-      <w:r>
-        <w:t xml:space="preserve">d) </w:t>
-      </w:r>
-      <w:r>
-        <w:t xml:space="preserve">Subject does not own its observers. It holds Observer pointers purely to know who to notify, but the actual object lifetime is managed by the Composite ownership described above (an EventGroup node is often both a Composite-owned child </w:t>
-      </w:r>
-      <w:r>
-        <w:t>and</w:t>
-      </w:r>
-      <w:r>
-        <w:t xml:space="preserve"> an attached Observer of its parent). If Subject also deleted its observers, the same object could be deleted twice —by its Composite parent </w:t>
-      </w:r>
-      <w:r>
-        <w:t xml:space="preserve">and </w:t>
-      </w:r>
-      <w:r>
-        <w:t>by the Subject it was attached to — causing a double-free. Subject's destructor therefore only clears its observer list, never calls delete on the pointers it holds.</w:t>
-      </w:r>
-    </w:p>
-    <w:p>
-      <w:pPr>
-        <w:pStyle w:val="ListParagraph"/>
-      </w:pPr>
-    </w:p>
-    <w:p>
-      <w:pPr>
-        <w:pStyle w:val="ListParagraph"/>
-      </w:pPr>
-      <w:r>
         <w:t xml:space="preserve">e) </w:t>
       </w:r>
       <w:r>
@@ -1616,7 +2251,15 @@
         <w:t>role</w:t>
       </w:r>
       <w:r>
-        <w:t xml:space="preserve"> with a distinct interface and a distinct set of collaborators. When TournamentHall acts as an </w:t>
+        <w:t xml:space="preserve"> with a distinct interface and a distinct set of collaborators. When </w:t>
+      </w:r>
+      <w:proofErr w:type="spellStart"/>
+      <w:r>
+        <w:t>TournamentHall</w:t>
+      </w:r>
+      <w:proofErr w:type="spellEnd"/>
+      <w:r>
+        <w:t xml:space="preserve"> acts as an </w:t>
       </w:r>
       <w:r>
         <w:t>Observer</w:t>
@@ -1628,7 +2271,23 @@
         <w:t>parent</w:t>
       </w:r>
       <w:r>
-        <w:t xml:space="preserve"> (NexusCon/EventControl)</w:t>
+        <w:t xml:space="preserve"> (</w:t>
+      </w:r>
+      <w:proofErr w:type="spellStart"/>
+      <w:r>
+        <w:t>NexusCon</w:t>
+      </w:r>
+      <w:proofErr w:type="spellEnd"/>
+      <w:r>
+        <w:t>/</w:t>
+      </w:r>
+      <w:proofErr w:type="spellStart"/>
+      <w:r>
+        <w:t>EventControl</w:t>
+      </w:r>
+      <w:proofErr w:type="spellEnd"/>
+      <w:r>
+        <w:t>)</w:t>
       </w:r>
       <w:r>
         <w:t>.</w:t>
@@ -1665,7 +2324,23 @@
         <w:t>other</w:t>
       </w:r>
       <w:r>
-        <w:t xml:space="preserve"> recipients. The patterns are not merged into one: update() and notify() </w:t>
+        <w:t xml:space="preserve"> recipients. The patterns are not merged into one: </w:t>
+      </w:r>
+      <w:proofErr w:type="gramStart"/>
+      <w:r>
+        <w:t>update(</w:t>
+      </w:r>
+      <w:proofErr w:type="gramEnd"/>
+      <w:r>
+        <w:t xml:space="preserve">) and </w:t>
+      </w:r>
+      <w:proofErr w:type="gramStart"/>
+      <w:r>
+        <w:t>notify(</w:t>
+      </w:r>
+      <w:proofErr w:type="gramEnd"/>
+      <w:r>
+        <w:t xml:space="preserve">) </w:t>
       </w:r>
       <w:r>
         <w:t>are</w:t>
@@ -1705,7 +2380,6 @@
           <w:bCs/>
           <w:u w:val="single"/>
         </w:rPr>
-        <w:lastRenderedPageBreak/>
         <w:t>Task 2:</w:t>
       </w:r>
     </w:p>
@@ -1714,6 +2388,9 @@
         <w:t xml:space="preserve">2.3) </w:t>
       </w:r>
       <w:r>
+        <w:rPr>
+          <w:noProof/>
+        </w:rPr>
         <w:drawing>
           <wp:inline distT="0" distB="0" distL="0" distR="0" wp14:anchorId="2018F182" wp14:editId="77F5C78A">
             <wp:extent cx="5624482" cy="5549931"/>
@@ -1730,7 +2407,7 @@
                     <pic:cNvPicPr/>
                   </pic:nvPicPr>
                   <pic:blipFill>
-                    <a:blip r:embed="rId6"/>
+                    <a:blip r:embed="rId5"/>
                     <a:stretch>
                       <a:fillRect/>
                     </a:stretch>
@@ -1751,22 +2428,89 @@
         </w:drawing>
       </w:r>
     </w:p>
-    <w:p/>
-    <w:p>
-      <w:r>
+    <w:p>
+      <w:r>
+        <w:lastRenderedPageBreak/>
         <w:t xml:space="preserve">2.4) </w:t>
       </w:r>
       <w:r>
         <w:t xml:space="preserve">Calling delete </w:t>
       </w:r>
+      <w:proofErr w:type="spellStart"/>
       <w:r>
         <w:t>N</w:t>
       </w:r>
       <w:r>
-        <w:t>exusCon invokes EventGroup::~EventGroup(), which iterates its children vector and calls delete on each pointer. Because TournamentHall, ExpoFloor, and CommunityZone are themselves EventGroup-derived objects, deleting them triggers the same destructor recursively on their own children</w:t>
-      </w:r>
-      <w:r>
-        <w:t xml:space="preserve"> (C</w:t>
+        <w:t>exusCon</w:t>
+      </w:r>
+      <w:proofErr w:type="spellEnd"/>
+      <w:r>
+        <w:t xml:space="preserve"> invokes </w:t>
+      </w:r>
+      <w:proofErr w:type="spellStart"/>
+      <w:proofErr w:type="gramStart"/>
+      <w:r>
+        <w:t>EventGroup</w:t>
+      </w:r>
+      <w:proofErr w:type="spellEnd"/>
+      <w:r>
+        <w:t>::</w:t>
+      </w:r>
+      <w:proofErr w:type="gramEnd"/>
+      <w:r>
+        <w:t>~</w:t>
+      </w:r>
+      <w:proofErr w:type="spellStart"/>
+      <w:proofErr w:type="gramStart"/>
+      <w:r>
+        <w:t>EventGroup</w:t>
+      </w:r>
+      <w:proofErr w:type="spellEnd"/>
+      <w:r>
+        <w:t>(</w:t>
+      </w:r>
+      <w:proofErr w:type="gramEnd"/>
+      <w:r>
+        <w:t xml:space="preserve">), which iterates its children vector and calls delete on each pointer. Because </w:t>
+      </w:r>
+      <w:proofErr w:type="spellStart"/>
+      <w:r>
+        <w:t>TournamentHall</w:t>
+      </w:r>
+      <w:proofErr w:type="spellEnd"/>
+      <w:r>
+        <w:t xml:space="preserve">, </w:t>
+      </w:r>
+      <w:proofErr w:type="spellStart"/>
+      <w:r>
+        <w:t>ExpoFloor</w:t>
+      </w:r>
+      <w:proofErr w:type="spellEnd"/>
+      <w:r>
+        <w:t xml:space="preserve">, and </w:t>
+      </w:r>
+      <w:proofErr w:type="spellStart"/>
+      <w:r>
+        <w:t>CommunityZone</w:t>
+      </w:r>
+      <w:proofErr w:type="spellEnd"/>
+      <w:r>
+        <w:t xml:space="preserve"> are themselves </w:t>
+      </w:r>
+      <w:proofErr w:type="spellStart"/>
+      <w:r>
+        <w:t>EventGroup</w:t>
+      </w:r>
+      <w:proofErr w:type="spellEnd"/>
+      <w:r>
+        <w:t>-derived objects, deleting them triggers the same destructor recursively on their own children</w:t>
+      </w:r>
+      <w:r>
+        <w:t xml:space="preserve"> (</w:t>
+      </w:r>
+      <w:proofErr w:type="spellStart"/>
+      <w:r>
+        <w:t>C</w:t>
       </w:r>
       <w:r>
         <w:t>aster</w:t>
@@ -1774,35 +2518,98 @@
       <w:r>
         <w:t>Booth</w:t>
       </w:r>
+      <w:proofErr w:type="spellEnd"/>
       <w:r>
         <w:t>,</w:t>
       </w:r>
       <w:r>
-        <w:t xml:space="preserve"> P</w:t>
-      </w:r>
-      <w:r>
-        <w:t xml:space="preserve">ublisherRow, </w:t>
-      </w:r>
+        <w:t xml:space="preserve"> </w:t>
+      </w:r>
+      <w:proofErr w:type="spellStart"/>
+      <w:r>
+        <w:t>P</w:t>
+      </w:r>
+      <w:r>
+        <w:t>ublisherRow</w:t>
+      </w:r>
+      <w:proofErr w:type="spellEnd"/>
+      <w:r>
+        <w:t xml:space="preserve">, </w:t>
+      </w:r>
+      <w:proofErr w:type="spellStart"/>
       <w:r>
         <w:t>I</w:t>
       </w:r>
       <w:r>
-        <w:t>ndieAlley, etc.), which continues down to the leaves (TournamentStage, Booth, DemoKiosk, and so on), where ~EventUnit() and each leaf's own destructor run.</w:t>
-      </w:r>
-    </w:p>
-    <w:p>
-      <w:r>
-        <w:t>Every object is deleted exactly once because every EventComponent* in the tree is stored in the children vector of exactly one parent — no object is ever add()ed to two different EventGroups simultaneously in this design. Since ownership is</w:t>
+        <w:t>ndieAlley</w:t>
+      </w:r>
+      <w:proofErr w:type="spellEnd"/>
+      <w:r>
+        <w:t>, etc.), which continues down to the leaves (</w:t>
+      </w:r>
+      <w:proofErr w:type="spellStart"/>
+      <w:r>
+        <w:t>TournamentStage</w:t>
+      </w:r>
+      <w:proofErr w:type="spellEnd"/>
+      <w:r>
+        <w:t xml:space="preserve">, Booth, </w:t>
+      </w:r>
+      <w:proofErr w:type="spellStart"/>
+      <w:r>
+        <w:t>DemoKiosk</w:t>
+      </w:r>
+      <w:proofErr w:type="spellEnd"/>
+      <w:r>
+        <w:t>, and so on), where ~</w:t>
+      </w:r>
+      <w:proofErr w:type="spellStart"/>
+      <w:proofErr w:type="gramStart"/>
+      <w:r>
+        <w:t>EventUnit</w:t>
+      </w:r>
+      <w:proofErr w:type="spellEnd"/>
+      <w:r>
+        <w:t>(</w:t>
+      </w:r>
+      <w:proofErr w:type="gramEnd"/>
+      <w:r>
+        <w:t>) and each leaf's own destructor run.</w:t>
+      </w:r>
+    </w:p>
+    <w:p>
+      <w:r>
+        <w:t xml:space="preserve">Every object is deleted exactly once because every </w:t>
+      </w:r>
+      <w:proofErr w:type="spellStart"/>
+      <w:r>
+        <w:t>EventComponent</w:t>
+      </w:r>
+      <w:proofErr w:type="spellEnd"/>
+      <w:r>
+        <w:t xml:space="preserve">* in the tree is stored in the children vector of exactly one parent — no object is ever </w:t>
+      </w:r>
+      <w:proofErr w:type="gramStart"/>
+      <w:r>
+        <w:t>add(</w:t>
+      </w:r>
+      <w:proofErr w:type="gramEnd"/>
+      <w:r>
+        <w:t xml:space="preserve">)ed to two different </w:t>
+      </w:r>
+      <w:proofErr w:type="spellStart"/>
+      <w:r>
+        <w:t>EventGroups</w:t>
+      </w:r>
+      <w:proofErr w:type="spellEnd"/>
+      <w:r>
+        <w:t xml:space="preserve"> simultaneously in this design. Since ownership is</w:t>
       </w:r>
       <w:r>
         <w:t xml:space="preserve"> </w:t>
       </w:r>
       <w:r>
-        <w:t xml:space="preserve">non-shared, </w:t>
-      </w:r>
-      <w:r>
-        <w:lastRenderedPageBreak/>
-        <w:t>the recursi</w:t>
+        <w:t>non-shared, the recursi</w:t>
       </w:r>
       <w:r>
         <w:t xml:space="preserve">on </w:t>
@@ -1819,7 +2626,15 @@
     </w:p>
     <w:p>
       <w:r>
-        <w:t>This is also why Subject's destructor (on TournamentHall, etc.) is safe alongside this: it only clears its observers list, it never calls delete on the pointers it holds — because those same objects</w:t>
+        <w:t xml:space="preserve">This is also why Subject's destructor (on </w:t>
+      </w:r>
+      <w:proofErr w:type="spellStart"/>
+      <w:r>
+        <w:t>TournamentHall</w:t>
+      </w:r>
+      <w:proofErr w:type="spellEnd"/>
+      <w:r>
+        <w:t>, etc.) is safe alongside this: it only clears its observers list, it never calls delete on the pointers it holds — because those same objects</w:t>
       </w:r>
       <w:r>
         <w:t xml:space="preserve"> </w:t>
@@ -1831,17 +2646,20 @@
         <w:t>also</w:t>
       </w:r>
       <w:r>
-        <w:t xml:space="preserve"> Composite-owned children elsewhere in the tree, and deleting them a second time via the observer list would cause a double-free. This is precisely why 1.4(d)'s ownership split (Composite owns, Subject does not) </w:t>
+        <w:t xml:space="preserve"> Composite-owned children elsewhere in the </w:t>
+      </w:r>
+      <w:proofErr w:type="gramStart"/>
+      <w:r>
+        <w:t>tree, and</w:t>
+      </w:r>
+      <w:proofErr w:type="gramEnd"/>
+      <w:r>
+        <w:t xml:space="preserve"> deleting them a second time via the observer list would cause a double-free. This is precisely why 1.4(d)'s ownership split (Composite owns, Subject does not) </w:t>
       </w:r>
       <w:r>
         <w:t>is important.</w:t>
       </w:r>
     </w:p>
-    <w:p/>
-    <w:p/>
-    <w:p/>
-    <w:p/>
-    <w:p/>
     <w:p>
       <w:pPr>
         <w:pStyle w:val="Heading1"/>
@@ -1857,13 +2675,938 @@
           <w:bCs/>
           <w:u w:val="single"/>
         </w:rPr>
+        <w:t>Task 3:</w:t>
+      </w:r>
+    </w:p>
+    <w:p>
+      <w:r>
+        <w:t>3.1</w:t>
+      </w:r>
+    </w:p>
+    <w:p>
+      <w:r>
+        <w:t>The abstract Subject class provides core lifecycle management for registered observers using an internal container (</w:t>
+      </w:r>
+      <w:proofErr w:type="gramStart"/>
+      <w:r>
+        <w:t>std::</w:t>
+      </w:r>
+      <w:proofErr w:type="gramEnd"/>
+      <w:r>
+        <w:t>vector&lt;Observer*&gt; observers).</w:t>
+      </w:r>
+    </w:p>
+    <w:p>
+      <w:r>
+        <w:t xml:space="preserve">-Registration Policy (attach): To prevent duplicate registrations, </w:t>
+      </w:r>
+      <w:proofErr w:type="gramStart"/>
+      <w:r>
+        <w:t>Subject::</w:t>
+      </w:r>
+      <w:proofErr w:type="gramEnd"/>
+      <w:r>
+        <w:t xml:space="preserve">attach executes a search check using </w:t>
+      </w:r>
+      <w:proofErr w:type="gramStart"/>
+      <w:r>
+        <w:t>std::</w:t>
+      </w:r>
+      <w:proofErr w:type="gramEnd"/>
+      <w:r>
+        <w:t>find prior to Insertion. If the observer pointer is already present in the collection, the registration attempt is ignored.</w:t>
+      </w:r>
+    </w:p>
+    <w:p>
+      <w:r>
+        <w:t xml:space="preserve">-Deregistration Policy (detach): If a call to detach passes an observer pointer that is not registered, the system performs a lookup via </w:t>
+      </w:r>
+      <w:proofErr w:type="gramStart"/>
+      <w:r>
+        <w:t>std::</w:t>
+      </w:r>
+      <w:proofErr w:type="gramEnd"/>
+      <w:r>
+        <w:t>find. If the pointer is missing, detach completes without raising an exception.</w:t>
+      </w:r>
+    </w:p>
+    <w:p/>
+    <w:p>
+      <w:r>
+        <w:t>3.2</w:t>
+      </w:r>
+    </w:p>
+    <w:p>
+      <w:r>
+        <w:t>The Observer abstraction defines a pure virtual interface (update) to enforce polymorphic handling across concrete observers.</w:t>
+      </w:r>
+    </w:p>
+    <w:p>
+      <w:r>
+        <w:t xml:space="preserve">Policy: To prevent dangling references when objects are destroyed, the architecture uses </w:t>
+      </w:r>
+      <w:proofErr w:type="spellStart"/>
+      <w:r>
+        <w:t>Compisite</w:t>
+      </w:r>
+      <w:proofErr w:type="spellEnd"/>
+      <w:r>
+        <w:t>-Managed Lifetime Scoping:</w:t>
+      </w:r>
+    </w:p>
+    <w:p>
+      <w:pPr>
+        <w:pStyle w:val="ListParagraph"/>
+        <w:numPr>
+          <w:ilvl w:val="0"/>
+          <w:numId w:val="16"/>
+        </w:numPr>
+      </w:pPr>
+      <w:r>
+        <w:t>Intermediate composite nodes (</w:t>
+      </w:r>
+      <w:proofErr w:type="spellStart"/>
+      <w:r>
+        <w:t>EventGroup</w:t>
+      </w:r>
+      <w:proofErr w:type="spellEnd"/>
+      <w:r>
+        <w:t>) manage child lifelines.</w:t>
+      </w:r>
+    </w:p>
+    <w:p>
+      <w:pPr>
+        <w:pStyle w:val="ListParagraph"/>
+        <w:numPr>
+          <w:ilvl w:val="0"/>
+          <w:numId w:val="16"/>
+        </w:numPr>
+      </w:pPr>
+      <w:r>
+        <w:lastRenderedPageBreak/>
+        <w:t xml:space="preserve">When an </w:t>
+      </w:r>
+      <w:proofErr w:type="spellStart"/>
+      <w:r>
+        <w:t>EventGroup</w:t>
+      </w:r>
+      <w:proofErr w:type="spellEnd"/>
+      <w:r>
+        <w:t xml:space="preserve"> composite is destroyed, its destructor recursively frees child components.</w:t>
+      </w:r>
+    </w:p>
+    <w:p>
+      <w:pPr>
+        <w:pStyle w:val="ListParagraph"/>
+        <w:numPr>
+          <w:ilvl w:val="0"/>
+          <w:numId w:val="16"/>
+        </w:numPr>
+      </w:pPr>
+      <w:r>
+        <w:t xml:space="preserve">Prior to deletion, observers are explicitly detached from their parent Subject using </w:t>
+      </w:r>
+      <w:proofErr w:type="gramStart"/>
+      <w:r>
+        <w:t>Subject::detach(</w:t>
+      </w:r>
+      <w:proofErr w:type="gramEnd"/>
+      <w:r>
+        <w:t>).</w:t>
+      </w:r>
+    </w:p>
+    <w:p>
+      <w:pPr>
+        <w:pStyle w:val="ListParagraph"/>
+        <w:numPr>
+          <w:ilvl w:val="0"/>
+          <w:numId w:val="16"/>
+        </w:numPr>
+      </w:pPr>
+      <w:r>
+        <w:t xml:space="preserve">The base Subject destructor executes </w:t>
+      </w:r>
+      <w:proofErr w:type="spellStart"/>
+      <w:proofErr w:type="gramStart"/>
+      <w:r>
+        <w:t>observers.clear</w:t>
+      </w:r>
+      <w:proofErr w:type="spellEnd"/>
+      <w:proofErr w:type="gramEnd"/>
+      <w:r>
+        <w:t>() to invalidate any remaining tracking references, ensuring no dangling pointers.</w:t>
+      </w:r>
+    </w:p>
+    <w:p>
+      <w:r>
+        <w:t>3.5</w:t>
+      </w:r>
+    </w:p>
+    <w:p>
+      <w:r>
+        <w:t xml:space="preserve">The system uses a Push Model, passing a reference directly into </w:t>
+      </w:r>
+      <w:proofErr w:type="gramStart"/>
+      <w:r>
+        <w:t>Observer::</w:t>
+      </w:r>
+      <w:proofErr w:type="gramEnd"/>
+      <w:r>
+        <w:t>update(..)</w:t>
+      </w:r>
+    </w:p>
+    <w:p>
+      <w:r>
+        <w:t>Pros: Observers do not need accessors or back-references to inspect concrete Subject internals. (</w:t>
+      </w:r>
+      <w:proofErr w:type="gramStart"/>
+      <w:r>
+        <w:t>Loose</w:t>
+      </w:r>
+      <w:proofErr w:type="gramEnd"/>
+      <w:r>
+        <w:t xml:space="preserve"> Coupling)</w:t>
+      </w:r>
+    </w:p>
+    <w:p>
+      <w:r>
+        <w:t>Cons: Observers receive the uniform notice payload regardless of whether all state details are required by that specific component.</w:t>
+      </w:r>
+    </w:p>
+    <w:p>
+      <w:r>
+        <w:t>Transferred state:</w:t>
+      </w:r>
+      <w:r>
+        <w:t xml:space="preserve"> </w:t>
+      </w:r>
+      <w:proofErr w:type="spellStart"/>
+      <w:proofErr w:type="gramStart"/>
+      <w:r>
+        <w:t>notice.getMessage</w:t>
+      </w:r>
+      <w:proofErr w:type="spellEnd"/>
+      <w:proofErr w:type="gramEnd"/>
+      <w:r>
+        <w:t>() (</w:t>
+      </w:r>
+      <w:proofErr w:type="gramStart"/>
+      <w:r>
+        <w:t>std::</w:t>
+      </w:r>
+      <w:proofErr w:type="gramEnd"/>
+      <w:r>
+        <w:t>string)</w:t>
+      </w:r>
+      <w:r>
+        <w:br/>
+      </w:r>
+      <w:r>
+        <w:t xml:space="preserve">                                      </w:t>
+      </w:r>
+      <w:proofErr w:type="spellStart"/>
+      <w:proofErr w:type="gramStart"/>
+      <w:r>
+        <w:t>notice.getSeverity</w:t>
+      </w:r>
+      <w:proofErr w:type="spellEnd"/>
+      <w:proofErr w:type="gramEnd"/>
+      <w:r>
+        <w:t>() (int)</w:t>
+      </w:r>
+    </w:p>
+    <w:p>
+      <w:pPr>
+        <w:pStyle w:val="Heading1"/>
+        <w:rPr>
+          <w:b/>
+          <w:bCs/>
+          <w:u w:val="single"/>
+        </w:rPr>
+      </w:pPr>
+      <w:r>
+        <w:rPr>
+          <w:b/>
+          <w:bCs/>
+          <w:u w:val="single"/>
+        </w:rPr>
+        <w:t>Task 4:</w:t>
+      </w:r>
+    </w:p>
+    <w:p>
+      <w:r>
+        <w:t>4.1</w:t>
+      </w:r>
+    </w:p>
+    <w:tbl>
+      <w:tblPr>
+        <w:tblStyle w:val="TableGrid"/>
+        <w:tblW w:w="9165" w:type="dxa"/>
+        <w:tblLook w:val="04A0" w:firstRow="1" w:lastRow="0" w:firstColumn="1" w:lastColumn="0" w:noHBand="0" w:noVBand="1"/>
+      </w:tblPr>
+      <w:tblGrid>
+        <w:gridCol w:w="1724"/>
+        <w:gridCol w:w="2882"/>
+        <w:gridCol w:w="4559"/>
+      </w:tblGrid>
+      <w:tr>
+        <w:trPr>
+          <w:trHeight w:val="321"/>
+        </w:trPr>
+        <w:tc>
+          <w:tcPr>
+            <w:tcW w:w="1724" w:type="dxa"/>
+          </w:tcPr>
+          <w:p>
+            <w:pPr>
+              <w:rPr>
+                <w:b/>
+                <w:bCs/>
+                <w:sz w:val="28"/>
+                <w:szCs w:val="28"/>
+              </w:rPr>
+            </w:pPr>
+            <w:r>
+              <w:rPr>
+                <w:b/>
+                <w:bCs/>
+                <w:sz w:val="28"/>
+                <w:szCs w:val="28"/>
+              </w:rPr>
+              <w:t>Event Rule</w:t>
+            </w:r>
+          </w:p>
+        </w:tc>
+        <w:tc>
+          <w:tcPr>
+            <w:tcW w:w="2882" w:type="dxa"/>
+          </w:tcPr>
+          <w:p>
+            <w:pPr>
+              <w:rPr>
+                <w:b/>
+                <w:bCs/>
+                <w:sz w:val="28"/>
+                <w:szCs w:val="28"/>
+              </w:rPr>
+            </w:pPr>
+            <w:r>
+              <w:rPr>
+                <w:b/>
+                <w:bCs/>
+                <w:sz w:val="28"/>
+                <w:szCs w:val="28"/>
+              </w:rPr>
+              <w:t>Target Concrete Unit</w:t>
+            </w:r>
+          </w:p>
+        </w:tc>
+        <w:tc>
+          <w:tcPr>
+            <w:tcW w:w="4559" w:type="dxa"/>
+          </w:tcPr>
+          <w:p>
+            <w:pPr>
+              <w:rPr>
+                <w:b/>
+                <w:bCs/>
+                <w:sz w:val="28"/>
+                <w:szCs w:val="28"/>
+              </w:rPr>
+            </w:pPr>
+            <w:r>
+              <w:rPr>
+                <w:b/>
+                <w:bCs/>
+                <w:sz w:val="28"/>
+                <w:szCs w:val="28"/>
+              </w:rPr>
+              <w:t>Polymorphic Reaction</w:t>
+            </w:r>
+          </w:p>
+        </w:tc>
+      </w:tr>
+      <w:tr>
+        <w:trPr>
+          <w:trHeight w:val="2575"/>
+        </w:trPr>
+        <w:tc>
+          <w:tcPr>
+            <w:tcW w:w="1724" w:type="dxa"/>
+          </w:tcPr>
+          <w:p>
+            <w:r>
+              <w:t xml:space="preserve">Rule 1: Evacuation Notice </w:t>
+            </w:r>
+          </w:p>
+        </w:tc>
+        <w:tc>
+          <w:tcPr>
+            <w:tcW w:w="2882" w:type="dxa"/>
+          </w:tcPr>
+          <w:p>
+            <w:proofErr w:type="spellStart"/>
+            <w:r>
+              <w:t>TournamentStage</w:t>
+            </w:r>
+            <w:proofErr w:type="spellEnd"/>
+          </w:p>
+          <w:p/>
+          <w:p/>
+          <w:p/>
+          <w:p>
+            <w:proofErr w:type="spellStart"/>
+            <w:r>
+              <w:t>FirstAidPoint</w:t>
+            </w:r>
+            <w:proofErr w:type="spellEnd"/>
+          </w:p>
+          <w:p/>
+          <w:p/>
+          <w:p/>
+          <w:p>
+            <w:proofErr w:type="spellStart"/>
+            <w:r>
+              <w:t>DemoKiosk</w:t>
+            </w:r>
+            <w:proofErr w:type="spellEnd"/>
+          </w:p>
+        </w:tc>
+        <w:tc>
+          <w:tcPr>
+            <w:tcW w:w="4559" w:type="dxa"/>
+          </w:tcPr>
+          <w:p>
+            <w:r>
+              <w:t>Immediately halts live matches (</w:t>
+            </w:r>
+            <w:proofErr w:type="spellStart"/>
+            <w:r>
+              <w:t>matchInProgress</w:t>
+            </w:r>
+            <w:proofErr w:type="spellEnd"/>
+            <w:r>
+              <w:t xml:space="preserve"> = false), and invokes </w:t>
+            </w:r>
+            <w:proofErr w:type="gramStart"/>
+            <w:r>
+              <w:t>close(</w:t>
+            </w:r>
+            <w:proofErr w:type="gramEnd"/>
+            <w:r>
+              <w:t>)</w:t>
+            </w:r>
+          </w:p>
+          <w:p/>
+          <w:p>
+            <w:r>
+              <w:t>Ignores general closure instructions; transitions to emergency mode (</w:t>
+            </w:r>
+            <w:proofErr w:type="spellStart"/>
+            <w:r>
+              <w:t>isEmergencyMode</w:t>
+            </w:r>
+            <w:proofErr w:type="spellEnd"/>
+            <w:r>
+              <w:t xml:space="preserve"> = true) </w:t>
+            </w:r>
+          </w:p>
+          <w:p/>
+          <w:p>
+            <w:r>
+              <w:t>Locks inventory counters (</w:t>
+            </w:r>
+            <w:proofErr w:type="spellStart"/>
+            <w:r>
+              <w:t>isOpen</w:t>
+            </w:r>
+            <w:proofErr w:type="spellEnd"/>
+            <w:r>
+              <w:t xml:space="preserve"> = false)</w:t>
+            </w:r>
+          </w:p>
+        </w:tc>
+      </w:tr>
+      <w:tr>
+        <w:trPr>
+          <w:trHeight w:val="1990"/>
+        </w:trPr>
+        <w:tc>
+          <w:tcPr>
+            <w:tcW w:w="1724" w:type="dxa"/>
+          </w:tcPr>
+          <w:p>
+            <w:r>
+              <w:t xml:space="preserve">Rule 2: Technical Outage </w:t>
+            </w:r>
+          </w:p>
+        </w:tc>
+        <w:tc>
+          <w:tcPr>
+            <w:tcW w:w="2882" w:type="dxa"/>
+          </w:tcPr>
+          <w:p>
+            <w:proofErr w:type="spellStart"/>
+            <w:r>
+              <w:t>CasterBooth</w:t>
+            </w:r>
+            <w:proofErr w:type="spellEnd"/>
+          </w:p>
+          <w:p/>
+          <w:p/>
+          <w:p/>
+          <w:p>
+            <w:proofErr w:type="spellStart"/>
+            <w:r>
+              <w:t>ChargingStation</w:t>
+            </w:r>
+            <w:proofErr w:type="spellEnd"/>
+          </w:p>
+        </w:tc>
+        <w:tc>
+          <w:tcPr>
+            <w:tcW w:w="4559" w:type="dxa"/>
+          </w:tcPr>
+          <w:p>
+            <w:r>
+              <w:t>Suspends live stream broadcasting (</w:t>
+            </w:r>
+            <w:proofErr w:type="spellStart"/>
+            <w:r>
+              <w:t>isLive</w:t>
+            </w:r>
+            <w:proofErr w:type="spellEnd"/>
+            <w:r>
+              <w:t xml:space="preserve"> = false), switches output feed to emergency stream backup.</w:t>
+            </w:r>
+          </w:p>
+          <w:p/>
+          <w:p>
+            <w:r>
+              <w:t>Cuts auxiliary power ports (</w:t>
+            </w:r>
+            <w:proofErr w:type="spellStart"/>
+            <w:r>
+              <w:t>activePorts</w:t>
+            </w:r>
+            <w:proofErr w:type="spellEnd"/>
+            <w:r>
+              <w:t xml:space="preserve"> = 0), reserving internal battery power exclusively for safety systems.</w:t>
+            </w:r>
+          </w:p>
+        </w:tc>
+      </w:tr>
+      <w:tr>
+        <w:trPr>
+          <w:trHeight w:val="848"/>
+        </w:trPr>
+        <w:tc>
+          <w:tcPr>
+            <w:tcW w:w="1724" w:type="dxa"/>
+          </w:tcPr>
+          <w:p>
+            <w:r>
+              <w:t xml:space="preserve">Rule 3: Capacity Warning </w:t>
+            </w:r>
+          </w:p>
+        </w:tc>
+        <w:tc>
+          <w:tcPr>
+            <w:tcW w:w="2882" w:type="dxa"/>
+          </w:tcPr>
+          <w:p>
+            <w:proofErr w:type="spellStart"/>
+            <w:r>
+              <w:t>QueueManagementPoint</w:t>
+            </w:r>
+            <w:proofErr w:type="spellEnd"/>
+          </w:p>
+          <w:p/>
+          <w:p/>
+          <w:p/>
+          <w:p>
+            <w:proofErr w:type="spellStart"/>
+            <w:r>
+              <w:t>CosplayMeetup</w:t>
+            </w:r>
+            <w:proofErr w:type="spellEnd"/>
+          </w:p>
+        </w:tc>
+        <w:tc>
+          <w:tcPr>
+            <w:tcW w:w="4559" w:type="dxa"/>
+          </w:tcPr>
+          <w:p>
+            <w:r>
+              <w:t>Restricts new entry queues (</w:t>
+            </w:r>
+            <w:proofErr w:type="spellStart"/>
+            <w:r>
+              <w:t>queueLength</w:t>
+            </w:r>
+            <w:proofErr w:type="spellEnd"/>
+            <w:r>
+              <w:t xml:space="preserve"> capped), activates temporary overflow stations.</w:t>
+            </w:r>
+          </w:p>
+          <w:p/>
+          <w:p>
+            <w:r>
+              <w:lastRenderedPageBreak/>
+              <w:t>Suspends scheduled group photo shoots, broadcasts crowd-redistribution announcements.</w:t>
+            </w:r>
+          </w:p>
+        </w:tc>
+      </w:tr>
+      <w:tr>
+        <w:trPr>
+          <w:trHeight w:val="140"/>
+        </w:trPr>
+        <w:tc>
+          <w:tcPr>
+            <w:tcW w:w="1724" w:type="dxa"/>
+          </w:tcPr>
+          <w:p>
+            <w:r>
+              <w:lastRenderedPageBreak/>
+              <w:t xml:space="preserve">Rule 4: Resumption Notice </w:t>
+            </w:r>
+          </w:p>
+        </w:tc>
+        <w:tc>
+          <w:tcPr>
+            <w:tcW w:w="2882" w:type="dxa"/>
+          </w:tcPr>
+          <w:p>
+            <w:proofErr w:type="spellStart"/>
+            <w:r>
+              <w:t>TournamentStage</w:t>
+            </w:r>
+            <w:proofErr w:type="spellEnd"/>
+          </w:p>
+          <w:p/>
+          <w:p/>
+          <w:p>
+            <w:proofErr w:type="spellStart"/>
+            <w:r>
+              <w:t>DemoKiosk</w:t>
+            </w:r>
+            <w:proofErr w:type="spellEnd"/>
+          </w:p>
+        </w:tc>
+        <w:tc>
+          <w:tcPr>
+            <w:tcW w:w="4559" w:type="dxa"/>
+          </w:tcPr>
+          <w:p>
+            <w:r>
+              <w:t>Restores match routines (</w:t>
+            </w:r>
+            <w:proofErr w:type="spellStart"/>
+            <w:r>
+              <w:t>matchInProgress</w:t>
+            </w:r>
+            <w:proofErr w:type="spellEnd"/>
+            <w:r>
+              <w:t xml:space="preserve"> = true).</w:t>
+            </w:r>
+          </w:p>
+          <w:p/>
+          <w:p>
+            <w:r>
+              <w:t xml:space="preserve">Sets </w:t>
+            </w:r>
+            <w:proofErr w:type="spellStart"/>
+            <w:r>
+              <w:t>poweredUnits</w:t>
+            </w:r>
+            <w:proofErr w:type="spellEnd"/>
+            <w:r>
+              <w:t xml:space="preserve"> to </w:t>
+            </w:r>
+            <w:proofErr w:type="spellStart"/>
+            <w:r>
+              <w:t>TotalUnits</w:t>
+            </w:r>
+            <w:proofErr w:type="spellEnd"/>
+            <w:r>
+              <w:t>.</w:t>
+            </w:r>
+          </w:p>
+        </w:tc>
+      </w:tr>
+      <w:tr>
+        <w:trPr>
+          <w:trHeight w:val="140"/>
+        </w:trPr>
+        <w:tc>
+          <w:tcPr>
+            <w:tcW w:w="1724" w:type="dxa"/>
+          </w:tcPr>
+          <w:p>
+            <w:r>
+              <w:t xml:space="preserve">Rule 5: Queue Overflow Alert </w:t>
+            </w:r>
+          </w:p>
+        </w:tc>
+        <w:tc>
+          <w:tcPr>
+            <w:tcW w:w="2882" w:type="dxa"/>
+          </w:tcPr>
+          <w:p>
+            <w:proofErr w:type="spellStart"/>
+            <w:r>
+              <w:t>CosplayMeetupPoint</w:t>
+            </w:r>
+            <w:proofErr w:type="spellEnd"/>
+          </w:p>
+        </w:tc>
+        <w:tc>
+          <w:tcPr>
+            <w:tcW w:w="4559" w:type="dxa"/>
+          </w:tcPr>
+          <w:p>
+            <w:r>
+              <w:t>Redirects excess attendees to secondary photo areas.</w:t>
+            </w:r>
+          </w:p>
+        </w:tc>
+      </w:tr>
+      <w:tr>
+        <w:trPr>
+          <w:trHeight w:val="848"/>
+        </w:trPr>
+        <w:tc>
+          <w:tcPr>
+            <w:tcW w:w="1724" w:type="dxa"/>
+          </w:tcPr>
+          <w:p>
+            <w:r>
+              <w:t xml:space="preserve">Rule 6: Open Notice </w:t>
+            </w:r>
+          </w:p>
+        </w:tc>
+        <w:tc>
+          <w:tcPr>
+            <w:tcW w:w="2882" w:type="dxa"/>
+          </w:tcPr>
+          <w:p>
+            <w:r>
+              <w:t xml:space="preserve">Booth / </w:t>
+            </w:r>
+            <w:proofErr w:type="spellStart"/>
+            <w:r>
+              <w:t>DemoKiosk</w:t>
+            </w:r>
+            <w:proofErr w:type="spellEnd"/>
+          </w:p>
+          <w:p/>
+          <w:p/>
+        </w:tc>
+        <w:tc>
+          <w:tcPr>
+            <w:tcW w:w="4559" w:type="dxa"/>
+          </w:tcPr>
+          <w:p>
+            <w:r>
+              <w:t>Unlocks display stands, initializes interactive software, and sets status to active (</w:t>
+            </w:r>
+            <w:proofErr w:type="spellStart"/>
+            <w:r>
+              <w:t>isOpen</w:t>
+            </w:r>
+            <w:proofErr w:type="spellEnd"/>
+            <w:r>
+              <w:t xml:space="preserve"> = true)</w:t>
+            </w:r>
+          </w:p>
+        </w:tc>
+      </w:tr>
+    </w:tbl>
+    <w:p>
+      <w:r>
+        <w:t>4.4</w:t>
+      </w:r>
+    </w:p>
+    <w:p>
+      <w:r>
+        <w:t xml:space="preserve">1. Dynamic Power Grid </w:t>
+      </w:r>
+      <w:proofErr w:type="gramStart"/>
+      <w:r>
+        <w:t>Throttling(</w:t>
+      </w:r>
+      <w:proofErr w:type="spellStart"/>
+      <w:proofErr w:type="gramEnd"/>
+      <w:r>
+        <w:t>DemoKiosk</w:t>
+      </w:r>
+      <w:proofErr w:type="spellEnd"/>
+      <w:r>
+        <w:t>):</w:t>
+      </w:r>
+      <w:r>
+        <w:br/>
+      </w:r>
+      <w:r>
+        <w:tab/>
+        <w:t>Operates hardware units at 50% (</w:t>
+      </w:r>
+      <w:proofErr w:type="spellStart"/>
+      <w:r>
+        <w:t>poweredUnits</w:t>
+      </w:r>
+      <w:proofErr w:type="spellEnd"/>
+      <w:r>
+        <w:t xml:space="preserve"> = </w:t>
+      </w:r>
+      <w:proofErr w:type="spellStart"/>
+      <w:r>
+        <w:t>totalUnits</w:t>
+      </w:r>
+      <w:proofErr w:type="spellEnd"/>
+      <w:r>
+        <w:t>/2) upon receiving</w:t>
+      </w:r>
+      <w:r>
+        <w:br/>
+      </w:r>
+      <w:r>
+        <w:tab/>
+        <w:t>a technical outage</w:t>
+      </w:r>
+      <w:r>
+        <w:br/>
+      </w:r>
+      <w:r>
+        <w:tab/>
+        <w:t xml:space="preserve">No-God: Calculations are scoped locally inside </w:t>
+      </w:r>
+      <w:proofErr w:type="spellStart"/>
+      <w:r>
+        <w:t>DemoKiosk</w:t>
+      </w:r>
+      <w:proofErr w:type="spellEnd"/>
+      <w:r>
+        <w:t xml:space="preserve"> using its internal</w:t>
+      </w:r>
+      <w:r>
+        <w:br/>
+      </w:r>
+      <w:r>
+        <w:tab/>
+        <w:t>state attributes.</w:t>
+      </w:r>
+    </w:p>
+    <w:p>
+      <w:r>
+        <w:t>2. Stream Sync Protocol:</w:t>
+      </w:r>
+    </w:p>
+    <w:p>
+      <w:pPr>
+        <w:ind w:left="720"/>
+      </w:pPr>
+      <w:r>
+        <w:t>Pauses match clocks and dispatch stream standby overlays upon Technical</w:t>
+      </w:r>
+      <w:r>
+        <w:br/>
+        <w:t>outage.</w:t>
+      </w:r>
+      <w:r>
+        <w:br/>
+        <w:t xml:space="preserve">No-God: Logic is fully self-contained inside </w:t>
+      </w:r>
+      <w:proofErr w:type="spellStart"/>
+      <w:proofErr w:type="gramStart"/>
+      <w:r>
+        <w:t>TournamentStage</w:t>
+      </w:r>
+      <w:proofErr w:type="spellEnd"/>
+      <w:r>
+        <w:t>::update(</w:t>
+      </w:r>
+      <w:proofErr w:type="gramEnd"/>
+      <w:r>
+        <w:t>).</w:t>
+      </w:r>
+    </w:p>
+    <w:p>
+      <w:r>
+        <w:t>3.Cosplay Safety Priority Beacon (</w:t>
+      </w:r>
+      <w:proofErr w:type="spellStart"/>
+      <w:r>
+        <w:t>CosplayMeetupPoint</w:t>
+      </w:r>
+      <w:proofErr w:type="spellEnd"/>
+      <w:r>
+        <w:t>):</w:t>
+      </w:r>
+    </w:p>
+    <w:p>
+      <w:r>
+        <w:tab/>
+        <w:t xml:space="preserve">Triggers high-visibility safety beacons during </w:t>
+      </w:r>
+      <w:proofErr w:type="spellStart"/>
+      <w:r>
+        <w:t>QueueOverflowAlert</w:t>
+      </w:r>
+      <w:proofErr w:type="spellEnd"/>
+      <w:r>
+        <w:t xml:space="preserve"> to guide </w:t>
+      </w:r>
+      <w:r>
+        <w:br/>
+      </w:r>
+      <w:r>
+        <w:tab/>
+        <w:t>attendees.</w:t>
+      </w:r>
+      <w:r>
+        <w:br/>
+      </w:r>
+      <w:r>
+        <w:tab/>
+        <w:t xml:space="preserve">No-God: Logic inside </w:t>
+      </w:r>
+      <w:proofErr w:type="spellStart"/>
+      <w:r>
+        <w:t>CosplayMeetupPoint</w:t>
+      </w:r>
+      <w:proofErr w:type="spellEnd"/>
+      <w:r>
+        <w:t>.</w:t>
+      </w:r>
+    </w:p>
+    <w:p>
+      <w:pPr>
+        <w:pStyle w:val="Heading1"/>
+        <w:rPr>
+          <w:b/>
+          <w:bCs/>
+          <w:u w:val="single"/>
+        </w:rPr>
+      </w:pPr>
+      <w:r>
+        <w:rPr>
+          <w:b/>
+          <w:bCs/>
+          <w:u w:val="single"/>
+        </w:rPr>
+        <w:lastRenderedPageBreak/>
         <w:t>Task 5:</w:t>
       </w:r>
     </w:p>
     <w:p>
       <w:r>
+        <w:rPr>
+          <w:noProof/>
+        </w:rPr>
         <w:drawing>
-          <wp:anchor distT="0" distB="0" distL="114300" distR="114300" simplePos="0" relativeHeight="251658240" behindDoc="1" locked="0" layoutInCell="1" allowOverlap="1" wp14:anchorId="068472BA" wp14:editId="3084BB06">
+          <wp:anchor distT="0" distB="0" distL="114300" distR="114300" simplePos="0" relativeHeight="251658240" behindDoc="1" locked="0" layoutInCell="1" allowOverlap="1" wp14:anchorId="068472BA" wp14:editId="1CD38ACA">
             <wp:simplePos x="0" y="0"/>
             <wp:positionH relativeFrom="margin">
               <wp:align>center</wp:align>
@@ -1871,9 +3614,9 @@
             <wp:positionV relativeFrom="paragraph">
               <wp:posOffset>204643</wp:posOffset>
             </wp:positionV>
-            <wp:extent cx="7398581" cy="2144683"/>
-            <wp:effectExtent l="0" t="0" r="0" b="8255"/>
-            <wp:wrapNone/>
+            <wp:extent cx="7397587" cy="2721935"/>
+            <wp:effectExtent l="0" t="0" r="0" b="2540"/>
+            <wp:wrapSquare wrapText="bothSides"/>
             <wp:docPr id="598388384" name="Picture 1"/>
             <wp:cNvGraphicFramePr>
               <a:graphicFrameLocks xmlns:a="http://schemas.openxmlformats.org/drawingml/2006/main" noChangeAspect="1"/>
@@ -1883,6 +3626,78 @@
                 <pic:pic xmlns:pic="http://schemas.openxmlformats.org/drawingml/2006/picture">
                   <pic:nvPicPr>
                     <pic:cNvPr id="598388384" name=""/>
+                    <pic:cNvPicPr/>
+                  </pic:nvPicPr>
+                  <pic:blipFill>
+                    <a:blip r:embed="rId6">
+                      <a:extLst>
+                        <a:ext uri="{28A0092B-C50C-407E-A947-70E740481C1C}">
+                          <a14:useLocalDpi xmlns:a14="http://schemas.microsoft.com/office/drawing/2010/main" val="0"/>
+                        </a:ext>
+                      </a:extLst>
+                    </a:blip>
+                    <a:stretch>
+                      <a:fillRect/>
+                    </a:stretch>
+                  </pic:blipFill>
+                  <pic:spPr>
+                    <a:xfrm>
+                      <a:off x="0" y="0"/>
+                      <a:ext cx="7415918" cy="2728680"/>
+                    </a:xfrm>
+                    <a:prstGeom prst="rect">
+                      <a:avLst/>
+                    </a:prstGeom>
+                  </pic:spPr>
+                </pic:pic>
+              </a:graphicData>
+            </a:graphic>
+            <wp14:sizeRelH relativeFrom="page">
+              <wp14:pctWidth>0</wp14:pctWidth>
+            </wp14:sizeRelH>
+            <wp14:sizeRelV relativeFrom="page">
+              <wp14:pctHeight>0</wp14:pctHeight>
+            </wp14:sizeRelV>
+          </wp:anchor>
+        </w:drawing>
+      </w:r>
+      <w:r>
+        <w:t xml:space="preserve">5.1) </w:t>
+      </w:r>
+    </w:p>
+    <w:p/>
+    <w:p/>
+    <w:p/>
+    <w:p/>
+    <w:p>
+      <w:r>
+        <w:t>5.2)</w:t>
+      </w:r>
+      <w:r>
+        <w:rPr>
+          <w:noProof/>
+        </w:rPr>
+        <w:t xml:space="preserve"> </w:t>
+      </w:r>
+    </w:p>
+    <w:p>
+      <w:r>
+        <w:rPr>
+          <w:noProof/>
+        </w:rPr>
+        <w:drawing>
+          <wp:inline distT="0" distB="0" distL="0" distR="0" wp14:anchorId="66490C3D" wp14:editId="25802CB1">
+            <wp:extent cx="5731510" cy="2182495"/>
+            <wp:effectExtent l="0" t="0" r="2540" b="8255"/>
+            <wp:docPr id="2141434555" name="Picture 1"/>
+            <wp:cNvGraphicFramePr>
+              <a:graphicFrameLocks xmlns:a="http://schemas.openxmlformats.org/drawingml/2006/main" noChangeAspect="1"/>
+            </wp:cNvGraphicFramePr>
+            <a:graphic xmlns:a="http://schemas.openxmlformats.org/drawingml/2006/main">
+              <a:graphicData uri="http://schemas.openxmlformats.org/drawingml/2006/picture">
+                <pic:pic xmlns:pic="http://schemas.openxmlformats.org/drawingml/2006/picture">
+                  <pic:nvPicPr>
+                    <pic:cNvPr id="2141434555" name="Picture 2141434555"/>
                     <pic:cNvPicPr/>
                   </pic:nvPicPr>
                   <pic:blipFill>
@@ -1900,7 +3715,7 @@
                   <pic:spPr>
                     <a:xfrm>
                       <a:off x="0" y="0"/>
-                      <a:ext cx="7398581" cy="2144683"/>
+                      <a:ext cx="5731510" cy="2182495"/>
                     </a:xfrm>
                     <a:prstGeom prst="rect">
                       <a:avLst/>
@@ -1909,17 +3724,60 @@
                 </pic:pic>
               </a:graphicData>
             </a:graphic>
-            <wp14:sizeRelH relativeFrom="page">
-              <wp14:pctWidth>0</wp14:pctWidth>
-            </wp14:sizeRelH>
-            <wp14:sizeRelV relativeFrom="page">
-              <wp14:pctHeight>0</wp14:pctHeight>
-            </wp14:sizeRelV>
-          </wp:anchor>
+          </wp:inline>
         </w:drawing>
       </w:r>
-      <w:r>
-        <w:t xml:space="preserve">5.1) </w:t>
+    </w:p>
+    <w:p>
+      <w:r>
+        <w:lastRenderedPageBreak/>
+        <w:t>5.3</w:t>
+      </w:r>
+      <w:r>
+        <w:rPr>
+          <w:noProof/>
+        </w:rPr>
+        <w:drawing>
+          <wp:inline distT="0" distB="0" distL="0" distR="0" wp14:anchorId="64E8FB50" wp14:editId="68F0CC8F">
+            <wp:extent cx="5731510" cy="5949315"/>
+            <wp:effectExtent l="0" t="0" r="2540" b="0"/>
+            <wp:docPr id="202045952" name="Picture 2"/>
+            <wp:cNvGraphicFramePr>
+              <a:graphicFrameLocks xmlns:a="http://schemas.openxmlformats.org/drawingml/2006/main" noChangeAspect="1"/>
+            </wp:cNvGraphicFramePr>
+            <a:graphic xmlns:a="http://schemas.openxmlformats.org/drawingml/2006/main">
+              <a:graphicData uri="http://schemas.openxmlformats.org/drawingml/2006/picture">
+                <pic:pic xmlns:pic="http://schemas.openxmlformats.org/drawingml/2006/picture">
+                  <pic:nvPicPr>
+                    <pic:cNvPr id="202045952" name="Picture 202045952"/>
+                    <pic:cNvPicPr/>
+                  </pic:nvPicPr>
+                  <pic:blipFill>
+                    <a:blip r:embed="rId8">
+                      <a:extLst>
+                        <a:ext uri="{28A0092B-C50C-407E-A947-70E740481C1C}">
+                          <a14:useLocalDpi xmlns:a14="http://schemas.microsoft.com/office/drawing/2010/main" val="0"/>
+                        </a:ext>
+                      </a:extLst>
+                    </a:blip>
+                    <a:stretch>
+                      <a:fillRect/>
+                    </a:stretch>
+                  </pic:blipFill>
+                  <pic:spPr>
+                    <a:xfrm>
+                      <a:off x="0" y="0"/>
+                      <a:ext cx="5731510" cy="5949315"/>
+                    </a:xfrm>
+                    <a:prstGeom prst="rect">
+                      <a:avLst/>
+                    </a:prstGeom>
+                  </pic:spPr>
+                </pic:pic>
+              </a:graphicData>
+            </a:graphic>
+          </wp:inline>
+        </w:drawing>
       </w:r>
     </w:p>
     <w:p/>
@@ -1930,6 +3788,280 @@
     <w:p/>
     <w:p/>
     <w:p/>
+    <w:p/>
+    <w:p/>
+    <w:p/>
+    <w:p/>
+    <w:p/>
+    <w:p/>
+    <w:p/>
+    <w:p/>
+    <w:p/>
+    <w:p/>
+    <w:p>
+      <w:pPr>
+        <w:rPr>
+          <w:b/>
+          <w:bCs/>
+          <w:sz w:val="32"/>
+          <w:szCs w:val="32"/>
+          <w:u w:val="single"/>
+        </w:rPr>
+      </w:pPr>
+      <w:r>
+        <w:rPr>
+          <w:b/>
+          <w:bCs/>
+          <w:sz w:val="32"/>
+          <w:szCs w:val="32"/>
+          <w:u w:val="single"/>
+        </w:rPr>
+        <w:t>Layout:</w:t>
+      </w:r>
+    </w:p>
+    <w:p>
+      <w:proofErr w:type="spellStart"/>
+      <w:r>
+        <w:t>NexusCon</w:t>
+      </w:r>
+      <w:proofErr w:type="spellEnd"/>
+      <w:r>
+        <w:t xml:space="preserve"> (root) </w:t>
+      </w:r>
+    </w:p>
+    <w:p>
+      <w:r>
+        <w:t xml:space="preserve">| </w:t>
+      </w:r>
+    </w:p>
+    <w:p>
+      <w:r>
+        <w:t xml:space="preserve">+-- Tournament Hall </w:t>
+      </w:r>
+    </w:p>
+    <w:p>
+      <w:r>
+        <w:t>|</w:t>
+      </w:r>
+      <w:r>
+        <w:tab/>
+      </w:r>
+      <w:r>
+        <w:t xml:space="preserve">+-- Main Arena </w:t>
+      </w:r>
+    </w:p>
+    <w:p>
+      <w:r>
+        <w:t xml:space="preserve">| </w:t>
+      </w:r>
+      <w:r>
+        <w:tab/>
+      </w:r>
+      <w:r>
+        <w:t xml:space="preserve">| </w:t>
+      </w:r>
+      <w:r>
+        <w:tab/>
+      </w:r>
+      <w:r>
+        <w:t xml:space="preserve">+-- Tournament Stage </w:t>
+      </w:r>
+    </w:p>
+    <w:p>
+      <w:r>
+        <w:t xml:space="preserve">| </w:t>
+      </w:r>
+      <w:r>
+        <w:tab/>
+      </w:r>
+      <w:r>
+        <w:t xml:space="preserve">| </w:t>
+      </w:r>
+      <w:r>
+        <w:tab/>
+      </w:r>
+      <w:r>
+        <w:t xml:space="preserve">+-- Caster Booth </w:t>
+      </w:r>
+    </w:p>
+    <w:p>
+      <w:r>
+        <w:t xml:space="preserve">| </w:t>
+      </w:r>
+      <w:r>
+        <w:tab/>
+      </w:r>
+      <w:r>
+        <w:t xml:space="preserve">| </w:t>
+      </w:r>
+    </w:p>
+    <w:p>
+      <w:r>
+        <w:t xml:space="preserve">| </w:t>
+      </w:r>
+      <w:r>
+        <w:tab/>
+      </w:r>
+      <w:r>
+        <w:t xml:space="preserve">+-- Practice Zone </w:t>
+      </w:r>
+    </w:p>
+    <w:p>
+      <w:r>
+        <w:t xml:space="preserve">| </w:t>
+      </w:r>
+      <w:r>
+        <w:tab/>
+      </w:r>
+      <w:r>
+        <w:tab/>
+      </w:r>
+      <w:r>
+        <w:t xml:space="preserve">+-- Practice Booth </w:t>
+      </w:r>
+    </w:p>
+    <w:p>
+      <w:r>
+        <w:t xml:space="preserve">| </w:t>
+      </w:r>
+    </w:p>
+    <w:p>
+      <w:r>
+        <w:t xml:space="preserve">+-- Expo Floor </w:t>
+      </w:r>
+    </w:p>
+    <w:p>
+      <w:r>
+        <w:t xml:space="preserve">| </w:t>
+      </w:r>
+      <w:r>
+        <w:tab/>
+      </w:r>
+      <w:r>
+        <w:t xml:space="preserve">+-- Publisher Row </w:t>
+      </w:r>
+    </w:p>
+    <w:p>
+      <w:r>
+        <w:t xml:space="preserve">| </w:t>
+      </w:r>
+      <w:r>
+        <w:tab/>
+      </w:r>
+      <w:r>
+        <w:t xml:space="preserve">| </w:t>
+      </w:r>
+      <w:r>
+        <w:tab/>
+      </w:r>
+      <w:r>
+        <w:t xml:space="preserve">+-- Booth </w:t>
+      </w:r>
+    </w:p>
+    <w:p>
+      <w:r>
+        <w:t xml:space="preserve">| </w:t>
+      </w:r>
+      <w:r>
+        <w:tab/>
+      </w:r>
+      <w:r>
+        <w:t xml:space="preserve">| </w:t>
+      </w:r>
+      <w:r>
+        <w:tab/>
+      </w:r>
+      <w:r>
+        <w:t xml:space="preserve">+-- Demo Kiosk </w:t>
+      </w:r>
+    </w:p>
+    <w:p>
+      <w:r>
+        <w:t xml:space="preserve">| </w:t>
+      </w:r>
+      <w:r>
+        <w:tab/>
+      </w:r>
+      <w:r>
+        <w:t xml:space="preserve">| </w:t>
+      </w:r>
+    </w:p>
+    <w:p>
+      <w:r>
+        <w:t xml:space="preserve">| </w:t>
+      </w:r>
+      <w:r>
+        <w:tab/>
+      </w:r>
+      <w:r>
+        <w:t xml:space="preserve">+-- Indie Alley </w:t>
+      </w:r>
+    </w:p>
+    <w:p>
+      <w:r>
+        <w:t xml:space="preserve">| </w:t>
+      </w:r>
+      <w:r>
+        <w:tab/>
+      </w:r>
+      <w:r>
+        <w:tab/>
+      </w:r>
+      <w:r>
+        <w:t xml:space="preserve">+-- Indie Booth </w:t>
+      </w:r>
+    </w:p>
+    <w:p>
+      <w:r>
+        <w:lastRenderedPageBreak/>
+        <w:t xml:space="preserve">| </w:t>
+      </w:r>
+    </w:p>
+    <w:p>
+      <w:r>
+        <w:t xml:space="preserve">+-- Community Zone </w:t>
+      </w:r>
+    </w:p>
+    <w:p>
+      <w:pPr>
+        <w:ind w:firstLine="720"/>
+      </w:pPr>
+      <w:r>
+        <w:t xml:space="preserve">+-- Cosplay Meetup Point </w:t>
+      </w:r>
+    </w:p>
+    <w:p>
+      <w:pPr>
+        <w:ind w:firstLine="720"/>
+      </w:pPr>
+      <w:r>
+        <w:t xml:space="preserve">+-- Charging Station </w:t>
+      </w:r>
+    </w:p>
+    <w:p>
+      <w:pPr>
+        <w:ind w:firstLine="720"/>
+      </w:pPr>
+      <w:r>
+        <w:t xml:space="preserve">+-- Info Desk </w:t>
+      </w:r>
+    </w:p>
+    <w:p>
+      <w:pPr>
+        <w:ind w:firstLine="720"/>
+      </w:pPr>
+      <w:r>
+        <w:t xml:space="preserve">+-- First Aid Point </w:t>
+      </w:r>
+    </w:p>
+    <w:p>
+      <w:pPr>
+        <w:ind w:firstLine="720"/>
+      </w:pPr>
+      <w:r>
+        <w:t>+-- Queue Management Point</w:t>
+      </w:r>
+    </w:p>
     <w:sectPr>
       <w:pgSz w:w="11906" w:h="16838"/>
       <w:pgMar w:top="1440" w:right="1440" w:bottom="1440" w:left="1440" w:header="708" w:footer="708" w:gutter="0"/>
@@ -1941,7 +4073,7 @@
 </file>
 
 <file path=word/numbering.xml><?xml version="1.0" encoding="utf-8"?>
-<w:numbering xmlns:wpc="http://schemas.microsoft.com/office/word/2010/wordprocessingCanvas" xmlns:cx="http://schemas.microsoft.com/office/drawing/2014/chartex" xmlns:cx1="http://schemas.microsoft.com/office/drawing/2015/9/8/chartex" xmlns:cx2="http://schemas.microsoft.com/office/drawing/2015/10/21/chartex" xmlns:cx3="http://schemas.microsoft.com/office/drawing/2016/5/9/chartex" xmlns:cx4="http://schemas.microsoft.com/office/drawing/2016/5/10/chartex" xmlns:cx5="http://schemas.microsoft.com/office/drawing/2016/5/11/chartex" xmlns:cx6="http://schemas.microsoft.com/office/drawing/2016/5/12/chartex" xmlns:cx7="http://schemas.microsoft.com/office/drawing/2016/5/13/chartex" xmlns:cx8="http://schemas.microsoft.com/office/drawing/2016/5/14/chartex" xmlns:mc="http://schemas.openxmlformats.org/markup-compatibility/2006" xmlns:aink="http://schemas.microsoft.com/office/drawing/2016/ink" xmlns:am3d="http://schemas.microsoft.com/office/drawing/2017/model3d" xmlns:o="urn:schemas-microsoft-com:office:office" xmlns:oel="http://schemas.microsoft.com/office/2019/extlst" xmlns:r="http://schemas.openxmlformats.org/officeDocument/2006/relationships" xmlns:m="http://schemas.openxmlformats.org/officeDocument/2006/math" xmlns:v="urn:schemas-microsoft-com:vml" xmlns:wp14="http://schemas.microsoft.com/office/word/2010/wordprocessingDrawing" xmlns:wp="http://schemas.openxmlformats.org/drawingml/2006/wordprocessingDrawing" xmlns:w10="urn:schemas-microsoft-com:office:word" xmlns:w="http://schemas.openxmlformats.org/wordprocessingml/2006/main" xmlns:w14="http://schemas.microsoft.com/office/word/2010/wordml" xmlns:w15="http://schemas.microsoft.com/office/word/2012/wordml" xmlns:w16cei="http://schemas.microsoft.com/office/word/2026/wordml/cei" xmlns:w16cex="http://schemas.microsoft.com/office/word/2018/wordml/cex" xmlns:w16cid="http://schemas.microsoft.com/office/word/2016/wordml/cid" xmlns:w16="http://schemas.microsoft.com/office/word/2018/wordml" xmlns:w16du="http://schemas.microsoft.com/office/word/2023/wordml/word16du" xmlns:w16sdtdh="http://schemas.microsoft.com/office/word/2020/wordml/sdtdatahash" xmlns:w16sdtfl="http://schemas.microsoft.com/office/word/2024/wordml/sdtformatlock" xmlns:w16se="http://schemas.microsoft.com/office/word/2015/wordml/symex" xmlns:wpg="http://schemas.microsoft.com/office/word/2010/wordprocessingGroup" xmlns:wpi="http://schemas.microsoft.com/office/word/2010/wordprocessingInk" xmlns:wne="http://schemas.microsoft.com/office/word/2006/wordml" xmlns:wps="http://schemas.microsoft.com/office/word/2010/wordprocessingShape" mc:Ignorable="w14 w15 w16se w16cid w16 w16cex w16sdtdh w16sdtfl w16du wp14">
+<w:numbering xmlns:wpc="http://schemas.microsoft.com/office/word/2010/wordprocessingCanvas" xmlns:cx="http://schemas.microsoft.com/office/drawing/2014/chartex" xmlns:cx1="http://schemas.microsoft.com/office/drawing/2015/9/8/chartex" xmlns:cx2="http://schemas.microsoft.com/office/drawing/2015/10/21/chartex" xmlns:cx3="http://schemas.microsoft.com/office/drawing/2016/5/9/chartex" xmlns:cx4="http://schemas.microsoft.com/office/drawing/2016/5/10/chartex" xmlns:cx5="http://schemas.microsoft.com/office/drawing/2016/5/11/chartex" xmlns:cx6="http://schemas.microsoft.com/office/drawing/2016/5/12/chartex" xmlns:cx7="http://schemas.microsoft.com/office/drawing/2016/5/13/chartex" xmlns:cx8="http://schemas.microsoft.com/office/drawing/2016/5/14/chartex" xmlns:mc="http://schemas.openxmlformats.org/markup-compatibility/2006" xmlns:aink="http://schemas.microsoft.com/office/drawing/2016/ink" xmlns:am3d="http://schemas.microsoft.com/office/drawing/2017/model3d" xmlns:o="urn:schemas-microsoft-com:office:office" xmlns:oel="http://schemas.microsoft.com/office/2019/extlst" xmlns:r="http://schemas.openxmlformats.org/officeDocument/2006/relationships" xmlns:m="http://schemas.openxmlformats.org/officeDocument/2006/math" xmlns:v="urn:schemas-microsoft-com:vml" xmlns:wp14="http://schemas.microsoft.com/office/word/2010/wordprocessingDrawing" xmlns:wp="http://schemas.openxmlformats.org/drawingml/2006/wordprocessingDrawing" xmlns:w10="urn:schemas-microsoft-com:office:word" xmlns:w="http://schemas.openxmlformats.org/wordprocessingml/2006/main" xmlns:w14="http://schemas.microsoft.com/office/word/2010/wordml" xmlns:w15="http://schemas.microsoft.com/office/word/2012/wordml" xmlns:w16cex="http://schemas.microsoft.com/office/word/2018/wordml/cex" xmlns:w16cid="http://schemas.microsoft.com/office/word/2016/wordml/cid" xmlns:w16="http://schemas.microsoft.com/office/word/2018/wordml" xmlns:w16du="http://schemas.microsoft.com/office/word/2023/wordml/word16du" xmlns:w16sdtdh="http://schemas.microsoft.com/office/word/2020/wordml/sdtdatahash" xmlns:w16sdtfl="http://schemas.microsoft.com/office/word/2024/wordml/sdtformatlock" xmlns:w16se="http://schemas.microsoft.com/office/word/2015/wordml/symex" xmlns:wpg="http://schemas.microsoft.com/office/word/2010/wordprocessingGroup" xmlns:wpi="http://schemas.microsoft.com/office/word/2010/wordprocessingInk" xmlns:wne="http://schemas.microsoft.com/office/word/2006/wordml" xmlns:wps="http://schemas.microsoft.com/office/word/2010/wordprocessingShape" mc:Ignorable="w14 w15 w16se w16cid w16 w16cex w16sdtdh w16sdtfl w16du wp14">
   <w:abstractNum w:abstractNumId="0" w15:restartNumberingAfterBreak="0">
     <w:nsid w:val="00D104A3"/>
     <w:multiLevelType w:val="multilevel"/>
@@ -2370,6 +4502,95 @@
     </w:lvl>
   </w:abstractNum>
   <w:abstractNum w:abstractNumId="4" w15:restartNumberingAfterBreak="0">
+    <w:nsid w:val="1BC7524E"/>
+    <w:multiLevelType w:val="hybridMultilevel"/>
+    <w:tmpl w:val="ED16F3E2"/>
+    <w:lvl w:ilvl="0" w:tplc="1C09000F">
+      <w:start w:val="1"/>
+      <w:numFmt w:val="decimal"/>
+      <w:lvlText w:val="%1."/>
+      <w:lvlJc w:val="left"/>
+      <w:pPr>
+        <w:ind w:left="720" w:hanging="360"/>
+      </w:pPr>
+      <w:rPr>
+        <w:rFonts w:hint="default"/>
+      </w:rPr>
+    </w:lvl>
+    <w:lvl w:ilvl="1" w:tplc="1C090019" w:tentative="1">
+      <w:start w:val="1"/>
+      <w:numFmt w:val="lowerLetter"/>
+      <w:lvlText w:val="%2."/>
+      <w:lvlJc w:val="left"/>
+      <w:pPr>
+        <w:ind w:left="1440" w:hanging="360"/>
+      </w:pPr>
+    </w:lvl>
+    <w:lvl w:ilvl="2" w:tplc="1C09001B" w:tentative="1">
+      <w:start w:val="1"/>
+      <w:numFmt w:val="lowerRoman"/>
+      <w:lvlText w:val="%3."/>
+      <w:lvlJc w:val="right"/>
+      <w:pPr>
+        <w:ind w:left="2160" w:hanging="180"/>
+      </w:pPr>
+    </w:lvl>
+    <w:lvl w:ilvl="3" w:tplc="1C09000F" w:tentative="1">
+      <w:start w:val="1"/>
+      <w:numFmt w:val="decimal"/>
+      <w:lvlText w:val="%4."/>
+      <w:lvlJc w:val="left"/>
+      <w:pPr>
+        <w:ind w:left="2880" w:hanging="360"/>
+      </w:pPr>
+    </w:lvl>
+    <w:lvl w:ilvl="4" w:tplc="1C090019" w:tentative="1">
+      <w:start w:val="1"/>
+      <w:numFmt w:val="lowerLetter"/>
+      <w:lvlText w:val="%5."/>
+      <w:lvlJc w:val="left"/>
+      <w:pPr>
+        <w:ind w:left="3600" w:hanging="360"/>
+      </w:pPr>
+    </w:lvl>
+    <w:lvl w:ilvl="5" w:tplc="1C09001B" w:tentative="1">
+      <w:start w:val="1"/>
+      <w:numFmt w:val="lowerRoman"/>
+      <w:lvlText w:val="%6."/>
+      <w:lvlJc w:val="right"/>
+      <w:pPr>
+        <w:ind w:left="4320" w:hanging="180"/>
+      </w:pPr>
+    </w:lvl>
+    <w:lvl w:ilvl="6" w:tplc="1C09000F" w:tentative="1">
+      <w:start w:val="1"/>
+      <w:numFmt w:val="decimal"/>
+      <w:lvlText w:val="%7."/>
+      <w:lvlJc w:val="left"/>
+      <w:pPr>
+        <w:ind w:left="5040" w:hanging="360"/>
+      </w:pPr>
+    </w:lvl>
+    <w:lvl w:ilvl="7" w:tplc="1C090019" w:tentative="1">
+      <w:start w:val="1"/>
+      <w:numFmt w:val="lowerLetter"/>
+      <w:lvlText w:val="%8."/>
+      <w:lvlJc w:val="left"/>
+      <w:pPr>
+        <w:ind w:left="5760" w:hanging="360"/>
+      </w:pPr>
+    </w:lvl>
+    <w:lvl w:ilvl="8" w:tplc="1C09001B" w:tentative="1">
+      <w:start w:val="1"/>
+      <w:numFmt w:val="lowerRoman"/>
+      <w:lvlText w:val="%9."/>
+      <w:lvlJc w:val="right"/>
+      <w:pPr>
+        <w:ind w:left="6480" w:hanging="180"/>
+      </w:pPr>
+    </w:lvl>
+  </w:abstractNum>
+  <w:abstractNum w:abstractNumId="5" w15:restartNumberingAfterBreak="0">
     <w:nsid w:val="1DDC47B0"/>
     <w:multiLevelType w:val="hybridMultilevel"/>
     <w:tmpl w:val="A4606F58"/>
@@ -2461,7 +4682,7 @@
       </w:pPr>
     </w:lvl>
   </w:abstractNum>
-  <w:abstractNum w:abstractNumId="5" w15:restartNumberingAfterBreak="0">
+  <w:abstractNum w:abstractNumId="6" w15:restartNumberingAfterBreak="0">
     <w:nsid w:val="1E350882"/>
     <w:multiLevelType w:val="hybridMultilevel"/>
     <w:tmpl w:val="1FD0E608"/>
@@ -2574,7 +4795,7 @@
       </w:rPr>
     </w:lvl>
   </w:abstractNum>
-  <w:abstractNum w:abstractNumId="6" w15:restartNumberingAfterBreak="0">
+  <w:abstractNum w:abstractNumId="7" w15:restartNumberingAfterBreak="0">
     <w:nsid w:val="36410B79"/>
     <w:multiLevelType w:val="hybridMultilevel"/>
     <w:tmpl w:val="92FE9D62"/>
@@ -2687,7 +4908,7 @@
       </w:rPr>
     </w:lvl>
   </w:abstractNum>
-  <w:abstractNum w:abstractNumId="7" w15:restartNumberingAfterBreak="0">
+  <w:abstractNum w:abstractNumId="8" w15:restartNumberingAfterBreak="0">
     <w:nsid w:val="3C4B557E"/>
     <w:multiLevelType w:val="hybridMultilevel"/>
     <w:tmpl w:val="0C9AB7D2"/>
@@ -2800,7 +5021,7 @@
       </w:rPr>
     </w:lvl>
   </w:abstractNum>
-  <w:abstractNum w:abstractNumId="8" w15:restartNumberingAfterBreak="0">
+  <w:abstractNum w:abstractNumId="9" w15:restartNumberingAfterBreak="0">
     <w:nsid w:val="3F381945"/>
     <w:multiLevelType w:val="hybridMultilevel"/>
     <w:tmpl w:val="390856FE"/>
@@ -2913,7 +5134,7 @@
       </w:rPr>
     </w:lvl>
   </w:abstractNum>
-  <w:abstractNum w:abstractNumId="9" w15:restartNumberingAfterBreak="0">
+  <w:abstractNum w:abstractNumId="10" w15:restartNumberingAfterBreak="0">
     <w:nsid w:val="432765C9"/>
     <w:multiLevelType w:val="hybridMultilevel"/>
     <w:tmpl w:val="329C1B96"/>
@@ -2999,7 +5220,7 @@
       </w:pPr>
     </w:lvl>
   </w:abstractNum>
-  <w:abstractNum w:abstractNumId="10" w15:restartNumberingAfterBreak="0">
+  <w:abstractNum w:abstractNumId="11" w15:restartNumberingAfterBreak="0">
     <w:nsid w:val="50563DB2"/>
     <w:multiLevelType w:val="hybridMultilevel"/>
     <w:tmpl w:val="1458E4B2"/>
@@ -3112,7 +5333,7 @@
       </w:rPr>
     </w:lvl>
   </w:abstractNum>
-  <w:abstractNum w:abstractNumId="11" w15:restartNumberingAfterBreak="0">
+  <w:abstractNum w:abstractNumId="12" w15:restartNumberingAfterBreak="0">
     <w:nsid w:val="55612865"/>
     <w:multiLevelType w:val="hybridMultilevel"/>
     <w:tmpl w:val="BB50A020"/>
@@ -3225,7 +5446,7 @@
       </w:rPr>
     </w:lvl>
   </w:abstractNum>
-  <w:abstractNum w:abstractNumId="12" w15:restartNumberingAfterBreak="0">
+  <w:abstractNum w:abstractNumId="13" w15:restartNumberingAfterBreak="0">
     <w:nsid w:val="639802ED"/>
     <w:multiLevelType w:val="hybridMultilevel"/>
     <w:tmpl w:val="C8166BF6"/>
@@ -3311,7 +5532,7 @@
       </w:pPr>
     </w:lvl>
   </w:abstractNum>
-  <w:abstractNum w:abstractNumId="13" w15:restartNumberingAfterBreak="0">
+  <w:abstractNum w:abstractNumId="14" w15:restartNumberingAfterBreak="0">
     <w:nsid w:val="6910501A"/>
     <w:multiLevelType w:val="hybridMultilevel"/>
     <w:tmpl w:val="66CE77B4"/>
@@ -3424,7 +5645,7 @@
       </w:rPr>
     </w:lvl>
   </w:abstractNum>
-  <w:abstractNum w:abstractNumId="14" w15:restartNumberingAfterBreak="0">
+  <w:abstractNum w:abstractNumId="15" w15:restartNumberingAfterBreak="0">
     <w:nsid w:val="6A686686"/>
     <w:multiLevelType w:val="hybridMultilevel"/>
     <w:tmpl w:val="EC3C616E"/>
@@ -3541,46 +5762,49 @@
     <w:abstractNumId w:val="0"/>
   </w:num>
   <w:num w:numId="2" w16cid:durableId="2022319321">
-    <w:abstractNumId w:val="11"/>
+    <w:abstractNumId w:val="12"/>
   </w:num>
   <w:num w:numId="3" w16cid:durableId="1911693314">
     <w:abstractNumId w:val="3"/>
   </w:num>
   <w:num w:numId="4" w16cid:durableId="1259489053">
-    <w:abstractNumId w:val="12"/>
+    <w:abstractNumId w:val="13"/>
   </w:num>
   <w:num w:numId="5" w16cid:durableId="325283702">
-    <w:abstractNumId w:val="9"/>
+    <w:abstractNumId w:val="10"/>
   </w:num>
   <w:num w:numId="6" w16cid:durableId="819729018">
     <w:abstractNumId w:val="2"/>
   </w:num>
   <w:num w:numId="7" w16cid:durableId="207106592">
+    <w:abstractNumId w:val="7"/>
+  </w:num>
+  <w:num w:numId="8" w16cid:durableId="492915017">
+    <w:abstractNumId w:val="9"/>
+  </w:num>
+  <w:num w:numId="9" w16cid:durableId="1776747260">
     <w:abstractNumId w:val="6"/>
   </w:num>
-  <w:num w:numId="8" w16cid:durableId="492915017">
+  <w:num w:numId="10" w16cid:durableId="875123364">
+    <w:abstractNumId w:val="5"/>
+  </w:num>
+  <w:num w:numId="11" w16cid:durableId="1404597577">
+    <w:abstractNumId w:val="11"/>
+  </w:num>
+  <w:num w:numId="12" w16cid:durableId="66732681">
     <w:abstractNumId w:val="8"/>
   </w:num>
-  <w:num w:numId="9" w16cid:durableId="1776747260">
-    <w:abstractNumId w:val="5"/>
-  </w:num>
-  <w:num w:numId="10" w16cid:durableId="875123364">
-    <w:abstractNumId w:val="4"/>
-  </w:num>
-  <w:num w:numId="11" w16cid:durableId="1404597577">
-    <w:abstractNumId w:val="10"/>
-  </w:num>
-  <w:num w:numId="12" w16cid:durableId="66732681">
-    <w:abstractNumId w:val="7"/>
-  </w:num>
   <w:num w:numId="13" w16cid:durableId="797378599">
-    <w:abstractNumId w:val="13"/>
+    <w:abstractNumId w:val="14"/>
   </w:num>
   <w:num w:numId="14" w16cid:durableId="851065111">
-    <w:abstractNumId w:val="14"/>
+    <w:abstractNumId w:val="15"/>
   </w:num>
   <w:num w:numId="15" w16cid:durableId="1932931518">
     <w:abstractNumId w:val="1"/>
+  </w:num>
+  <w:num w:numId="16" w16cid:durableId="2126537330">
+    <w:abstractNumId w:val="4"/>
   </w:num>
 </w:numbering>
 </file>
@@ -4511,6 +6735,25 @@
       <w:rFonts w:ascii="Times New Roman" w:hAnsi="Times New Roman" w:cs="Times New Roman"/>
     </w:rPr>
   </w:style>
+  <w:style w:type="table" w:styleId="TableGrid">
+    <w:name w:val="Table Grid"/>
+    <w:basedOn w:val="TableNormal"/>
+    <w:uiPriority w:val="39"/>
+    <w:rsid w:val="00DC1EC3"/>
+    <w:pPr>
+      <w:spacing w:after="0" w:line="240" w:lineRule="auto"/>
+    </w:pPr>
+    <w:tblPr>
+      <w:tblBorders>
+        <w:top w:val="single" w:sz="4" w:space="0" w:color="auto"/>
+        <w:left w:val="single" w:sz="4" w:space="0" w:color="auto"/>
+        <w:bottom w:val="single" w:sz="4" w:space="0" w:color="auto"/>
+        <w:right w:val="single" w:sz="4" w:space="0" w:color="auto"/>
+        <w:insideH w:val="single" w:sz="4" w:space="0" w:color="auto"/>
+        <w:insideV w:val="single" w:sz="4" w:space="0" w:color="auto"/>
+      </w:tblBorders>
+    </w:tblPr>
+  </w:style>
 </w:styles>
 </file>
 

--- a/Prac3.docx
+++ b/Prac3.docx
@@ -18,12 +18,12 @@
           <w:bCs/>
           <w:u w:val="single"/>
         </w:rPr>
-        <w:t>NexusCon</w:t>
-      </w:r>
-    </w:p>
-    <w:p>
-      <w:pPr>
-        <w:jc w:val="center"/>
+        <w:t>COS124 Practical 3</w:t>
+      </w:r>
+    </w:p>
+    <w:p/>
+    <w:p>
+      <w:pPr>
         <w:rPr>
           <w:sz w:val="28"/>
           <w:szCs w:val="28"/>
@@ -34,166 +34,66 @@
           <w:sz w:val="28"/>
           <w:szCs w:val="28"/>
         </w:rPr>
-        <w:t>Three-day</w:t>
-      </w:r>
-      <w:r>
+        <w:t>Sergio Ferreira 25247418</w:t>
+      </w:r>
+    </w:p>
+    <w:p>
+      <w:pPr>
         <w:rPr>
           <w:sz w:val="28"/>
           <w:szCs w:val="28"/>
         </w:rPr>
-        <w:t xml:space="preserve"> gaming convention.</w:t>
-      </w:r>
-    </w:p>
-    <w:p/>
-    <w:p>
-      <w:pPr>
+      </w:pPr>
+      <w:r>
         <w:rPr>
           <w:sz w:val="28"/>
           <w:szCs w:val="28"/>
         </w:rPr>
-      </w:pPr>
+        <w:t>Rafael de Gouveia</w:t>
+      </w:r>
       <w:r>
         <w:rPr>
           <w:sz w:val="28"/>
           <w:szCs w:val="28"/>
         </w:rPr>
-        <w:t>Sergio Ferreira 25247418</w:t>
-      </w:r>
-    </w:p>
-    <w:p>
-      <w:pPr>
+        <w:t xml:space="preserve"> </w:t>
+      </w:r>
+      <w:r>
         <w:rPr>
           <w:sz w:val="28"/>
           <w:szCs w:val="28"/>
         </w:rPr>
-      </w:pPr>
-      <w:r>
+        <w:t>25054903</w:t>
+      </w:r>
+    </w:p>
+    <w:p>
+      <w:pPr>
         <w:rPr>
           <w:sz w:val="28"/>
           <w:szCs w:val="28"/>
         </w:rPr>
-        <w:t>Rafael de Gouveia</w:t>
-      </w:r>
+      </w:pPr>
       <w:r>
         <w:rPr>
           <w:sz w:val="28"/>
           <w:szCs w:val="28"/>
         </w:rPr>
-        <w:t xml:space="preserve"> </w:t>
+        <w:t>Johannes van Rensburg</w:t>
       </w:r>
       <w:r>
         <w:rPr>
           <w:sz w:val="28"/>
           <w:szCs w:val="28"/>
         </w:rPr>
-        <w:t>25054903</w:t>
-      </w:r>
-    </w:p>
-    <w:p>
-      <w:pPr>
+        <w:t xml:space="preserve"> 254077</w:t>
+      </w:r>
+      <w:r>
         <w:rPr>
           <w:sz w:val="28"/>
           <w:szCs w:val="28"/>
         </w:rPr>
-      </w:pPr>
-      <w:r>
-        <w:rPr>
-          <w:sz w:val="28"/>
-          <w:szCs w:val="28"/>
-        </w:rPr>
-        <w:t>Johannes van Rensburg</w:t>
-      </w:r>
-      <w:r>
-        <w:rPr>
-          <w:sz w:val="28"/>
-          <w:szCs w:val="28"/>
-        </w:rPr>
-        <w:t xml:space="preserve"> 254077</w:t>
-      </w:r>
-      <w:r>
-        <w:rPr>
-          <w:sz w:val="28"/>
-          <w:szCs w:val="28"/>
-        </w:rPr>
         <w:t>25</w:t>
       </w:r>
-    </w:p>
-    <w:p>
-      <w:pPr>
-        <w:rPr>
-          <w:sz w:val="28"/>
-          <w:szCs w:val="28"/>
-        </w:rPr>
-      </w:pPr>
-      <w:r>
-        <w:rPr>
-          <w:sz w:val="28"/>
-          <w:szCs w:val="28"/>
-        </w:rPr>
-        <w:drawing>
-          <wp:anchor distT="0" distB="0" distL="114300" distR="114300" simplePos="0" relativeHeight="251659264" behindDoc="1" locked="0" layoutInCell="1" allowOverlap="1" wp14:anchorId="295712CE" wp14:editId="4AD4FE2A">
-            <wp:simplePos x="0" y="0"/>
-            <wp:positionH relativeFrom="margin">
-              <wp:align>center</wp:align>
-            </wp:positionH>
-            <wp:positionV relativeFrom="paragraph">
-              <wp:posOffset>395720</wp:posOffset>
-            </wp:positionV>
-            <wp:extent cx="7329613" cy="4031673"/>
-            <wp:effectExtent l="0" t="0" r="5080" b="6985"/>
-            <wp:wrapNone/>
-            <wp:docPr id="2016403963" name="Picture 1"/>
-            <wp:cNvGraphicFramePr>
-              <a:graphicFrameLocks xmlns:a="http://schemas.openxmlformats.org/drawingml/2006/main" noChangeAspect="1"/>
-            </wp:cNvGraphicFramePr>
-            <a:graphic xmlns:a="http://schemas.openxmlformats.org/drawingml/2006/main">
-              <a:graphicData uri="http://schemas.openxmlformats.org/drawingml/2006/picture">
-                <pic:pic xmlns:pic="http://schemas.openxmlformats.org/drawingml/2006/picture">
-                  <pic:nvPicPr>
-                    <pic:cNvPr id="2016403963" name=""/>
-                    <pic:cNvPicPr/>
-                  </pic:nvPicPr>
-                  <pic:blipFill>
-                    <a:blip r:embed="rId5">
-                      <a:extLst>
-                        <a:ext uri="{28A0092B-C50C-407E-A947-70E740481C1C}">
-                          <a14:useLocalDpi xmlns:a14="http://schemas.microsoft.com/office/drawing/2010/main" val="0"/>
-                        </a:ext>
-                      </a:extLst>
-                    </a:blip>
-                    <a:stretch>
-                      <a:fillRect/>
-                    </a:stretch>
-                  </pic:blipFill>
-                  <pic:spPr>
-                    <a:xfrm>
-                      <a:off x="0" y="0"/>
-                      <a:ext cx="7329613" cy="4031673"/>
-                    </a:xfrm>
-                    <a:prstGeom prst="rect">
-                      <a:avLst/>
-                    </a:prstGeom>
-                  </pic:spPr>
-                </pic:pic>
-              </a:graphicData>
-            </a:graphic>
-            <wp14:sizeRelH relativeFrom="page">
-              <wp14:pctWidth>0</wp14:pctWidth>
-            </wp14:sizeRelH>
-            <wp14:sizeRelV relativeFrom="page">
-              <wp14:pctHeight>0</wp14:pctHeight>
-            </wp14:sizeRelV>
-          </wp:anchor>
-        </w:drawing>
-      </w:r>
-    </w:p>
-    <w:p>
-      <w:pPr>
-        <w:rPr>
-          <w:sz w:val="28"/>
-          <w:szCs w:val="28"/>
-        </w:rPr>
-      </w:pPr>
     </w:p>
     <w:p>
       <w:pPr>
@@ -212,1714 +112,1405 @@
           <w:u w:val="single"/>
         </w:rPr>
       </w:pPr>
-    </w:p>
-    <w:p>
-      <w:pPr>
-        <w:pStyle w:val="Heading1"/>
+      <w:r>
         <w:rPr>
           <w:b/>
           <w:bCs/>
           <w:u w:val="single"/>
         </w:rPr>
-      </w:pPr>
-    </w:p>
-    <w:p>
-      <w:pPr>
-        <w:pStyle w:val="Heading1"/>
+        <w:t>Task 1:</w:t>
+      </w:r>
+    </w:p>
+    <w:p>
+      <w:pPr>
+        <w:pStyle w:val="ListParagraph"/>
+        <w:numPr>
+          <w:ilvl w:val="1"/>
+          <w:numId w:val="1"/>
+        </w:numPr>
+      </w:pPr>
+      <w:r>
+        <w:rPr>
+          <w:b/>
+          <w:bCs/>
+        </w:rPr>
+        <w:t>Event name: NexusCon — a three-day gaming convention</w:t>
+      </w:r>
+    </w:p>
+    <w:p>
+      <w:pPr>
+        <w:pStyle w:val="ListParagraph"/>
+      </w:pPr>
+    </w:p>
+    <w:p>
+      <w:pPr>
+        <w:pStyle w:val="ListParagraph"/>
+      </w:pPr>
+      <w:r>
+        <w:t>NexusCon is a large-scale gaming convention</w:t>
+      </w:r>
+      <w:r>
+        <w:t xml:space="preserve">, which </w:t>
+      </w:r>
+      <w:r>
+        <w:t>includ</w:t>
+      </w:r>
+      <w:r>
+        <w:t>es</w:t>
+      </w:r>
+      <w:r>
+        <w:t xml:space="preserve"> competitive esports tournaments, a publisher/indie expo floor, and community-</w:t>
+      </w:r>
+      <w:r>
+        <w:t>based</w:t>
+      </w:r>
+      <w:r>
+        <w:t xml:space="preserve"> activities. The event runs across multiple halls and outdoor areas, with thousands of attendees moving between zones. Because tournaments run on live schedules, expo booths run demo hardware continuously, and the event must respond to real-time issues (technical </w:t>
+      </w:r>
+      <w:r>
+        <w:t>issues</w:t>
+      </w:r>
+      <w:r>
+        <w:t xml:space="preserve">, capacity overflows, safety alerts), the venue needs both a nested spatial structure (to organise and query areas) and a notification structure (so </w:t>
+      </w:r>
+      <w:r>
+        <w:t>necessary</w:t>
+      </w:r>
+      <w:r>
+        <w:t xml:space="preserve"> changes </w:t>
+      </w:r>
+      <w:r>
+        <w:t>spread</w:t>
+      </w:r>
+      <w:r>
+        <w:t xml:space="preserve"> quickly to only the</w:t>
+      </w:r>
+      <w:r>
+        <w:t>ir</w:t>
+      </w:r>
+      <w:r>
+        <w:t xml:space="preserve"> relevant areas).</w:t>
+      </w:r>
+    </w:p>
+    <w:p>
+      <w:pPr>
+        <w:pStyle w:val="ListParagraph"/>
+      </w:pPr>
+      <w:r>
+        <w:t xml:space="preserve">The event is organised as a tree of nested areas. At the top level, </w:t>
+      </w:r>
+      <w:r>
+        <w:rPr>
+          <w:b/>
+          <w:bCs/>
+        </w:rPr>
+        <w:t>NexusCon</w:t>
+      </w:r>
+      <w:r>
+        <w:t xml:space="preserve"> contains three major zones: the </w:t>
+      </w:r>
+      <w:r>
+        <w:rPr>
+          <w:b/>
+          <w:bCs/>
+        </w:rPr>
+        <w:t>Tournament Hall</w:t>
+      </w:r>
+      <w:r>
+        <w:t xml:space="preserve"> (competitive play), the </w:t>
+      </w:r>
+      <w:r>
+        <w:rPr>
+          <w:b/>
+          <w:bCs/>
+        </w:rPr>
+        <w:t>Expo Floor</w:t>
+      </w:r>
+      <w:r>
+        <w:t xml:space="preserve"> (publisher and indie exhibits), and the </w:t>
+      </w:r>
+      <w:r>
+        <w:rPr>
+          <w:b/>
+          <w:bCs/>
+        </w:rPr>
+        <w:t>Community Zone</w:t>
+      </w:r>
+      <w:r>
+        <w:t xml:space="preserve"> (</w:t>
+      </w:r>
+      <w:r>
+        <w:t>community and support</w:t>
+      </w:r>
+      <w:r>
+        <w:t xml:space="preserve"> services). Each of these zones contains further sub-zones, giving the event depth — a change at the top (e.g. an evacuation) must </w:t>
+      </w:r>
+      <w:r>
+        <w:t>go</w:t>
+      </w:r>
+      <w:r>
+        <w:t xml:space="preserve"> through multiple levels before reaching the units that actually need to act on it, while a </w:t>
+      </w:r>
+      <w:r>
+        <w:t>small/narrow</w:t>
+      </w:r>
+      <w:r>
+        <w:t xml:space="preserve"> change (e.g. one hall's Wi-Fi failing) should only affect that </w:t>
+      </w:r>
+      <w:r>
+        <w:t xml:space="preserve">specific </w:t>
+      </w:r>
+      <w:r>
+        <w:t>hall's subtree.</w:t>
+      </w:r>
+    </w:p>
+    <w:p>
+      <w:pPr>
+        <w:pStyle w:val="ListParagraph"/>
+      </w:pPr>
+    </w:p>
+    <w:p>
+      <w:pPr>
+        <w:pStyle w:val="ListParagraph"/>
+      </w:pPr>
+      <w:r>
+        <w:t xml:space="preserve">At least </w:t>
+      </w:r>
+      <w:r>
+        <w:t xml:space="preserve">3 </w:t>
+      </w:r>
+      <w:r>
+        <w:t>ki</w:t>
+      </w:r>
+      <w:r>
+        <w:t>nds of grouping:</w:t>
+      </w:r>
+    </w:p>
+    <w:p>
+      <w:pPr>
+        <w:pStyle w:val="ListParagraph"/>
+        <w:numPr>
+          <w:ilvl w:val="0"/>
+          <w:numId w:val="4"/>
+        </w:numPr>
+      </w:pPr>
+      <w:r>
+        <w:rPr>
+          <w:b/>
+          <w:bCs/>
+        </w:rPr>
+        <w:t>Venue root:</w:t>
+      </w:r>
+      <w:r>
+        <w:t xml:space="preserve"> The entire convention itself, treated as a Composite so client can call several functions on the entire event when necessary.</w:t>
+      </w:r>
+    </w:p>
+    <w:p>
+      <w:pPr>
+        <w:pStyle w:val="ListParagraph"/>
+        <w:numPr>
+          <w:ilvl w:val="0"/>
+          <w:numId w:val="4"/>
+        </w:numPr>
+      </w:pPr>
+      <w:r>
+        <w:rPr>
+          <w:b/>
+          <w:bCs/>
+        </w:rPr>
+        <w:t>Zone:</w:t>
+      </w:r>
+      <w:r>
+        <w:t xml:space="preserve"> top-level operational areas of the convention</w:t>
+      </w:r>
+      <w:r>
+        <w:t>.</w:t>
+      </w:r>
+    </w:p>
+    <w:p>
+      <w:pPr>
+        <w:pStyle w:val="ListParagraph"/>
+        <w:numPr>
+          <w:ilvl w:val="0"/>
+          <w:numId w:val="4"/>
+        </w:numPr>
+      </w:pPr>
+      <w:r>
+        <w:rPr>
+          <w:b/>
+          <w:bCs/>
+        </w:rPr>
+        <w:t xml:space="preserve">Sub-zone: </w:t>
+      </w:r>
+      <w:r>
+        <w:t>sub-areas within a zone, which group related units</w:t>
+      </w:r>
+      <w:r>
+        <w:t>.</w:t>
+      </w:r>
+    </w:p>
+    <w:p/>
+    <w:p/>
+    <w:p>
+      <w:pPr>
+        <w:ind w:left="720"/>
+      </w:pPr>
+      <w:r>
+        <w:lastRenderedPageBreak/>
+        <w:t xml:space="preserve">At least </w:t>
+      </w:r>
+      <w:r>
+        <w:t xml:space="preserve">5 </w:t>
+      </w:r>
+      <w:r>
+        <w:t>c</w:t>
+      </w:r>
+      <w:r>
+        <w:t xml:space="preserve">oncrete </w:t>
+      </w:r>
+      <w:r>
+        <w:t>event units</w:t>
+      </w:r>
+      <w:r>
+        <w:t>:</w:t>
+      </w:r>
+    </w:p>
+    <w:p>
+      <w:pPr>
+        <w:pStyle w:val="ListParagraph"/>
+        <w:numPr>
+          <w:ilvl w:val="0"/>
+          <w:numId w:val="5"/>
+        </w:numPr>
+      </w:pPr>
+      <w:r>
+        <w:rPr>
+          <w:b/>
+          <w:bCs/>
+        </w:rPr>
+        <w:t>Tournament Stage:</w:t>
+      </w:r>
+      <w:r>
+        <w:t xml:space="preserve"> hosts live competit</w:t>
+      </w:r>
+      <w:r>
+        <w:t>ive matches; can pause/resume matches.</w:t>
+      </w:r>
+    </w:p>
+    <w:p>
+      <w:pPr>
+        <w:pStyle w:val="ListParagraph"/>
+        <w:numPr>
+          <w:ilvl w:val="0"/>
+          <w:numId w:val="5"/>
+        </w:numPr>
+      </w:pPr>
+      <w:r>
+        <w:rPr>
+          <w:b/>
+          <w:bCs/>
+        </w:rPr>
+        <w:t>Caster Booth:</w:t>
+      </w:r>
+      <w:r>
+        <w:t xml:space="preserve"> broadcasts commentary and streams footage</w:t>
+      </w:r>
+      <w:r>
+        <w:t>.</w:t>
+      </w:r>
+    </w:p>
+    <w:p>
+      <w:pPr>
+        <w:pStyle w:val="ListParagraph"/>
+        <w:numPr>
+          <w:ilvl w:val="0"/>
+          <w:numId w:val="5"/>
+        </w:numPr>
+      </w:pPr>
+      <w:r>
+        <w:rPr>
+          <w:b/>
+          <w:bCs/>
+        </w:rPr>
+        <w:t>Booth:</w:t>
+      </w:r>
+      <w:r>
+        <w:t xml:space="preserve"> </w:t>
+      </w:r>
+      <w:r>
+        <w:t>exhibit stand to show off</w:t>
+      </w:r>
+      <w:r>
+        <w:t xml:space="preserve"> merchandise, and make announcements</w:t>
+      </w:r>
+    </w:p>
+    <w:p>
+      <w:pPr>
+        <w:pStyle w:val="ListParagraph"/>
+        <w:numPr>
+          <w:ilvl w:val="0"/>
+          <w:numId w:val="5"/>
+        </w:numPr>
+      </w:pPr>
+      <w:r>
+        <w:rPr>
+          <w:b/>
+          <w:bCs/>
+        </w:rPr>
+        <w:t>Demo Kiosk:</w:t>
+      </w:r>
+      <w:r>
+        <w:t xml:space="preserve"> exhibit for showing demonstrations of hardware.</w:t>
+      </w:r>
+    </w:p>
+    <w:p>
+      <w:pPr>
+        <w:pStyle w:val="ListParagraph"/>
+        <w:numPr>
+          <w:ilvl w:val="0"/>
+          <w:numId w:val="5"/>
+        </w:numPr>
+      </w:pPr>
+      <w:r>
+        <w:rPr>
+          <w:b/>
+          <w:bCs/>
+        </w:rPr>
+        <w:t>Charging Station:</w:t>
+      </w:r>
+      <w:r>
+        <w:t xml:space="preserve"> </w:t>
+      </w:r>
+      <w:r>
+        <w:t>area where attendees can charge their devices.</w:t>
+      </w:r>
+    </w:p>
+    <w:p>
+      <w:pPr>
+        <w:pStyle w:val="ListParagraph"/>
+        <w:numPr>
+          <w:ilvl w:val="0"/>
+          <w:numId w:val="5"/>
+        </w:numPr>
+      </w:pPr>
+      <w:r>
+        <w:rPr>
+          <w:b/>
+          <w:bCs/>
+        </w:rPr>
+        <w:t>Queue Management Point</w:t>
+      </w:r>
+      <w:r>
+        <w:t>: manages queues for popular attractions</w:t>
+      </w:r>
+      <w:r>
+        <w:t>.</w:t>
+      </w:r>
+    </w:p>
+    <w:p>
+      <w:pPr>
+        <w:pStyle w:val="ListParagraph"/>
+        <w:numPr>
+          <w:ilvl w:val="0"/>
+          <w:numId w:val="5"/>
+        </w:numPr>
+      </w:pPr>
+      <w:r>
+        <w:rPr>
+          <w:b/>
+          <w:bCs/>
+        </w:rPr>
+        <w:t>First Aid Point:</w:t>
+      </w:r>
+      <w:r>
+        <w:t xml:space="preserve"> Remains open at all times for potential medical emergencies</w:t>
+      </w:r>
+      <w:r>
+        <w:t>.</w:t>
+      </w:r>
+    </w:p>
+    <w:p/>
+    <w:p>
+      <w:pPr>
+        <w:pStyle w:val="ListParagraph"/>
+        <w:numPr>
+          <w:ilvl w:val="1"/>
+          <w:numId w:val="1"/>
+        </w:numPr>
         <w:rPr>
           <w:b/>
           <w:bCs/>
           <w:u w:val="single"/>
         </w:rPr>
       </w:pPr>
-    </w:p>
-    <w:p>
-      <w:pPr>
-        <w:pStyle w:val="Heading1"/>
+      <w:r>
         <w:rPr>
           <w:b/>
           <w:bCs/>
           <w:u w:val="single"/>
         </w:rPr>
-      </w:pPr>
-    </w:p>
-    <w:p>
-      <w:pPr>
-        <w:pStyle w:val="Heading1"/>
+        <w:t>Composite:</w:t>
+      </w:r>
+    </w:p>
+    <w:p>
+      <w:pPr>
+        <w:pStyle w:val="ListParagraph"/>
+        <w:numPr>
+          <w:ilvl w:val="0"/>
+          <w:numId w:val="6"/>
+        </w:numPr>
+      </w:pPr>
+      <w:r>
+        <w:rPr>
+          <w:b/>
+          <w:bCs/>
+        </w:rPr>
+        <w:t>Component</w:t>
+      </w:r>
+      <w:r>
+        <w:t>: EventComponent</w:t>
+      </w:r>
+    </w:p>
+    <w:p>
+      <w:pPr>
+        <w:pStyle w:val="ListParagraph"/>
+        <w:numPr>
+          <w:ilvl w:val="0"/>
+          <w:numId w:val="6"/>
+        </w:numPr>
+      </w:pPr>
+      <w:r>
+        <w:rPr>
+          <w:b/>
+          <w:bCs/>
+        </w:rPr>
+        <w:t>Leaf</w:t>
+      </w:r>
+      <w:r>
+        <w:t xml:space="preserve">: Tournament Stage, Caster Booth, </w:t>
+      </w:r>
+      <w:r>
+        <w:t xml:space="preserve">Booth, </w:t>
+      </w:r>
+      <w:r>
+        <w:t>Demo Kiosk, Charging Station, Queue Management Point, First Aid Point</w:t>
+      </w:r>
+      <w:r>
+        <w:t xml:space="preserve">, Indie Booth, CosplayMeetupPoint, </w:t>
+      </w:r>
+      <w:r>
+        <w:t>InfoDesk</w:t>
+      </w:r>
+    </w:p>
+    <w:p>
+      <w:pPr>
+        <w:pStyle w:val="ListParagraph"/>
+        <w:numPr>
+          <w:ilvl w:val="0"/>
+          <w:numId w:val="6"/>
+        </w:numPr>
+      </w:pPr>
+      <w:r>
+        <w:rPr>
+          <w:b/>
+          <w:bCs/>
+        </w:rPr>
+        <w:t>Composite</w:t>
+      </w:r>
+      <w:r>
+        <w:t xml:space="preserve">: </w:t>
+      </w:r>
+      <w:r>
+        <w:t>NexusCon, TournamentHall, MainArea, PracticeZone, ExpoFloor, PublisherRow, IndieAlley, CommunityZone</w:t>
+      </w:r>
+    </w:p>
+    <w:p>
+      <w:pPr>
+        <w:pStyle w:val="ListParagraph"/>
+        <w:numPr>
+          <w:ilvl w:val="0"/>
+          <w:numId w:val="6"/>
+        </w:numPr>
+      </w:pPr>
+      <w:r>
+        <w:rPr>
+          <w:b/>
+          <w:bCs/>
+        </w:rPr>
+        <w:t>Client</w:t>
+      </w:r>
+      <w:r>
+        <w:t>: main.cpp</w:t>
+      </w:r>
+    </w:p>
+    <w:p>
+      <w:pPr>
+        <w:ind w:left="720"/>
+      </w:pPr>
+    </w:p>
+    <w:p>
+      <w:pPr>
+        <w:ind w:left="720"/>
+        <w:rPr>
+          <w:u w:val="single"/>
+        </w:rPr>
+      </w:pPr>
+      <w:r>
         <w:rPr>
           <w:b/>
           <w:bCs/>
           <w:u w:val="single"/>
         </w:rPr>
-      </w:pPr>
-    </w:p>
-    <w:p>
-      <w:pPr>
-        <w:pStyle w:val="Heading1"/>
+        <w:t>Observer</w:t>
+      </w:r>
+      <w:r>
+        <w:rPr>
+          <w:u w:val="single"/>
+        </w:rPr>
+        <w:t>:</w:t>
+      </w:r>
+    </w:p>
+    <w:p>
+      <w:pPr>
+        <w:pStyle w:val="ListParagraph"/>
+        <w:numPr>
+          <w:ilvl w:val="0"/>
+          <w:numId w:val="7"/>
+        </w:numPr>
+      </w:pPr>
+      <w:r>
+        <w:rPr>
+          <w:b/>
+          <w:bCs/>
+        </w:rPr>
+        <w:t>Subject</w:t>
+      </w:r>
+      <w:r>
+        <w:t>: Subject</w:t>
+      </w:r>
+    </w:p>
+    <w:p>
+      <w:pPr>
+        <w:pStyle w:val="ListParagraph"/>
+        <w:numPr>
+          <w:ilvl w:val="0"/>
+          <w:numId w:val="7"/>
+        </w:numPr>
+      </w:pPr>
+      <w:r>
+        <w:rPr>
+          <w:b/>
+          <w:bCs/>
+        </w:rPr>
+        <w:t>Observer:</w:t>
+      </w:r>
+      <w:r>
+        <w:t xml:space="preserve"> Observer</w:t>
+      </w:r>
+    </w:p>
+    <w:p>
+      <w:pPr>
+        <w:pStyle w:val="ListParagraph"/>
+        <w:numPr>
+          <w:ilvl w:val="0"/>
+          <w:numId w:val="7"/>
+        </w:numPr>
+      </w:pPr>
+      <w:r>
+        <w:rPr>
+          <w:b/>
+          <w:bCs/>
+        </w:rPr>
+        <w:t>ConcreteSubject:</w:t>
+      </w:r>
+      <w:r>
+        <w:t xml:space="preserve"> EventControl, and each </w:t>
+      </w:r>
+      <w:r>
+        <w:t>of Nexuscon, TournamentHall, MainArea, PracticeZone, ExpoFloor, PublisherRow, IndieAlley, CommunityZone</w:t>
+      </w:r>
+    </w:p>
+    <w:p>
+      <w:pPr>
+        <w:pStyle w:val="ListParagraph"/>
+        <w:numPr>
+          <w:ilvl w:val="0"/>
+          <w:numId w:val="7"/>
+        </w:numPr>
+      </w:pPr>
+      <w:r>
+        <w:rPr>
+          <w:b/>
+          <w:bCs/>
+        </w:rPr>
+        <w:t>ConcreteObject:</w:t>
+      </w:r>
+      <w:r>
+        <w:t xml:space="preserve"> </w:t>
+      </w:r>
+      <w:r>
+        <w:t>TournamentStage, CasterBooth,</w:t>
+      </w:r>
+      <w:r>
+        <w:t xml:space="preserve"> Booth,</w:t>
+      </w:r>
+      <w:r>
+        <w:t xml:space="preserve"> DemoKiosk, IndieBooth, CosplayMeetupPoint, ChargingStation, FirstAidPoint, QueueManagementPoint, and each of TournamentHall, MainArena, PracticeZone, ExpoFloor, PublisherRow, IndieAlley, CommunityZone</w:t>
+      </w:r>
+    </w:p>
+    <w:p/>
+    <w:p>
+      <w:pPr>
+        <w:ind w:left="720"/>
         <w:rPr>
           <w:b/>
           <w:bCs/>
           <w:u w:val="single"/>
         </w:rPr>
       </w:pPr>
-    </w:p>
-    <w:p>
-      <w:pPr>
-        <w:pStyle w:val="Heading1"/>
+      <w:r>
         <w:rPr>
           <w:b/>
           <w:bCs/>
           <w:u w:val="single"/>
         </w:rPr>
-      </w:pPr>
+        <w:t>Classes with more than 1 role:</w:t>
+      </w:r>
+    </w:p>
+    <w:p>
+      <w:pPr>
+        <w:pStyle w:val="ListParagraph"/>
+        <w:numPr>
+          <w:ilvl w:val="0"/>
+          <w:numId w:val="10"/>
+        </w:numPr>
+      </w:pPr>
+      <w:r>
+        <w:t>NexusCon:</w:t>
+      </w:r>
+    </w:p>
+    <w:p>
+      <w:pPr>
+        <w:pStyle w:val="ListParagraph"/>
+        <w:numPr>
+          <w:ilvl w:val="0"/>
+          <w:numId w:val="11"/>
+        </w:numPr>
+      </w:pPr>
+      <w:r>
+        <w:t xml:space="preserve">Composite: </w:t>
+      </w:r>
+      <w:r>
+        <w:t>aggregates TournamentHall, ExpoFloor, CommunityZone as children</w:t>
+      </w:r>
+    </w:p>
+    <w:p>
+      <w:pPr>
+        <w:pStyle w:val="ListParagraph"/>
+        <w:numPr>
+          <w:ilvl w:val="0"/>
+          <w:numId w:val="11"/>
+        </w:numPr>
+      </w:pPr>
+      <w:r>
+        <w:lastRenderedPageBreak/>
+        <w:t xml:space="preserve">ConcreteSubject: </w:t>
+      </w:r>
+      <w:r>
+        <w:t>When receiving alert, it calls notify() on TournamentHall, ExpoFloor, CommunityZone</w:t>
+      </w:r>
+    </w:p>
+    <w:p>
+      <w:pPr>
+        <w:pStyle w:val="ListParagraph"/>
+        <w:numPr>
+          <w:ilvl w:val="0"/>
+          <w:numId w:val="10"/>
+        </w:numPr>
+      </w:pPr>
+      <w:r>
+        <w:t>TournamentHall:</w:t>
+      </w:r>
+    </w:p>
+    <w:p>
+      <w:pPr>
+        <w:pStyle w:val="ListParagraph"/>
+        <w:numPr>
+          <w:ilvl w:val="0"/>
+          <w:numId w:val="14"/>
+        </w:numPr>
+      </w:pPr>
+      <w:r>
+        <w:t>Composite: aggregates MainArea and PracticeZone as children</w:t>
+      </w:r>
+    </w:p>
+    <w:p>
+      <w:pPr>
+        <w:pStyle w:val="ListParagraph"/>
+        <w:numPr>
+          <w:ilvl w:val="0"/>
+          <w:numId w:val="14"/>
+        </w:numPr>
+      </w:pPr>
+      <w:r>
+        <w:t xml:space="preserve">ConcreteObserver: </w:t>
+      </w:r>
+      <w:r>
+        <w:t>reacts in its own update() when notified by Nexuscon</w:t>
+      </w:r>
+    </w:p>
+    <w:p>
+      <w:pPr>
+        <w:pStyle w:val="ListParagraph"/>
+        <w:numPr>
+          <w:ilvl w:val="0"/>
+          <w:numId w:val="14"/>
+        </w:numPr>
+      </w:pPr>
+      <w:r>
+        <w:t xml:space="preserve">ConcreteSubject: </w:t>
+      </w:r>
+      <w:r>
+        <w:t>calls notify() on MainArea  and PracticeZone after handling its own update()</w:t>
+      </w:r>
+    </w:p>
+    <w:p/>
+    <w:p>
+      <w:pPr>
+        <w:pStyle w:val="ListParagraph"/>
+        <w:numPr>
+          <w:ilvl w:val="0"/>
+          <w:numId w:val="10"/>
+        </w:numPr>
+      </w:pPr>
+      <w:r>
+        <w:t>MainArea:</w:t>
+      </w:r>
+    </w:p>
+    <w:p>
+      <w:pPr>
+        <w:pStyle w:val="ListParagraph"/>
+        <w:numPr>
+          <w:ilvl w:val="0"/>
+          <w:numId w:val="14"/>
+        </w:numPr>
+      </w:pPr>
+      <w:r>
+        <w:t>Composite: aggregates TournamentStage and CasterBooth</w:t>
+      </w:r>
+    </w:p>
+    <w:p>
+      <w:pPr>
+        <w:pStyle w:val="ListParagraph"/>
+        <w:numPr>
+          <w:ilvl w:val="0"/>
+          <w:numId w:val="14"/>
+        </w:numPr>
+      </w:pPr>
+      <w:r>
+        <w:t>ConcreteObserver: re</w:t>
+      </w:r>
+      <w:r>
+        <w:t>gistered with TournamentHall</w:t>
+      </w:r>
+    </w:p>
+    <w:p>
+      <w:pPr>
+        <w:pStyle w:val="ListParagraph"/>
+        <w:numPr>
+          <w:ilvl w:val="0"/>
+          <w:numId w:val="14"/>
+        </w:numPr>
+      </w:pPr>
+      <w:r>
+        <w:t xml:space="preserve">ConcreteSubject: calls notify() on </w:t>
+      </w:r>
+      <w:r>
+        <w:t>TournamentStage</w:t>
+      </w:r>
+      <w:r>
+        <w:t xml:space="preserve">  and </w:t>
+      </w:r>
+      <w:r>
+        <w:t>CasterBooth</w:t>
+      </w:r>
+      <w:r>
+        <w:t xml:space="preserve"> </w:t>
+      </w:r>
+    </w:p>
+    <w:p>
+      <w:pPr>
+        <w:ind w:left="1800"/>
+      </w:pPr>
+    </w:p>
+    <w:p>
+      <w:pPr>
+        <w:pStyle w:val="ListParagraph"/>
+        <w:numPr>
+          <w:ilvl w:val="0"/>
+          <w:numId w:val="10"/>
+        </w:numPr>
+      </w:pPr>
+      <w:r>
+        <w:t>PracticeZone</w:t>
+      </w:r>
+      <w:r>
+        <w:t>:</w:t>
+      </w:r>
+    </w:p>
+    <w:p>
+      <w:pPr>
+        <w:pStyle w:val="ListParagraph"/>
+        <w:numPr>
+          <w:ilvl w:val="0"/>
+          <w:numId w:val="14"/>
+        </w:numPr>
+      </w:pPr>
+      <w:r>
+        <w:t xml:space="preserve">Composite: aggregates </w:t>
+      </w:r>
+      <w:r>
+        <w:t>PracticeBooth</w:t>
+      </w:r>
+    </w:p>
+    <w:p>
+      <w:pPr>
+        <w:pStyle w:val="ListParagraph"/>
+        <w:numPr>
+          <w:ilvl w:val="0"/>
+          <w:numId w:val="14"/>
+        </w:numPr>
+      </w:pPr>
+      <w:r>
+        <w:t>ConcreteObserver: re</w:t>
+      </w:r>
+      <w:r>
+        <w:t xml:space="preserve">gistered </w:t>
+      </w:r>
+      <w:r>
+        <w:t>with TournamentHall</w:t>
+      </w:r>
+    </w:p>
+    <w:p>
+      <w:pPr>
+        <w:pStyle w:val="ListParagraph"/>
+        <w:numPr>
+          <w:ilvl w:val="0"/>
+          <w:numId w:val="14"/>
+        </w:numPr>
+      </w:pPr>
+      <w:r>
+        <w:t xml:space="preserve">ConcreteSubject: calls notify() on </w:t>
+      </w:r>
+      <w:r>
+        <w:t>PracticeBooth</w:t>
+      </w:r>
+    </w:p>
+    <w:p>
+      <w:pPr>
+        <w:ind w:left="1800"/>
+      </w:pPr>
+    </w:p>
+    <w:p>
+      <w:pPr>
+        <w:pStyle w:val="ListParagraph"/>
+        <w:numPr>
+          <w:ilvl w:val="0"/>
+          <w:numId w:val="10"/>
+        </w:numPr>
+      </w:pPr>
+      <w:r>
+        <w:t>ExpoFloor</w:t>
+      </w:r>
+      <w:r>
+        <w:t>:</w:t>
+      </w:r>
+    </w:p>
+    <w:p>
+      <w:pPr>
+        <w:pStyle w:val="ListParagraph"/>
+        <w:numPr>
+          <w:ilvl w:val="0"/>
+          <w:numId w:val="14"/>
+        </w:numPr>
+      </w:pPr>
+      <w:r>
+        <w:t xml:space="preserve">Composite: aggregates </w:t>
+      </w:r>
+      <w:r>
+        <w:t>PublisherRow and IndieAlley</w:t>
+      </w:r>
+    </w:p>
+    <w:p>
+      <w:pPr>
+        <w:pStyle w:val="ListParagraph"/>
+        <w:numPr>
+          <w:ilvl w:val="0"/>
+          <w:numId w:val="14"/>
+        </w:numPr>
+      </w:pPr>
+      <w:r>
+        <w:t xml:space="preserve">ConcreteObserver: registered with </w:t>
+      </w:r>
+      <w:r>
+        <w:t>NexusCon</w:t>
+      </w:r>
+    </w:p>
+    <w:p>
+      <w:pPr>
+        <w:pStyle w:val="ListParagraph"/>
+        <w:numPr>
+          <w:ilvl w:val="0"/>
+          <w:numId w:val="14"/>
+        </w:numPr>
+      </w:pPr>
+      <w:r>
+        <w:t xml:space="preserve">ConcreteSubject: calls notify() on </w:t>
+      </w:r>
+      <w:r>
+        <w:t>PublisherRow and IndieAlley</w:t>
+      </w:r>
+    </w:p>
+    <w:p>
+      <w:pPr>
+        <w:ind w:left="1800"/>
+      </w:pPr>
+    </w:p>
+    <w:p>
+      <w:pPr>
+        <w:pStyle w:val="ListParagraph"/>
+        <w:numPr>
+          <w:ilvl w:val="0"/>
+          <w:numId w:val="10"/>
+        </w:numPr>
+      </w:pPr>
+      <w:r>
+        <w:t>PublisherRow</w:t>
+      </w:r>
+      <w:r>
+        <w:t>:</w:t>
+      </w:r>
+    </w:p>
+    <w:p>
+      <w:pPr>
+        <w:pStyle w:val="ListParagraph"/>
+        <w:numPr>
+          <w:ilvl w:val="0"/>
+          <w:numId w:val="14"/>
+        </w:numPr>
+      </w:pPr>
+      <w:r>
+        <w:t>Composite: aggregates</w:t>
+      </w:r>
+      <w:r>
+        <w:t xml:space="preserve"> Booth and</w:t>
+      </w:r>
+      <w:r>
+        <w:t xml:space="preserve"> </w:t>
+      </w:r>
+      <w:r>
+        <w:t>DemoKiosk</w:t>
+      </w:r>
+    </w:p>
+    <w:p>
+      <w:pPr>
+        <w:pStyle w:val="ListParagraph"/>
+        <w:numPr>
+          <w:ilvl w:val="0"/>
+          <w:numId w:val="14"/>
+        </w:numPr>
+      </w:pPr>
+      <w:r>
+        <w:t xml:space="preserve">ConcreteObserver: registered with </w:t>
+      </w:r>
+      <w:r>
+        <w:t>ExpoFloor</w:t>
+      </w:r>
+    </w:p>
+    <w:p>
+      <w:pPr>
+        <w:pStyle w:val="ListParagraph"/>
+        <w:numPr>
+          <w:ilvl w:val="0"/>
+          <w:numId w:val="14"/>
+        </w:numPr>
+      </w:pPr>
+      <w:r>
+        <w:t>ConcreteSubject: calls notify() on</w:t>
+      </w:r>
+      <w:r>
+        <w:t xml:space="preserve"> Booth and</w:t>
+      </w:r>
+      <w:r>
+        <w:t xml:space="preserve"> </w:t>
+      </w:r>
+      <w:r>
+        <w:t>DemoKiosk</w:t>
+      </w:r>
+    </w:p>
+    <w:p>
+      <w:pPr>
+        <w:ind w:left="1800"/>
+      </w:pPr>
+    </w:p>
+    <w:p>
+      <w:pPr>
+        <w:pStyle w:val="ListParagraph"/>
+        <w:numPr>
+          <w:ilvl w:val="0"/>
+          <w:numId w:val="10"/>
+        </w:numPr>
+      </w:pPr>
+      <w:r>
+        <w:t>IndieAlley</w:t>
+      </w:r>
+      <w:r>
+        <w:t>:</w:t>
+      </w:r>
+    </w:p>
+    <w:p>
+      <w:pPr>
+        <w:pStyle w:val="ListParagraph"/>
+        <w:numPr>
+          <w:ilvl w:val="0"/>
+          <w:numId w:val="14"/>
+        </w:numPr>
+      </w:pPr>
+      <w:r>
+        <w:t xml:space="preserve">Composite: aggregates </w:t>
+      </w:r>
+      <w:r>
+        <w:t>IndieBooth</w:t>
+      </w:r>
+    </w:p>
+    <w:p>
+      <w:pPr>
+        <w:pStyle w:val="ListParagraph"/>
+        <w:numPr>
+          <w:ilvl w:val="0"/>
+          <w:numId w:val="14"/>
+        </w:numPr>
+      </w:pPr>
+      <w:r>
+        <w:t xml:space="preserve">ConcreteObserver: registered with </w:t>
+      </w:r>
+      <w:r>
+        <w:t>ExpoFloor</w:t>
+      </w:r>
+    </w:p>
+    <w:p>
+      <w:pPr>
+        <w:pStyle w:val="ListParagraph"/>
+        <w:numPr>
+          <w:ilvl w:val="0"/>
+          <w:numId w:val="14"/>
+        </w:numPr>
+      </w:pPr>
+      <w:r>
+        <w:t xml:space="preserve">ConcreteSubject: calls notify() on </w:t>
+      </w:r>
+      <w:r>
+        <w:t>IndieBooth</w:t>
+      </w:r>
+    </w:p>
+    <w:p>
+      <w:pPr>
+        <w:ind w:left="1800"/>
+      </w:pPr>
+    </w:p>
+    <w:p>
+      <w:pPr>
+        <w:ind w:left="1800"/>
+      </w:pPr>
+    </w:p>
+    <w:p>
+      <w:pPr>
+        <w:pStyle w:val="ListParagraph"/>
+        <w:numPr>
+          <w:ilvl w:val="0"/>
+          <w:numId w:val="10"/>
+        </w:numPr>
+      </w:pPr>
+      <w:r>
+        <w:t>CommunityZone:</w:t>
+      </w:r>
+    </w:p>
+    <w:p>
+      <w:pPr>
+        <w:pStyle w:val="ListParagraph"/>
+        <w:numPr>
+          <w:ilvl w:val="0"/>
+          <w:numId w:val="14"/>
+        </w:numPr>
+      </w:pPr>
+      <w:r>
+        <w:t xml:space="preserve">Composite: aggregates CosplayMeetupPoint, </w:t>
+      </w:r>
+      <w:r>
+        <w:t>ChargingStation, InfoDesk, FirstAidPoint, QueueManagementPoint</w:t>
+      </w:r>
+    </w:p>
+    <w:p>
+      <w:pPr>
+        <w:pStyle w:val="ListParagraph"/>
+        <w:numPr>
+          <w:ilvl w:val="0"/>
+          <w:numId w:val="14"/>
+        </w:numPr>
+      </w:pPr>
+      <w:r>
+        <w:t xml:space="preserve">ConcreteObserver: registered with </w:t>
+      </w:r>
+      <w:r>
+        <w:t>NexusCon</w:t>
+      </w:r>
+    </w:p>
+    <w:p>
+      <w:pPr>
+        <w:pStyle w:val="ListParagraph"/>
+        <w:numPr>
+          <w:ilvl w:val="0"/>
+          <w:numId w:val="14"/>
+        </w:numPr>
+      </w:pPr>
+      <w:r>
+        <w:t xml:space="preserve">ConcreteSubject: calls notify() on </w:t>
+      </w:r>
+      <w:r>
+        <w:t>its 5 children (stated above)</w:t>
+      </w:r>
+    </w:p>
+    <w:p/>
+    <w:p>
+      <w:pPr>
+        <w:pStyle w:val="ListParagraph"/>
+        <w:numPr>
+          <w:ilvl w:val="1"/>
+          <w:numId w:val="15"/>
+        </w:numPr>
+      </w:pPr>
+      <w:r>
+        <w:t xml:space="preserve">a) </w:t>
+      </w:r>
+      <w:r>
+        <w:t>An EventGroup (e</w:t>
+      </w:r>
+      <w:r>
+        <w:t>.g.</w:t>
+      </w:r>
+      <w:r>
+        <w:t xml:space="preserve"> PublisherRow) does</w:t>
+      </w:r>
+      <w:r>
+        <w:t>n’t</w:t>
+      </w:r>
+      <w:r>
+        <w:t xml:space="preserve"> </w:t>
+      </w:r>
+      <w:r>
+        <w:t>simpl</w:t>
+      </w:r>
+      <w:r>
+        <w:t xml:space="preserve">y reference its children — it cannot exist independently of the structure once built. Deleting PublisherRow should delete its Booth and Demo Kiosk instances (they have no independent lifetime outside their parent). Calling </w:t>
+      </w:r>
+      <w:r>
+        <w:t xml:space="preserve">a function like </w:t>
+      </w:r>
+      <w:r>
+        <w:t xml:space="preserve">getCapacity() on PublisherRow produces a value </w:t>
+      </w:r>
+      <w:r>
+        <w:t>produced</w:t>
+      </w:r>
+      <w:r>
+        <w:t xml:space="preserve"> entirely from its parts. This is a</w:t>
+      </w:r>
+      <w:r>
+        <w:t xml:space="preserve"> </w:t>
+      </w:r>
+      <w:r>
+        <w:t>part-whole relationship (composition, not aggregation)</w:t>
+      </w:r>
+      <w:r>
+        <w:t>;</w:t>
+      </w:r>
+      <w:r>
+        <w:t xml:space="preserve"> the whole owns and is defined by its parts, not just linked to them</w:t>
+      </w:r>
+      <w:r>
+        <w:t xml:space="preserve"> with references</w:t>
+      </w:r>
+      <w:r>
+        <w:t>.</w:t>
+      </w:r>
+    </w:p>
+    <w:p>
+      <w:pPr>
+        <w:pStyle w:val="ListParagraph"/>
+        <w:ind w:left="393"/>
+      </w:pPr>
+    </w:p>
+    <w:p>
+      <w:pPr>
+        <w:pStyle w:val="ListParagraph"/>
+      </w:pPr>
+      <w:r>
+        <w:t xml:space="preserve">b) </w:t>
+      </w:r>
+      <w:r>
+        <w:t>EventControl (or any EventGroup) does not know in advance which leaves or sub-</w:t>
+      </w:r>
+      <w:r>
+        <w:t>areas</w:t>
+      </w:r>
+      <w:r>
+        <w:t xml:space="preserve"> exist, how many there are, or which of them care about which alert type — that set changes at runtime (units close for the night and reopen, new booths can register). If EventControl hard-coded calls to TournamentStage::update(), Booth::update(), etc., it would need to know every concrete class, making the design impossible to extend without </w:t>
+      </w:r>
+      <w:r>
+        <w:t>changing</w:t>
+      </w:r>
+      <w:r>
+        <w:t xml:space="preserve"> the co</w:t>
+      </w:r>
+      <w:r>
+        <w:t>-</w:t>
+      </w:r>
+      <w:r>
+        <w:t>ordinator. Observer decouples the alert source from the alert recipients: the Subject only needs to know it holds a list of Observer*, and any new leaf type can participate simply by implementing Observer and calling attach() — no existing code changes.</w:t>
+      </w:r>
+    </w:p>
+    <w:p>
+      <w:pPr>
+        <w:pStyle w:val="ListParagraph"/>
+      </w:pPr>
+    </w:p>
+    <w:p>
+      <w:pPr>
+        <w:pStyle w:val="ListParagraph"/>
+      </w:pPr>
+      <w:r>
+        <w:t xml:space="preserve">c) </w:t>
+      </w:r>
+      <w:r>
+        <w:t xml:space="preserve">EventGroup owns its children </w:t>
+      </w:r>
+      <w:r>
+        <w:t>using</w:t>
+      </w:r>
+      <w:r>
+        <w:t xml:space="preserve"> composition — it stores raw pointers to EventComponent and deletes them in its own destructor. </w:t>
+      </w:r>
+    </w:p>
+    <w:p>
+      <w:pPr>
+        <w:pStyle w:val="ListParagraph"/>
+      </w:pPr>
+    </w:p>
+    <w:p>
+      <w:pPr>
+        <w:pStyle w:val="ListParagraph"/>
+      </w:pPr>
+      <w:r>
+        <w:t xml:space="preserve">d) </w:t>
+      </w:r>
+      <w:r>
+        <w:t xml:space="preserve">Subject does not own its observers. It holds Observer pointers purely to know who to notify, but the actual object lifetime is managed by the Composite ownership described above (an EventGroup node is often both a Composite-owned child </w:t>
+      </w:r>
+      <w:r>
+        <w:t>and</w:t>
+      </w:r>
+      <w:r>
+        <w:t xml:space="preserve"> an attached Observer of its parent). If Subject also deleted its observers, the same object could be deleted twice —by its Composite parent </w:t>
+      </w:r>
+      <w:r>
+        <w:t xml:space="preserve">and </w:t>
+      </w:r>
+      <w:r>
+        <w:t>by the Subject it was attached to — causing a double-free. Subject's destructor therefore only clears its observer list, never calls delete on the pointers it holds.</w:t>
+      </w:r>
+    </w:p>
+    <w:p>
+      <w:pPr>
+        <w:pStyle w:val="ListParagraph"/>
+      </w:pPr>
+    </w:p>
+    <w:p>
+      <w:pPr>
+        <w:pStyle w:val="ListParagraph"/>
+      </w:pPr>
+      <w:r>
+        <w:lastRenderedPageBreak/>
+        <w:t xml:space="preserve">e) </w:t>
+      </w:r>
+      <w:r>
+        <w:t xml:space="preserve">Each role serves a distinct </w:t>
+      </w:r>
+      <w:r>
+        <w:t>role</w:t>
+      </w:r>
+      <w:r>
+        <w:t xml:space="preserve"> with a distinct interface and a distinct set of collaborators. When TournamentHall acts as an </w:t>
+      </w:r>
+      <w:r>
+        <w:t>Observer</w:t>
+      </w:r>
+      <w:r>
+        <w:t xml:space="preserve">, it is participating in a collaboration with its </w:t>
+      </w:r>
+      <w:r>
+        <w:t>parent</w:t>
+      </w:r>
+      <w:r>
+        <w:t xml:space="preserve"> (NexusCon/EventControl)</w:t>
+      </w:r>
+      <w:r>
+        <w:t>.</w:t>
+      </w:r>
+      <w:r>
+        <w:t xml:space="preserve"> When the same object acts as a </w:t>
+      </w:r>
+      <w:r>
+        <w:t>Subject</w:t>
+      </w:r>
+      <w:r>
+        <w:t xml:space="preserve">, it is participating in a separate collaboration with its </w:t>
+      </w:r>
+      <w:r>
+        <w:t>own</w:t>
+      </w:r>
       <w:r>
         <w:rPr>
           <w:b/>
           <w:bCs/>
-          <w:u w:val="single"/>
-        </w:rPr>
-        <w:t>Task 1:</w:t>
-      </w:r>
-    </w:p>
-    <w:p>
-      <w:pPr>
-        <w:pStyle w:val="ListParagraph"/>
-        <w:numPr>
-          <w:ilvl w:val="1"/>
-          <w:numId w:val="1"/>
-        </w:numPr>
-      </w:pPr>
-      <w:r>
-        <w:rPr>
-          <w:b/>
-          <w:bCs/>
-        </w:rPr>
-        <w:t>Event name: NexusCon — a three-day gaming convention</w:t>
-      </w:r>
-    </w:p>
-    <w:p>
-      <w:pPr>
-        <w:pStyle w:val="ListParagraph"/>
-      </w:pPr>
-    </w:p>
-    <w:p>
-      <w:pPr>
-        <w:pStyle w:val="ListParagraph"/>
-      </w:pPr>
-      <w:r>
-        <w:t>NexusCon is a large-scale gaming convention</w:t>
-      </w:r>
-      <w:r>
-        <w:t xml:space="preserve">, which </w:t>
-      </w:r>
-      <w:r>
-        <w:t>includ</w:t>
-      </w:r>
-      <w:r>
-        <w:t>es</w:t>
-      </w:r>
-      <w:r>
-        <w:t xml:space="preserve"> competitive esports tournaments, a publisher/indie expo floor, and community-</w:t>
-      </w:r>
-      <w:r>
-        <w:t>based</w:t>
-      </w:r>
-      <w:r>
-        <w:t xml:space="preserve"> activities. The event runs across multiple halls and outdoor areas, with thousands of attendees moving between zones. Because tournaments run on live schedules, expo booths run demo hardware continuously, and the event </w:t>
-      </w:r>
-      <w:r>
-        <w:lastRenderedPageBreak/>
-        <w:t xml:space="preserve">must respond to real-time issues (technical </w:t>
-      </w:r>
-      <w:r>
-        <w:t>issues</w:t>
-      </w:r>
-      <w:r>
-        <w:t xml:space="preserve">, capacity overflows, safety alerts), the venue needs both a nested spatial structure (to organise and query areas) and a notification structure (so </w:t>
-      </w:r>
-      <w:r>
-        <w:t>necessary</w:t>
-      </w:r>
-      <w:r>
-        <w:t xml:space="preserve"> changes </w:t>
-      </w:r>
-      <w:r>
-        <w:t>spread</w:t>
-      </w:r>
-      <w:r>
-        <w:t xml:space="preserve"> quickly to only the</w:t>
-      </w:r>
-      <w:r>
-        <w:t>ir</w:t>
-      </w:r>
-      <w:r>
-        <w:t xml:space="preserve"> relevant areas).</w:t>
-      </w:r>
-    </w:p>
-    <w:p>
-      <w:pPr>
-        <w:pStyle w:val="ListParagraph"/>
-      </w:pPr>
-      <w:r>
-        <w:t xml:space="preserve">The event is organised as a tree of nested areas. At the top level, </w:t>
-      </w:r>
-      <w:r>
-        <w:rPr>
-          <w:b/>
-          <w:bCs/>
-        </w:rPr>
-        <w:t>NexusCon</w:t>
-      </w:r>
-      <w:r>
-        <w:t xml:space="preserve"> contains three major zones: the </w:t>
-      </w:r>
-      <w:r>
-        <w:rPr>
-          <w:b/>
-          <w:bCs/>
-        </w:rPr>
-        <w:t>Tournament Hall</w:t>
-      </w:r>
-      <w:r>
-        <w:t xml:space="preserve"> (competitive play), the </w:t>
-      </w:r>
-      <w:r>
-        <w:rPr>
-          <w:b/>
-          <w:bCs/>
-        </w:rPr>
-        <w:t>Expo Floor</w:t>
-      </w:r>
-      <w:r>
-        <w:t xml:space="preserve"> (publisher and indie exhibits), and the </w:t>
-      </w:r>
-      <w:r>
-        <w:rPr>
-          <w:b/>
-          <w:bCs/>
-        </w:rPr>
-        <w:t>Community Zone</w:t>
-      </w:r>
-      <w:r>
-        <w:t xml:space="preserve"> (</w:t>
-      </w:r>
-      <w:r>
-        <w:t>community and support</w:t>
-      </w:r>
-      <w:r>
-        <w:t xml:space="preserve"> services). Each of these zones contains further sub-zones, giving the event depth — a change at the top (e.g. an evacuation) must </w:t>
-      </w:r>
-      <w:r>
-        <w:t>go</w:t>
-      </w:r>
-      <w:r>
-        <w:t xml:space="preserve"> through multiple levels before reaching the units that actually need to act on it, while a </w:t>
-      </w:r>
-      <w:r>
-        <w:t>small/narrow</w:t>
-      </w:r>
-      <w:r>
-        <w:t xml:space="preserve"> change (e.g. one hall's Wi-Fi failing) should only affect that </w:t>
-      </w:r>
-      <w:r>
-        <w:t xml:space="preserve">specific </w:t>
-      </w:r>
-      <w:r>
-        <w:t>hall's subtree.</w:t>
-      </w:r>
-    </w:p>
-    <w:p>
-      <w:pPr>
-        <w:pStyle w:val="ListParagraph"/>
-      </w:pPr>
-    </w:p>
-    <w:p>
-      <w:pPr>
-        <w:pStyle w:val="ListParagraph"/>
-      </w:pPr>
-      <w:r>
-        <w:t xml:space="preserve">At least </w:t>
-      </w:r>
-      <w:r>
-        <w:t xml:space="preserve">3 </w:t>
-      </w:r>
-      <w:r>
-        <w:t>ki</w:t>
-      </w:r>
-      <w:r>
-        <w:t>nds of grouping:</w:t>
-      </w:r>
-    </w:p>
-    <w:p>
-      <w:pPr>
-        <w:pStyle w:val="ListParagraph"/>
-        <w:numPr>
-          <w:ilvl w:val="0"/>
-          <w:numId w:val="4"/>
-        </w:numPr>
-      </w:pPr>
-      <w:r>
-        <w:rPr>
-          <w:b/>
-          <w:bCs/>
-        </w:rPr>
-        <w:t>Venue root:</w:t>
-      </w:r>
-      <w:r>
-        <w:t xml:space="preserve"> The entire convention itself, treated as a Composite so client can call several functions on the entire event when necessary.</w:t>
-      </w:r>
-    </w:p>
-    <w:p>
-      <w:pPr>
-        <w:pStyle w:val="ListParagraph"/>
-        <w:numPr>
-          <w:ilvl w:val="0"/>
-          <w:numId w:val="4"/>
-        </w:numPr>
-      </w:pPr>
-      <w:r>
-        <w:rPr>
-          <w:b/>
-          <w:bCs/>
-        </w:rPr>
-        <w:t>Zone:</w:t>
-      </w:r>
-      <w:r>
-        <w:t xml:space="preserve"> top-level operational areas of the convention</w:t>
+        </w:rPr>
+        <w:t xml:space="preserve"> </w:t>
+      </w:r>
+      <w:r>
+        <w:t>children</w:t>
       </w:r>
       <w:r>
         <w:t>.</w:t>
       </w:r>
-    </w:p>
-    <w:p>
-      <w:pPr>
-        <w:pStyle w:val="ListParagraph"/>
-        <w:numPr>
-          <w:ilvl w:val="0"/>
-          <w:numId w:val="4"/>
-        </w:numPr>
-      </w:pPr>
-      <w:r>
-        <w:rPr>
-          <w:b/>
-          <w:bCs/>
-        </w:rPr>
-        <w:t xml:space="preserve">Sub-zone: </w:t>
-      </w:r>
-      <w:r>
-        <w:t>sub-areas within a zone, which group related units</w:t>
-      </w:r>
-      <w:r>
-        <w:t>.</w:t>
-      </w:r>
-    </w:p>
-    <w:p/>
-    <w:p/>
-    <w:p>
-      <w:pPr>
-        <w:ind w:left="720"/>
-      </w:pPr>
-      <w:r>
-        <w:t xml:space="preserve">At least </w:t>
-      </w:r>
-      <w:r>
-        <w:t xml:space="preserve">5 </w:t>
-      </w:r>
-      <w:r>
-        <w:t>c</w:t>
-      </w:r>
-      <w:r>
-        <w:t xml:space="preserve">oncrete </w:t>
-      </w:r>
-      <w:r>
-        <w:t>event units</w:t>
-      </w:r>
-      <w:r>
-        <w:t>:</w:t>
-      </w:r>
-    </w:p>
-    <w:p>
-      <w:pPr>
-        <w:pStyle w:val="ListParagraph"/>
-        <w:numPr>
-          <w:ilvl w:val="0"/>
-          <w:numId w:val="5"/>
-        </w:numPr>
-      </w:pPr>
-      <w:r>
-        <w:rPr>
-          <w:b/>
-          <w:bCs/>
-        </w:rPr>
-        <w:t>Tournament Stage:</w:t>
-      </w:r>
-      <w:r>
-        <w:t xml:space="preserve"> hosts live competit</w:t>
-      </w:r>
-      <w:r>
-        <w:t>ive matches; can pause/resume matches.</w:t>
-      </w:r>
-    </w:p>
-    <w:p>
-      <w:pPr>
-        <w:pStyle w:val="ListParagraph"/>
-        <w:numPr>
-          <w:ilvl w:val="0"/>
-          <w:numId w:val="5"/>
-        </w:numPr>
-      </w:pPr>
-      <w:r>
-        <w:rPr>
-          <w:b/>
-          <w:bCs/>
-        </w:rPr>
-        <w:t>Caster Booth:</w:t>
-      </w:r>
-      <w:r>
-        <w:t xml:space="preserve"> broadcasts commentary and streams footage</w:t>
-      </w:r>
-      <w:r>
-        <w:t>.</w:t>
-      </w:r>
-    </w:p>
-    <w:p>
-      <w:pPr>
-        <w:pStyle w:val="ListParagraph"/>
-        <w:numPr>
-          <w:ilvl w:val="0"/>
-          <w:numId w:val="5"/>
-        </w:numPr>
-      </w:pPr>
-      <w:r>
-        <w:rPr>
-          <w:b/>
-          <w:bCs/>
-        </w:rPr>
-        <w:t>Booth:</w:t>
-      </w:r>
-      <w:r>
-        <w:t xml:space="preserve"> </w:t>
-      </w:r>
-      <w:r>
-        <w:t>exhibit stand to show off</w:t>
-      </w:r>
-      <w:r>
-        <w:t xml:space="preserve"> merchandise, and make announcements</w:t>
-      </w:r>
-    </w:p>
-    <w:p>
-      <w:pPr>
-        <w:pStyle w:val="ListParagraph"/>
-        <w:numPr>
-          <w:ilvl w:val="0"/>
-          <w:numId w:val="5"/>
-        </w:numPr>
-      </w:pPr>
-      <w:r>
-        <w:rPr>
-          <w:b/>
-          <w:bCs/>
-        </w:rPr>
-        <w:t>Demo Kiosk:</w:t>
-      </w:r>
-      <w:r>
-        <w:t xml:space="preserve"> exhibit for showing demonstrations of hardware.</w:t>
-      </w:r>
-    </w:p>
-    <w:p>
-      <w:pPr>
-        <w:pStyle w:val="ListParagraph"/>
-        <w:numPr>
-          <w:ilvl w:val="0"/>
-          <w:numId w:val="5"/>
-        </w:numPr>
-      </w:pPr>
-      <w:r>
-        <w:rPr>
-          <w:b/>
-          <w:bCs/>
-        </w:rPr>
-        <w:t>Charging Station:</w:t>
-      </w:r>
-      <w:r>
-        <w:t xml:space="preserve"> </w:t>
-      </w:r>
-      <w:r>
-        <w:t>area where attendees can charge their devices.</w:t>
-      </w:r>
-    </w:p>
-    <w:p>
-      <w:pPr>
-        <w:pStyle w:val="ListParagraph"/>
-        <w:numPr>
-          <w:ilvl w:val="0"/>
-          <w:numId w:val="5"/>
-        </w:numPr>
-      </w:pPr>
-      <w:r>
-        <w:rPr>
-          <w:b/>
-          <w:bCs/>
-        </w:rPr>
-        <w:t>Queue Management Point</w:t>
-      </w:r>
-      <w:r>
-        <w:t>: manages queues for popular attractions</w:t>
-      </w:r>
-      <w:r>
-        <w:t>.</w:t>
-      </w:r>
-    </w:p>
-    <w:p>
-      <w:pPr>
-        <w:pStyle w:val="ListParagraph"/>
-        <w:numPr>
-          <w:ilvl w:val="0"/>
-          <w:numId w:val="5"/>
-        </w:numPr>
-      </w:pPr>
-      <w:r>
-        <w:rPr>
-          <w:b/>
-          <w:bCs/>
-        </w:rPr>
-        <w:t>First Aid Point:</w:t>
-      </w:r>
-      <w:r>
-        <w:t xml:space="preserve"> Remains open at all times for potential medical emergencies</w:t>
-      </w:r>
-      <w:r>
-        <w:t>.</w:t>
-      </w:r>
-    </w:p>
-    <w:p/>
-    <w:p>
-      <w:pPr>
-        <w:pStyle w:val="ListParagraph"/>
-        <w:numPr>
-          <w:ilvl w:val="1"/>
-          <w:numId w:val="1"/>
-        </w:numPr>
-        <w:rPr>
-          <w:b/>
-          <w:bCs/>
-          <w:u w:val="single"/>
-        </w:rPr>
-      </w:pPr>
-      <w:r>
-        <w:rPr>
-          <w:b/>
-          <w:bCs/>
-          <w:u w:val="single"/>
-        </w:rPr>
-        <w:t>Composite:</w:t>
-      </w:r>
-    </w:p>
-    <w:p>
-      <w:pPr>
-        <w:pStyle w:val="ListParagraph"/>
-        <w:numPr>
-          <w:ilvl w:val="0"/>
-          <w:numId w:val="6"/>
-        </w:numPr>
-      </w:pPr>
-      <w:r>
-        <w:rPr>
-          <w:b/>
-          <w:bCs/>
-        </w:rPr>
-        <w:t>Component</w:t>
-      </w:r>
-      <w:r>
-        <w:t>: EventComponent</w:t>
-      </w:r>
-    </w:p>
-    <w:p>
-      <w:pPr>
-        <w:pStyle w:val="ListParagraph"/>
-        <w:numPr>
-          <w:ilvl w:val="0"/>
-          <w:numId w:val="6"/>
-        </w:numPr>
-      </w:pPr>
-      <w:r>
-        <w:rPr>
-          <w:b/>
-          <w:bCs/>
-        </w:rPr>
-        <w:t>Leaf</w:t>
-      </w:r>
-      <w:r>
-        <w:t xml:space="preserve">: Tournament Stage, Caster Booth, </w:t>
-      </w:r>
-      <w:r>
-        <w:t xml:space="preserve">Booth, </w:t>
-      </w:r>
-      <w:r>
-        <w:t>Demo Kiosk, Charging Station, Queue Management Point, First Aid Point</w:t>
-      </w:r>
-      <w:r>
-        <w:t xml:space="preserve">, Indie Booth, CosplayMeetupPoint, </w:t>
-      </w:r>
-      <w:r>
-        <w:t>InfoDesk</w:t>
-      </w:r>
-    </w:p>
-    <w:p>
-      <w:pPr>
-        <w:pStyle w:val="ListParagraph"/>
-        <w:numPr>
-          <w:ilvl w:val="0"/>
-          <w:numId w:val="6"/>
-        </w:numPr>
-      </w:pPr>
-      <w:r>
-        <w:rPr>
-          <w:b/>
-          <w:bCs/>
-        </w:rPr>
-        <w:t>Composite</w:t>
-      </w:r>
-      <w:r>
-        <w:t xml:space="preserve">: </w:t>
-      </w:r>
-      <w:r>
-        <w:t>NexusCon, TournamentHall, MainArea, PracticeZone, ExpoFloor, PublisherRow, IndieAlley, CommunityZone</w:t>
-      </w:r>
-    </w:p>
-    <w:p>
-      <w:pPr>
-        <w:pStyle w:val="ListParagraph"/>
-        <w:numPr>
-          <w:ilvl w:val="0"/>
-          <w:numId w:val="6"/>
-        </w:numPr>
-      </w:pPr>
-      <w:r>
-        <w:rPr>
-          <w:b/>
-          <w:bCs/>
-        </w:rPr>
-        <w:lastRenderedPageBreak/>
-        <w:t>Client</w:t>
-      </w:r>
-      <w:r>
-        <w:t>: main.cpp</w:t>
-      </w:r>
-    </w:p>
-    <w:p>
-      <w:pPr>
-        <w:ind w:left="720"/>
-      </w:pPr>
-    </w:p>
-    <w:p>
-      <w:pPr>
-        <w:ind w:left="720"/>
-        <w:rPr>
-          <w:u w:val="single"/>
-        </w:rPr>
-      </w:pPr>
-      <w:r>
-        <w:rPr>
-          <w:b/>
-          <w:bCs/>
-          <w:u w:val="single"/>
-        </w:rPr>
-        <w:t>Observer</w:t>
-      </w:r>
-      <w:r>
-        <w:rPr>
-          <w:u w:val="single"/>
-        </w:rPr>
-        <w:t>:</w:t>
-      </w:r>
-    </w:p>
-    <w:p>
-      <w:pPr>
-        <w:pStyle w:val="ListParagraph"/>
-        <w:numPr>
-          <w:ilvl w:val="0"/>
-          <w:numId w:val="7"/>
-        </w:numPr>
-      </w:pPr>
-      <w:r>
-        <w:rPr>
-          <w:b/>
-          <w:bCs/>
-        </w:rPr>
-        <w:t>Subject</w:t>
-      </w:r>
-      <w:r>
-        <w:t>: Subject</w:t>
-      </w:r>
-    </w:p>
-    <w:p>
-      <w:pPr>
-        <w:pStyle w:val="ListParagraph"/>
-        <w:numPr>
-          <w:ilvl w:val="0"/>
-          <w:numId w:val="7"/>
-        </w:numPr>
-      </w:pPr>
-      <w:r>
-        <w:rPr>
-          <w:b/>
-          <w:bCs/>
-        </w:rPr>
-        <w:t>Observer:</w:t>
-      </w:r>
-      <w:r>
-        <w:t xml:space="preserve"> Observer</w:t>
-      </w:r>
-    </w:p>
-    <w:p>
-      <w:pPr>
-        <w:pStyle w:val="ListParagraph"/>
-        <w:numPr>
-          <w:ilvl w:val="0"/>
-          <w:numId w:val="7"/>
-        </w:numPr>
-      </w:pPr>
-      <w:r>
-        <w:rPr>
-          <w:b/>
-          <w:bCs/>
-        </w:rPr>
-        <w:t>ConcreteSubject:</w:t>
-      </w:r>
-      <w:r>
-        <w:t xml:space="preserve"> EventControl, and each </w:t>
-      </w:r>
-      <w:r>
-        <w:t>of Nexuscon, TournamentHall, MainArea, PracticeZone, ExpoFloor, PublisherRow, IndieAlley, CommunityZone</w:t>
-      </w:r>
-    </w:p>
-    <w:p>
-      <w:pPr>
-        <w:pStyle w:val="ListParagraph"/>
-        <w:numPr>
-          <w:ilvl w:val="0"/>
-          <w:numId w:val="7"/>
-        </w:numPr>
-      </w:pPr>
-      <w:r>
-        <w:rPr>
-          <w:b/>
-          <w:bCs/>
-        </w:rPr>
-        <w:t>ConcreteObject:</w:t>
-      </w:r>
-      <w:r>
-        <w:t xml:space="preserve"> </w:t>
-      </w:r>
-      <w:r>
-        <w:t>TournamentStage, CasterBooth,</w:t>
-      </w:r>
-      <w:r>
-        <w:t xml:space="preserve"> Booth,</w:t>
-      </w:r>
-      <w:r>
-        <w:t xml:space="preserve"> DemoKiosk, IndieBooth, CosplayMeetupPoint, ChargingStation, FirstAidPoint, QueueManagementPoint, and each of TournamentHall, MainArena, PracticeZone, ExpoFloor, PublisherRow, IndieAlley, CommunityZone</w:t>
-      </w:r>
-    </w:p>
-    <w:p/>
-    <w:p>
-      <w:pPr>
-        <w:ind w:left="720"/>
-        <w:rPr>
-          <w:b/>
-          <w:bCs/>
-          <w:u w:val="single"/>
-        </w:rPr>
-      </w:pPr>
-      <w:r>
-        <w:rPr>
-          <w:b/>
-          <w:bCs/>
-          <w:u w:val="single"/>
-        </w:rPr>
-        <w:t>Classes with more than 1 role:</w:t>
-      </w:r>
-    </w:p>
-    <w:p>
-      <w:pPr>
-        <w:pStyle w:val="ListParagraph"/>
-        <w:numPr>
-          <w:ilvl w:val="0"/>
-          <w:numId w:val="10"/>
-        </w:numPr>
-      </w:pPr>
-      <w:r>
-        <w:t>NexusCon:</w:t>
-      </w:r>
-    </w:p>
-    <w:p>
-      <w:pPr>
-        <w:pStyle w:val="ListParagraph"/>
-        <w:numPr>
-          <w:ilvl w:val="0"/>
-          <w:numId w:val="11"/>
-        </w:numPr>
-      </w:pPr>
-      <w:r>
-        <w:t xml:space="preserve">Composite: </w:t>
-      </w:r>
-      <w:r>
-        <w:t>aggregates TournamentHall, ExpoFloor, CommunityZone as children</w:t>
-      </w:r>
-    </w:p>
-    <w:p>
-      <w:pPr>
-        <w:pStyle w:val="ListParagraph"/>
-        <w:numPr>
-          <w:ilvl w:val="0"/>
-          <w:numId w:val="11"/>
-        </w:numPr>
-      </w:pPr>
-      <w:r>
-        <w:t xml:space="preserve">ConcreteSubject: </w:t>
-      </w:r>
-      <w:r>
-        <w:t>When receiving alert, it calls notify() on TournamentHall, ExpoFloor, CommunityZone</w:t>
-      </w:r>
-    </w:p>
-    <w:p>
-      <w:pPr>
-        <w:pStyle w:val="ListParagraph"/>
-        <w:numPr>
-          <w:ilvl w:val="0"/>
-          <w:numId w:val="10"/>
-        </w:numPr>
-      </w:pPr>
-      <w:r>
-        <w:t>TournamentHall:</w:t>
-      </w:r>
-    </w:p>
-    <w:p>
-      <w:pPr>
-        <w:pStyle w:val="ListParagraph"/>
-        <w:numPr>
-          <w:ilvl w:val="0"/>
-          <w:numId w:val="14"/>
-        </w:numPr>
-      </w:pPr>
-      <w:r>
-        <w:t>Composite: aggregates MainArea and PracticeZone as children</w:t>
-      </w:r>
-    </w:p>
-    <w:p>
-      <w:pPr>
-        <w:pStyle w:val="ListParagraph"/>
-        <w:numPr>
-          <w:ilvl w:val="0"/>
-          <w:numId w:val="14"/>
-        </w:numPr>
-      </w:pPr>
-      <w:r>
-        <w:t xml:space="preserve">ConcreteObserver: </w:t>
-      </w:r>
-      <w:r>
-        <w:t>reacts in its own update() when notified by Nexuscon</w:t>
-      </w:r>
-    </w:p>
-    <w:p>
-      <w:pPr>
-        <w:pStyle w:val="ListParagraph"/>
-        <w:numPr>
-          <w:ilvl w:val="0"/>
-          <w:numId w:val="14"/>
-        </w:numPr>
-      </w:pPr>
-      <w:r>
-        <w:t xml:space="preserve">ConcreteSubject: </w:t>
-      </w:r>
-      <w:r>
-        <w:t>calls notify() on MainArea  and PracticeZone after handling its own update()</w:t>
-      </w:r>
-    </w:p>
-    <w:p/>
-    <w:p>
-      <w:pPr>
-        <w:pStyle w:val="ListParagraph"/>
-        <w:numPr>
-          <w:ilvl w:val="0"/>
-          <w:numId w:val="10"/>
-        </w:numPr>
-      </w:pPr>
-      <w:r>
-        <w:t>MainArea:</w:t>
-      </w:r>
-    </w:p>
-    <w:p>
-      <w:pPr>
-        <w:pStyle w:val="ListParagraph"/>
-        <w:numPr>
-          <w:ilvl w:val="0"/>
-          <w:numId w:val="14"/>
-        </w:numPr>
-      </w:pPr>
-      <w:r>
-        <w:t>Composite: aggregates TournamentStage and CasterBooth</w:t>
-      </w:r>
-    </w:p>
-    <w:p>
-      <w:pPr>
-        <w:pStyle w:val="ListParagraph"/>
-        <w:numPr>
-          <w:ilvl w:val="0"/>
-          <w:numId w:val="14"/>
-        </w:numPr>
-      </w:pPr>
-      <w:r>
-        <w:t>ConcreteObserver: re</w:t>
-      </w:r>
-      <w:r>
-        <w:t>gistered with TournamentHall</w:t>
-      </w:r>
-    </w:p>
-    <w:p>
-      <w:pPr>
-        <w:pStyle w:val="ListParagraph"/>
-        <w:numPr>
-          <w:ilvl w:val="0"/>
-          <w:numId w:val="14"/>
-        </w:numPr>
-      </w:pPr>
-      <w:r>
-        <w:t xml:space="preserve">ConcreteSubject: calls notify() on </w:t>
-      </w:r>
-      <w:r>
-        <w:t>TournamentStage</w:t>
-      </w:r>
-      <w:r>
-        <w:t xml:space="preserve">  and </w:t>
-      </w:r>
-      <w:r>
-        <w:t>CasterBooth</w:t>
-      </w:r>
-      <w:r>
-        <w:t xml:space="preserve"> </w:t>
-      </w:r>
-    </w:p>
-    <w:p>
-      <w:pPr>
-        <w:ind w:left="1800"/>
-      </w:pPr>
-    </w:p>
-    <w:p>
-      <w:pPr>
-        <w:pStyle w:val="ListParagraph"/>
-        <w:numPr>
-          <w:ilvl w:val="0"/>
-          <w:numId w:val="10"/>
-        </w:numPr>
-      </w:pPr>
-      <w:r>
-        <w:t>PracticeZone</w:t>
-      </w:r>
-      <w:r>
-        <w:t>:</w:t>
-      </w:r>
-    </w:p>
-    <w:p>
-      <w:pPr>
-        <w:pStyle w:val="ListParagraph"/>
-        <w:numPr>
-          <w:ilvl w:val="0"/>
-          <w:numId w:val="14"/>
-        </w:numPr>
-      </w:pPr>
-      <w:r>
-        <w:t xml:space="preserve">Composite: aggregates </w:t>
-      </w:r>
-      <w:r>
-        <w:t>PracticeBooth</w:t>
-      </w:r>
-    </w:p>
-    <w:p>
-      <w:pPr>
-        <w:pStyle w:val="ListParagraph"/>
-        <w:numPr>
-          <w:ilvl w:val="0"/>
-          <w:numId w:val="14"/>
-        </w:numPr>
-      </w:pPr>
-      <w:r>
-        <w:t>ConcreteObserver: re</w:t>
-      </w:r>
-      <w:r>
-        <w:t xml:space="preserve">gistered </w:t>
-      </w:r>
-      <w:r>
-        <w:t>with TournamentHall</w:t>
-      </w:r>
-    </w:p>
-    <w:p>
-      <w:pPr>
-        <w:pStyle w:val="ListParagraph"/>
-        <w:numPr>
-          <w:ilvl w:val="0"/>
-          <w:numId w:val="14"/>
-        </w:numPr>
-      </w:pPr>
-      <w:r>
-        <w:lastRenderedPageBreak/>
-        <w:t xml:space="preserve">ConcreteSubject: calls notify() on </w:t>
-      </w:r>
-      <w:r>
-        <w:t>PracticeBooth</w:t>
-      </w:r>
-    </w:p>
-    <w:p>
-      <w:pPr>
-        <w:ind w:left="1800"/>
-      </w:pPr>
-    </w:p>
-    <w:p>
-      <w:pPr>
-        <w:pStyle w:val="ListParagraph"/>
-        <w:numPr>
-          <w:ilvl w:val="0"/>
-          <w:numId w:val="10"/>
-        </w:numPr>
-      </w:pPr>
-      <w:r>
-        <w:t>ExpoFloor</w:t>
-      </w:r>
-      <w:r>
-        <w:t>:</w:t>
-      </w:r>
-    </w:p>
-    <w:p>
-      <w:pPr>
-        <w:pStyle w:val="ListParagraph"/>
-        <w:numPr>
-          <w:ilvl w:val="0"/>
-          <w:numId w:val="14"/>
-        </w:numPr>
-      </w:pPr>
-      <w:r>
-        <w:t xml:space="preserve">Composite: aggregates </w:t>
-      </w:r>
-      <w:r>
-        <w:t>PublisherRow and IndieAlley</w:t>
-      </w:r>
-    </w:p>
-    <w:p>
-      <w:pPr>
-        <w:pStyle w:val="ListParagraph"/>
-        <w:numPr>
-          <w:ilvl w:val="0"/>
-          <w:numId w:val="14"/>
-        </w:numPr>
-      </w:pPr>
-      <w:r>
-        <w:t xml:space="preserve">ConcreteObserver: registered with </w:t>
-      </w:r>
-      <w:r>
-        <w:t>NexusCon</w:t>
-      </w:r>
-    </w:p>
-    <w:p>
-      <w:pPr>
-        <w:pStyle w:val="ListParagraph"/>
-        <w:numPr>
-          <w:ilvl w:val="0"/>
-          <w:numId w:val="14"/>
-        </w:numPr>
-      </w:pPr>
-      <w:r>
-        <w:t xml:space="preserve">ConcreteSubject: calls notify() on </w:t>
-      </w:r>
-      <w:r>
-        <w:t>PublisherRow and IndieAlley</w:t>
-      </w:r>
-    </w:p>
-    <w:p>
-      <w:pPr>
-        <w:ind w:left="1800"/>
-      </w:pPr>
-    </w:p>
-    <w:p>
-      <w:pPr>
-        <w:pStyle w:val="ListParagraph"/>
-        <w:numPr>
-          <w:ilvl w:val="0"/>
-          <w:numId w:val="10"/>
-        </w:numPr>
-      </w:pPr>
-      <w:r>
-        <w:t>PublisherRow</w:t>
-      </w:r>
-      <w:r>
-        <w:t>:</w:t>
-      </w:r>
-    </w:p>
-    <w:p>
-      <w:pPr>
-        <w:pStyle w:val="ListParagraph"/>
-        <w:numPr>
-          <w:ilvl w:val="0"/>
-          <w:numId w:val="14"/>
-        </w:numPr>
-      </w:pPr>
-      <w:r>
-        <w:t>Composite: aggregates</w:t>
-      </w:r>
-      <w:r>
-        <w:t xml:space="preserve"> Booth and</w:t>
-      </w:r>
-      <w:r>
-        <w:t xml:space="preserve"> </w:t>
-      </w:r>
-      <w:r>
-        <w:t>DemoKiosk</w:t>
-      </w:r>
-    </w:p>
-    <w:p>
-      <w:pPr>
-        <w:pStyle w:val="ListParagraph"/>
-        <w:numPr>
-          <w:ilvl w:val="0"/>
-          <w:numId w:val="14"/>
-        </w:numPr>
-      </w:pPr>
-      <w:r>
-        <w:t xml:space="preserve">ConcreteObserver: registered with </w:t>
-      </w:r>
-      <w:r>
-        <w:t>ExpoFloor</w:t>
-      </w:r>
-    </w:p>
-    <w:p>
-      <w:pPr>
-        <w:pStyle w:val="ListParagraph"/>
-        <w:numPr>
-          <w:ilvl w:val="0"/>
-          <w:numId w:val="14"/>
-        </w:numPr>
-      </w:pPr>
-      <w:r>
-        <w:t>ConcreteSubject: calls notify() on</w:t>
-      </w:r>
-      <w:r>
-        <w:t xml:space="preserve"> Booth and</w:t>
-      </w:r>
-      <w:r>
-        <w:t xml:space="preserve"> </w:t>
-      </w:r>
-      <w:r>
-        <w:t>DemoKiosk</w:t>
-      </w:r>
-    </w:p>
-    <w:p>
-      <w:pPr>
-        <w:ind w:left="1800"/>
-      </w:pPr>
-    </w:p>
-    <w:p>
-      <w:pPr>
-        <w:pStyle w:val="ListParagraph"/>
-        <w:numPr>
-          <w:ilvl w:val="0"/>
-          <w:numId w:val="10"/>
-        </w:numPr>
-      </w:pPr>
-      <w:r>
-        <w:t>IndieAlley</w:t>
-      </w:r>
-      <w:r>
-        <w:t>:</w:t>
-      </w:r>
-    </w:p>
-    <w:p>
-      <w:pPr>
-        <w:pStyle w:val="ListParagraph"/>
-        <w:numPr>
-          <w:ilvl w:val="0"/>
-          <w:numId w:val="14"/>
-        </w:numPr>
-      </w:pPr>
-      <w:r>
-        <w:t xml:space="preserve">Composite: aggregates </w:t>
-      </w:r>
-      <w:r>
-        <w:t>IndieBooth</w:t>
-      </w:r>
-    </w:p>
-    <w:p>
-      <w:pPr>
-        <w:pStyle w:val="ListParagraph"/>
-        <w:numPr>
-          <w:ilvl w:val="0"/>
-          <w:numId w:val="14"/>
-        </w:numPr>
-      </w:pPr>
-      <w:r>
-        <w:t xml:space="preserve">ConcreteObserver: registered with </w:t>
-      </w:r>
-      <w:r>
-        <w:t>ExpoFloor</w:t>
-      </w:r>
-    </w:p>
-    <w:p>
-      <w:pPr>
-        <w:pStyle w:val="ListParagraph"/>
-        <w:numPr>
-          <w:ilvl w:val="0"/>
-          <w:numId w:val="14"/>
-        </w:numPr>
-      </w:pPr>
-      <w:r>
-        <w:t xml:space="preserve">ConcreteSubject: calls notify() on </w:t>
-      </w:r>
-      <w:r>
-        <w:t>IndieBooth</w:t>
-      </w:r>
-    </w:p>
-    <w:p>
-      <w:pPr>
-        <w:ind w:left="1800"/>
-      </w:pPr>
-    </w:p>
-    <w:p>
-      <w:pPr>
-        <w:ind w:left="1800"/>
-      </w:pPr>
-    </w:p>
-    <w:p>
-      <w:pPr>
-        <w:pStyle w:val="ListParagraph"/>
-        <w:numPr>
-          <w:ilvl w:val="0"/>
-          <w:numId w:val="10"/>
-        </w:numPr>
-      </w:pPr>
-      <w:r>
-        <w:t>CommunityZone:</w:t>
-      </w:r>
-    </w:p>
-    <w:p>
-      <w:pPr>
-        <w:pStyle w:val="ListParagraph"/>
-        <w:numPr>
-          <w:ilvl w:val="0"/>
-          <w:numId w:val="14"/>
-        </w:numPr>
-      </w:pPr>
-      <w:r>
-        <w:t xml:space="preserve">Composite: aggregates CosplayMeetupPoint, </w:t>
-      </w:r>
-      <w:r>
-        <w:t>ChargingStation, InfoDesk, FirstAidPoint, QueueManagementPoint</w:t>
-      </w:r>
-    </w:p>
-    <w:p>
-      <w:pPr>
-        <w:pStyle w:val="ListParagraph"/>
-        <w:numPr>
-          <w:ilvl w:val="0"/>
-          <w:numId w:val="14"/>
-        </w:numPr>
-      </w:pPr>
-      <w:r>
-        <w:t xml:space="preserve">ConcreteObserver: registered with </w:t>
-      </w:r>
-      <w:r>
-        <w:t>NexusCon</w:t>
-      </w:r>
-    </w:p>
-    <w:p>
-      <w:pPr>
-        <w:pStyle w:val="ListParagraph"/>
-        <w:numPr>
-          <w:ilvl w:val="0"/>
-          <w:numId w:val="14"/>
-        </w:numPr>
-      </w:pPr>
-      <w:r>
-        <w:t xml:space="preserve">ConcreteSubject: calls notify() on </w:t>
-      </w:r>
-      <w:r>
-        <w:t>its 5 children (stated above)</w:t>
-      </w:r>
-    </w:p>
-    <w:p/>
-    <w:p>
-      <w:pPr>
-        <w:pStyle w:val="ListParagraph"/>
-        <w:numPr>
-          <w:ilvl w:val="1"/>
-          <w:numId w:val="15"/>
-        </w:numPr>
-      </w:pPr>
-      <w:r>
-        <w:t xml:space="preserve">a) </w:t>
-      </w:r>
-      <w:r>
-        <w:t>An EventGroup (e</w:t>
-      </w:r>
-      <w:r>
-        <w:t>.g.</w:t>
-      </w:r>
-      <w:r>
-        <w:t xml:space="preserve"> PublisherRow) does</w:t>
-      </w:r>
-      <w:r>
-        <w:t>n’t</w:t>
-      </w:r>
-      <w:r>
-        <w:t xml:space="preserve"> </w:t>
-      </w:r>
-      <w:r>
-        <w:t>simpl</w:t>
-      </w:r>
-      <w:r>
-        <w:t xml:space="preserve">y reference its children — it cannot exist independently of the structure once built. Deleting PublisherRow should delete its Booth and Demo Kiosk instances (they have no independent lifetime outside their parent). Calling </w:t>
-      </w:r>
-      <w:r>
-        <w:t xml:space="preserve">a function like </w:t>
-      </w:r>
-      <w:r>
-        <w:t xml:space="preserve">getCapacity() on PublisherRow produces a value </w:t>
-      </w:r>
-      <w:r>
-        <w:t>produced</w:t>
-      </w:r>
-      <w:r>
-        <w:t xml:space="preserve"> entirely from its parts. This is a</w:t>
-      </w:r>
-      <w:r>
-        <w:t xml:space="preserve"> </w:t>
-      </w:r>
-      <w:r>
-        <w:t>part-whole relationship (composition, not aggregation)</w:t>
-      </w:r>
-      <w:r>
-        <w:t>;</w:t>
-      </w:r>
-      <w:r>
-        <w:t xml:space="preserve"> the whole owns and is defined by its parts, not just linked to them</w:t>
-      </w:r>
-      <w:r>
-        <w:t xml:space="preserve"> with references</w:t>
-      </w:r>
-      <w:r>
-        <w:t>.</w:t>
-      </w:r>
-    </w:p>
-    <w:p>
-      <w:pPr>
-        <w:pStyle w:val="ListParagraph"/>
-        <w:ind w:left="393"/>
-      </w:pPr>
-    </w:p>
-    <w:p>
-      <w:pPr>
-        <w:pStyle w:val="ListParagraph"/>
-      </w:pPr>
-      <w:r>
-        <w:t xml:space="preserve">b) </w:t>
-      </w:r>
-      <w:r>
-        <w:t>EventControl (or any EventGroup) does not know in advance which leaves or sub-</w:t>
-      </w:r>
-      <w:r>
-        <w:t>areas</w:t>
-      </w:r>
-      <w:r>
-        <w:t xml:space="preserve"> exist, how many there are, or which of them care about which alert type — that set changes at runtime (units close for the night and reopen, new </w:t>
-      </w:r>
-      <w:r>
-        <w:lastRenderedPageBreak/>
-        <w:t xml:space="preserve">booths can register). If EventControl hard-coded calls to TournamentStage::update(), Booth::update(), etc., it would need to know every concrete class, making the design impossible to extend without </w:t>
-      </w:r>
-      <w:r>
-        <w:t>changing</w:t>
-      </w:r>
-      <w:r>
-        <w:t xml:space="preserve"> the co</w:t>
-      </w:r>
-      <w:r>
-        <w:t>-</w:t>
-      </w:r>
-      <w:r>
-        <w:t>ordinator. Observer decouples the alert source from the alert recipients: the Subject only needs to know it holds a list of Observer*, and any new leaf type can participate simply by implementing Observer and calling attach() — no existing code changes.</w:t>
-      </w:r>
-    </w:p>
-    <w:p>
-      <w:pPr>
-        <w:pStyle w:val="ListParagraph"/>
-      </w:pPr>
-    </w:p>
-    <w:p>
-      <w:pPr>
-        <w:pStyle w:val="ListParagraph"/>
-      </w:pPr>
-      <w:r>
-        <w:t xml:space="preserve">c) </w:t>
-      </w:r>
-      <w:r>
-        <w:t xml:space="preserve">EventGroup owns its children </w:t>
-      </w:r>
-      <w:r>
-        <w:t>using</w:t>
-      </w:r>
-      <w:r>
-        <w:t xml:space="preserve"> composition — it stores raw pointers to EventComponent and deletes them in its own destructor. </w:t>
-      </w:r>
-    </w:p>
-    <w:p>
-      <w:pPr>
-        <w:pStyle w:val="ListParagraph"/>
-      </w:pPr>
-    </w:p>
-    <w:p>
-      <w:pPr>
-        <w:pStyle w:val="ListParagraph"/>
-      </w:pPr>
-      <w:r>
-        <w:t xml:space="preserve">d) </w:t>
-      </w:r>
-      <w:r>
-        <w:t xml:space="preserve">Subject does not own its observers. It holds Observer pointers purely to know who to notify, but the actual object lifetime is managed by the Composite ownership described above (an EventGroup node is often both a Composite-owned child </w:t>
-      </w:r>
-      <w:r>
-        <w:t>and</w:t>
-      </w:r>
-      <w:r>
-        <w:t xml:space="preserve"> an attached Observer of its parent). If Subject also deleted its observers, the same object could be deleted twice —by its Composite parent </w:t>
+      <w:r>
+        <w:t xml:space="preserve"> These are two independent relationships that happen to be implemented by the same object because, structurally, a mid-tree zone is positioned between an alert source and </w:t>
+      </w:r>
+      <w:r>
+        <w:t>other</w:t>
+      </w:r>
+      <w:r>
+        <w:t xml:space="preserve"> recipients. The patterns are not merged into one: update() and notify() </w:t>
+      </w:r>
+      <w:r>
+        <w:t>are</w:t>
+      </w:r>
+      <w:r>
+        <w:t xml:space="preserve"> distinct operations, </w:t>
       </w:r>
       <w:r>
         <w:t xml:space="preserve">and </w:t>
       </w:r>
       <w:r>
-        <w:t>by the Subject it was attached to — causing a double-free. Subject's destructor therefore only clears its observer list, never calls delete on the pointers it holds.</w:t>
-      </w:r>
-    </w:p>
-    <w:p>
-      <w:pPr>
-        <w:pStyle w:val="ListParagraph"/>
-      </w:pPr>
-    </w:p>
-    <w:p>
-      <w:pPr>
-        <w:pStyle w:val="ListParagraph"/>
-      </w:pPr>
-      <w:r>
-        <w:t xml:space="preserve">e) </w:t>
-      </w:r>
-      <w:r>
-        <w:t xml:space="preserve">Each role serves a distinct </w:t>
-      </w:r>
-      <w:r>
-        <w:t>role</w:t>
-      </w:r>
-      <w:r>
-        <w:t xml:space="preserve"> with a distinct interface and a distinct set of collaborators. When TournamentHall acts as an </w:t>
-      </w:r>
-      <w:r>
-        <w:t>Observer</w:t>
-      </w:r>
-      <w:r>
-        <w:t xml:space="preserve">, it is participating in a collaboration with its </w:t>
-      </w:r>
-      <w:r>
-        <w:t>parent</w:t>
-      </w:r>
-      <w:r>
-        <w:t xml:space="preserve"> (NexusCon/EventControl)</w:t>
-      </w:r>
-      <w:r>
-        <w:t>.</w:t>
-      </w:r>
-      <w:r>
-        <w:t xml:space="preserve"> When the same object acts as a </w:t>
-      </w:r>
-      <w:r>
-        <w:t>Subject</w:t>
-      </w:r>
-      <w:r>
-        <w:t xml:space="preserve">, it is participating in a separate collaboration with its </w:t>
-      </w:r>
-      <w:r>
-        <w:t>own</w:t>
-      </w:r>
-      <w:r>
-        <w:rPr>
-          <w:b/>
-          <w:bCs/>
-        </w:rPr>
-        <w:t xml:space="preserve"> </w:t>
-      </w:r>
-      <w:r>
-        <w:t>children</w:t>
-      </w:r>
-      <w:r>
-        <w:t>.</w:t>
-      </w:r>
-      <w:r>
-        <w:t xml:space="preserve"> These are two independent relationships that happen to be implemented by the same object because, structurally, a mid-tree zone is positioned between an alert source and </w:t>
-      </w:r>
-      <w:r>
-        <w:t>other</w:t>
-      </w:r>
-      <w:r>
-        <w:t xml:space="preserve"> recipients. The patterns are not merged into one: update() and notify() </w:t>
-      </w:r>
-      <w:r>
-        <w:t>are</w:t>
-      </w:r>
-      <w:r>
-        <w:t xml:space="preserve"> distinct operations, </w:t>
-      </w:r>
-      <w:r>
-        <w:t xml:space="preserve">and </w:t>
-      </w:r>
-      <w:r>
         <w:t xml:space="preserve">called by different collaborators, over different observer lists. </w:t>
-      </w:r>
-    </w:p>
-    <w:p>
-      <w:pPr>
-        <w:pStyle w:val="ListParagraph"/>
-      </w:pPr>
-    </w:p>
-    <w:p>
-      <w:pPr>
-        <w:pStyle w:val="ListParagraph"/>
-      </w:pPr>
-    </w:p>
-    <w:p>
-      <w:pPr>
-        <w:pStyle w:val="Heading1"/>
-        <w:rPr>
-          <w:b/>
-          <w:bCs/>
-          <w:u w:val="single"/>
-        </w:rPr>
-      </w:pPr>
-      <w:r>
-        <w:rPr>
-          <w:b/>
-          <w:bCs/>
-          <w:u w:val="single"/>
-        </w:rPr>
-        <w:lastRenderedPageBreak/>
-        <w:t>Task 2:</w:t>
-      </w:r>
-    </w:p>
-    <w:p>
-      <w:r>
-        <w:t xml:space="preserve">2.3) </w:t>
-      </w:r>
-      <w:r>
-        <w:drawing>
-          <wp:inline distT="0" distB="0" distL="0" distR="0" wp14:anchorId="2018F182" wp14:editId="77F5C78A">
-            <wp:extent cx="5624482" cy="5549931"/>
-            <wp:effectExtent l="0" t="0" r="0" b="0"/>
-            <wp:docPr id="836304078" name="Picture 1"/>
-            <wp:cNvGraphicFramePr>
-              <a:graphicFrameLocks xmlns:a="http://schemas.openxmlformats.org/drawingml/2006/main" noChangeAspect="1"/>
-            </wp:cNvGraphicFramePr>
-            <a:graphic xmlns:a="http://schemas.openxmlformats.org/drawingml/2006/main">
-              <a:graphicData uri="http://schemas.openxmlformats.org/drawingml/2006/picture">
-                <pic:pic xmlns:pic="http://schemas.openxmlformats.org/drawingml/2006/picture">
-                  <pic:nvPicPr>
-                    <pic:cNvPr id="836304078" name=""/>
-                    <pic:cNvPicPr/>
-                  </pic:nvPicPr>
-                  <pic:blipFill>
-                    <a:blip r:embed="rId6"/>
-                    <a:stretch>
-                      <a:fillRect/>
-                    </a:stretch>
-                  </pic:blipFill>
-                  <pic:spPr>
-                    <a:xfrm>
-                      <a:off x="0" y="0"/>
-                      <a:ext cx="5624482" cy="5549931"/>
-                    </a:xfrm>
-                    <a:prstGeom prst="rect">
-                      <a:avLst/>
-                    </a:prstGeom>
-                  </pic:spPr>
-                </pic:pic>
-              </a:graphicData>
-            </a:graphic>
-          </wp:inline>
-        </w:drawing>
-      </w:r>
-    </w:p>
-    <w:p/>
-    <w:p>
-      <w:r>
-        <w:t xml:space="preserve">2.4) </w:t>
-      </w:r>
-      <w:r>
-        <w:t xml:space="preserve">Calling delete </w:t>
-      </w:r>
-      <w:r>
-        <w:t>N</w:t>
-      </w:r>
-      <w:r>
-        <w:t>exusCon invokes EventGroup::~EventGroup(), which iterates its children vector and calls delete on each pointer. Because TournamentHall, ExpoFloor, and CommunityZone are themselves EventGroup-derived objects, deleting them triggers the same destructor recursively on their own children</w:t>
-      </w:r>
-      <w:r>
-        <w:t xml:space="preserve"> (C</w:t>
-      </w:r>
-      <w:r>
-        <w:t>aster</w:t>
-      </w:r>
-      <w:r>
-        <w:t>Booth</w:t>
-      </w:r>
-      <w:r>
-        <w:t>,</w:t>
-      </w:r>
-      <w:r>
-        <w:t xml:space="preserve"> P</w:t>
-      </w:r>
-      <w:r>
-        <w:t xml:space="preserve">ublisherRow, </w:t>
-      </w:r>
-      <w:r>
-        <w:t>I</w:t>
-      </w:r>
-      <w:r>
-        <w:t>ndieAlley, etc.), which continues down to the leaves (TournamentStage, Booth, DemoKiosk, and so on), where ~EventUnit() and each leaf's own destructor run.</w:t>
-      </w:r>
-    </w:p>
-    <w:p>
-      <w:r>
-        <w:t>Every object is deleted exactly once because every EventComponent* in the tree is stored in the children vector of exactly one parent — no object is ever add()ed to two different EventGroups simultaneously in this design. Since ownership is</w:t>
-      </w:r>
-      <w:r>
-        <w:t xml:space="preserve"> </w:t>
-      </w:r>
-      <w:r>
-        <w:t xml:space="preserve">non-shared, </w:t>
-      </w:r>
-      <w:r>
-        <w:lastRenderedPageBreak/>
-        <w:t>the recursi</w:t>
-      </w:r>
-      <w:r>
-        <w:t xml:space="preserve">on </w:t>
-      </w:r>
-      <w:r>
-        <w:t xml:space="preserve">visits each node exactly once as it </w:t>
-      </w:r>
-      <w:r>
-        <w:t>travels</w:t>
-      </w:r>
-      <w:r>
-        <w:t xml:space="preserve"> the tree depth-first, and there is no path by which the same pointer could be reached and deleted a second time.</w:t>
-      </w:r>
-    </w:p>
-    <w:p>
-      <w:r>
-        <w:t>This is also why Subject's destructor (on TournamentHall, etc.) is safe alongside this: it only clears its observers list, it never calls delete on the pointers it holds — because those same objects</w:t>
-      </w:r>
-      <w:r>
-        <w:t xml:space="preserve"> </w:t>
-      </w:r>
-      <w:r>
-        <w:t xml:space="preserve">are </w:t>
-      </w:r>
-      <w:r>
-        <w:t>also</w:t>
-      </w:r>
-      <w:r>
-        <w:t xml:space="preserve"> Composite-owned children elsewhere in the tree, and deleting them a second time via the observer list would cause a double-free. This is precisely why 1.4(d)'s ownership split (Composite owns, Subject does not) </w:t>
-      </w:r>
-      <w:r>
-        <w:t>is important.</w:t>
-      </w:r>
-    </w:p>
-    <w:p/>
-    <w:p/>
-    <w:p/>
-    <w:p/>
-    <w:p/>
-    <w:p>
-      <w:pPr>
-        <w:pStyle w:val="Heading1"/>
-        <w:rPr>
-          <w:b/>
-          <w:bCs/>
-          <w:u w:val="single"/>
-        </w:rPr>
-      </w:pPr>
-      <w:r>
-        <w:rPr>
-          <w:b/>
-          <w:bCs/>
-          <w:u w:val="single"/>
-        </w:rPr>
-        <w:t>Task 5:</w:t>
-      </w:r>
-    </w:p>
-    <w:p>
-      <w:r>
-        <w:drawing>
-          <wp:anchor distT="0" distB="0" distL="114300" distR="114300" simplePos="0" relativeHeight="251658240" behindDoc="1" locked="0" layoutInCell="1" allowOverlap="1" wp14:anchorId="068472BA" wp14:editId="3084BB06">
-            <wp:simplePos x="0" y="0"/>
-            <wp:positionH relativeFrom="margin">
-              <wp:align>center</wp:align>
-            </wp:positionH>
-            <wp:positionV relativeFrom="paragraph">
-              <wp:posOffset>204643</wp:posOffset>
-            </wp:positionV>
-            <wp:extent cx="7398581" cy="2144683"/>
-            <wp:effectExtent l="0" t="0" r="0" b="8255"/>
-            <wp:wrapNone/>
-            <wp:docPr id="598388384" name="Picture 1"/>
-            <wp:cNvGraphicFramePr>
-              <a:graphicFrameLocks xmlns:a="http://schemas.openxmlformats.org/drawingml/2006/main" noChangeAspect="1"/>
-            </wp:cNvGraphicFramePr>
-            <a:graphic xmlns:a="http://schemas.openxmlformats.org/drawingml/2006/main">
-              <a:graphicData uri="http://schemas.openxmlformats.org/drawingml/2006/picture">
-                <pic:pic xmlns:pic="http://schemas.openxmlformats.org/drawingml/2006/picture">
-                  <pic:nvPicPr>
-                    <pic:cNvPr id="598388384" name=""/>
-                    <pic:cNvPicPr/>
-                  </pic:nvPicPr>
-                  <pic:blipFill>
-                    <a:blip r:embed="rId7">
-                      <a:extLst>
-                        <a:ext uri="{28A0092B-C50C-407E-A947-70E740481C1C}">
-                          <a14:useLocalDpi xmlns:a14="http://schemas.microsoft.com/office/drawing/2010/main" val="0"/>
-                        </a:ext>
-                      </a:extLst>
-                    </a:blip>
-                    <a:stretch>
-                      <a:fillRect/>
-                    </a:stretch>
-                  </pic:blipFill>
-                  <pic:spPr>
-                    <a:xfrm>
-                      <a:off x="0" y="0"/>
-                      <a:ext cx="7398581" cy="2144683"/>
-                    </a:xfrm>
-                    <a:prstGeom prst="rect">
-                      <a:avLst/>
-                    </a:prstGeom>
-                  </pic:spPr>
-                </pic:pic>
-              </a:graphicData>
-            </a:graphic>
-            <wp14:sizeRelH relativeFrom="page">
-              <wp14:pctWidth>0</wp14:pctWidth>
-            </wp14:sizeRelH>
-            <wp14:sizeRelV relativeFrom="page">
-              <wp14:pctHeight>0</wp14:pctHeight>
-            </wp14:sizeRelV>
-          </wp:anchor>
-        </w:drawing>
-      </w:r>
-      <w:r>
-        <w:t xml:space="preserve">5.1) </w:t>
       </w:r>
     </w:p>
     <w:p/>
@@ -1930,6 +1521,278 @@
     <w:p/>
     <w:p/>
     <w:p/>
+    <w:p/>
+    <w:p/>
+    <w:p/>
+    <w:p/>
+    <w:p/>
+    <w:p/>
+    <w:p/>
+    <w:p/>
+    <w:p/>
+    <w:p/>
+    <w:p/>
+    <w:p/>
+    <w:p/>
+    <w:p>
+      <w:pPr>
+        <w:rPr>
+          <w:b/>
+          <w:bCs/>
+          <w:sz w:val="32"/>
+          <w:szCs w:val="32"/>
+          <w:u w:val="single"/>
+        </w:rPr>
+      </w:pPr>
+      <w:r>
+        <w:rPr>
+          <w:b/>
+          <w:bCs/>
+          <w:sz w:val="32"/>
+          <w:szCs w:val="32"/>
+          <w:u w:val="single"/>
+        </w:rPr>
+        <w:lastRenderedPageBreak/>
+        <w:t>Layout:</w:t>
+      </w:r>
+    </w:p>
+    <w:p>
+      <w:r>
+        <w:t xml:space="preserve">NexusCon (root) </w:t>
+      </w:r>
+    </w:p>
+    <w:p>
+      <w:r>
+        <w:t xml:space="preserve">| </w:t>
+      </w:r>
+    </w:p>
+    <w:p>
+      <w:r>
+        <w:t xml:space="preserve">+-- Tournament Hall </w:t>
+      </w:r>
+    </w:p>
+    <w:p>
+      <w:r>
+        <w:t>|</w:t>
+      </w:r>
+      <w:r>
+        <w:tab/>
+      </w:r>
+      <w:r>
+        <w:t xml:space="preserve">+-- Main Arena </w:t>
+      </w:r>
+    </w:p>
+    <w:p>
+      <w:r>
+        <w:t xml:space="preserve">| </w:t>
+      </w:r>
+      <w:r>
+        <w:tab/>
+      </w:r>
+      <w:r>
+        <w:t xml:space="preserve">| </w:t>
+      </w:r>
+      <w:r>
+        <w:tab/>
+      </w:r>
+      <w:r>
+        <w:t xml:space="preserve">+-- Tournament Stage </w:t>
+      </w:r>
+    </w:p>
+    <w:p>
+      <w:r>
+        <w:t xml:space="preserve">| </w:t>
+      </w:r>
+      <w:r>
+        <w:tab/>
+      </w:r>
+      <w:r>
+        <w:t xml:space="preserve">| </w:t>
+      </w:r>
+      <w:r>
+        <w:tab/>
+      </w:r>
+      <w:r>
+        <w:t xml:space="preserve">+-- Caster Booth </w:t>
+      </w:r>
+    </w:p>
+    <w:p>
+      <w:r>
+        <w:t xml:space="preserve">| </w:t>
+      </w:r>
+      <w:r>
+        <w:tab/>
+      </w:r>
+      <w:r>
+        <w:t xml:space="preserve">| </w:t>
+      </w:r>
+    </w:p>
+    <w:p>
+      <w:r>
+        <w:t xml:space="preserve">| </w:t>
+      </w:r>
+      <w:r>
+        <w:tab/>
+      </w:r>
+      <w:r>
+        <w:t xml:space="preserve">+-- Practice Zone </w:t>
+      </w:r>
+    </w:p>
+    <w:p>
+      <w:r>
+        <w:t xml:space="preserve">| </w:t>
+      </w:r>
+      <w:r>
+        <w:tab/>
+      </w:r>
+      <w:r>
+        <w:tab/>
+      </w:r>
+      <w:r>
+        <w:t xml:space="preserve">+-- Practice Booth </w:t>
+      </w:r>
+    </w:p>
+    <w:p>
+      <w:r>
+        <w:t xml:space="preserve">| </w:t>
+      </w:r>
+    </w:p>
+    <w:p>
+      <w:r>
+        <w:t xml:space="preserve">+-- Expo Floor </w:t>
+      </w:r>
+    </w:p>
+    <w:p>
+      <w:r>
+        <w:t xml:space="preserve">| </w:t>
+      </w:r>
+      <w:r>
+        <w:tab/>
+      </w:r>
+      <w:r>
+        <w:t xml:space="preserve">+-- Publisher Row </w:t>
+      </w:r>
+    </w:p>
+    <w:p>
+      <w:r>
+        <w:t xml:space="preserve">| </w:t>
+      </w:r>
+      <w:r>
+        <w:tab/>
+      </w:r>
+      <w:r>
+        <w:t xml:space="preserve">| </w:t>
+      </w:r>
+      <w:r>
+        <w:tab/>
+      </w:r>
+      <w:r>
+        <w:t xml:space="preserve">+-- Booth </w:t>
+      </w:r>
+    </w:p>
+    <w:p>
+      <w:r>
+        <w:t xml:space="preserve">| </w:t>
+      </w:r>
+      <w:r>
+        <w:tab/>
+      </w:r>
+      <w:r>
+        <w:t xml:space="preserve">| </w:t>
+      </w:r>
+      <w:r>
+        <w:tab/>
+      </w:r>
+      <w:r>
+        <w:t xml:space="preserve">+-- Demo Kiosk </w:t>
+      </w:r>
+    </w:p>
+    <w:p>
+      <w:r>
+        <w:t xml:space="preserve">| </w:t>
+      </w:r>
+      <w:r>
+        <w:tab/>
+      </w:r>
+      <w:r>
+        <w:t xml:space="preserve">| </w:t>
+      </w:r>
+    </w:p>
+    <w:p>
+      <w:r>
+        <w:t xml:space="preserve">| </w:t>
+      </w:r>
+      <w:r>
+        <w:tab/>
+      </w:r>
+      <w:r>
+        <w:t xml:space="preserve">+-- Indie Alley </w:t>
+      </w:r>
+    </w:p>
+    <w:p>
+      <w:r>
+        <w:t xml:space="preserve">| </w:t>
+      </w:r>
+      <w:r>
+        <w:tab/>
+      </w:r>
+      <w:r>
+        <w:tab/>
+      </w:r>
+      <w:r>
+        <w:t xml:space="preserve">+-- Indie Booth </w:t>
+      </w:r>
+    </w:p>
+    <w:p>
+      <w:r>
+        <w:t xml:space="preserve">| </w:t>
+      </w:r>
+    </w:p>
+    <w:p>
+      <w:r>
+        <w:t xml:space="preserve">+-- Community Zone </w:t>
+      </w:r>
+    </w:p>
+    <w:p>
+      <w:pPr>
+        <w:ind w:firstLine="720"/>
+      </w:pPr>
+      <w:r>
+        <w:t xml:space="preserve">+-- Cosplay Meetup Point </w:t>
+      </w:r>
+    </w:p>
+    <w:p>
+      <w:pPr>
+        <w:ind w:firstLine="720"/>
+      </w:pPr>
+      <w:r>
+        <w:t xml:space="preserve">+-- Charging Station </w:t>
+      </w:r>
+    </w:p>
+    <w:p>
+      <w:pPr>
+        <w:ind w:firstLine="720"/>
+      </w:pPr>
+      <w:r>
+        <w:t xml:space="preserve">+-- Info Desk </w:t>
+      </w:r>
+    </w:p>
+    <w:p>
+      <w:pPr>
+        <w:ind w:firstLine="720"/>
+      </w:pPr>
+      <w:r>
+        <w:t xml:space="preserve">+-- First Aid Point </w:t>
+      </w:r>
+    </w:p>
+    <w:p>
+      <w:pPr>
+        <w:ind w:firstLine="720"/>
+      </w:pPr>
+      <w:r>
+        <w:t>+-- Queue Management Point</w:t>
+      </w:r>
+    </w:p>
     <w:sectPr>
       <w:pgSz w:w="11906" w:h="16838"/>
       <w:pgMar w:top="1440" w:right="1440" w:bottom="1440" w:left="1440" w:header="708" w:footer="708" w:gutter="0"/>
@@ -4187,7 +4050,6 @@
   <w:style w:type="character" w:default="1" w:styleId="DefaultParagraphFont">
     <w:name w:val="Default Paragraph Font"/>
     <w:uiPriority w:val="1"/>
-    <w:semiHidden/>
     <w:unhideWhenUsed/>
   </w:style>
   <w:style w:type="table" w:default="1" w:styleId="TableNormal">
@@ -4498,17 +4360,6 @@
       <w:smallCaps/>
       <w:color w:val="0F4761" w:themeColor="accent1" w:themeShade="BF"/>
       <w:spacing w:val="5"/>
-    </w:rPr>
-  </w:style>
-  <w:style w:type="paragraph" w:styleId="NormalWeb">
-    <w:name w:val="Normal (Web)"/>
-    <w:basedOn w:val="Normal"/>
-    <w:uiPriority w:val="99"/>
-    <w:semiHidden/>
-    <w:unhideWhenUsed/>
-    <w:rsid w:val="0057728C"/>
-    <w:rPr>
-      <w:rFonts w:ascii="Times New Roman" w:hAnsi="Times New Roman" w:cs="Times New Roman"/>
     </w:rPr>
   </w:style>
 </w:styles>

--- a/Prac3.docx
+++ b/Prac3.docx
@@ -75,31 +75,169 @@
       </w:pPr>
       <w:r>
         <w:rPr>
+          <w:noProof/>
           <w:sz w:val="28"/>
           <w:szCs w:val="28"/>
         </w:rPr>
-        <w:t>Johannes van Rensburg</w:t>
+        <w:drawing>
+          <wp:anchor distT="0" distB="0" distL="114300" distR="114300" simplePos="0" relativeHeight="251659264" behindDoc="1" locked="0" layoutInCell="1" allowOverlap="1" wp14:anchorId="5C412E97" wp14:editId="1A8CF8EA">
+            <wp:simplePos x="0" y="0"/>
+            <wp:positionH relativeFrom="column">
+              <wp:posOffset>-806335</wp:posOffset>
+            </wp:positionH>
+            <wp:positionV relativeFrom="paragraph">
+              <wp:posOffset>262485</wp:posOffset>
+            </wp:positionV>
+            <wp:extent cx="7410437" cy="4447309"/>
+            <wp:effectExtent l="0" t="0" r="635" b="0"/>
+            <wp:wrapNone/>
+            <wp:docPr id="1319701948" name="Picture 1"/>
+            <wp:cNvGraphicFramePr>
+              <a:graphicFrameLocks xmlns:a="http://schemas.openxmlformats.org/drawingml/2006/main" noChangeAspect="1"/>
+            </wp:cNvGraphicFramePr>
+            <a:graphic xmlns:a="http://schemas.openxmlformats.org/drawingml/2006/main">
+              <a:graphicData uri="http://schemas.openxmlformats.org/drawingml/2006/picture">
+                <pic:pic xmlns:pic="http://schemas.openxmlformats.org/drawingml/2006/picture">
+                  <pic:nvPicPr>
+                    <pic:cNvPr id="1319701948" name=""/>
+                    <pic:cNvPicPr/>
+                  </pic:nvPicPr>
+                  <pic:blipFill>
+                    <a:blip r:embed="rId5">
+                      <a:extLst>
+                        <a:ext uri="{28A0092B-C50C-407E-A947-70E740481C1C}">
+                          <a14:useLocalDpi xmlns:a14="http://schemas.microsoft.com/office/drawing/2010/main" val="0"/>
+                        </a:ext>
+                      </a:extLst>
+                    </a:blip>
+                    <a:stretch>
+                      <a:fillRect/>
+                    </a:stretch>
+                  </pic:blipFill>
+                  <pic:spPr>
+                    <a:xfrm>
+                      <a:off x="0" y="0"/>
+                      <a:ext cx="7434898" cy="4461989"/>
+                    </a:xfrm>
+                    <a:prstGeom prst="rect">
+                      <a:avLst/>
+                    </a:prstGeom>
+                  </pic:spPr>
+                </pic:pic>
+              </a:graphicData>
+            </a:graphic>
+            <wp14:sizeRelH relativeFrom="page">
+              <wp14:pctWidth>0</wp14:pctWidth>
+            </wp14:sizeRelH>
+            <wp14:sizeRelV relativeFrom="page">
+              <wp14:pctHeight>0</wp14:pctHeight>
+            </wp14:sizeRelV>
+          </wp:anchor>
+        </w:drawing>
       </w:r>
       <w:r>
         <w:rPr>
           <w:sz w:val="28"/>
           <w:szCs w:val="28"/>
         </w:rPr>
-        <w:t xml:space="preserve"> 254077</w:t>
+        <w:t xml:space="preserve">Johannes Petrus </w:t>
       </w:r>
       <w:r>
         <w:rPr>
           <w:sz w:val="28"/>
           <w:szCs w:val="28"/>
         </w:rPr>
-        <w:t>25</w:t>
-      </w:r>
-    </w:p>
-    <w:p>
-      <w:pPr>
+        <w:t>254077</w:t>
+      </w:r>
+      <w:r>
         <w:rPr>
           <w:sz w:val="28"/>
           <w:szCs w:val="28"/>
+        </w:rPr>
+        <w:t>25</w:t>
+      </w:r>
+    </w:p>
+    <w:p>
+      <w:pPr>
+        <w:rPr>
+          <w:sz w:val="28"/>
+          <w:szCs w:val="28"/>
+        </w:rPr>
+      </w:pPr>
+    </w:p>
+    <w:p>
+      <w:pPr>
+        <w:rPr>
+          <w:sz w:val="28"/>
+          <w:szCs w:val="28"/>
+        </w:rPr>
+      </w:pPr>
+    </w:p>
+    <w:p>
+      <w:pPr>
+        <w:rPr>
+          <w:sz w:val="28"/>
+          <w:szCs w:val="28"/>
+        </w:rPr>
+      </w:pPr>
+    </w:p>
+    <w:p>
+      <w:pPr>
+        <w:pStyle w:val="Heading1"/>
+        <w:rPr>
+          <w:b/>
+          <w:bCs/>
+          <w:u w:val="single"/>
+        </w:rPr>
+      </w:pPr>
+    </w:p>
+    <w:p>
+      <w:pPr>
+        <w:pStyle w:val="Heading1"/>
+        <w:rPr>
+          <w:b/>
+          <w:bCs/>
+          <w:u w:val="single"/>
+        </w:rPr>
+      </w:pPr>
+    </w:p>
+    <w:p>
+      <w:pPr>
+        <w:pStyle w:val="Heading1"/>
+        <w:rPr>
+          <w:b/>
+          <w:bCs/>
+          <w:u w:val="single"/>
+        </w:rPr>
+      </w:pPr>
+    </w:p>
+    <w:p>
+      <w:pPr>
+        <w:pStyle w:val="Heading1"/>
+        <w:rPr>
+          <w:b/>
+          <w:bCs/>
+          <w:u w:val="single"/>
+        </w:rPr>
+      </w:pPr>
+    </w:p>
+    <w:p>
+      <w:pPr>
+        <w:pStyle w:val="Heading1"/>
+        <w:rPr>
+          <w:b/>
+          <w:bCs/>
+          <w:u w:val="single"/>
+        </w:rPr>
+      </w:pPr>
+    </w:p>
+    <w:p>
+      <w:pPr>
+        <w:pStyle w:val="Heading1"/>
+        <w:rPr>
+          <w:b/>
+          <w:bCs/>
+          <w:u w:val="single"/>
         </w:rPr>
       </w:pPr>
     </w:p>
@@ -171,7 +309,11 @@
         <w:t>issues</w:t>
       </w:r>
       <w:r>
-        <w:t xml:space="preserve">, capacity overflows, safety alerts), the venue needs both a nested spatial structure (to organise and query areas) and a notification structure (so </w:t>
+        <w:t xml:space="preserve">, capacity overflows, safety </w:t>
+      </w:r>
+      <w:r>
+        <w:lastRenderedPageBreak/>
+        <w:t xml:space="preserve">alerts), the venue needs both a nested spatial structure (to organise and query areas) and a notification structure (so </w:t>
       </w:r>
       <w:r>
         <w:t>necessary</w:t>
@@ -356,7 +498,6 @@
         <w:ind w:left="720"/>
       </w:pPr>
       <w:r>
-        <w:lastRenderedPageBreak/>
         <w:t xml:space="preserve">At least </w:t>
       </w:r>
       <w:r>
@@ -813,7 +954,6 @@
         </w:numPr>
       </w:pPr>
       <w:r>
-        <w:lastRenderedPageBreak/>
         <w:t xml:space="preserve">ConcreteSubject: </w:t>
       </w:r>
       <w:r>
@@ -1364,7 +1504,11 @@
         <w:t>areas</w:t>
       </w:r>
       <w:r>
-        <w:t xml:space="preserve"> exist, how many there are, or which of them care about which alert type — that set changes at runtime (units close for the night and reopen, new booths can register). If EventControl hard-coded calls to TournamentStage::update(), Booth::update(), etc., it would need to know every concrete class, making the design impossible to extend without </w:t>
+        <w:t xml:space="preserve"> exist, how many there are, or which of them care about which alert type — that set changes at runtime (units close for the night and reopen, new booths can register). If EventControl hard-coded calls to </w:t>
+      </w:r>
+      <w:r>
+        <w:lastRenderedPageBreak/>
+        <w:t xml:space="preserve">TournamentStage::update(), Booth::update(), etc., it would need to know every concrete class, making the design impossible to extend without </w:t>
       </w:r>
       <w:r>
         <w:t>changing</w:t>
@@ -1439,7 +1583,6 @@
         <w:pStyle w:val="ListParagraph"/>
       </w:pPr>
       <w:r>
-        <w:lastRenderedPageBreak/>
         <w:t xml:space="preserve">e) </w:t>
       </w:r>
       <w:r>
@@ -1511,6 +1654,1108 @@
       </w:r>
       <w:r>
         <w:t xml:space="preserve">called by different collaborators, over different observer lists. </w:t>
+      </w:r>
+    </w:p>
+    <w:p>
+      <w:pPr>
+        <w:pStyle w:val="ListParagraph"/>
+      </w:pPr>
+    </w:p>
+    <w:p>
+      <w:pPr>
+        <w:pStyle w:val="ListParagraph"/>
+      </w:pPr>
+    </w:p>
+    <w:p>
+      <w:pPr>
+        <w:pStyle w:val="Heading1"/>
+        <w:rPr>
+          <w:b/>
+          <w:bCs/>
+          <w:u w:val="single"/>
+        </w:rPr>
+      </w:pPr>
+      <w:r>
+        <w:rPr>
+          <w:b/>
+          <w:bCs/>
+          <w:u w:val="single"/>
+        </w:rPr>
+        <w:lastRenderedPageBreak/>
+        <w:t>Task 2:</w:t>
+      </w:r>
+    </w:p>
+    <w:p>
+      <w:r>
+        <w:t xml:space="preserve">2.3) </w:t>
+      </w:r>
+      <w:r>
+        <w:rPr>
+          <w:noProof/>
+        </w:rPr>
+        <w:drawing>
+          <wp:inline distT="0" distB="0" distL="0" distR="0" wp14:anchorId="2018F182" wp14:editId="77F5C78A">
+            <wp:extent cx="5624482" cy="5549931"/>
+            <wp:effectExtent l="0" t="0" r="0" b="0"/>
+            <wp:docPr id="836304078" name="Picture 1"/>
+            <wp:cNvGraphicFramePr>
+              <a:graphicFrameLocks xmlns:a="http://schemas.openxmlformats.org/drawingml/2006/main" noChangeAspect="1"/>
+            </wp:cNvGraphicFramePr>
+            <a:graphic xmlns:a="http://schemas.openxmlformats.org/drawingml/2006/main">
+              <a:graphicData uri="http://schemas.openxmlformats.org/drawingml/2006/picture">
+                <pic:pic xmlns:pic="http://schemas.openxmlformats.org/drawingml/2006/picture">
+                  <pic:nvPicPr>
+                    <pic:cNvPr id="836304078" name=""/>
+                    <pic:cNvPicPr/>
+                  </pic:nvPicPr>
+                  <pic:blipFill>
+                    <a:blip r:embed="rId6"/>
+                    <a:stretch>
+                      <a:fillRect/>
+                    </a:stretch>
+                  </pic:blipFill>
+                  <pic:spPr>
+                    <a:xfrm>
+                      <a:off x="0" y="0"/>
+                      <a:ext cx="5624482" cy="5549931"/>
+                    </a:xfrm>
+                    <a:prstGeom prst="rect">
+                      <a:avLst/>
+                    </a:prstGeom>
+                  </pic:spPr>
+                </pic:pic>
+              </a:graphicData>
+            </a:graphic>
+          </wp:inline>
+        </w:drawing>
+      </w:r>
+    </w:p>
+    <w:p>
+      <w:r>
+        <w:t xml:space="preserve">2.4) </w:t>
+      </w:r>
+      <w:r>
+        <w:t xml:space="preserve">Calling delete </w:t>
+      </w:r>
+      <w:r>
+        <w:t>N</w:t>
+      </w:r>
+      <w:r>
+        <w:t>exusCon invokes EventGroup::~EventGroup(), which iterates its children vector and calls delete on each pointer. Because TournamentHall, ExpoFloor, and CommunityZone are themselves EventGroup-derived objects, deleting them triggers the same destructor recursively on their own children</w:t>
+      </w:r>
+      <w:r>
+        <w:t xml:space="preserve"> (C</w:t>
+      </w:r>
+      <w:r>
+        <w:t>aster</w:t>
+      </w:r>
+      <w:r>
+        <w:t>Booth</w:t>
+      </w:r>
+      <w:r>
+        <w:t>,</w:t>
+      </w:r>
+      <w:r>
+        <w:t xml:space="preserve"> P</w:t>
+      </w:r>
+      <w:r>
+        <w:t xml:space="preserve">ublisherRow, </w:t>
+      </w:r>
+      <w:r>
+        <w:t>I</w:t>
+      </w:r>
+      <w:r>
+        <w:t>ndieAlley, etc.), which continues down to the leaves (TournamentStage, Booth, DemoKiosk, and so on), where ~EventUnit() and each leaf's own destructor run.</w:t>
+      </w:r>
+    </w:p>
+    <w:p>
+      <w:r>
+        <w:t>Every object is deleted exactly once because every EventComponent* in the tree is stored in the children vector of exactly one parent — no object is ever add()ed to two different EventGroups simultaneously in this design. Since ownership is</w:t>
+      </w:r>
+      <w:r>
+        <w:t xml:space="preserve"> </w:t>
+      </w:r>
+      <w:r>
+        <w:t>non-shared, the recursi</w:t>
+      </w:r>
+      <w:r>
+        <w:t xml:space="preserve">on </w:t>
+      </w:r>
+      <w:r>
+        <w:t xml:space="preserve">visits each node exactly once as it </w:t>
+      </w:r>
+      <w:r>
+        <w:t>travels</w:t>
+      </w:r>
+      <w:r>
+        <w:t xml:space="preserve"> the tree depth-first, and there is no path by which the same pointer could be reached and deleted a second time.</w:t>
+      </w:r>
+    </w:p>
+    <w:p>
+      <w:r>
+        <w:lastRenderedPageBreak/>
+        <w:t>This is also why Subject's destructor (on TournamentHall, etc.) is safe alongside this: it only clears its observers list, it never calls delete on the pointers it holds — because those same objects</w:t>
+      </w:r>
+      <w:r>
+        <w:t xml:space="preserve"> </w:t>
+      </w:r>
+      <w:r>
+        <w:t xml:space="preserve">are </w:t>
+      </w:r>
+      <w:r>
+        <w:t>also</w:t>
+      </w:r>
+      <w:r>
+        <w:t xml:space="preserve"> Composite-owned children elsewhere in the tree, and deleting them a second time via the observer list would cause a double-free. This is precisely why 1.4(d)'s ownership split (Composite owns, Subject does not) </w:t>
+      </w:r>
+      <w:r>
+        <w:t>is important.</w:t>
+      </w:r>
+    </w:p>
+    <w:p>
+      <w:pPr>
+        <w:pStyle w:val="Heading1"/>
+        <w:rPr>
+          <w:b/>
+          <w:bCs/>
+          <w:u w:val="single"/>
+        </w:rPr>
+      </w:pPr>
+      <w:r>
+        <w:rPr>
+          <w:b/>
+          <w:bCs/>
+          <w:u w:val="single"/>
+        </w:rPr>
+        <w:t>Task 3:</w:t>
+      </w:r>
+    </w:p>
+    <w:p>
+      <w:r>
+        <w:t>3.1</w:t>
+      </w:r>
+    </w:p>
+    <w:p>
+      <w:r>
+        <w:t>The abstract Subject class provides core lifecycle management for registered observers using an internal container (std::vector&lt;Observer*&gt; observers).</w:t>
+      </w:r>
+    </w:p>
+    <w:p>
+      <w:r>
+        <w:t>-Registration Policy (attach): To prevent duplicate registrations, Subject::attach executes a search check using std::find prior to Insertion. If the observer pointer is already present in the collection, the registration attempt is ignored.</w:t>
+      </w:r>
+    </w:p>
+    <w:p>
+      <w:r>
+        <w:t>-Deregistration Policy (detach): If a call to detach passes an observer pointer that is not registered, the system performs a lookup via std::find. If the pointer is missing, detach completes without raising an exception.</w:t>
+      </w:r>
+    </w:p>
+    <w:p/>
+    <w:p>
+      <w:r>
+        <w:t>3.2</w:t>
+      </w:r>
+    </w:p>
+    <w:p>
+      <w:r>
+        <w:t>The Observer abstraction defines a pure virtual interface (update) to enforce polymorphic handling across concrete observers.</w:t>
+      </w:r>
+    </w:p>
+    <w:p>
+      <w:r>
+        <w:t xml:space="preserve">Policy: To prevent dangling references when objects are destroyed, the architecture uses </w:t>
+      </w:r>
+      <w:proofErr w:type="spellStart"/>
+      <w:r>
+        <w:t>Compisite</w:t>
+      </w:r>
+      <w:proofErr w:type="spellEnd"/>
+      <w:r>
+        <w:t>-Managed Lifetime Scoping:</w:t>
+      </w:r>
+    </w:p>
+    <w:p>
+      <w:pPr>
+        <w:pStyle w:val="ListParagraph"/>
+        <w:numPr>
+          <w:ilvl w:val="0"/>
+          <w:numId w:val="16"/>
+        </w:numPr>
+      </w:pPr>
+      <w:r>
+        <w:t>Intermediate composite nodes (EventGroup) manage child lifelines.</w:t>
+      </w:r>
+    </w:p>
+    <w:p>
+      <w:pPr>
+        <w:pStyle w:val="ListParagraph"/>
+        <w:numPr>
+          <w:ilvl w:val="0"/>
+          <w:numId w:val="16"/>
+        </w:numPr>
+      </w:pPr>
+      <w:r>
+        <w:t>When an EventGroup composite is destroyed, its destructor recursively frees child components.</w:t>
+      </w:r>
+    </w:p>
+    <w:p>
+      <w:pPr>
+        <w:pStyle w:val="ListParagraph"/>
+        <w:numPr>
+          <w:ilvl w:val="0"/>
+          <w:numId w:val="16"/>
+        </w:numPr>
+      </w:pPr>
+      <w:r>
+        <w:t>Prior to deletion, observers are explicitly detached from their parent Subject using Subject::detach().</w:t>
+      </w:r>
+    </w:p>
+    <w:p>
+      <w:pPr>
+        <w:pStyle w:val="ListParagraph"/>
+        <w:numPr>
+          <w:ilvl w:val="0"/>
+          <w:numId w:val="16"/>
+        </w:numPr>
+      </w:pPr>
+      <w:r>
+        <w:t xml:space="preserve">The base Subject destructor executes </w:t>
+      </w:r>
+      <w:proofErr w:type="spellStart"/>
+      <w:r>
+        <w:t>observers.clear</w:t>
+      </w:r>
+      <w:proofErr w:type="spellEnd"/>
+      <w:r>
+        <w:t>() to invalidate any remaining tracking references, ensuring no dangling pointers.</w:t>
+      </w:r>
+    </w:p>
+    <w:p>
+      <w:r>
+        <w:t>3.5</w:t>
+      </w:r>
+    </w:p>
+    <w:p>
+      <w:r>
+        <w:t>The system uses a Push Model, passing a reference directly into Observer::update(..)</w:t>
+      </w:r>
+    </w:p>
+    <w:p>
+      <w:r>
+        <w:t>Pros: Observers do not need accessors or back-references to inspect concrete Subject internals. (Loose Coupling)</w:t>
+      </w:r>
+    </w:p>
+    <w:p>
+      <w:r>
+        <w:lastRenderedPageBreak/>
+        <w:t>Cons: Observers receive the uniform notice payload regardless of whether all state details are required by that specific component.</w:t>
+      </w:r>
+    </w:p>
+    <w:p>
+      <w:r>
+        <w:t xml:space="preserve">Transferred state: </w:t>
+      </w:r>
+      <w:proofErr w:type="spellStart"/>
+      <w:r>
+        <w:t>notice.getMessage</w:t>
+      </w:r>
+      <w:proofErr w:type="spellEnd"/>
+      <w:r>
+        <w:t>() (std::string)</w:t>
+      </w:r>
+      <w:r>
+        <w:br/>
+        <w:t xml:space="preserve">                                      </w:t>
+      </w:r>
+      <w:proofErr w:type="spellStart"/>
+      <w:r>
+        <w:t>notice.getSeverity</w:t>
+      </w:r>
+      <w:proofErr w:type="spellEnd"/>
+      <w:r>
+        <w:t>() (int)</w:t>
+      </w:r>
+    </w:p>
+    <w:p>
+      <w:pPr>
+        <w:pStyle w:val="Heading1"/>
+        <w:rPr>
+          <w:b/>
+          <w:bCs/>
+          <w:u w:val="single"/>
+        </w:rPr>
+      </w:pPr>
+      <w:r>
+        <w:rPr>
+          <w:b/>
+          <w:bCs/>
+          <w:u w:val="single"/>
+        </w:rPr>
+        <w:t>Task 4:</w:t>
+      </w:r>
+    </w:p>
+    <w:p>
+      <w:r>
+        <w:t>4.1</w:t>
+      </w:r>
+    </w:p>
+    <w:tbl>
+      <w:tblPr>
+        <w:tblStyle w:val="TableGrid"/>
+        <w:tblW w:w="9165" w:type="dxa"/>
+        <w:tblLook w:val="04A0" w:firstRow="1" w:lastRow="0" w:firstColumn="1" w:lastColumn="0" w:noHBand="0" w:noVBand="1"/>
+      </w:tblPr>
+      <w:tblGrid>
+        <w:gridCol w:w="1724"/>
+        <w:gridCol w:w="2882"/>
+        <w:gridCol w:w="4559"/>
+      </w:tblGrid>
+      <w:tr>
+        <w:trPr>
+          <w:trHeight w:val="321"/>
+        </w:trPr>
+        <w:tc>
+          <w:tcPr>
+            <w:tcW w:w="1724" w:type="dxa"/>
+          </w:tcPr>
+          <w:p>
+            <w:pPr>
+              <w:rPr>
+                <w:b/>
+                <w:bCs/>
+                <w:sz w:val="28"/>
+                <w:szCs w:val="28"/>
+              </w:rPr>
+            </w:pPr>
+            <w:r>
+              <w:rPr>
+                <w:b/>
+                <w:bCs/>
+                <w:sz w:val="28"/>
+                <w:szCs w:val="28"/>
+              </w:rPr>
+              <w:t>Event Rule</w:t>
+            </w:r>
+          </w:p>
+        </w:tc>
+        <w:tc>
+          <w:tcPr>
+            <w:tcW w:w="2882" w:type="dxa"/>
+          </w:tcPr>
+          <w:p>
+            <w:pPr>
+              <w:rPr>
+                <w:b/>
+                <w:bCs/>
+                <w:sz w:val="28"/>
+                <w:szCs w:val="28"/>
+              </w:rPr>
+            </w:pPr>
+            <w:r>
+              <w:rPr>
+                <w:b/>
+                <w:bCs/>
+                <w:sz w:val="28"/>
+                <w:szCs w:val="28"/>
+              </w:rPr>
+              <w:t>Target Concrete Unit</w:t>
+            </w:r>
+          </w:p>
+        </w:tc>
+        <w:tc>
+          <w:tcPr>
+            <w:tcW w:w="4559" w:type="dxa"/>
+          </w:tcPr>
+          <w:p>
+            <w:pPr>
+              <w:rPr>
+                <w:b/>
+                <w:bCs/>
+                <w:sz w:val="28"/>
+                <w:szCs w:val="28"/>
+              </w:rPr>
+            </w:pPr>
+            <w:r>
+              <w:rPr>
+                <w:b/>
+                <w:bCs/>
+                <w:sz w:val="28"/>
+                <w:szCs w:val="28"/>
+              </w:rPr>
+              <w:t>Polymorphic Reaction</w:t>
+            </w:r>
+          </w:p>
+        </w:tc>
+      </w:tr>
+      <w:tr>
+        <w:trPr>
+          <w:trHeight w:val="2575"/>
+        </w:trPr>
+        <w:tc>
+          <w:tcPr>
+            <w:tcW w:w="1724" w:type="dxa"/>
+          </w:tcPr>
+          <w:p>
+            <w:r>
+              <w:t xml:space="preserve">Rule 1: Evacuation Notice </w:t>
+            </w:r>
+          </w:p>
+        </w:tc>
+        <w:tc>
+          <w:tcPr>
+            <w:tcW w:w="2882" w:type="dxa"/>
+          </w:tcPr>
+          <w:p>
+            <w:r>
+              <w:t>TournamentStage</w:t>
+            </w:r>
+          </w:p>
+          <w:p/>
+          <w:p/>
+          <w:p/>
+          <w:p>
+            <w:r>
+              <w:t>FirstAidPoint</w:t>
+            </w:r>
+          </w:p>
+          <w:p/>
+          <w:p/>
+          <w:p/>
+          <w:p>
+            <w:r>
+              <w:t>DemoKiosk</w:t>
+            </w:r>
+          </w:p>
+        </w:tc>
+        <w:tc>
+          <w:tcPr>
+            <w:tcW w:w="4559" w:type="dxa"/>
+          </w:tcPr>
+          <w:p>
+            <w:r>
+              <w:t>Immediately halts live matches (</w:t>
+            </w:r>
+            <w:proofErr w:type="spellStart"/>
+            <w:r>
+              <w:t>matchInProgress</w:t>
+            </w:r>
+            <w:proofErr w:type="spellEnd"/>
+            <w:r>
+              <w:t xml:space="preserve"> = false), and invokes close()</w:t>
+            </w:r>
+          </w:p>
+          <w:p/>
+          <w:p>
+            <w:r>
+              <w:t>Ignores general closure instructions; transitions to emergency mode (</w:t>
+            </w:r>
+            <w:proofErr w:type="spellStart"/>
+            <w:r>
+              <w:t>isEmergencyMode</w:t>
+            </w:r>
+            <w:proofErr w:type="spellEnd"/>
+            <w:r>
+              <w:t xml:space="preserve"> = true) </w:t>
+            </w:r>
+          </w:p>
+          <w:p/>
+          <w:p>
+            <w:r>
+              <w:t>Locks inventory counters (</w:t>
+            </w:r>
+            <w:proofErr w:type="spellStart"/>
+            <w:r>
+              <w:t>isOpen</w:t>
+            </w:r>
+            <w:proofErr w:type="spellEnd"/>
+            <w:r>
+              <w:t xml:space="preserve"> = false)</w:t>
+            </w:r>
+          </w:p>
+        </w:tc>
+      </w:tr>
+      <w:tr>
+        <w:trPr>
+          <w:trHeight w:val="1990"/>
+        </w:trPr>
+        <w:tc>
+          <w:tcPr>
+            <w:tcW w:w="1724" w:type="dxa"/>
+          </w:tcPr>
+          <w:p>
+            <w:r>
+              <w:t xml:space="preserve">Rule 2: Technical Outage </w:t>
+            </w:r>
+          </w:p>
+        </w:tc>
+        <w:tc>
+          <w:tcPr>
+            <w:tcW w:w="2882" w:type="dxa"/>
+          </w:tcPr>
+          <w:p>
+            <w:r>
+              <w:t>CasterBooth</w:t>
+            </w:r>
+          </w:p>
+          <w:p/>
+          <w:p/>
+          <w:p/>
+          <w:p>
+            <w:r>
+              <w:t>ChargingStation</w:t>
+            </w:r>
+          </w:p>
+        </w:tc>
+        <w:tc>
+          <w:tcPr>
+            <w:tcW w:w="4559" w:type="dxa"/>
+          </w:tcPr>
+          <w:p>
+            <w:r>
+              <w:t>Suspends live stream broadcasting (</w:t>
+            </w:r>
+            <w:proofErr w:type="spellStart"/>
+            <w:r>
+              <w:t>isLive</w:t>
+            </w:r>
+            <w:proofErr w:type="spellEnd"/>
+            <w:r>
+              <w:t xml:space="preserve"> = false), switches output feed to emergency stream backup.</w:t>
+            </w:r>
+          </w:p>
+          <w:p/>
+          <w:p>
+            <w:r>
+              <w:t>Cuts auxiliary power ports (</w:t>
+            </w:r>
+            <w:proofErr w:type="spellStart"/>
+            <w:r>
+              <w:t>activePorts</w:t>
+            </w:r>
+            <w:proofErr w:type="spellEnd"/>
+            <w:r>
+              <w:t xml:space="preserve"> = 0), reserving internal battery power exclusively for safety systems.</w:t>
+            </w:r>
+          </w:p>
+        </w:tc>
+      </w:tr>
+      <w:tr>
+        <w:trPr>
+          <w:trHeight w:val="848"/>
+        </w:trPr>
+        <w:tc>
+          <w:tcPr>
+            <w:tcW w:w="1724" w:type="dxa"/>
+          </w:tcPr>
+          <w:p>
+            <w:r>
+              <w:t xml:space="preserve">Rule 3: Capacity Warning </w:t>
+            </w:r>
+          </w:p>
+        </w:tc>
+        <w:tc>
+          <w:tcPr>
+            <w:tcW w:w="2882" w:type="dxa"/>
+          </w:tcPr>
+          <w:p>
+            <w:r>
+              <w:t>QueueManagementPoint</w:t>
+            </w:r>
+          </w:p>
+          <w:p/>
+          <w:p/>
+          <w:p/>
+          <w:p>
+            <w:proofErr w:type="spellStart"/>
+            <w:r>
+              <w:t>CosplayMeetup</w:t>
+            </w:r>
+            <w:proofErr w:type="spellEnd"/>
+          </w:p>
+        </w:tc>
+        <w:tc>
+          <w:tcPr>
+            <w:tcW w:w="4559" w:type="dxa"/>
+          </w:tcPr>
+          <w:p>
+            <w:r>
+              <w:t>Restricts new entry queues (</w:t>
+            </w:r>
+            <w:proofErr w:type="spellStart"/>
+            <w:r>
+              <w:t>queueLength</w:t>
+            </w:r>
+            <w:proofErr w:type="spellEnd"/>
+            <w:r>
+              <w:t xml:space="preserve"> capped), activates temporary overflow stations.</w:t>
+            </w:r>
+          </w:p>
+          <w:p/>
+          <w:p>
+            <w:r>
+              <w:t>Suspends scheduled group photo shoots, broadcasts crowd-redistribution announcements.</w:t>
+            </w:r>
+          </w:p>
+        </w:tc>
+      </w:tr>
+      <w:tr>
+        <w:trPr>
+          <w:trHeight w:val="140"/>
+        </w:trPr>
+        <w:tc>
+          <w:tcPr>
+            <w:tcW w:w="1724" w:type="dxa"/>
+          </w:tcPr>
+          <w:p>
+            <w:r>
+              <w:t xml:space="preserve">Rule 4: Resumption Notice </w:t>
+            </w:r>
+          </w:p>
+        </w:tc>
+        <w:tc>
+          <w:tcPr>
+            <w:tcW w:w="2882" w:type="dxa"/>
+          </w:tcPr>
+          <w:p>
+            <w:r>
+              <w:t>TournamentStage</w:t>
+            </w:r>
+          </w:p>
+          <w:p/>
+          <w:p/>
+          <w:p>
+            <w:r>
+              <w:t>DemoKiosk</w:t>
+            </w:r>
+          </w:p>
+        </w:tc>
+        <w:tc>
+          <w:tcPr>
+            <w:tcW w:w="4559" w:type="dxa"/>
+          </w:tcPr>
+          <w:p>
+            <w:r>
+              <w:t>Restores match routines (</w:t>
+            </w:r>
+            <w:proofErr w:type="spellStart"/>
+            <w:r>
+              <w:t>matchInProgress</w:t>
+            </w:r>
+            <w:proofErr w:type="spellEnd"/>
+            <w:r>
+              <w:t xml:space="preserve"> = true).</w:t>
+            </w:r>
+          </w:p>
+          <w:p/>
+          <w:p>
+            <w:r>
+              <w:t xml:space="preserve">Sets </w:t>
+            </w:r>
+            <w:proofErr w:type="spellStart"/>
+            <w:r>
+              <w:t>poweredUnits</w:t>
+            </w:r>
+            <w:proofErr w:type="spellEnd"/>
+            <w:r>
+              <w:t xml:space="preserve"> to </w:t>
+            </w:r>
+            <w:proofErr w:type="spellStart"/>
+            <w:r>
+              <w:t>TotalUnits</w:t>
+            </w:r>
+            <w:proofErr w:type="spellEnd"/>
+            <w:r>
+              <w:t>.</w:t>
+            </w:r>
+          </w:p>
+        </w:tc>
+      </w:tr>
+      <w:tr>
+        <w:trPr>
+          <w:trHeight w:val="140"/>
+        </w:trPr>
+        <w:tc>
+          <w:tcPr>
+            <w:tcW w:w="1724" w:type="dxa"/>
+          </w:tcPr>
+          <w:p>
+            <w:r>
+              <w:t xml:space="preserve">Rule 5: Queue Overflow Alert </w:t>
+            </w:r>
+          </w:p>
+        </w:tc>
+        <w:tc>
+          <w:tcPr>
+            <w:tcW w:w="2882" w:type="dxa"/>
+          </w:tcPr>
+          <w:p>
+            <w:r>
+              <w:t>CosplayMeetupPoint</w:t>
+            </w:r>
+          </w:p>
+        </w:tc>
+        <w:tc>
+          <w:tcPr>
+            <w:tcW w:w="4559" w:type="dxa"/>
+          </w:tcPr>
+          <w:p>
+            <w:r>
+              <w:t>Redirects excess attendees to secondary photo areas.</w:t>
+            </w:r>
+          </w:p>
+        </w:tc>
+      </w:tr>
+      <w:tr>
+        <w:trPr>
+          <w:trHeight w:val="848"/>
+        </w:trPr>
+        <w:tc>
+          <w:tcPr>
+            <w:tcW w:w="1724" w:type="dxa"/>
+          </w:tcPr>
+          <w:p>
+            <w:r>
+              <w:t xml:space="preserve">Rule 6: Open Notice </w:t>
+            </w:r>
+          </w:p>
+        </w:tc>
+        <w:tc>
+          <w:tcPr>
+            <w:tcW w:w="2882" w:type="dxa"/>
+          </w:tcPr>
+          <w:p>
+            <w:r>
+              <w:t>Booth / DemoKiosk</w:t>
+            </w:r>
+          </w:p>
+          <w:p/>
+          <w:p/>
+        </w:tc>
+        <w:tc>
+          <w:tcPr>
+            <w:tcW w:w="4559" w:type="dxa"/>
+          </w:tcPr>
+          <w:p>
+            <w:r>
+              <w:t>Unlocks display stands, initializes interactive software, and sets status to active (</w:t>
+            </w:r>
+            <w:proofErr w:type="spellStart"/>
+            <w:r>
+              <w:t>isOpen</w:t>
+            </w:r>
+            <w:proofErr w:type="spellEnd"/>
+            <w:r>
+              <w:t xml:space="preserve"> = true)</w:t>
+            </w:r>
+          </w:p>
+        </w:tc>
+      </w:tr>
+    </w:tbl>
+    <w:p>
+      <w:r>
+        <w:t>4.4</w:t>
+      </w:r>
+    </w:p>
+    <w:p>
+      <w:r>
+        <w:t>1. Dynamic Power Grid Throttling(DemoKiosk):</w:t>
+      </w:r>
+      <w:r>
+        <w:br/>
+      </w:r>
+      <w:r>
+        <w:tab/>
+        <w:t>Operates hardware units at 50% (</w:t>
+      </w:r>
+      <w:proofErr w:type="spellStart"/>
+      <w:r>
+        <w:t>poweredUnits</w:t>
+      </w:r>
+      <w:proofErr w:type="spellEnd"/>
+      <w:r>
+        <w:t xml:space="preserve"> = </w:t>
+      </w:r>
+      <w:proofErr w:type="spellStart"/>
+      <w:r>
+        <w:t>totalUnits</w:t>
+      </w:r>
+      <w:proofErr w:type="spellEnd"/>
+      <w:r>
+        <w:t>/2) upon receiving</w:t>
+      </w:r>
+      <w:r>
+        <w:br/>
+      </w:r>
+      <w:r>
+        <w:lastRenderedPageBreak/>
+        <w:tab/>
+        <w:t>a technical outage</w:t>
+      </w:r>
+      <w:r>
+        <w:br/>
+      </w:r>
+      <w:r>
+        <w:tab/>
+        <w:t>No-God: Calculations are scoped locally inside DemoKiosk using its internal</w:t>
+      </w:r>
+      <w:r>
+        <w:br/>
+      </w:r>
+      <w:r>
+        <w:tab/>
+        <w:t>state attributes.</w:t>
+      </w:r>
+    </w:p>
+    <w:p>
+      <w:r>
+        <w:t>2. Stream Sync Protocol:</w:t>
+      </w:r>
+    </w:p>
+    <w:p>
+      <w:pPr>
+        <w:ind w:left="720"/>
+      </w:pPr>
+      <w:r>
+        <w:t>Pauses match clocks and dispatch stream standby overlays upon Technical</w:t>
+      </w:r>
+      <w:r>
+        <w:br/>
+        <w:t>outage.</w:t>
+      </w:r>
+      <w:r>
+        <w:br/>
+        <w:t>No-God: Logic is fully self-contained inside TournamentStage::update().</w:t>
+      </w:r>
+    </w:p>
+    <w:p>
+      <w:r>
+        <w:t>3.Cosplay Safety Priority Beacon (CosplayMeetupPoint):</w:t>
+      </w:r>
+    </w:p>
+    <w:p>
+      <w:r>
+        <w:tab/>
+        <w:t xml:space="preserve">Triggers high-visibility safety beacons during </w:t>
+      </w:r>
+      <w:proofErr w:type="spellStart"/>
+      <w:r>
+        <w:t>QueueOverflowAlert</w:t>
+      </w:r>
+      <w:proofErr w:type="spellEnd"/>
+      <w:r>
+        <w:t xml:space="preserve"> to guide </w:t>
+      </w:r>
+      <w:r>
+        <w:br/>
+      </w:r>
+      <w:r>
+        <w:tab/>
+        <w:t>attendees.</w:t>
+      </w:r>
+      <w:r>
+        <w:br/>
+      </w:r>
+      <w:r>
+        <w:tab/>
+        <w:t>No-God: Logic inside CosplayMeetupPoint.</w:t>
+      </w:r>
+    </w:p>
+    <w:p>
+      <w:pPr>
+        <w:pStyle w:val="Heading1"/>
+        <w:rPr>
+          <w:b/>
+          <w:bCs/>
+          <w:u w:val="single"/>
+        </w:rPr>
+      </w:pPr>
+      <w:r>
+        <w:rPr>
+          <w:b/>
+          <w:bCs/>
+          <w:u w:val="single"/>
+        </w:rPr>
+        <w:t>Task 5:</w:t>
+      </w:r>
+    </w:p>
+    <w:p>
+      <w:r>
+        <w:rPr>
+          <w:noProof/>
+        </w:rPr>
+        <w:drawing>
+          <wp:anchor distT="0" distB="0" distL="114300" distR="114300" simplePos="0" relativeHeight="251658240" behindDoc="1" locked="0" layoutInCell="1" allowOverlap="1" wp14:anchorId="068472BA" wp14:editId="1CD38ACA">
+            <wp:simplePos x="0" y="0"/>
+            <wp:positionH relativeFrom="margin">
+              <wp:align>center</wp:align>
+            </wp:positionH>
+            <wp:positionV relativeFrom="paragraph">
+              <wp:posOffset>204643</wp:posOffset>
+            </wp:positionV>
+            <wp:extent cx="7397587" cy="2721935"/>
+            <wp:effectExtent l="0" t="0" r="0" b="2540"/>
+            <wp:wrapSquare wrapText="bothSides"/>
+            <wp:docPr id="598388384" name="Picture 1"/>
+            <wp:cNvGraphicFramePr>
+              <a:graphicFrameLocks xmlns:a="http://schemas.openxmlformats.org/drawingml/2006/main" noChangeAspect="1"/>
+            </wp:cNvGraphicFramePr>
+            <a:graphic xmlns:a="http://schemas.openxmlformats.org/drawingml/2006/main">
+              <a:graphicData uri="http://schemas.openxmlformats.org/drawingml/2006/picture">
+                <pic:pic xmlns:pic="http://schemas.openxmlformats.org/drawingml/2006/picture">
+                  <pic:nvPicPr>
+                    <pic:cNvPr id="598388384" name=""/>
+                    <pic:cNvPicPr/>
+                  </pic:nvPicPr>
+                  <pic:blipFill>
+                    <a:blip r:embed="rId7">
+                      <a:extLst>
+                        <a:ext uri="{28A0092B-C50C-407E-A947-70E740481C1C}">
+                          <a14:useLocalDpi xmlns:a14="http://schemas.microsoft.com/office/drawing/2010/main" val="0"/>
+                        </a:ext>
+                      </a:extLst>
+                    </a:blip>
+                    <a:stretch>
+                      <a:fillRect/>
+                    </a:stretch>
+                  </pic:blipFill>
+                  <pic:spPr>
+                    <a:xfrm>
+                      <a:off x="0" y="0"/>
+                      <a:ext cx="7415918" cy="2728680"/>
+                    </a:xfrm>
+                    <a:prstGeom prst="rect">
+                      <a:avLst/>
+                    </a:prstGeom>
+                  </pic:spPr>
+                </pic:pic>
+              </a:graphicData>
+            </a:graphic>
+            <wp14:sizeRelH relativeFrom="page">
+              <wp14:pctWidth>0</wp14:pctWidth>
+            </wp14:sizeRelH>
+            <wp14:sizeRelV relativeFrom="page">
+              <wp14:pctHeight>0</wp14:pctHeight>
+            </wp14:sizeRelV>
+          </wp:anchor>
+        </w:drawing>
+      </w:r>
+      <w:r>
+        <w:t xml:space="preserve">5.1) </w:t>
+      </w:r>
+    </w:p>
+    <w:p/>
+    <w:p/>
+    <w:p/>
+    <w:p/>
+    <w:p>
+      <w:r>
+        <w:t>5.2)</w:t>
+      </w:r>
+      <w:r>
+        <w:rPr>
+          <w:noProof/>
+        </w:rPr>
+        <w:t xml:space="preserve"> </w:t>
+      </w:r>
+    </w:p>
+    <w:p>
+      <w:r>
+        <w:rPr>
+          <w:noProof/>
+        </w:rPr>
+        <w:lastRenderedPageBreak/>
+        <w:drawing>
+          <wp:inline distT="0" distB="0" distL="0" distR="0" wp14:anchorId="66490C3D" wp14:editId="25802CB1">
+            <wp:extent cx="5731510" cy="2182495"/>
+            <wp:effectExtent l="0" t="0" r="2540" b="8255"/>
+            <wp:docPr id="2141434555" name="Picture 1"/>
+            <wp:cNvGraphicFramePr>
+              <a:graphicFrameLocks xmlns:a="http://schemas.openxmlformats.org/drawingml/2006/main" noChangeAspect="1"/>
+            </wp:cNvGraphicFramePr>
+            <a:graphic xmlns:a="http://schemas.openxmlformats.org/drawingml/2006/main">
+              <a:graphicData uri="http://schemas.openxmlformats.org/drawingml/2006/picture">
+                <pic:pic xmlns:pic="http://schemas.openxmlformats.org/drawingml/2006/picture">
+                  <pic:nvPicPr>
+                    <pic:cNvPr id="2141434555" name="Picture 2141434555"/>
+                    <pic:cNvPicPr/>
+                  </pic:nvPicPr>
+                  <pic:blipFill>
+                    <a:blip r:embed="rId8">
+                      <a:extLst>
+                        <a:ext uri="{28A0092B-C50C-407E-A947-70E740481C1C}">
+                          <a14:useLocalDpi xmlns:a14="http://schemas.microsoft.com/office/drawing/2010/main" val="0"/>
+                        </a:ext>
+                      </a:extLst>
+                    </a:blip>
+                    <a:stretch>
+                      <a:fillRect/>
+                    </a:stretch>
+                  </pic:blipFill>
+                  <pic:spPr>
+                    <a:xfrm>
+                      <a:off x="0" y="0"/>
+                      <a:ext cx="5731510" cy="2182495"/>
+                    </a:xfrm>
+                    <a:prstGeom prst="rect">
+                      <a:avLst/>
+                    </a:prstGeom>
+                  </pic:spPr>
+                </pic:pic>
+              </a:graphicData>
+            </a:graphic>
+          </wp:inline>
+        </w:drawing>
+      </w:r>
+    </w:p>
+    <w:p>
+      <w:r>
+        <w:t>5.3</w:t>
+      </w:r>
+      <w:r>
+        <w:rPr>
+          <w:noProof/>
+        </w:rPr>
+        <w:drawing>
+          <wp:inline distT="0" distB="0" distL="0" distR="0" wp14:anchorId="64E8FB50" wp14:editId="68F0CC8F">
+            <wp:extent cx="5731510" cy="5949315"/>
+            <wp:effectExtent l="0" t="0" r="2540" b="0"/>
+            <wp:docPr id="202045952" name="Picture 2"/>
+            <wp:cNvGraphicFramePr>
+              <a:graphicFrameLocks xmlns:a="http://schemas.openxmlformats.org/drawingml/2006/main" noChangeAspect="1"/>
+            </wp:cNvGraphicFramePr>
+            <a:graphic xmlns:a="http://schemas.openxmlformats.org/drawingml/2006/main">
+              <a:graphicData uri="http://schemas.openxmlformats.org/drawingml/2006/picture">
+                <pic:pic xmlns:pic="http://schemas.openxmlformats.org/drawingml/2006/picture">
+                  <pic:nvPicPr>
+                    <pic:cNvPr id="202045952" name="Picture 202045952"/>
+                    <pic:cNvPicPr/>
+                  </pic:nvPicPr>
+                  <pic:blipFill>
+                    <a:blip r:embed="rId9">
+                      <a:extLst>
+                        <a:ext uri="{28A0092B-C50C-407E-A947-70E740481C1C}">
+                          <a14:useLocalDpi xmlns:a14="http://schemas.microsoft.com/office/drawing/2010/main" val="0"/>
+                        </a:ext>
+                      </a:extLst>
+                    </a:blip>
+                    <a:stretch>
+                      <a:fillRect/>
+                    </a:stretch>
+                  </pic:blipFill>
+                  <pic:spPr>
+                    <a:xfrm>
+                      <a:off x="0" y="0"/>
+                      <a:ext cx="5731510" cy="5949315"/>
+                    </a:xfrm>
+                    <a:prstGeom prst="rect">
+                      <a:avLst/>
+                    </a:prstGeom>
+                  </pic:spPr>
+                </pic:pic>
+              </a:graphicData>
+            </a:graphic>
+          </wp:inline>
+        </w:drawing>
       </w:r>
     </w:p>
     <w:p/>
@@ -1521,26 +2766,59 @@
     <w:p/>
     <w:p/>
     <w:p/>
-    <w:p/>
-    <w:p/>
-    <w:p/>
-    <w:p/>
-    <w:p/>
-    <w:p/>
-    <w:p/>
-    <w:p/>
-    <w:p/>
-    <w:p/>
-    <w:p/>
-    <w:p/>
-    <w:p/>
-    <w:p>
-      <w:pPr>
+    <w:p>
+      <w:r>
+        <w:t>5.4 file also added:</w:t>
+      </w:r>
+    </w:p>
+    <w:p>
+      <w:r>
+        <w:rPr>
+          <w:noProof/>
+        </w:rPr>
+        <w:drawing>
+          <wp:inline distT="0" distB="0" distL="0" distR="0" wp14:anchorId="691A6824" wp14:editId="351A1229">
+            <wp:extent cx="5731510" cy="5099050"/>
+            <wp:effectExtent l="0" t="0" r="2540" b="6350"/>
+            <wp:docPr id="1743849089" name="Picture 1"/>
+            <wp:cNvGraphicFramePr>
+              <a:graphicFrameLocks xmlns:a="http://schemas.openxmlformats.org/drawingml/2006/main" noChangeAspect="1"/>
+            </wp:cNvGraphicFramePr>
+            <a:graphic xmlns:a="http://schemas.openxmlformats.org/drawingml/2006/main">
+              <a:graphicData uri="http://schemas.openxmlformats.org/drawingml/2006/picture">
+                <pic:pic xmlns:pic="http://schemas.openxmlformats.org/drawingml/2006/picture">
+                  <pic:nvPicPr>
+                    <pic:cNvPr id="1743849089" name=""/>
+                    <pic:cNvPicPr/>
+                  </pic:nvPicPr>
+                  <pic:blipFill>
+                    <a:blip r:embed="rId10"/>
+                    <a:stretch>
+                      <a:fillRect/>
+                    </a:stretch>
+                  </pic:blipFill>
+                  <pic:spPr>
+                    <a:xfrm>
+                      <a:off x="0" y="0"/>
+                      <a:ext cx="5731510" cy="5099050"/>
+                    </a:xfrm>
+                    <a:prstGeom prst="rect">
+                      <a:avLst/>
+                    </a:prstGeom>
+                  </pic:spPr>
+                </pic:pic>
+              </a:graphicData>
+            </a:graphic>
+          </wp:inline>
+        </w:drawing>
+      </w:r>
+    </w:p>
+    <w:p>
+      <w:pPr>
+        <w:pStyle w:val="Heading1"/>
         <w:rPr>
           <w:b/>
           <w:bCs/>
-          <w:sz w:val="32"/>
-          <w:szCs w:val="32"/>
           <w:u w:val="single"/>
         </w:rPr>
       </w:pPr>
@@ -1548,250 +2826,615 @@
         <w:rPr>
           <w:b/>
           <w:bCs/>
-          <w:sz w:val="32"/>
-          <w:szCs w:val="32"/>
           <w:u w:val="single"/>
         </w:rPr>
+        <w:t>Task 6:</w:t>
+      </w:r>
+    </w:p>
+    <w:p>
+      <w:r>
+        <w:t xml:space="preserve">Images of the html the </w:t>
+      </w:r>
+      <w:proofErr w:type="spellStart"/>
+      <w:r>
+        <w:t>doxyfile</w:t>
+      </w:r>
+      <w:proofErr w:type="spellEnd"/>
+      <w:r>
+        <w:t xml:space="preserve"> created when </w:t>
+      </w:r>
+      <w:proofErr w:type="spellStart"/>
+      <w:r>
+        <w:t>doxygen</w:t>
+      </w:r>
+      <w:proofErr w:type="spellEnd"/>
+      <w:r>
+        <w:t xml:space="preserve"> </w:t>
+      </w:r>
+      <w:proofErr w:type="spellStart"/>
+      <w:r>
+        <w:t>Doxyfile</w:t>
+      </w:r>
+      <w:proofErr w:type="spellEnd"/>
+      <w:r>
+        <w:t xml:space="preserve"> is run:</w:t>
+      </w:r>
+    </w:p>
+    <w:p>
+      <w:pPr>
+        <w:ind w:firstLine="720"/>
+      </w:pPr>
+      <w:r>
+        <w:rPr>
+          <w:noProof/>
+        </w:rPr>
         <w:lastRenderedPageBreak/>
-        <w:t>Layout:</w:t>
-      </w:r>
-    </w:p>
-    <w:p>
-      <w:r>
-        <w:t xml:space="preserve">NexusCon (root) </w:t>
-      </w:r>
-    </w:p>
-    <w:p>
-      <w:r>
-        <w:t xml:space="preserve">| </w:t>
-      </w:r>
-    </w:p>
-    <w:p>
-      <w:r>
-        <w:t xml:space="preserve">+-- Tournament Hall </w:t>
-      </w:r>
-    </w:p>
-    <w:p>
-      <w:r>
-        <w:t>|</w:t>
-      </w:r>
-      <w:r>
-        <w:tab/>
-      </w:r>
-      <w:r>
-        <w:t xml:space="preserve">+-- Main Arena </w:t>
-      </w:r>
-    </w:p>
-    <w:p>
-      <w:r>
-        <w:t xml:space="preserve">| </w:t>
-      </w:r>
-      <w:r>
-        <w:tab/>
-      </w:r>
-      <w:r>
-        <w:t xml:space="preserve">| </w:t>
-      </w:r>
-      <w:r>
-        <w:tab/>
-      </w:r>
-      <w:r>
-        <w:t xml:space="preserve">+-- Tournament Stage </w:t>
-      </w:r>
-    </w:p>
-    <w:p>
-      <w:r>
-        <w:t xml:space="preserve">| </w:t>
-      </w:r>
-      <w:r>
-        <w:tab/>
-      </w:r>
-      <w:r>
-        <w:t xml:space="preserve">| </w:t>
-      </w:r>
-      <w:r>
-        <w:tab/>
-      </w:r>
-      <w:r>
-        <w:t xml:space="preserve">+-- Caster Booth </w:t>
-      </w:r>
-    </w:p>
-    <w:p>
-      <w:r>
-        <w:t xml:space="preserve">| </w:t>
-      </w:r>
-      <w:r>
-        <w:tab/>
-      </w:r>
-      <w:r>
-        <w:t xml:space="preserve">| </w:t>
-      </w:r>
-    </w:p>
-    <w:p>
-      <w:r>
-        <w:t xml:space="preserve">| </w:t>
-      </w:r>
-      <w:r>
-        <w:tab/>
-      </w:r>
-      <w:r>
-        <w:t xml:space="preserve">+-- Practice Zone </w:t>
-      </w:r>
-    </w:p>
-    <w:p>
-      <w:r>
-        <w:t xml:space="preserve">| </w:t>
-      </w:r>
-      <w:r>
-        <w:tab/>
-      </w:r>
-      <w:r>
-        <w:tab/>
-      </w:r>
-      <w:r>
-        <w:t xml:space="preserve">+-- Practice Booth </w:t>
-      </w:r>
-    </w:p>
-    <w:p>
-      <w:r>
-        <w:t xml:space="preserve">| </w:t>
-      </w:r>
-    </w:p>
-    <w:p>
-      <w:r>
-        <w:t xml:space="preserve">+-- Expo Floor </w:t>
-      </w:r>
-    </w:p>
-    <w:p>
-      <w:r>
-        <w:t xml:space="preserve">| </w:t>
-      </w:r>
-      <w:r>
-        <w:tab/>
-      </w:r>
-      <w:r>
-        <w:t xml:space="preserve">+-- Publisher Row </w:t>
-      </w:r>
-    </w:p>
-    <w:p>
-      <w:r>
-        <w:t xml:space="preserve">| </w:t>
-      </w:r>
-      <w:r>
-        <w:tab/>
-      </w:r>
-      <w:r>
-        <w:t xml:space="preserve">| </w:t>
-      </w:r>
-      <w:r>
-        <w:tab/>
-      </w:r>
-      <w:r>
-        <w:t xml:space="preserve">+-- Booth </w:t>
-      </w:r>
-    </w:p>
-    <w:p>
-      <w:r>
-        <w:t xml:space="preserve">| </w:t>
-      </w:r>
-      <w:r>
-        <w:tab/>
-      </w:r>
-      <w:r>
-        <w:t xml:space="preserve">| </w:t>
-      </w:r>
-      <w:r>
-        <w:tab/>
-      </w:r>
-      <w:r>
-        <w:t xml:space="preserve">+-- Demo Kiosk </w:t>
-      </w:r>
-    </w:p>
-    <w:p>
-      <w:r>
-        <w:t xml:space="preserve">| </w:t>
-      </w:r>
-      <w:r>
-        <w:tab/>
-      </w:r>
-      <w:r>
-        <w:t xml:space="preserve">| </w:t>
-      </w:r>
-    </w:p>
-    <w:p>
-      <w:r>
-        <w:t xml:space="preserve">| </w:t>
-      </w:r>
-      <w:r>
-        <w:tab/>
-      </w:r>
-      <w:r>
-        <w:t xml:space="preserve">+-- Indie Alley </w:t>
-      </w:r>
-    </w:p>
-    <w:p>
-      <w:r>
-        <w:t xml:space="preserve">| </w:t>
-      </w:r>
-      <w:r>
-        <w:tab/>
-      </w:r>
-      <w:r>
-        <w:tab/>
-      </w:r>
-      <w:r>
-        <w:t xml:space="preserve">+-- Indie Booth </w:t>
-      </w:r>
-    </w:p>
-    <w:p>
-      <w:r>
-        <w:t xml:space="preserve">| </w:t>
-      </w:r>
-    </w:p>
-    <w:p>
-      <w:r>
-        <w:t xml:space="preserve">+-- Community Zone </w:t>
-      </w:r>
-    </w:p>
-    <w:p>
-      <w:pPr>
-        <w:ind w:firstLine="720"/>
-      </w:pPr>
-      <w:r>
-        <w:t xml:space="preserve">+-- Cosplay Meetup Point </w:t>
-      </w:r>
-    </w:p>
-    <w:p>
-      <w:pPr>
-        <w:ind w:firstLine="720"/>
-      </w:pPr>
-      <w:r>
-        <w:t xml:space="preserve">+-- Charging Station </w:t>
-      </w:r>
-    </w:p>
-    <w:p>
-      <w:pPr>
-        <w:ind w:firstLine="720"/>
-      </w:pPr>
-      <w:r>
-        <w:t xml:space="preserve">+-- Info Desk </w:t>
-      </w:r>
-    </w:p>
-    <w:p>
-      <w:pPr>
-        <w:ind w:firstLine="720"/>
-      </w:pPr>
-      <w:r>
-        <w:t xml:space="preserve">+-- First Aid Point </w:t>
-      </w:r>
-    </w:p>
-    <w:p>
-      <w:pPr>
-        <w:ind w:firstLine="720"/>
-      </w:pPr>
-      <w:r>
-        <w:t>+-- Queue Management Point</w:t>
-      </w:r>
+        <w:drawing>
+          <wp:inline distT="0" distB="0" distL="0" distR="0" wp14:anchorId="44377AA6" wp14:editId="1F68FE49">
+            <wp:extent cx="5731510" cy="3846195"/>
+            <wp:effectExtent l="0" t="0" r="2540" b="1905"/>
+            <wp:docPr id="1627640064" name="Picture 1"/>
+            <wp:cNvGraphicFramePr>
+              <a:graphicFrameLocks xmlns:a="http://schemas.openxmlformats.org/drawingml/2006/main" noChangeAspect="1"/>
+            </wp:cNvGraphicFramePr>
+            <a:graphic xmlns:a="http://schemas.openxmlformats.org/drawingml/2006/main">
+              <a:graphicData uri="http://schemas.openxmlformats.org/drawingml/2006/picture">
+                <pic:pic xmlns:pic="http://schemas.openxmlformats.org/drawingml/2006/picture">
+                  <pic:nvPicPr>
+                    <pic:cNvPr id="1627640064" name="Picture 1627640064"/>
+                    <pic:cNvPicPr/>
+                  </pic:nvPicPr>
+                  <pic:blipFill>
+                    <a:blip r:embed="rId11">
+                      <a:extLst>
+                        <a:ext uri="{28A0092B-C50C-407E-A947-70E740481C1C}">
+                          <a14:useLocalDpi xmlns:a14="http://schemas.microsoft.com/office/drawing/2010/main" val="0"/>
+                        </a:ext>
+                      </a:extLst>
+                    </a:blip>
+                    <a:stretch>
+                      <a:fillRect/>
+                    </a:stretch>
+                  </pic:blipFill>
+                  <pic:spPr>
+                    <a:xfrm>
+                      <a:off x="0" y="0"/>
+                      <a:ext cx="5731510" cy="3846195"/>
+                    </a:xfrm>
+                    <a:prstGeom prst="rect">
+                      <a:avLst/>
+                    </a:prstGeom>
+                  </pic:spPr>
+                </pic:pic>
+              </a:graphicData>
+            </a:graphic>
+          </wp:inline>
+        </w:drawing>
+      </w:r>
+      <w:r>
+        <w:rPr>
+          <w:noProof/>
+        </w:rPr>
+        <w:drawing>
+          <wp:inline distT="0" distB="0" distL="0" distR="0" wp14:anchorId="19EFF10B" wp14:editId="24FEE127">
+            <wp:extent cx="5731510" cy="2600960"/>
+            <wp:effectExtent l="0" t="0" r="2540" b="8890"/>
+            <wp:docPr id="82827499" name="Picture 2"/>
+            <wp:cNvGraphicFramePr>
+              <a:graphicFrameLocks xmlns:a="http://schemas.openxmlformats.org/drawingml/2006/main" noChangeAspect="1"/>
+            </wp:cNvGraphicFramePr>
+            <a:graphic xmlns:a="http://schemas.openxmlformats.org/drawingml/2006/main">
+              <a:graphicData uri="http://schemas.openxmlformats.org/drawingml/2006/picture">
+                <pic:pic xmlns:pic="http://schemas.openxmlformats.org/drawingml/2006/picture">
+                  <pic:nvPicPr>
+                    <pic:cNvPr id="82827499" name="Picture 82827499"/>
+                    <pic:cNvPicPr/>
+                  </pic:nvPicPr>
+                  <pic:blipFill>
+                    <a:blip r:embed="rId12" cstate="print">
+                      <a:extLst>
+                        <a:ext uri="{28A0092B-C50C-407E-A947-70E740481C1C}">
+                          <a14:useLocalDpi xmlns:a14="http://schemas.microsoft.com/office/drawing/2010/main" val="0"/>
+                        </a:ext>
+                      </a:extLst>
+                    </a:blip>
+                    <a:stretch>
+                      <a:fillRect/>
+                    </a:stretch>
+                  </pic:blipFill>
+                  <pic:spPr>
+                    <a:xfrm>
+                      <a:off x="0" y="0"/>
+                      <a:ext cx="5731510" cy="2600960"/>
+                    </a:xfrm>
+                    <a:prstGeom prst="rect">
+                      <a:avLst/>
+                    </a:prstGeom>
+                  </pic:spPr>
+                </pic:pic>
+              </a:graphicData>
+            </a:graphic>
+          </wp:inline>
+        </w:drawing>
+      </w:r>
+      <w:r>
+        <w:rPr>
+          <w:noProof/>
+        </w:rPr>
+        <w:lastRenderedPageBreak/>
+        <w:drawing>
+          <wp:inline distT="0" distB="0" distL="0" distR="0" wp14:anchorId="61106ACF" wp14:editId="4DDE78A4">
+            <wp:extent cx="5731510" cy="4390390"/>
+            <wp:effectExtent l="0" t="0" r="2540" b="0"/>
+            <wp:docPr id="1524127654" name="Picture 3"/>
+            <wp:cNvGraphicFramePr>
+              <a:graphicFrameLocks xmlns:a="http://schemas.openxmlformats.org/drawingml/2006/main" noChangeAspect="1"/>
+            </wp:cNvGraphicFramePr>
+            <a:graphic xmlns:a="http://schemas.openxmlformats.org/drawingml/2006/main">
+              <a:graphicData uri="http://schemas.openxmlformats.org/drawingml/2006/picture">
+                <pic:pic xmlns:pic="http://schemas.openxmlformats.org/drawingml/2006/picture">
+                  <pic:nvPicPr>
+                    <pic:cNvPr id="1524127654" name="Picture 1524127654"/>
+                    <pic:cNvPicPr/>
+                  </pic:nvPicPr>
+                  <pic:blipFill>
+                    <a:blip r:embed="rId13">
+                      <a:extLst>
+                        <a:ext uri="{28A0092B-C50C-407E-A947-70E740481C1C}">
+                          <a14:useLocalDpi xmlns:a14="http://schemas.microsoft.com/office/drawing/2010/main" val="0"/>
+                        </a:ext>
+                      </a:extLst>
+                    </a:blip>
+                    <a:stretch>
+                      <a:fillRect/>
+                    </a:stretch>
+                  </pic:blipFill>
+                  <pic:spPr>
+                    <a:xfrm>
+                      <a:off x="0" y="0"/>
+                      <a:ext cx="5731510" cy="4390390"/>
+                    </a:xfrm>
+                    <a:prstGeom prst="rect">
+                      <a:avLst/>
+                    </a:prstGeom>
+                  </pic:spPr>
+                </pic:pic>
+              </a:graphicData>
+            </a:graphic>
+          </wp:inline>
+        </w:drawing>
+      </w:r>
+      <w:r>
+        <w:rPr>
+          <w:noProof/>
+        </w:rPr>
+        <w:drawing>
+          <wp:inline distT="0" distB="0" distL="0" distR="0" wp14:anchorId="6AC70591" wp14:editId="3AB3CB5E">
+            <wp:extent cx="5731510" cy="2680970"/>
+            <wp:effectExtent l="0" t="0" r="2540" b="5080"/>
+            <wp:docPr id="444303519" name="Picture 4"/>
+            <wp:cNvGraphicFramePr>
+              <a:graphicFrameLocks xmlns:a="http://schemas.openxmlformats.org/drawingml/2006/main" noChangeAspect="1"/>
+            </wp:cNvGraphicFramePr>
+            <a:graphic xmlns:a="http://schemas.openxmlformats.org/drawingml/2006/main">
+              <a:graphicData uri="http://schemas.openxmlformats.org/drawingml/2006/picture">
+                <pic:pic xmlns:pic="http://schemas.openxmlformats.org/drawingml/2006/picture">
+                  <pic:nvPicPr>
+                    <pic:cNvPr id="444303519" name="Picture 444303519"/>
+                    <pic:cNvPicPr/>
+                  </pic:nvPicPr>
+                  <pic:blipFill>
+                    <a:blip r:embed="rId14" cstate="print">
+                      <a:extLst>
+                        <a:ext uri="{28A0092B-C50C-407E-A947-70E740481C1C}">
+                          <a14:useLocalDpi xmlns:a14="http://schemas.microsoft.com/office/drawing/2010/main" val="0"/>
+                        </a:ext>
+                      </a:extLst>
+                    </a:blip>
+                    <a:stretch>
+                      <a:fillRect/>
+                    </a:stretch>
+                  </pic:blipFill>
+                  <pic:spPr>
+                    <a:xfrm>
+                      <a:off x="0" y="0"/>
+                      <a:ext cx="5731510" cy="2680970"/>
+                    </a:xfrm>
+                    <a:prstGeom prst="rect">
+                      <a:avLst/>
+                    </a:prstGeom>
+                  </pic:spPr>
+                </pic:pic>
+              </a:graphicData>
+            </a:graphic>
+          </wp:inline>
+        </w:drawing>
+      </w:r>
+      <w:r>
+        <w:rPr>
+          <w:noProof/>
+        </w:rPr>
+        <w:lastRenderedPageBreak/>
+        <w:drawing>
+          <wp:inline distT="0" distB="0" distL="0" distR="0" wp14:anchorId="1979A0AB" wp14:editId="2DF8BE93">
+            <wp:extent cx="5731510" cy="2642870"/>
+            <wp:effectExtent l="0" t="0" r="2540" b="5080"/>
+            <wp:docPr id="497599092" name="Picture 5"/>
+            <wp:cNvGraphicFramePr>
+              <a:graphicFrameLocks xmlns:a="http://schemas.openxmlformats.org/drawingml/2006/main" noChangeAspect="1"/>
+            </wp:cNvGraphicFramePr>
+            <a:graphic xmlns:a="http://schemas.openxmlformats.org/drawingml/2006/main">
+              <a:graphicData uri="http://schemas.openxmlformats.org/drawingml/2006/picture">
+                <pic:pic xmlns:pic="http://schemas.openxmlformats.org/drawingml/2006/picture">
+                  <pic:nvPicPr>
+                    <pic:cNvPr id="497599092" name="Picture 497599092"/>
+                    <pic:cNvPicPr/>
+                  </pic:nvPicPr>
+                  <pic:blipFill>
+                    <a:blip r:embed="rId15" cstate="print">
+                      <a:extLst>
+                        <a:ext uri="{28A0092B-C50C-407E-A947-70E740481C1C}">
+                          <a14:useLocalDpi xmlns:a14="http://schemas.microsoft.com/office/drawing/2010/main" val="0"/>
+                        </a:ext>
+                      </a:extLst>
+                    </a:blip>
+                    <a:stretch>
+                      <a:fillRect/>
+                    </a:stretch>
+                  </pic:blipFill>
+                  <pic:spPr>
+                    <a:xfrm>
+                      <a:off x="0" y="0"/>
+                      <a:ext cx="5731510" cy="2642870"/>
+                    </a:xfrm>
+                    <a:prstGeom prst="rect">
+                      <a:avLst/>
+                    </a:prstGeom>
+                  </pic:spPr>
+                </pic:pic>
+              </a:graphicData>
+            </a:graphic>
+          </wp:inline>
+        </w:drawing>
+      </w:r>
+      <w:r>
+        <w:rPr>
+          <w:noProof/>
+        </w:rPr>
+        <w:drawing>
+          <wp:inline distT="0" distB="0" distL="0" distR="0" wp14:anchorId="582256A9" wp14:editId="38637CC4">
+            <wp:extent cx="5731510" cy="2654935"/>
+            <wp:effectExtent l="0" t="0" r="2540" b="0"/>
+            <wp:docPr id="1012541382" name="Picture 6"/>
+            <wp:cNvGraphicFramePr>
+              <a:graphicFrameLocks xmlns:a="http://schemas.openxmlformats.org/drawingml/2006/main" noChangeAspect="1"/>
+            </wp:cNvGraphicFramePr>
+            <a:graphic xmlns:a="http://schemas.openxmlformats.org/drawingml/2006/main">
+              <a:graphicData uri="http://schemas.openxmlformats.org/drawingml/2006/picture">
+                <pic:pic xmlns:pic="http://schemas.openxmlformats.org/drawingml/2006/picture">
+                  <pic:nvPicPr>
+                    <pic:cNvPr id="1012541382" name="Picture 1012541382"/>
+                    <pic:cNvPicPr/>
+                  </pic:nvPicPr>
+                  <pic:blipFill>
+                    <a:blip r:embed="rId16" cstate="print">
+                      <a:extLst>
+                        <a:ext uri="{28A0092B-C50C-407E-A947-70E740481C1C}">
+                          <a14:useLocalDpi xmlns:a14="http://schemas.microsoft.com/office/drawing/2010/main" val="0"/>
+                        </a:ext>
+                      </a:extLst>
+                    </a:blip>
+                    <a:stretch>
+                      <a:fillRect/>
+                    </a:stretch>
+                  </pic:blipFill>
+                  <pic:spPr>
+                    <a:xfrm>
+                      <a:off x="0" y="0"/>
+                      <a:ext cx="5731510" cy="2654935"/>
+                    </a:xfrm>
+                    <a:prstGeom prst="rect">
+                      <a:avLst/>
+                    </a:prstGeom>
+                  </pic:spPr>
+                </pic:pic>
+              </a:graphicData>
+            </a:graphic>
+          </wp:inline>
+        </w:drawing>
+      </w:r>
+      <w:r>
+        <w:rPr>
+          <w:noProof/>
+        </w:rPr>
+        <w:drawing>
+          <wp:inline distT="0" distB="0" distL="0" distR="0" wp14:anchorId="5BB65035" wp14:editId="7C2FD565">
+            <wp:extent cx="5731510" cy="3451225"/>
+            <wp:effectExtent l="0" t="0" r="2540" b="0"/>
+            <wp:docPr id="1369076939" name="Picture 7"/>
+            <wp:cNvGraphicFramePr>
+              <a:graphicFrameLocks xmlns:a="http://schemas.openxmlformats.org/drawingml/2006/main" noChangeAspect="1"/>
+            </wp:cNvGraphicFramePr>
+            <a:graphic xmlns:a="http://schemas.openxmlformats.org/drawingml/2006/main">
+              <a:graphicData uri="http://schemas.openxmlformats.org/drawingml/2006/picture">
+                <pic:pic xmlns:pic="http://schemas.openxmlformats.org/drawingml/2006/picture">
+                  <pic:nvPicPr>
+                    <pic:cNvPr id="1369076939" name="Picture 1369076939"/>
+                    <pic:cNvPicPr/>
+                  </pic:nvPicPr>
+                  <pic:blipFill>
+                    <a:blip r:embed="rId17">
+                      <a:extLst>
+                        <a:ext uri="{28A0092B-C50C-407E-A947-70E740481C1C}">
+                          <a14:useLocalDpi xmlns:a14="http://schemas.microsoft.com/office/drawing/2010/main" val="0"/>
+                        </a:ext>
+                      </a:extLst>
+                    </a:blip>
+                    <a:stretch>
+                      <a:fillRect/>
+                    </a:stretch>
+                  </pic:blipFill>
+                  <pic:spPr>
+                    <a:xfrm>
+                      <a:off x="0" y="0"/>
+                      <a:ext cx="5731510" cy="3451225"/>
+                    </a:xfrm>
+                    <a:prstGeom prst="rect">
+                      <a:avLst/>
+                    </a:prstGeom>
+                  </pic:spPr>
+                </pic:pic>
+              </a:graphicData>
+            </a:graphic>
+          </wp:inline>
+        </w:drawing>
+      </w:r>
+    </w:p>
+    <w:p>
+      <w:pPr>
+        <w:pStyle w:val="Heading1"/>
+        <w:rPr>
+          <w:b/>
+          <w:bCs/>
+          <w:u w:val="single"/>
+        </w:rPr>
+      </w:pPr>
+      <w:r>
+        <w:rPr>
+          <w:b/>
+          <w:bCs/>
+          <w:u w:val="single"/>
+        </w:rPr>
+        <w:lastRenderedPageBreak/>
+        <w:t xml:space="preserve">Task 7.4 GitHub workflow reflection </w:t>
+      </w:r>
+    </w:p>
+    <w:p>
+      <w:r>
+        <w:t>The work was split as follows:</w:t>
+      </w:r>
+    </w:p>
+    <w:p>
+      <w:r>
+        <w:t xml:space="preserve">Rafael de gouveia:u25054903 Task 4.2 the </w:t>
+      </w:r>
+      <w:proofErr w:type="spellStart"/>
+      <w:r>
+        <w:t>reassignComponent</w:t>
+      </w:r>
+      <w:proofErr w:type="spellEnd"/>
+      <w:r>
+        <w:t xml:space="preserve"> in </w:t>
+      </w:r>
+      <w:proofErr w:type="spellStart"/>
+      <w:r>
+        <w:t>ComponentUtils</w:t>
+      </w:r>
+      <w:proofErr w:type="spellEnd"/>
+      <w:r>
+        <w:t xml:space="preserve"> helper class, Task 5.4 Signature Event Scenario Sequence </w:t>
+      </w:r>
+      <w:proofErr w:type="spellStart"/>
+      <w:r>
+        <w:t>Diagram,the</w:t>
+      </w:r>
+      <w:proofErr w:type="spellEnd"/>
+      <w:r>
+        <w:t xml:space="preserve"> entirety of Task 6 the </w:t>
+      </w:r>
+      <w:proofErr w:type="spellStart"/>
+      <w:r>
+        <w:t>Doxygen</w:t>
+      </w:r>
+      <w:proofErr w:type="spellEnd"/>
+      <w:r>
+        <w:t xml:space="preserve"> Documentation and </w:t>
+      </w:r>
+      <w:proofErr w:type="spellStart"/>
+      <w:r>
+        <w:t>Comments,the</w:t>
+      </w:r>
+      <w:proofErr w:type="spellEnd"/>
+      <w:r>
+        <w:t xml:space="preserve"> entirety of Task 7 the Git, GitHub Workflow and Report Reflection and finally the </w:t>
+      </w:r>
+      <w:proofErr w:type="spellStart"/>
+      <w:r>
+        <w:t>makefile</w:t>
+      </w:r>
+      <w:proofErr w:type="spellEnd"/>
+      <w:r>
+        <w:t>.</w:t>
+      </w:r>
+    </w:p>
+    <w:p>
+      <w:r>
+        <w:t>Johannes Petrus: u25407725 Task 3 the Observer Notification System Implementation, Task 4.3 implementing the state conditions, Task 4.4 implementing 3 original event-specific features, Task 5.2 the Cascading Event Notification Sequence diagram, Task 5.3 the Conditional Event Response Sequence diagram and main.cpp</w:t>
+      </w:r>
+    </w:p>
+    <w:p>
+      <w:r>
+        <w:t>Sergio Ferreira: u25247418 The entirety of Task 1 the Concept, Architecture and UML Diagram, the entirety of Task 2 the Composite Structure Implementation and Task 5.1 the Building and Registering Diagram.</w:t>
+      </w:r>
+    </w:p>
+    <w:p>
+      <w:r>
+        <w:t>Changes were implemented by pulling the original files and making edits on them before repushing them with the fixes. We used commits to collaborate by making detailed commit messages that let our teammates know what changes were made as shown below where Johannes and Sergio both uploaded their H files or made changes to it and where Rafael then pulled them and added the doxy comments to the h files.</w:t>
+      </w:r>
+    </w:p>
+    <w:p>
+      <w:r>
+        <w:rPr>
+          <w:noProof/>
+        </w:rPr>
+        <w:drawing>
+          <wp:inline distT="0" distB="0" distL="0" distR="0" wp14:anchorId="521A8338" wp14:editId="5E28DB2D">
+            <wp:extent cx="5731510" cy="609600"/>
+            <wp:effectExtent l="0" t="0" r="2540" b="0"/>
+            <wp:docPr id="1274303684" name="Picture 4"/>
+            <wp:cNvGraphicFramePr>
+              <a:graphicFrameLocks xmlns:a="http://schemas.openxmlformats.org/drawingml/2006/main" noChangeAspect="1"/>
+            </wp:cNvGraphicFramePr>
+            <a:graphic xmlns:a="http://schemas.openxmlformats.org/drawingml/2006/main">
+              <a:graphicData uri="http://schemas.openxmlformats.org/drawingml/2006/picture">
+                <pic:pic xmlns:pic="http://schemas.openxmlformats.org/drawingml/2006/picture">
+                  <pic:nvPicPr>
+                    <pic:cNvPr id="1274303684" name="Picture 1274303684"/>
+                    <pic:cNvPicPr/>
+                  </pic:nvPicPr>
+                  <pic:blipFill>
+                    <a:blip r:embed="rId18">
+                      <a:extLst>
+                        <a:ext uri="{28A0092B-C50C-407E-A947-70E740481C1C}">
+                          <a14:useLocalDpi xmlns:a14="http://schemas.microsoft.com/office/drawing/2010/main" val="0"/>
+                        </a:ext>
+                      </a:extLst>
+                    </a:blip>
+                    <a:stretch>
+                      <a:fillRect/>
+                    </a:stretch>
+                  </pic:blipFill>
+                  <pic:spPr>
+                    <a:xfrm>
+                      <a:off x="0" y="0"/>
+                      <a:ext cx="5731510" cy="609600"/>
+                    </a:xfrm>
+                    <a:prstGeom prst="rect">
+                      <a:avLst/>
+                    </a:prstGeom>
+                  </pic:spPr>
+                </pic:pic>
+              </a:graphicData>
+            </a:graphic>
+          </wp:inline>
+        </w:drawing>
+      </w:r>
+      <w:r>
+        <w:rPr>
+          <w:noProof/>
+        </w:rPr>
+        <w:drawing>
+          <wp:inline distT="0" distB="0" distL="0" distR="0" wp14:anchorId="606D3366" wp14:editId="5859B907">
+            <wp:extent cx="5731510" cy="610235"/>
+            <wp:effectExtent l="0" t="0" r="2540" b="0"/>
+            <wp:docPr id="370760669" name="Picture 5"/>
+            <wp:cNvGraphicFramePr>
+              <a:graphicFrameLocks xmlns:a="http://schemas.openxmlformats.org/drawingml/2006/main" noChangeAspect="1"/>
+            </wp:cNvGraphicFramePr>
+            <a:graphic xmlns:a="http://schemas.openxmlformats.org/drawingml/2006/main">
+              <a:graphicData uri="http://schemas.openxmlformats.org/drawingml/2006/picture">
+                <pic:pic xmlns:pic="http://schemas.openxmlformats.org/drawingml/2006/picture">
+                  <pic:nvPicPr>
+                    <pic:cNvPr id="370760669" name="Picture 370760669"/>
+                    <pic:cNvPicPr/>
+                  </pic:nvPicPr>
+                  <pic:blipFill>
+                    <a:blip r:embed="rId19">
+                      <a:extLst>
+                        <a:ext uri="{28A0092B-C50C-407E-A947-70E740481C1C}">
+                          <a14:useLocalDpi xmlns:a14="http://schemas.microsoft.com/office/drawing/2010/main" val="0"/>
+                        </a:ext>
+                      </a:extLst>
+                    </a:blip>
+                    <a:stretch>
+                      <a:fillRect/>
+                    </a:stretch>
+                  </pic:blipFill>
+                  <pic:spPr>
+                    <a:xfrm>
+                      <a:off x="0" y="0"/>
+                      <a:ext cx="5731510" cy="610235"/>
+                    </a:xfrm>
+                    <a:prstGeom prst="rect">
+                      <a:avLst/>
+                    </a:prstGeom>
+                  </pic:spPr>
+                </pic:pic>
+              </a:graphicData>
+            </a:graphic>
+          </wp:inline>
+        </w:drawing>
+      </w:r>
+      <w:r>
+        <w:rPr>
+          <w:noProof/>
+        </w:rPr>
+        <w:drawing>
+          <wp:inline distT="0" distB="0" distL="0" distR="0" wp14:anchorId="051C2DBE" wp14:editId="25139097">
+            <wp:extent cx="5731510" cy="578485"/>
+            <wp:effectExtent l="0" t="0" r="2540" b="0"/>
+            <wp:docPr id="927857584" name="Picture 6"/>
+            <wp:cNvGraphicFramePr>
+              <a:graphicFrameLocks xmlns:a="http://schemas.openxmlformats.org/drawingml/2006/main" noChangeAspect="1"/>
+            </wp:cNvGraphicFramePr>
+            <a:graphic xmlns:a="http://schemas.openxmlformats.org/drawingml/2006/main">
+              <a:graphicData uri="http://schemas.openxmlformats.org/drawingml/2006/picture">
+                <pic:pic xmlns:pic="http://schemas.openxmlformats.org/drawingml/2006/picture">
+                  <pic:nvPicPr>
+                    <pic:cNvPr id="927857584" name="Picture 927857584"/>
+                    <pic:cNvPicPr/>
+                  </pic:nvPicPr>
+                  <pic:blipFill>
+                    <a:blip r:embed="rId20">
+                      <a:extLst>
+                        <a:ext uri="{28A0092B-C50C-407E-A947-70E740481C1C}">
+                          <a14:useLocalDpi xmlns:a14="http://schemas.microsoft.com/office/drawing/2010/main" val="0"/>
+                        </a:ext>
+                      </a:extLst>
+                    </a:blip>
+                    <a:stretch>
+                      <a:fillRect/>
+                    </a:stretch>
+                  </pic:blipFill>
+                  <pic:spPr>
+                    <a:xfrm>
+                      <a:off x="0" y="0"/>
+                      <a:ext cx="5731510" cy="578485"/>
+                    </a:xfrm>
+                    <a:prstGeom prst="rect">
+                      <a:avLst/>
+                    </a:prstGeom>
+                  </pic:spPr>
+                </pic:pic>
+              </a:graphicData>
+            </a:graphic>
+          </wp:inline>
+        </w:drawing>
+      </w:r>
+    </w:p>
+    <w:p/>
+    <w:p>
+      <w:r>
+        <w:t xml:space="preserve">GitHub repo: </w:t>
+      </w:r>
+      <w:hyperlink r:id="rId21" w:history="1">
+        <w:r>
+          <w:rPr>
+            <w:rStyle w:val="Hyperlink"/>
+          </w:rPr>
+          <w:t>https://github.com/Serg312/COS214-Prac3</w:t>
+        </w:r>
+      </w:hyperlink>
     </w:p>
     <w:sectPr>
       <w:pgSz w:w="11906" w:h="16838"/>
@@ -2233,6 +3876,95 @@
     </w:lvl>
   </w:abstractNum>
   <w:abstractNum w:abstractNumId="4" w15:restartNumberingAfterBreak="0">
+    <w:nsid w:val="1BC7524E"/>
+    <w:multiLevelType w:val="hybridMultilevel"/>
+    <w:tmpl w:val="ED16F3E2"/>
+    <w:lvl w:ilvl="0" w:tplc="1C09000F">
+      <w:start w:val="1"/>
+      <w:numFmt w:val="decimal"/>
+      <w:lvlText w:val="%1."/>
+      <w:lvlJc w:val="left"/>
+      <w:pPr>
+        <w:ind w:left="720" w:hanging="360"/>
+      </w:pPr>
+      <w:rPr>
+        <w:rFonts w:hint="default"/>
+      </w:rPr>
+    </w:lvl>
+    <w:lvl w:ilvl="1" w:tplc="1C090019" w:tentative="1">
+      <w:start w:val="1"/>
+      <w:numFmt w:val="lowerLetter"/>
+      <w:lvlText w:val="%2."/>
+      <w:lvlJc w:val="left"/>
+      <w:pPr>
+        <w:ind w:left="1440" w:hanging="360"/>
+      </w:pPr>
+    </w:lvl>
+    <w:lvl w:ilvl="2" w:tplc="1C09001B" w:tentative="1">
+      <w:start w:val="1"/>
+      <w:numFmt w:val="lowerRoman"/>
+      <w:lvlText w:val="%3."/>
+      <w:lvlJc w:val="right"/>
+      <w:pPr>
+        <w:ind w:left="2160" w:hanging="180"/>
+      </w:pPr>
+    </w:lvl>
+    <w:lvl w:ilvl="3" w:tplc="1C09000F" w:tentative="1">
+      <w:start w:val="1"/>
+      <w:numFmt w:val="decimal"/>
+      <w:lvlText w:val="%4."/>
+      <w:lvlJc w:val="left"/>
+      <w:pPr>
+        <w:ind w:left="2880" w:hanging="360"/>
+      </w:pPr>
+    </w:lvl>
+    <w:lvl w:ilvl="4" w:tplc="1C090019" w:tentative="1">
+      <w:start w:val="1"/>
+      <w:numFmt w:val="lowerLetter"/>
+      <w:lvlText w:val="%5."/>
+      <w:lvlJc w:val="left"/>
+      <w:pPr>
+        <w:ind w:left="3600" w:hanging="360"/>
+      </w:pPr>
+    </w:lvl>
+    <w:lvl w:ilvl="5" w:tplc="1C09001B" w:tentative="1">
+      <w:start w:val="1"/>
+      <w:numFmt w:val="lowerRoman"/>
+      <w:lvlText w:val="%6."/>
+      <w:lvlJc w:val="right"/>
+      <w:pPr>
+        <w:ind w:left="4320" w:hanging="180"/>
+      </w:pPr>
+    </w:lvl>
+    <w:lvl w:ilvl="6" w:tplc="1C09000F" w:tentative="1">
+      <w:start w:val="1"/>
+      <w:numFmt w:val="decimal"/>
+      <w:lvlText w:val="%7."/>
+      <w:lvlJc w:val="left"/>
+      <w:pPr>
+        <w:ind w:left="5040" w:hanging="360"/>
+      </w:pPr>
+    </w:lvl>
+    <w:lvl w:ilvl="7" w:tplc="1C090019" w:tentative="1">
+      <w:start w:val="1"/>
+      <w:numFmt w:val="lowerLetter"/>
+      <w:lvlText w:val="%8."/>
+      <w:lvlJc w:val="left"/>
+      <w:pPr>
+        <w:ind w:left="5760" w:hanging="360"/>
+      </w:pPr>
+    </w:lvl>
+    <w:lvl w:ilvl="8" w:tplc="1C09001B" w:tentative="1">
+      <w:start w:val="1"/>
+      <w:numFmt w:val="lowerRoman"/>
+      <w:lvlText w:val="%9."/>
+      <w:lvlJc w:val="right"/>
+      <w:pPr>
+        <w:ind w:left="6480" w:hanging="180"/>
+      </w:pPr>
+    </w:lvl>
+  </w:abstractNum>
+  <w:abstractNum w:abstractNumId="5" w15:restartNumberingAfterBreak="0">
     <w:nsid w:val="1DDC47B0"/>
     <w:multiLevelType w:val="hybridMultilevel"/>
     <w:tmpl w:val="A4606F58"/>
@@ -2324,7 +4056,7 @@
       </w:pPr>
     </w:lvl>
   </w:abstractNum>
-  <w:abstractNum w:abstractNumId="5" w15:restartNumberingAfterBreak="0">
+  <w:abstractNum w:abstractNumId="6" w15:restartNumberingAfterBreak="0">
     <w:nsid w:val="1E350882"/>
     <w:multiLevelType w:val="hybridMultilevel"/>
     <w:tmpl w:val="1FD0E608"/>
@@ -2437,7 +4169,7 @@
       </w:rPr>
     </w:lvl>
   </w:abstractNum>
-  <w:abstractNum w:abstractNumId="6" w15:restartNumberingAfterBreak="0">
+  <w:abstractNum w:abstractNumId="7" w15:restartNumberingAfterBreak="0">
     <w:nsid w:val="36410B79"/>
     <w:multiLevelType w:val="hybridMultilevel"/>
     <w:tmpl w:val="92FE9D62"/>
@@ -2550,7 +4282,7 @@
       </w:rPr>
     </w:lvl>
   </w:abstractNum>
-  <w:abstractNum w:abstractNumId="7" w15:restartNumberingAfterBreak="0">
+  <w:abstractNum w:abstractNumId="8" w15:restartNumberingAfterBreak="0">
     <w:nsid w:val="3C4B557E"/>
     <w:multiLevelType w:val="hybridMultilevel"/>
     <w:tmpl w:val="0C9AB7D2"/>
@@ -2663,7 +4395,7 @@
       </w:rPr>
     </w:lvl>
   </w:abstractNum>
-  <w:abstractNum w:abstractNumId="8" w15:restartNumberingAfterBreak="0">
+  <w:abstractNum w:abstractNumId="9" w15:restartNumberingAfterBreak="0">
     <w:nsid w:val="3F381945"/>
     <w:multiLevelType w:val="hybridMultilevel"/>
     <w:tmpl w:val="390856FE"/>
@@ -2776,7 +4508,7 @@
       </w:rPr>
     </w:lvl>
   </w:abstractNum>
-  <w:abstractNum w:abstractNumId="9" w15:restartNumberingAfterBreak="0">
+  <w:abstractNum w:abstractNumId="10" w15:restartNumberingAfterBreak="0">
     <w:nsid w:val="432765C9"/>
     <w:multiLevelType w:val="hybridMultilevel"/>
     <w:tmpl w:val="329C1B96"/>
@@ -2862,7 +4594,7 @@
       </w:pPr>
     </w:lvl>
   </w:abstractNum>
-  <w:abstractNum w:abstractNumId="10" w15:restartNumberingAfterBreak="0">
+  <w:abstractNum w:abstractNumId="11" w15:restartNumberingAfterBreak="0">
     <w:nsid w:val="50563DB2"/>
     <w:multiLevelType w:val="hybridMultilevel"/>
     <w:tmpl w:val="1458E4B2"/>
@@ -2975,7 +4707,7 @@
       </w:rPr>
     </w:lvl>
   </w:abstractNum>
-  <w:abstractNum w:abstractNumId="11" w15:restartNumberingAfterBreak="0">
+  <w:abstractNum w:abstractNumId="12" w15:restartNumberingAfterBreak="0">
     <w:nsid w:val="55612865"/>
     <w:multiLevelType w:val="hybridMultilevel"/>
     <w:tmpl w:val="BB50A020"/>
@@ -3088,7 +4820,7 @@
       </w:rPr>
     </w:lvl>
   </w:abstractNum>
-  <w:abstractNum w:abstractNumId="12" w15:restartNumberingAfterBreak="0">
+  <w:abstractNum w:abstractNumId="13" w15:restartNumberingAfterBreak="0">
     <w:nsid w:val="639802ED"/>
     <w:multiLevelType w:val="hybridMultilevel"/>
     <w:tmpl w:val="C8166BF6"/>
@@ -3174,7 +4906,7 @@
       </w:pPr>
     </w:lvl>
   </w:abstractNum>
-  <w:abstractNum w:abstractNumId="13" w15:restartNumberingAfterBreak="0">
+  <w:abstractNum w:abstractNumId="14" w15:restartNumberingAfterBreak="0">
     <w:nsid w:val="6910501A"/>
     <w:multiLevelType w:val="hybridMultilevel"/>
     <w:tmpl w:val="66CE77B4"/>
@@ -3287,7 +5019,7 @@
       </w:rPr>
     </w:lvl>
   </w:abstractNum>
-  <w:abstractNum w:abstractNumId="14" w15:restartNumberingAfterBreak="0">
+  <w:abstractNum w:abstractNumId="15" w15:restartNumberingAfterBreak="0">
     <w:nsid w:val="6A686686"/>
     <w:multiLevelType w:val="hybridMultilevel"/>
     <w:tmpl w:val="EC3C616E"/>
@@ -3404,46 +5136,49 @@
     <w:abstractNumId w:val="0"/>
   </w:num>
   <w:num w:numId="2" w16cid:durableId="2022319321">
-    <w:abstractNumId w:val="11"/>
+    <w:abstractNumId w:val="12"/>
   </w:num>
   <w:num w:numId="3" w16cid:durableId="1911693314">
     <w:abstractNumId w:val="3"/>
   </w:num>
   <w:num w:numId="4" w16cid:durableId="1259489053">
-    <w:abstractNumId w:val="12"/>
+    <w:abstractNumId w:val="13"/>
   </w:num>
   <w:num w:numId="5" w16cid:durableId="325283702">
-    <w:abstractNumId w:val="9"/>
+    <w:abstractNumId w:val="10"/>
   </w:num>
   <w:num w:numId="6" w16cid:durableId="819729018">
     <w:abstractNumId w:val="2"/>
   </w:num>
   <w:num w:numId="7" w16cid:durableId="207106592">
+    <w:abstractNumId w:val="7"/>
+  </w:num>
+  <w:num w:numId="8" w16cid:durableId="492915017">
+    <w:abstractNumId w:val="9"/>
+  </w:num>
+  <w:num w:numId="9" w16cid:durableId="1776747260">
     <w:abstractNumId w:val="6"/>
   </w:num>
-  <w:num w:numId="8" w16cid:durableId="492915017">
+  <w:num w:numId="10" w16cid:durableId="875123364">
+    <w:abstractNumId w:val="5"/>
+  </w:num>
+  <w:num w:numId="11" w16cid:durableId="1404597577">
+    <w:abstractNumId w:val="11"/>
+  </w:num>
+  <w:num w:numId="12" w16cid:durableId="66732681">
     <w:abstractNumId w:val="8"/>
   </w:num>
-  <w:num w:numId="9" w16cid:durableId="1776747260">
-    <w:abstractNumId w:val="5"/>
-  </w:num>
-  <w:num w:numId="10" w16cid:durableId="875123364">
-    <w:abstractNumId w:val="4"/>
-  </w:num>
-  <w:num w:numId="11" w16cid:durableId="1404597577">
-    <w:abstractNumId w:val="10"/>
-  </w:num>
-  <w:num w:numId="12" w16cid:durableId="66732681">
-    <w:abstractNumId w:val="7"/>
-  </w:num>
   <w:num w:numId="13" w16cid:durableId="797378599">
-    <w:abstractNumId w:val="13"/>
+    <w:abstractNumId w:val="14"/>
   </w:num>
   <w:num w:numId="14" w16cid:durableId="851065111">
-    <w:abstractNumId w:val="14"/>
+    <w:abstractNumId w:val="15"/>
   </w:num>
   <w:num w:numId="15" w16cid:durableId="1932931518">
     <w:abstractNumId w:val="1"/>
+  </w:num>
+  <w:num w:numId="16" w16cid:durableId="2126537330">
+    <w:abstractNumId w:val="4"/>
   </w:num>
 </w:numbering>
 </file>
@@ -4050,6 +5785,7 @@
   <w:style w:type="character" w:default="1" w:styleId="DefaultParagraphFont">
     <w:name w:val="Default Paragraph Font"/>
     <w:uiPriority w:val="1"/>
+    <w:semiHidden/>
     <w:unhideWhenUsed/>
   </w:style>
   <w:style w:type="table" w:default="1" w:styleId="TableNormal">
@@ -4360,6 +6096,71 @@
       <w:smallCaps/>
       <w:color w:val="0F4761" w:themeColor="accent1" w:themeShade="BF"/>
       <w:spacing w:val="5"/>
+    </w:rPr>
+  </w:style>
+  <w:style w:type="paragraph" w:styleId="NormalWeb">
+    <w:name w:val="Normal (Web)"/>
+    <w:basedOn w:val="Normal"/>
+    <w:uiPriority w:val="99"/>
+    <w:semiHidden/>
+    <w:unhideWhenUsed/>
+    <w:rsid w:val="0057728C"/>
+    <w:rPr>
+      <w:rFonts w:ascii="Times New Roman" w:hAnsi="Times New Roman" w:cs="Times New Roman"/>
+    </w:rPr>
+  </w:style>
+  <w:style w:type="table" w:styleId="TableGrid">
+    <w:name w:val="Table Grid"/>
+    <w:basedOn w:val="TableNormal"/>
+    <w:uiPriority w:val="39"/>
+    <w:rsid w:val="00DC1EC3"/>
+    <w:pPr>
+      <w:spacing w:after="0" w:line="240" w:lineRule="auto"/>
+    </w:pPr>
+    <w:tblPr>
+      <w:tblBorders>
+        <w:top w:val="single" w:sz="4" w:space="0" w:color="auto"/>
+        <w:left w:val="single" w:sz="4" w:space="0" w:color="auto"/>
+        <w:bottom w:val="single" w:sz="4" w:space="0" w:color="auto"/>
+        <w:right w:val="single" w:sz="4" w:space="0" w:color="auto"/>
+        <w:insideH w:val="single" w:sz="4" w:space="0" w:color="auto"/>
+        <w:insideV w:val="single" w:sz="4" w:space="0" w:color="auto"/>
+      </w:tblBorders>
+    </w:tblPr>
+  </w:style>
+  <w:style w:type="character" w:styleId="Hyperlink">
+    <w:name w:val="Hyperlink"/>
+    <w:basedOn w:val="DefaultParagraphFont"/>
+    <w:uiPriority w:val="99"/>
+    <w:unhideWhenUsed/>
+    <w:rsid w:val="00712C9B"/>
+    <w:rPr>
+      <w:color w:val="467886" w:themeColor="hyperlink"/>
+      <w:u w:val="single"/>
+    </w:rPr>
+  </w:style>
+  <w:style w:type="character" w:styleId="UnresolvedMention">
+    <w:name w:val="Unresolved Mention"/>
+    <w:basedOn w:val="DefaultParagraphFont"/>
+    <w:uiPriority w:val="99"/>
+    <w:semiHidden/>
+    <w:unhideWhenUsed/>
+    <w:rsid w:val="00712C9B"/>
+    <w:rPr>
+      <w:color w:val="605E5C"/>
+      <w:shd w:val="clear" w:color="auto" w:fill="E1DFDD"/>
+    </w:rPr>
+  </w:style>
+  <w:style w:type="character" w:styleId="FollowedHyperlink">
+    <w:name w:val="FollowedHyperlink"/>
+    <w:basedOn w:val="DefaultParagraphFont"/>
+    <w:uiPriority w:val="99"/>
+    <w:semiHidden/>
+    <w:unhideWhenUsed/>
+    <w:rsid w:val="00712C9B"/>
+    <w:rPr>
+      <w:color w:val="96607D" w:themeColor="followedHyperlink"/>
+      <w:u w:val="single"/>
     </w:rPr>
   </w:style>
 </w:styles>
